--- a/UAC.docx
+++ b/UAC.docx
@@ -8,16 +8,18 @@
       </w:pPr>
       <w:bookmarkStart w:id="0" w:name="_security_access_token_gly"/>
       <w:bookmarkEnd w:id="0"/>
-      <w:r>
-        <w:t xml:space="preserve">access token </w:t>
+      <w:proofErr w:type="gramStart"/>
+      <w:r>
+        <w:t>access</w:t>
+      </w:r>
+      <w:proofErr w:type="gramEnd"/>
+      <w:r>
+        <w:t xml:space="preserve"> token </w:t>
       </w:r>
     </w:p>
     <w:p>
       <w:pPr>
         <w:ind w:firstLine="420"/>
-        <w:rPr>
-          <w:rFonts w:hint="eastAsia"/>
-        </w:rPr>
       </w:pPr>
       <w:r>
         <w:t>An access token contains the security information for a logon session. The system creates an access token when a user logs on, and every process executed on behalf of the user has a copy of the token. The token identifies the user, the user's groups, and the user's privileges. The system uses the token to control access to securable objects and to control the ability of the user to perform various system-related operations on the local computer. There are two kinds of access token, primary and impersonation.</w:t>
@@ -26,9 +28,6 @@
     <w:p>
       <w:pPr>
         <w:ind w:firstLine="420"/>
-        <w:rPr>
-          <w:rFonts w:hint="eastAsia"/>
-        </w:rPr>
       </w:pPr>
       <w:r>
         <w:t>A</w:t>
@@ -49,7 +48,21 @@
         <w:rPr>
           <w:rFonts w:hint="eastAsia"/>
         </w:rPr>
-        <w:t>（登录用户账户和改用户所属于的组）</w:t>
+        <w:t>（登录用户账户和</w:t>
+      </w:r>
+      <w:proofErr w:type="gramStart"/>
+      <w:r>
+        <w:rPr>
+          <w:rFonts w:hint="eastAsia"/>
+        </w:rPr>
+        <w:t>改用户</w:t>
+      </w:r>
+      <w:proofErr w:type="gramEnd"/>
+      <w:r>
+        <w:rPr>
+          <w:rFonts w:hint="eastAsia"/>
+        </w:rPr>
+        <w:t>所属于的组）</w:t>
       </w:r>
       <w:r>
         <w:rPr>
@@ -94,19 +107,8 @@
         <w:t>组成：</w:t>
       </w:r>
     </w:p>
-    <w:p>
-      <w:pPr>
-        <w:rPr>
-          <w:rFonts w:hint="eastAsia"/>
-        </w:rPr>
-      </w:pPr>
-    </w:p>
-    <w:p>
-      <w:pPr>
-        <w:rPr>
-          <w:rFonts w:hint="eastAsia"/>
-        </w:rPr>
-      </w:pPr>
+    <w:p/>
+    <w:p>
       <w:r>
         <w:rPr>
           <w:noProof/>
@@ -120,10 +122,10 @@
                   <wp:posOffset>73550</wp:posOffset>
                 </wp:positionH>
                 <wp:positionV relativeFrom="paragraph">
-                  <wp:posOffset>1767</wp:posOffset>
+                  <wp:posOffset>3092</wp:posOffset>
                 </wp:positionV>
-                <wp:extent cx="3116580" cy="2091193"/>
-                <wp:effectExtent l="0" t="0" r="26670" b="23495"/>
+                <wp:extent cx="3116580" cy="5526157"/>
+                <wp:effectExtent l="0" t="0" r="26670" b="17780"/>
                 <wp:wrapNone/>
                 <wp:docPr id="10" name="矩形 10"/>
                 <wp:cNvGraphicFramePr/>
@@ -134,7 +136,7 @@
                       <wps:spPr>
                         <a:xfrm>
                           <a:off x="0" y="0"/>
-                          <a:ext cx="3116580" cy="2091193"/>
+                          <a:ext cx="3116580" cy="5526157"/>
                         </a:xfrm>
                         <a:prstGeom prst="rect">
                           <a:avLst/>
@@ -179,7 +181,7 @@
           </mc:Choice>
           <mc:Fallback>
             <w:pict>
-              <v:rect id="矩形 10" o:spid="_x0000_s1026" style="position:absolute;left:0;text-align:left;margin-left:5.8pt;margin-top:.15pt;width:245.4pt;height:164.65pt;z-index:251665408;visibility:visible;mso-wrap-style:square;mso-width-percent:0;mso-height-percent:0;mso-wrap-distance-left:9pt;mso-wrap-distance-top:0;mso-wrap-distance-right:9pt;mso-wrap-distance-bottom:0;mso-position-horizontal:absolute;mso-position-horizontal-relative:text;mso-position-vertical:absolute;mso-position-vertical-relative:text;mso-width-percent:0;mso-height-percent:0;mso-width-relative:margin;mso-height-relative:margin;v-text-anchor:middle" o:gfxdata="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" fillcolor="#c7edcc [3201]" strokecolor="#f79646 [3209]" strokeweight="2pt">
+              <v:rect id="矩形 10" o:spid="_x0000_s1026" style="position:absolute;left:0;text-align:left;margin-left:5.8pt;margin-top:.25pt;width:245.4pt;height:435.15pt;z-index:251665408;visibility:visible;mso-wrap-style:square;mso-width-percent:0;mso-height-percent:0;mso-wrap-distance-left:9pt;mso-wrap-distance-top:0;mso-wrap-distance-right:9pt;mso-wrap-distance-bottom:0;mso-position-horizontal:absolute;mso-position-horizontal-relative:text;mso-position-vertical:absolute;mso-position-vertical-relative:text;mso-width-percent:0;mso-height-percent:0;mso-width-relative:margin;mso-height-relative:margin;v-text-anchor:middle" o:gfxdata="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" fillcolor="#c7edcc [3201]" strokecolor="#f79646 [3209]" strokeweight="2pt">
                 <v:textbox>
                   <w:txbxContent>
                     <w:p/>
@@ -247,13 +249,27 @@
                               <w:rPr>
                                 <w:rFonts w:hint="eastAsia"/>
                               </w:rPr>
-                              <w:t>User Account</w:t>
+                              <w:t xml:space="preserve">User </w:t>
+                            </w:r>
+                            <w:proofErr w:type="gramStart"/>
+                            <w:r>
+                              <w:rPr>
+                                <w:rFonts w:hint="eastAsia"/>
+                              </w:rPr>
+                              <w:t>Account</w:t>
                             </w:r>
                             <w:r>
                               <w:rPr>
                                 <w:rFonts w:hint="eastAsia"/>
                               </w:rPr>
-                              <w:t>(SID)</w:t>
+                              <w:t>(</w:t>
+                            </w:r>
+                            <w:proofErr w:type="gramEnd"/>
+                            <w:r>
+                              <w:rPr>
+                                <w:rFonts w:hint="eastAsia"/>
+                              </w:rPr>
+                              <w:t>SID)</w:t>
                             </w:r>
                             <w:r>
                               <w:rPr>
@@ -295,13 +311,27 @@
                         <w:rPr>
                           <w:rFonts w:hint="eastAsia"/>
                         </w:rPr>
-                        <w:t>User Account</w:t>
+                        <w:t xml:space="preserve">User </w:t>
+                      </w:r>
+                      <w:proofErr w:type="gramStart"/>
+                      <w:r>
+                        <w:rPr>
+                          <w:rFonts w:hint="eastAsia"/>
+                        </w:rPr>
+                        <w:t>Account</w:t>
                       </w:r>
                       <w:r>
                         <w:rPr>
                           <w:rFonts w:hint="eastAsia"/>
                         </w:rPr>
-                        <w:t>(SID)</w:t>
+                        <w:t>(</w:t>
+                      </w:r>
+                      <w:proofErr w:type="gramEnd"/>
+                      <w:r>
+                        <w:rPr>
+                          <w:rFonts w:hint="eastAsia"/>
+                        </w:rPr>
+                        <w:t>SID)</w:t>
                       </w:r>
                       <w:r>
                         <w:rPr>
@@ -319,19 +349,8 @@
       </w:r>
     </w:p>
     <w:p/>
-    <w:p>
-      <w:pPr>
-        <w:rPr>
-          <w:rFonts w:hint="eastAsia"/>
-        </w:rPr>
-      </w:pPr>
-    </w:p>
-    <w:p>
-      <w:pPr>
-        <w:rPr>
-          <w:rFonts w:hint="eastAsia"/>
-        </w:rPr>
-      </w:pPr>
+    <w:p/>
+    <w:p>
       <w:r>
         <w:rPr>
           <w:noProof/>
@@ -382,12 +401,14 @@
                       <wps:txbx>
                         <w:txbxContent>
                           <w:p>
+                            <w:proofErr w:type="spellStart"/>
                             <w:r>
                               <w:rPr>
                                 <w:rFonts w:hint="eastAsia"/>
                               </w:rPr>
                               <w:t>GroupA</w:t>
                             </w:r>
+                            <w:proofErr w:type="spellEnd"/>
                             <w:r>
                               <w:rPr>
                                 <w:rFonts w:hint="eastAsia"/>
@@ -398,13 +419,27 @@
                               <w:rPr>
                                 <w:rFonts w:hint="eastAsia"/>
                               </w:rPr>
-                              <w:t>user belongs to</w:t>
+                              <w:t xml:space="preserve">user belongs </w:t>
+                            </w:r>
+                            <w:proofErr w:type="gramStart"/>
+                            <w:r>
+                              <w:rPr>
+                                <w:rFonts w:hint="eastAsia"/>
+                              </w:rPr>
+                              <w:t>to</w:t>
                             </w:r>
                             <w:r>
                               <w:rPr>
                                 <w:rFonts w:hint="eastAsia"/>
                               </w:rPr>
-                              <w:t>(SID)</w:t>
+                              <w:t>(</w:t>
+                            </w:r>
+                            <w:proofErr w:type="gramEnd"/>
+                            <w:r>
+                              <w:rPr>
+                                <w:rFonts w:hint="eastAsia"/>
+                              </w:rPr>
+                              <w:t>SID)</w:t>
                             </w:r>
                             <w:r>
                               <w:rPr>
@@ -444,12 +479,14 @@
                 <v:textbox>
                   <w:txbxContent>
                     <w:p>
+                      <w:proofErr w:type="spellStart"/>
                       <w:r>
                         <w:rPr>
                           <w:rFonts w:hint="eastAsia"/>
                         </w:rPr>
                         <w:t>GroupA</w:t>
                       </w:r>
+                      <w:proofErr w:type="spellEnd"/>
                       <w:r>
                         <w:rPr>
                           <w:rFonts w:hint="eastAsia"/>
@@ -460,13 +497,27 @@
                         <w:rPr>
                           <w:rFonts w:hint="eastAsia"/>
                         </w:rPr>
-                        <w:t>user belongs to</w:t>
+                        <w:t xml:space="preserve">user belongs </w:t>
+                      </w:r>
+                      <w:proofErr w:type="gramStart"/>
+                      <w:r>
+                        <w:rPr>
+                          <w:rFonts w:hint="eastAsia"/>
+                        </w:rPr>
+                        <w:t>to</w:t>
                       </w:r>
                       <w:r>
                         <w:rPr>
                           <w:rFonts w:hint="eastAsia"/>
                         </w:rPr>
-                        <w:t>(SID)</w:t>
+                        <w:t>(</w:t>
+                      </w:r>
+                      <w:proofErr w:type="gramEnd"/>
+                      <w:r>
+                        <w:rPr>
+                          <w:rFonts w:hint="eastAsia"/>
+                        </w:rPr>
+                        <w:t>SID)</w:t>
                       </w:r>
                       <w:r>
                         <w:rPr>
@@ -488,19 +539,8 @@
         </mc:AlternateContent>
       </w:r>
     </w:p>
-    <w:p>
-      <w:pPr>
-        <w:rPr>
-          <w:rFonts w:hint="eastAsia"/>
-        </w:rPr>
-      </w:pPr>
-    </w:p>
-    <w:p>
-      <w:pPr>
-        <w:rPr>
-          <w:rFonts w:hint="eastAsia"/>
-        </w:rPr>
-      </w:pPr>
+    <w:p/>
+    <w:p>
       <w:r>
         <w:rPr>
           <w:noProof/>
@@ -551,29 +591,39 @@
                       <wps:txbx>
                         <w:txbxContent>
                           <w:p>
+                            <w:proofErr w:type="spellStart"/>
                             <w:r>
                               <w:rPr>
                                 <w:rFonts w:hint="eastAsia"/>
                               </w:rPr>
-                              <w:t>Group</w:t>
+                              <w:t>GroupB</w:t>
+                            </w:r>
+                            <w:proofErr w:type="spellEnd"/>
+                            <w:r>
+                              <w:rPr>
+                                <w:rFonts w:hint="eastAsia"/>
+                              </w:rPr>
+                              <w:t xml:space="preserve"> user belongs </w:t>
+                            </w:r>
+                            <w:proofErr w:type="gramStart"/>
+                            <w:r>
+                              <w:rPr>
+                                <w:rFonts w:hint="eastAsia"/>
+                              </w:rPr>
+                              <w:t>to</w:t>
                             </w:r>
                             <w:r>
                               <w:rPr>
                                 <w:rFonts w:hint="eastAsia"/>
                               </w:rPr>
-                              <w:t>B</w:t>
+                              <w:t>(</w:t>
                             </w:r>
+                            <w:proofErr w:type="gramEnd"/>
                             <w:r>
                               <w:rPr>
                                 <w:rFonts w:hint="eastAsia"/>
                               </w:rPr>
-                              <w:t xml:space="preserve"> user belongs to</w:t>
-                            </w:r>
-                            <w:r>
-                              <w:rPr>
-                                <w:rFonts w:hint="eastAsia"/>
-                              </w:rPr>
-                              <w:t>(SID)</w:t>
+                              <w:t>SID)</w:t>
                             </w:r>
                             <w:r>
                               <w:rPr>
@@ -613,29 +663,39 @@
                 <v:textbox>
                   <w:txbxContent>
                     <w:p>
+                      <w:proofErr w:type="spellStart"/>
                       <w:r>
                         <w:rPr>
                           <w:rFonts w:hint="eastAsia"/>
                         </w:rPr>
-                        <w:t>Group</w:t>
+                        <w:t>GroupB</w:t>
+                      </w:r>
+                      <w:proofErr w:type="spellEnd"/>
+                      <w:r>
+                        <w:rPr>
+                          <w:rFonts w:hint="eastAsia"/>
+                        </w:rPr>
+                        <w:t xml:space="preserve"> user belongs </w:t>
+                      </w:r>
+                      <w:proofErr w:type="gramStart"/>
+                      <w:r>
+                        <w:rPr>
+                          <w:rFonts w:hint="eastAsia"/>
+                        </w:rPr>
+                        <w:t>to</w:t>
                       </w:r>
                       <w:r>
                         <w:rPr>
                           <w:rFonts w:hint="eastAsia"/>
                         </w:rPr>
-                        <w:t>B</w:t>
+                        <w:t>(</w:t>
                       </w:r>
+                      <w:proofErr w:type="gramEnd"/>
                       <w:r>
                         <w:rPr>
                           <w:rFonts w:hint="eastAsia"/>
                         </w:rPr>
-                        <w:t xml:space="preserve"> user belongs to</w:t>
-                      </w:r>
-                      <w:r>
-                        <w:rPr>
-                          <w:rFonts w:hint="eastAsia"/>
-                        </w:rPr>
-                        <w:t>(SID)</w:t>
+                        <w:t>SID)</w:t>
                       </w:r>
                       <w:r>
                         <w:rPr>
@@ -657,19 +717,8 @@
         </mc:AlternateContent>
       </w:r>
     </w:p>
-    <w:p>
-      <w:pPr>
-        <w:rPr>
-          <w:rFonts w:hint="eastAsia"/>
-        </w:rPr>
-      </w:pPr>
-    </w:p>
-    <w:p>
-      <w:pPr>
-        <w:rPr>
-          <w:rFonts w:hint="eastAsia"/>
-        </w:rPr>
-      </w:pPr>
+    <w:p/>
+    <w:p>
       <w:r>
         <w:rPr>
           <w:noProof/>
@@ -727,13 +776,27 @@
                               <w:rPr>
                                 <w:rFonts w:hint="eastAsia"/>
                               </w:rPr>
-                              <w:t>Other Groups</w:t>
+                              <w:t xml:space="preserve">Other </w:t>
+                            </w:r>
+                            <w:proofErr w:type="gramStart"/>
+                            <w:r>
+                              <w:rPr>
+                                <w:rFonts w:hint="eastAsia"/>
+                              </w:rPr>
+                              <w:t>Groups</w:t>
                             </w:r>
                             <w:r>
                               <w:rPr>
                                 <w:rFonts w:hint="eastAsia"/>
                               </w:rPr>
-                              <w:t>(SID)</w:t>
+                              <w:t>(</w:t>
+                            </w:r>
+                            <w:proofErr w:type="gramEnd"/>
+                            <w:r>
+                              <w:rPr>
+                                <w:rFonts w:hint="eastAsia"/>
+                              </w:rPr>
+                              <w:t>SID)</w:t>
                             </w:r>
                             <w:r>
                               <w:rPr>
@@ -775,13 +838,27 @@
                         <w:rPr>
                           <w:rFonts w:hint="eastAsia"/>
                         </w:rPr>
-                        <w:t>Other Groups</w:t>
+                        <w:t xml:space="preserve">Other </w:t>
+                      </w:r>
+                      <w:proofErr w:type="gramStart"/>
+                      <w:r>
+                        <w:rPr>
+                          <w:rFonts w:hint="eastAsia"/>
+                        </w:rPr>
+                        <w:t>Groups</w:t>
                       </w:r>
                       <w:r>
                         <w:rPr>
                           <w:rFonts w:hint="eastAsia"/>
                         </w:rPr>
-                        <w:t>(SID)</w:t>
+                        <w:t>(</w:t>
+                      </w:r>
+                      <w:proofErr w:type="gramEnd"/>
+                      <w:r>
+                        <w:rPr>
+                          <w:rFonts w:hint="eastAsia"/>
+                        </w:rPr>
+                        <w:t>SID)</w:t>
                       </w:r>
                       <w:r>
                         <w:rPr>
@@ -798,138 +875,8 @@
         </mc:AlternateContent>
       </w:r>
     </w:p>
-    <w:p>
-      <w:pPr>
-        <w:rPr>
-          <w:rFonts w:hint="eastAsia"/>
-        </w:rPr>
-      </w:pPr>
-    </w:p>
-    <w:p>
-      <w:pPr>
-        <w:rPr>
-          <w:rFonts w:hint="eastAsia"/>
-        </w:rPr>
-      </w:pPr>
-    </w:p>
-    <w:p>
-      <w:pPr>
-        <w:rPr>
-          <w:rFonts w:hint="eastAsia"/>
-        </w:rPr>
-      </w:pPr>
-    </w:p>
-    <w:p>
-      <w:pPr>
-        <w:rPr>
-          <w:rFonts w:hint="eastAsia"/>
-        </w:rPr>
-      </w:pPr>
-    </w:p>
-    <w:p>
-      <w:pPr>
-        <w:pStyle w:val="3"/>
-      </w:pPr>
-      <w:bookmarkStart w:id="1" w:name="security.access_control_lists"/>
-      <w:bookmarkEnd w:id="1"/>
-      <w:r>
-        <w:t>Access Control Lists</w:t>
-      </w:r>
-    </w:p>
-    <w:p>
-      <w:pPr>
-        <w:ind w:firstLine="420"/>
-      </w:pPr>
-      <w:r>
-        <w:t xml:space="preserve">An access control list (ACL) is a list of </w:t>
-      </w:r>
-      <w:hyperlink r:id="rId5" w:history="1">
-        <w:r>
-          <w:rPr>
-            <w:rStyle w:val="a5"/>
-          </w:rPr>
-          <w:t>access control entries</w:t>
-        </w:r>
-      </w:hyperlink>
-      <w:r>
-        <w:t xml:space="preserve"> (ACE). Each ACE in an ACL identifies a </w:t>
-      </w:r>
-      <w:hyperlink r:id="rId6" w:history="1">
-        <w:r>
-          <w:rPr>
-            <w:rStyle w:val="a5"/>
-          </w:rPr>
-          <w:t>trustee</w:t>
-        </w:r>
-      </w:hyperlink>
-      <w:r>
-        <w:t xml:space="preserve"> and specifies the </w:t>
-      </w:r>
-      <w:hyperlink r:id="rId7" w:history="1">
-        <w:r>
-          <w:rPr>
-            <w:rStyle w:val="a5"/>
-          </w:rPr>
-          <w:t>access rights</w:t>
-        </w:r>
-      </w:hyperlink>
-      <w:r>
-        <w:t xml:space="preserve"> allowed, denied, or audited for that trustee. The </w:t>
-      </w:r>
-      <w:hyperlink r:id="rId8" w:history="1">
-        <w:r>
-          <w:rPr>
-            <w:rStyle w:val="a5"/>
-          </w:rPr>
-          <w:t>security descriptor</w:t>
-        </w:r>
-      </w:hyperlink>
-      <w:r>
-        <w:t xml:space="preserve"> for a </w:t>
-      </w:r>
-      <w:hyperlink r:id="rId9" w:history="1">
-        <w:r>
-          <w:rPr>
-            <w:rStyle w:val="a5"/>
-          </w:rPr>
-          <w:t>securable object</w:t>
-        </w:r>
-      </w:hyperlink>
-      <w:r>
-        <w:t xml:space="preserve"> can contain two types of ACLs: a DACL and a SACL.</w:t>
-      </w:r>
-    </w:p>
-    <w:p>
-      <w:pPr>
-        <w:rPr>
-          <w:rFonts w:hint="eastAsia"/>
-        </w:rPr>
-      </w:pPr>
-    </w:p>
-    <w:p>
-      <w:pPr>
-        <w:rPr>
-          <w:rFonts w:hint="eastAsia"/>
-        </w:rPr>
-      </w:pPr>
-      <w:bookmarkStart w:id="2" w:name="_GoBack"/>
-      <w:bookmarkEnd w:id="2"/>
-    </w:p>
-    <w:p>
-      <w:pPr>
-        <w:rPr>
-          <w:rFonts w:hint="eastAsia"/>
-          <w:b/>
-        </w:rPr>
-      </w:pPr>
-      <w:r>
-        <w:rPr>
-          <w:rFonts w:hint="eastAsia"/>
-          <w:b/>
-        </w:rPr>
-        <w:t>ACE structs</w:t>
-      </w:r>
-    </w:p>
+    <w:p/>
+    <w:p/>
     <w:p>
       <w:r>
         <w:rPr>
@@ -938,18 +885,18 @@
         <mc:AlternateContent>
           <mc:Choice Requires="wps">
             <w:drawing>
-              <wp:anchor distT="0" distB="0" distL="114300" distR="114300" simplePos="0" relativeHeight="251681792" behindDoc="0" locked="0" layoutInCell="1" allowOverlap="1" wp14:anchorId="0951A943" wp14:editId="1CD731CE">
+              <wp:anchor distT="0" distB="0" distL="114300" distR="114300" simplePos="0" relativeHeight="251683840" behindDoc="0" locked="0" layoutInCell="1" allowOverlap="1" wp14:anchorId="7EFCD603" wp14:editId="44AB3CC2">
                 <wp:simplePos x="0" y="0"/>
                 <wp:positionH relativeFrom="column">
-                  <wp:posOffset>176530</wp:posOffset>
+                  <wp:posOffset>327991</wp:posOffset>
                 </wp:positionH>
                 <wp:positionV relativeFrom="paragraph">
-                  <wp:posOffset>1382809</wp:posOffset>
+                  <wp:posOffset>41523</wp:posOffset>
                 </wp:positionV>
-                <wp:extent cx="2321560" cy="310101"/>
-                <wp:effectExtent l="0" t="0" r="21590" b="13970"/>
+                <wp:extent cx="2798859" cy="278130"/>
+                <wp:effectExtent l="0" t="0" r="20955" b="26670"/>
                 <wp:wrapNone/>
-                <wp:docPr id="21" name="矩形 21"/>
+                <wp:docPr id="1" name="矩形 1"/>
                 <wp:cNvGraphicFramePr/>
                 <a:graphic xmlns:a="http://schemas.openxmlformats.org/drawingml/2006/main">
                   <a:graphicData uri="http://schemas.microsoft.com/office/word/2010/wordprocessingShape">
@@ -958,7 +905,7 @@
                       <wps:spPr>
                         <a:xfrm>
                           <a:off x="0" y="0"/>
-                          <a:ext cx="2321560" cy="310101"/>
+                          <a:ext cx="2798859" cy="278130"/>
                         </a:xfrm>
                         <a:prstGeom prst="rect">
                           <a:avLst/>
@@ -988,7 +935,7 @@
                               <w:rPr>
                                 <w:rFonts w:hint="eastAsia"/>
                               </w:rPr>
-                              <w:t>inheritable</w:t>
+                              <w:t>A logon SID identifies the current logon session</w:t>
                             </w:r>
                           </w:p>
                         </w:txbxContent>
@@ -1002,12 +949,18 @@
                     </wps:wsp>
                   </a:graphicData>
                 </a:graphic>
+                <wp14:sizeRelH relativeFrom="margin">
+                  <wp14:pctWidth>0</wp14:pctWidth>
+                </wp14:sizeRelH>
+                <wp14:sizeRelV relativeFrom="margin">
+                  <wp14:pctHeight>0</wp14:pctHeight>
+                </wp14:sizeRelV>
               </wp:anchor>
             </w:drawing>
           </mc:Choice>
           <mc:Fallback>
             <w:pict>
-              <v:rect id="矩形 21" o:spid="_x0000_s1031" style="position:absolute;left:0;text-align:left;margin-left:13.9pt;margin-top:108.9pt;width:182.8pt;height:24.4pt;z-index:251681792;visibility:visible;mso-wrap-style:square;mso-wrap-distance-left:9pt;mso-wrap-distance-top:0;mso-wrap-distance-right:9pt;mso-wrap-distance-bottom:0;mso-position-horizontal:absolute;mso-position-horizontal-relative:text;mso-position-vertical:absolute;mso-position-vertical-relative:text;v-text-anchor:middle" o:gfxdata="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" fillcolor="#c7edcc [3201]" strokecolor="#f79646 [3209]" strokeweight="2pt">
+              <v:rect id="矩形 1" o:spid="_x0000_s1031" style="position:absolute;left:0;text-align:left;margin-left:25.85pt;margin-top:3.25pt;width:220.4pt;height:21.9pt;z-index:251683840;visibility:visible;mso-wrap-style:square;mso-width-percent:0;mso-height-percent:0;mso-wrap-distance-left:9pt;mso-wrap-distance-top:0;mso-wrap-distance-right:9pt;mso-wrap-distance-bottom:0;mso-position-horizontal:absolute;mso-position-horizontal-relative:text;mso-position-vertical:absolute;mso-position-vertical-relative:text;mso-width-percent:0;mso-height-percent:0;mso-width-relative:margin;mso-height-relative:margin;v-text-anchor:middle" o:gfxdata="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" fillcolor="#c7edcc [3201]" strokecolor="#f79646 [3209]" strokeweight="2pt">
                 <v:textbox>
                   <w:txbxContent>
                     <w:p>
@@ -1018,7 +971,7 @@
                         <w:rPr>
                           <w:rFonts w:hint="eastAsia"/>
                         </w:rPr>
-                        <w:t>inheritable</w:t>
+                        <w:t>A logon SID identifies the current logon session</w:t>
                       </w:r>
                     </w:p>
                   </w:txbxContent>
@@ -1028,6 +981,20 @@
           </mc:Fallback>
         </mc:AlternateContent>
       </w:r>
+    </w:p>
+    <w:p>
+      <w:pPr>
+        <w:rPr>
+          <w:rFonts w:hint="eastAsia"/>
+        </w:rPr>
+      </w:pPr>
+    </w:p>
+    <w:p>
+      <w:pPr>
+        <w:rPr>
+          <w:rFonts w:hint="eastAsia"/>
+        </w:rPr>
+      </w:pPr>
       <w:r>
         <w:rPr>
           <w:noProof/>
@@ -1035,16 +1002,1104 @@
         <mc:AlternateContent>
           <mc:Choice Requires="wps">
             <w:drawing>
-              <wp:anchor distT="0" distB="0" distL="114300" distR="114300" simplePos="0" relativeHeight="251675648" behindDoc="0" locked="0" layoutInCell="1" allowOverlap="1" wp14:anchorId="3C389DC2" wp14:editId="6308F22B">
+              <wp:anchor distT="0" distB="0" distL="114300" distR="114300" simplePos="0" relativeHeight="251685888" behindDoc="0" locked="0" layoutInCell="1" allowOverlap="1" wp14:anchorId="12D0230A" wp14:editId="55DCE589">
+                <wp:simplePos x="0" y="0"/>
+                <wp:positionH relativeFrom="column">
+                  <wp:posOffset>334977</wp:posOffset>
+                </wp:positionH>
+                <wp:positionV relativeFrom="paragraph">
+                  <wp:posOffset>104941</wp:posOffset>
+                </wp:positionV>
+                <wp:extent cx="2560320" cy="278130"/>
+                <wp:effectExtent l="0" t="0" r="11430" b="26670"/>
+                <wp:wrapNone/>
+                <wp:docPr id="2" name="矩形 2"/>
+                <wp:cNvGraphicFramePr/>
+                <a:graphic xmlns:a="http://schemas.openxmlformats.org/drawingml/2006/main">
+                  <a:graphicData uri="http://schemas.microsoft.com/office/word/2010/wordprocessingShape">
+                    <wps:wsp>
+                      <wps:cNvSpPr/>
+                      <wps:spPr>
+                        <a:xfrm>
+                          <a:off x="0" y="0"/>
+                          <a:ext cx="2560320" cy="278130"/>
+                        </a:xfrm>
+                        <a:prstGeom prst="rect">
+                          <a:avLst/>
+                        </a:prstGeom>
+                      </wps:spPr>
+                      <wps:style>
+                        <a:lnRef idx="2">
+                          <a:schemeClr val="accent6"/>
+                        </a:lnRef>
+                        <a:fillRef idx="1">
+                          <a:schemeClr val="lt1"/>
+                        </a:fillRef>
+                        <a:effectRef idx="0">
+                          <a:schemeClr val="accent6"/>
+                        </a:effectRef>
+                        <a:fontRef idx="minor">
+                          <a:schemeClr val="dk1"/>
+                        </a:fontRef>
+                      </wps:style>
+                      <wps:txbx>
+                        <w:txbxContent>
+                          <w:p>
+                            <w:pPr>
+                              <w:jc w:val="center"/>
+                            </w:pPr>
+                            <w:r>
+                              <w:rPr>
+                                <w:rFonts w:hint="eastAsia"/>
+                              </w:rPr>
+                              <w:t>An owner SID</w:t>
+                            </w:r>
+                          </w:p>
+                        </w:txbxContent>
+                      </wps:txbx>
+                      <wps:bodyPr rot="0" spcFirstLastPara="0" vertOverflow="overflow" horzOverflow="overflow" vert="horz" wrap="square" lIns="91440" tIns="45720" rIns="91440" bIns="45720" numCol="1" spcCol="0" rtlCol="0" fromWordArt="0" anchor="ctr" anchorCtr="0" forceAA="0" compatLnSpc="1">
+                        <a:prstTxWarp prst="textNoShape">
+                          <a:avLst/>
+                        </a:prstTxWarp>
+                        <a:noAutofit/>
+                      </wps:bodyPr>
+                    </wps:wsp>
+                  </a:graphicData>
+                </a:graphic>
+                <wp14:sizeRelH relativeFrom="margin">
+                  <wp14:pctWidth>0</wp14:pctWidth>
+                </wp14:sizeRelH>
+                <wp14:sizeRelV relativeFrom="margin">
+                  <wp14:pctHeight>0</wp14:pctHeight>
+                </wp14:sizeRelV>
+              </wp:anchor>
+            </w:drawing>
+          </mc:Choice>
+          <mc:Fallback>
+            <w:pict>
+              <v:rect id="矩形 2" o:spid="_x0000_s1032" style="position:absolute;left:0;text-align:left;margin-left:26.4pt;margin-top:8.25pt;width:201.6pt;height:21.9pt;z-index:251685888;visibility:visible;mso-wrap-style:square;mso-width-percent:0;mso-height-percent:0;mso-wrap-distance-left:9pt;mso-wrap-distance-top:0;mso-wrap-distance-right:9pt;mso-wrap-distance-bottom:0;mso-position-horizontal:absolute;mso-position-horizontal-relative:text;mso-position-vertical:absolute;mso-position-vertical-relative:text;mso-width-percent:0;mso-height-percent:0;mso-width-relative:margin;mso-height-relative:margin;v-text-anchor:middle" o:gfxdata="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" fillcolor="#c7edcc [3201]" strokecolor="#f79646 [3209]" strokeweight="2pt">
+                <v:textbox>
+                  <w:txbxContent>
+                    <w:p>
+                      <w:pPr>
+                        <w:jc w:val="center"/>
+                      </w:pPr>
+                      <w:r>
+                        <w:rPr>
+                          <w:rFonts w:hint="eastAsia"/>
+                        </w:rPr>
+                        <w:t>An owner SID</w:t>
+                      </w:r>
+                    </w:p>
+                  </w:txbxContent>
+                </v:textbox>
+              </v:rect>
+            </w:pict>
+          </mc:Fallback>
+        </mc:AlternateContent>
+      </w:r>
+    </w:p>
+    <w:p>
+      <w:pPr>
+        <w:rPr>
+          <w:rFonts w:hint="eastAsia"/>
+        </w:rPr>
+      </w:pPr>
+    </w:p>
+    <w:p>
+      <w:pPr>
+        <w:rPr>
+          <w:rFonts w:hint="eastAsia"/>
+        </w:rPr>
+      </w:pPr>
+      <w:r>
+        <w:rPr>
+          <w:noProof/>
+        </w:rPr>
+        <mc:AlternateContent>
+          <mc:Choice Requires="wps">
+            <w:drawing>
+              <wp:anchor distT="0" distB="0" distL="114300" distR="114300" simplePos="0" relativeHeight="251687936" behindDoc="0" locked="0" layoutInCell="1" allowOverlap="1" wp14:anchorId="1E1DDB8E" wp14:editId="7A7C8650">
+                <wp:simplePos x="0" y="0"/>
+                <wp:positionH relativeFrom="column">
+                  <wp:posOffset>326693</wp:posOffset>
+                </wp:positionH>
+                <wp:positionV relativeFrom="paragraph">
+                  <wp:posOffset>177662</wp:posOffset>
+                </wp:positionV>
+                <wp:extent cx="2560320" cy="278130"/>
+                <wp:effectExtent l="0" t="0" r="11430" b="26670"/>
+                <wp:wrapNone/>
+                <wp:docPr id="3" name="矩形 3"/>
+                <wp:cNvGraphicFramePr/>
+                <a:graphic xmlns:a="http://schemas.openxmlformats.org/drawingml/2006/main">
+                  <a:graphicData uri="http://schemas.microsoft.com/office/word/2010/wordprocessingShape">
+                    <wps:wsp>
+                      <wps:cNvSpPr/>
+                      <wps:spPr>
+                        <a:xfrm>
+                          <a:off x="0" y="0"/>
+                          <a:ext cx="2560320" cy="278130"/>
+                        </a:xfrm>
+                        <a:prstGeom prst="rect">
+                          <a:avLst/>
+                        </a:prstGeom>
+                      </wps:spPr>
+                      <wps:style>
+                        <a:lnRef idx="2">
+                          <a:schemeClr val="accent6"/>
+                        </a:lnRef>
+                        <a:fillRef idx="1">
+                          <a:schemeClr val="lt1"/>
+                        </a:fillRef>
+                        <a:effectRef idx="0">
+                          <a:schemeClr val="accent6"/>
+                        </a:effectRef>
+                        <a:fontRef idx="minor">
+                          <a:schemeClr val="dk1"/>
+                        </a:fontRef>
+                      </wps:style>
+                      <wps:txbx>
+                        <w:txbxContent>
+                          <w:p>
+                            <w:pPr>
+                              <w:jc w:val="center"/>
+                            </w:pPr>
+                            <w:r>
+                              <w:rPr>
+                                <w:rFonts w:hint="eastAsia"/>
+                              </w:rPr>
+                              <w:t>SID for the primary group</w:t>
+                            </w:r>
+                          </w:p>
+                        </w:txbxContent>
+                      </wps:txbx>
+                      <wps:bodyPr rot="0" spcFirstLastPara="0" vertOverflow="overflow" horzOverflow="overflow" vert="horz" wrap="square" lIns="91440" tIns="45720" rIns="91440" bIns="45720" numCol="1" spcCol="0" rtlCol="0" fromWordArt="0" anchor="ctr" anchorCtr="0" forceAA="0" compatLnSpc="1">
+                        <a:prstTxWarp prst="textNoShape">
+                          <a:avLst/>
+                        </a:prstTxWarp>
+                        <a:noAutofit/>
+                      </wps:bodyPr>
+                    </wps:wsp>
+                  </a:graphicData>
+                </a:graphic>
+                <wp14:sizeRelH relativeFrom="margin">
+                  <wp14:pctWidth>0</wp14:pctWidth>
+                </wp14:sizeRelH>
+                <wp14:sizeRelV relativeFrom="margin">
+                  <wp14:pctHeight>0</wp14:pctHeight>
+                </wp14:sizeRelV>
+              </wp:anchor>
+            </w:drawing>
+          </mc:Choice>
+          <mc:Fallback>
+            <w:pict>
+              <v:rect id="矩形 3" o:spid="_x0000_s1033" style="position:absolute;left:0;text-align:left;margin-left:25.7pt;margin-top:14pt;width:201.6pt;height:21.9pt;z-index:251687936;visibility:visible;mso-wrap-style:square;mso-width-percent:0;mso-height-percent:0;mso-wrap-distance-left:9pt;mso-wrap-distance-top:0;mso-wrap-distance-right:9pt;mso-wrap-distance-bottom:0;mso-position-horizontal:absolute;mso-position-horizontal-relative:text;mso-position-vertical:absolute;mso-position-vertical-relative:text;mso-width-percent:0;mso-height-percent:0;mso-width-relative:margin;mso-height-relative:margin;v-text-anchor:middle" o:gfxdata="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" fillcolor="#c7edcc [3201]" strokecolor="#f79646 [3209]" strokeweight="2pt">
+                <v:textbox>
+                  <w:txbxContent>
+                    <w:p>
+                      <w:pPr>
+                        <w:jc w:val="center"/>
+                      </w:pPr>
+                      <w:r>
+                        <w:rPr>
+                          <w:rFonts w:hint="eastAsia"/>
+                        </w:rPr>
+                        <w:t>SID for the primary group</w:t>
+                      </w:r>
+                    </w:p>
+                  </w:txbxContent>
+                </v:textbox>
+              </v:rect>
+            </w:pict>
+          </mc:Fallback>
+        </mc:AlternateContent>
+      </w:r>
+    </w:p>
+    <w:p>
+      <w:pPr>
+        <w:rPr>
+          <w:rFonts w:hint="eastAsia"/>
+        </w:rPr>
+      </w:pPr>
+    </w:p>
+    <w:p>
+      <w:pPr>
+        <w:rPr>
+          <w:rFonts w:hint="eastAsia"/>
+        </w:rPr>
+      </w:pPr>
+      <w:r>
+        <w:rPr>
+          <w:noProof/>
+        </w:rPr>
+        <mc:AlternateContent>
+          <mc:Choice Requires="wps">
+            <w:drawing>
+              <wp:anchor distT="0" distB="0" distL="114300" distR="114300" simplePos="0" relativeHeight="251689984" behindDoc="0" locked="0" layoutInCell="1" allowOverlap="1" wp14:anchorId="7F4A2615" wp14:editId="5AA3FBFF">
+                <wp:simplePos x="0" y="0"/>
+                <wp:positionH relativeFrom="column">
+                  <wp:posOffset>326390</wp:posOffset>
+                </wp:positionH>
+                <wp:positionV relativeFrom="paragraph">
+                  <wp:posOffset>170456</wp:posOffset>
+                </wp:positionV>
+                <wp:extent cx="2560320" cy="278130"/>
+                <wp:effectExtent l="0" t="0" r="11430" b="26670"/>
+                <wp:wrapNone/>
+                <wp:docPr id="4" name="矩形 4"/>
+                <wp:cNvGraphicFramePr/>
+                <a:graphic xmlns:a="http://schemas.openxmlformats.org/drawingml/2006/main">
+                  <a:graphicData uri="http://schemas.microsoft.com/office/word/2010/wordprocessingShape">
+                    <wps:wsp>
+                      <wps:cNvSpPr/>
+                      <wps:spPr>
+                        <a:xfrm>
+                          <a:off x="0" y="0"/>
+                          <a:ext cx="2560320" cy="278130"/>
+                        </a:xfrm>
+                        <a:prstGeom prst="rect">
+                          <a:avLst/>
+                        </a:prstGeom>
+                      </wps:spPr>
+                      <wps:style>
+                        <a:lnRef idx="2">
+                          <a:schemeClr val="accent6"/>
+                        </a:lnRef>
+                        <a:fillRef idx="1">
+                          <a:schemeClr val="lt1"/>
+                        </a:fillRef>
+                        <a:effectRef idx="0">
+                          <a:schemeClr val="accent6"/>
+                        </a:effectRef>
+                        <a:fontRef idx="minor">
+                          <a:schemeClr val="dk1"/>
+                        </a:fontRef>
+                      </wps:style>
+                      <wps:txbx>
+                        <w:txbxContent>
+                          <w:p>
+                            <w:pPr>
+                              <w:jc w:val="center"/>
+                            </w:pPr>
+                            <w:r>
+                              <w:t>D</w:t>
+                            </w:r>
+                            <w:r>
+                              <w:rPr>
+                                <w:rFonts w:hint="eastAsia"/>
+                              </w:rPr>
+                              <w:t>efault DACL</w:t>
+                            </w:r>
+                          </w:p>
+                        </w:txbxContent>
+                      </wps:txbx>
+                      <wps:bodyPr rot="0" spcFirstLastPara="0" vertOverflow="overflow" horzOverflow="overflow" vert="horz" wrap="square" lIns="91440" tIns="45720" rIns="91440" bIns="45720" numCol="1" spcCol="0" rtlCol="0" fromWordArt="0" anchor="ctr" anchorCtr="0" forceAA="0" compatLnSpc="1">
+                        <a:prstTxWarp prst="textNoShape">
+                          <a:avLst/>
+                        </a:prstTxWarp>
+                        <a:noAutofit/>
+                      </wps:bodyPr>
+                    </wps:wsp>
+                  </a:graphicData>
+                </a:graphic>
+                <wp14:sizeRelH relativeFrom="margin">
+                  <wp14:pctWidth>0</wp14:pctWidth>
+                </wp14:sizeRelH>
+                <wp14:sizeRelV relativeFrom="margin">
+                  <wp14:pctHeight>0</wp14:pctHeight>
+                </wp14:sizeRelV>
+              </wp:anchor>
+            </w:drawing>
+          </mc:Choice>
+          <mc:Fallback>
+            <w:pict>
+              <v:rect id="矩形 4" o:spid="_x0000_s1034" style="position:absolute;left:0;text-align:left;margin-left:25.7pt;margin-top:13.4pt;width:201.6pt;height:21.9pt;z-index:251689984;visibility:visible;mso-wrap-style:square;mso-width-percent:0;mso-height-percent:0;mso-wrap-distance-left:9pt;mso-wrap-distance-top:0;mso-wrap-distance-right:9pt;mso-wrap-distance-bottom:0;mso-position-horizontal:absolute;mso-position-horizontal-relative:text;mso-position-vertical:absolute;mso-position-vertical-relative:text;mso-width-percent:0;mso-height-percent:0;mso-width-relative:margin;mso-height-relative:margin;v-text-anchor:middle" o:gfxdata="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" fillcolor="#c7edcc [3201]" strokecolor="#f79646 [3209]" strokeweight="2pt">
+                <v:textbox>
+                  <w:txbxContent>
+                    <w:p>
+                      <w:pPr>
+                        <w:jc w:val="center"/>
+                      </w:pPr>
+                      <w:r>
+                        <w:t>D</w:t>
+                      </w:r>
+                      <w:r>
+                        <w:rPr>
+                          <w:rFonts w:hint="eastAsia"/>
+                        </w:rPr>
+                        <w:t>efault DACL</w:t>
+                      </w:r>
+                    </w:p>
+                  </w:txbxContent>
+                </v:textbox>
+              </v:rect>
+            </w:pict>
+          </mc:Fallback>
+        </mc:AlternateContent>
+      </w:r>
+    </w:p>
+    <w:p>
+      <w:pPr>
+        <w:rPr>
+          <w:rFonts w:hint="eastAsia"/>
+        </w:rPr>
+      </w:pPr>
+    </w:p>
+    <w:p>
+      <w:pPr>
+        <w:rPr>
+          <w:rFonts w:hint="eastAsia"/>
+        </w:rPr>
+      </w:pPr>
+      <w:r>
+        <w:rPr>
+          <w:noProof/>
+        </w:rPr>
+        <mc:AlternateContent>
+          <mc:Choice Requires="wps">
+            <w:drawing>
+              <wp:anchor distT="0" distB="0" distL="114300" distR="114300" simplePos="0" relativeHeight="251692032" behindDoc="0" locked="0" layoutInCell="1" allowOverlap="1" wp14:anchorId="398943CA" wp14:editId="61FA7060">
+                <wp:simplePos x="0" y="0"/>
+                <wp:positionH relativeFrom="column">
+                  <wp:posOffset>326390</wp:posOffset>
+                </wp:positionH>
+                <wp:positionV relativeFrom="paragraph">
+                  <wp:posOffset>179457</wp:posOffset>
+                </wp:positionV>
+                <wp:extent cx="2560320" cy="278130"/>
+                <wp:effectExtent l="0" t="0" r="11430" b="26670"/>
+                <wp:wrapNone/>
+                <wp:docPr id="5" name="矩形 5"/>
+                <wp:cNvGraphicFramePr/>
+                <a:graphic xmlns:a="http://schemas.openxmlformats.org/drawingml/2006/main">
+                  <a:graphicData uri="http://schemas.microsoft.com/office/word/2010/wordprocessingShape">
+                    <wps:wsp>
+                      <wps:cNvSpPr/>
+                      <wps:spPr>
+                        <a:xfrm>
+                          <a:off x="0" y="0"/>
+                          <a:ext cx="2560320" cy="278130"/>
+                        </a:xfrm>
+                        <a:prstGeom prst="rect">
+                          <a:avLst/>
+                        </a:prstGeom>
+                      </wps:spPr>
+                      <wps:style>
+                        <a:lnRef idx="2">
+                          <a:schemeClr val="accent6"/>
+                        </a:lnRef>
+                        <a:fillRef idx="1">
+                          <a:schemeClr val="lt1"/>
+                        </a:fillRef>
+                        <a:effectRef idx="0">
+                          <a:schemeClr val="accent6"/>
+                        </a:effectRef>
+                        <a:fontRef idx="minor">
+                          <a:schemeClr val="dk1"/>
+                        </a:fontRef>
+                      </wps:style>
+                      <wps:txbx>
+                        <w:txbxContent>
+                          <w:p>
+                            <w:pPr>
+                              <w:jc w:val="center"/>
+                            </w:pPr>
+                            <w:r>
+                              <w:t>S</w:t>
+                            </w:r>
+                            <w:r>
+                              <w:rPr>
+                                <w:rFonts w:hint="eastAsia"/>
+                              </w:rPr>
+                              <w:t>ource of the access token</w:t>
+                            </w:r>
+                          </w:p>
+                        </w:txbxContent>
+                      </wps:txbx>
+                      <wps:bodyPr rot="0" spcFirstLastPara="0" vertOverflow="overflow" horzOverflow="overflow" vert="horz" wrap="square" lIns="91440" tIns="45720" rIns="91440" bIns="45720" numCol="1" spcCol="0" rtlCol="0" fromWordArt="0" anchor="ctr" anchorCtr="0" forceAA="0" compatLnSpc="1">
+                        <a:prstTxWarp prst="textNoShape">
+                          <a:avLst/>
+                        </a:prstTxWarp>
+                        <a:noAutofit/>
+                      </wps:bodyPr>
+                    </wps:wsp>
+                  </a:graphicData>
+                </a:graphic>
+                <wp14:sizeRelH relativeFrom="margin">
+                  <wp14:pctWidth>0</wp14:pctWidth>
+                </wp14:sizeRelH>
+                <wp14:sizeRelV relativeFrom="margin">
+                  <wp14:pctHeight>0</wp14:pctHeight>
+                </wp14:sizeRelV>
+              </wp:anchor>
+            </w:drawing>
+          </mc:Choice>
+          <mc:Fallback>
+            <w:pict>
+              <v:rect id="矩形 5" o:spid="_x0000_s1035" style="position:absolute;left:0;text-align:left;margin-left:25.7pt;margin-top:14.15pt;width:201.6pt;height:21.9pt;z-index:251692032;visibility:visible;mso-wrap-style:square;mso-width-percent:0;mso-height-percent:0;mso-wrap-distance-left:9pt;mso-wrap-distance-top:0;mso-wrap-distance-right:9pt;mso-wrap-distance-bottom:0;mso-position-horizontal:absolute;mso-position-horizontal-relative:text;mso-position-vertical:absolute;mso-position-vertical-relative:text;mso-width-percent:0;mso-height-percent:0;mso-width-relative:margin;mso-height-relative:margin;v-text-anchor:middle" o:gfxdata="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" fillcolor="#c7edcc [3201]" strokecolor="#f79646 [3209]" strokeweight="2pt">
+                <v:textbox>
+                  <w:txbxContent>
+                    <w:p>
+                      <w:pPr>
+                        <w:jc w:val="center"/>
+                      </w:pPr>
+                      <w:r>
+                        <w:t>S</w:t>
+                      </w:r>
+                      <w:r>
+                        <w:rPr>
+                          <w:rFonts w:hint="eastAsia"/>
+                        </w:rPr>
+                        <w:t>ource of the access token</w:t>
+                      </w:r>
+                    </w:p>
+                  </w:txbxContent>
+                </v:textbox>
+              </v:rect>
+            </w:pict>
+          </mc:Fallback>
+        </mc:AlternateContent>
+      </w:r>
+    </w:p>
+    <w:p>
+      <w:pPr>
+        <w:rPr>
+          <w:rFonts w:hint="eastAsia"/>
+        </w:rPr>
+      </w:pPr>
+    </w:p>
+    <w:p>
+      <w:pPr>
+        <w:rPr>
+          <w:rFonts w:hint="eastAsia"/>
+        </w:rPr>
+      </w:pPr>
+    </w:p>
+    <w:p>
+      <w:pPr>
+        <w:rPr>
+          <w:rFonts w:hint="eastAsia"/>
+        </w:rPr>
+      </w:pPr>
+      <w:r>
+        <w:rPr>
+          <w:noProof/>
+        </w:rPr>
+        <mc:AlternateContent>
+          <mc:Choice Requires="wps">
+            <w:drawing>
+              <wp:anchor distT="0" distB="0" distL="114300" distR="114300" simplePos="0" relativeHeight="251694080" behindDoc="0" locked="0" layoutInCell="1" allowOverlap="1" wp14:anchorId="3ED6996D" wp14:editId="49C8C4BC">
+                <wp:simplePos x="0" y="0"/>
+                <wp:positionH relativeFrom="column">
+                  <wp:posOffset>334342</wp:posOffset>
+                </wp:positionH>
+                <wp:positionV relativeFrom="paragraph">
+                  <wp:posOffset>109496</wp:posOffset>
+                </wp:positionV>
+                <wp:extent cx="2560320" cy="278130"/>
+                <wp:effectExtent l="0" t="0" r="11430" b="26670"/>
+                <wp:wrapNone/>
+                <wp:docPr id="6" name="矩形 6"/>
+                <wp:cNvGraphicFramePr/>
+                <a:graphic xmlns:a="http://schemas.openxmlformats.org/drawingml/2006/main">
+                  <a:graphicData uri="http://schemas.microsoft.com/office/word/2010/wordprocessingShape">
+                    <wps:wsp>
+                      <wps:cNvSpPr/>
+                      <wps:spPr>
+                        <a:xfrm>
+                          <a:off x="0" y="0"/>
+                          <a:ext cx="2560320" cy="278130"/>
+                        </a:xfrm>
+                        <a:prstGeom prst="rect">
+                          <a:avLst/>
+                        </a:prstGeom>
+                      </wps:spPr>
+                      <wps:style>
+                        <a:lnRef idx="2">
+                          <a:schemeClr val="accent6"/>
+                        </a:lnRef>
+                        <a:fillRef idx="1">
+                          <a:schemeClr val="lt1"/>
+                        </a:fillRef>
+                        <a:effectRef idx="0">
+                          <a:schemeClr val="accent6"/>
+                        </a:effectRef>
+                        <a:fontRef idx="minor">
+                          <a:schemeClr val="dk1"/>
+                        </a:fontRef>
+                      </wps:style>
+                      <wps:txbx>
+                        <w:txbxContent>
+                          <w:p>
+                            <w:pPr>
+                              <w:jc w:val="center"/>
+                            </w:pPr>
+                            <w:r>
+                              <w:rPr>
+                                <w:rFonts w:hint="eastAsia"/>
+                              </w:rPr>
+                              <w:t>An optional list of restricting SIDs</w:t>
+                            </w:r>
+                          </w:p>
+                        </w:txbxContent>
+                      </wps:txbx>
+                      <wps:bodyPr rot="0" spcFirstLastPara="0" vertOverflow="overflow" horzOverflow="overflow" vert="horz" wrap="square" lIns="91440" tIns="45720" rIns="91440" bIns="45720" numCol="1" spcCol="0" rtlCol="0" fromWordArt="0" anchor="ctr" anchorCtr="0" forceAA="0" compatLnSpc="1">
+                        <a:prstTxWarp prst="textNoShape">
+                          <a:avLst/>
+                        </a:prstTxWarp>
+                        <a:noAutofit/>
+                      </wps:bodyPr>
+                    </wps:wsp>
+                  </a:graphicData>
+                </a:graphic>
+                <wp14:sizeRelH relativeFrom="margin">
+                  <wp14:pctWidth>0</wp14:pctWidth>
+                </wp14:sizeRelH>
+                <wp14:sizeRelV relativeFrom="margin">
+                  <wp14:pctHeight>0</wp14:pctHeight>
+                </wp14:sizeRelV>
+              </wp:anchor>
+            </w:drawing>
+          </mc:Choice>
+          <mc:Fallback>
+            <w:pict>
+              <v:rect id="矩形 6" o:spid="_x0000_s1036" style="position:absolute;left:0;text-align:left;margin-left:26.35pt;margin-top:8.6pt;width:201.6pt;height:21.9pt;z-index:251694080;visibility:visible;mso-wrap-style:square;mso-width-percent:0;mso-height-percent:0;mso-wrap-distance-left:9pt;mso-wrap-distance-top:0;mso-wrap-distance-right:9pt;mso-wrap-distance-bottom:0;mso-position-horizontal:absolute;mso-position-horizontal-relative:text;mso-position-vertical:absolute;mso-position-vertical-relative:text;mso-width-percent:0;mso-height-percent:0;mso-width-relative:margin;mso-height-relative:margin;v-text-anchor:middle" o:gfxdata="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" fillcolor="#c7edcc [3201]" strokecolor="#f79646 [3209]" strokeweight="2pt">
+                <v:textbox>
+                  <w:txbxContent>
+                    <w:p>
+                      <w:pPr>
+                        <w:jc w:val="center"/>
+                      </w:pPr>
+                      <w:r>
+                        <w:rPr>
+                          <w:rFonts w:hint="eastAsia"/>
+                        </w:rPr>
+                        <w:t>An optional list of restricting SIDs</w:t>
+                      </w:r>
+                    </w:p>
+                  </w:txbxContent>
+                </v:textbox>
+              </v:rect>
+            </w:pict>
+          </mc:Fallback>
+        </mc:AlternateContent>
+      </w:r>
+    </w:p>
+    <w:p>
+      <w:pPr>
+        <w:rPr>
+          <w:rFonts w:hint="eastAsia"/>
+        </w:rPr>
+      </w:pPr>
+    </w:p>
+    <w:p>
+      <w:pPr>
+        <w:rPr>
+          <w:rFonts w:hint="eastAsia"/>
+        </w:rPr>
+      </w:pPr>
+      <w:r>
+        <w:rPr>
+          <w:noProof/>
+        </w:rPr>
+        <mc:AlternateContent>
+          <mc:Choice Requires="wps">
+            <w:drawing>
+              <wp:anchor distT="0" distB="0" distL="114300" distR="114300" simplePos="0" relativeHeight="251696128" behindDoc="0" locked="0" layoutInCell="1" allowOverlap="1" wp14:anchorId="2B17EDDB" wp14:editId="500CAE11">
+                <wp:simplePos x="0" y="0"/>
+                <wp:positionH relativeFrom="column">
+                  <wp:posOffset>334010</wp:posOffset>
+                </wp:positionH>
+                <wp:positionV relativeFrom="paragraph">
+                  <wp:posOffset>150302</wp:posOffset>
+                </wp:positionV>
+                <wp:extent cx="2560320" cy="278130"/>
+                <wp:effectExtent l="0" t="0" r="11430" b="26670"/>
+                <wp:wrapNone/>
+                <wp:docPr id="7" name="矩形 7"/>
+                <wp:cNvGraphicFramePr/>
+                <a:graphic xmlns:a="http://schemas.openxmlformats.org/drawingml/2006/main">
+                  <a:graphicData uri="http://schemas.microsoft.com/office/word/2010/wordprocessingShape">
+                    <wps:wsp>
+                      <wps:cNvSpPr/>
+                      <wps:spPr>
+                        <a:xfrm>
+                          <a:off x="0" y="0"/>
+                          <a:ext cx="2560320" cy="278130"/>
+                        </a:xfrm>
+                        <a:prstGeom prst="rect">
+                          <a:avLst/>
+                        </a:prstGeom>
+                      </wps:spPr>
+                      <wps:style>
+                        <a:lnRef idx="2">
+                          <a:schemeClr val="accent6"/>
+                        </a:lnRef>
+                        <a:fillRef idx="1">
+                          <a:schemeClr val="lt1"/>
+                        </a:fillRef>
+                        <a:effectRef idx="0">
+                          <a:schemeClr val="accent6"/>
+                        </a:effectRef>
+                        <a:fontRef idx="minor">
+                          <a:schemeClr val="dk1"/>
+                        </a:fontRef>
+                      </wps:style>
+                      <wps:txbx>
+                        <w:txbxContent>
+                          <w:p>
+                            <w:pPr>
+                              <w:jc w:val="center"/>
+                            </w:pPr>
+                            <w:r>
+                              <w:t>C</w:t>
+                            </w:r>
+                            <w:r>
+                              <w:rPr>
+                                <w:rFonts w:hint="eastAsia"/>
+                              </w:rPr>
+                              <w:t>urrent impersonation levels</w:t>
+                            </w:r>
+                          </w:p>
+                        </w:txbxContent>
+                      </wps:txbx>
+                      <wps:bodyPr rot="0" spcFirstLastPara="0" vertOverflow="overflow" horzOverflow="overflow" vert="horz" wrap="square" lIns="91440" tIns="45720" rIns="91440" bIns="45720" numCol="1" spcCol="0" rtlCol="0" fromWordArt="0" anchor="ctr" anchorCtr="0" forceAA="0" compatLnSpc="1">
+                        <a:prstTxWarp prst="textNoShape">
+                          <a:avLst/>
+                        </a:prstTxWarp>
+                        <a:noAutofit/>
+                      </wps:bodyPr>
+                    </wps:wsp>
+                  </a:graphicData>
+                </a:graphic>
+                <wp14:sizeRelH relativeFrom="margin">
+                  <wp14:pctWidth>0</wp14:pctWidth>
+                </wp14:sizeRelH>
+                <wp14:sizeRelV relativeFrom="margin">
+                  <wp14:pctHeight>0</wp14:pctHeight>
+                </wp14:sizeRelV>
+              </wp:anchor>
+            </w:drawing>
+          </mc:Choice>
+          <mc:Fallback>
+            <w:pict>
+              <v:rect id="矩形 7" o:spid="_x0000_s1037" style="position:absolute;left:0;text-align:left;margin-left:26.3pt;margin-top:11.85pt;width:201.6pt;height:21.9pt;z-index:251696128;visibility:visible;mso-wrap-style:square;mso-width-percent:0;mso-height-percent:0;mso-wrap-distance-left:9pt;mso-wrap-distance-top:0;mso-wrap-distance-right:9pt;mso-wrap-distance-bottom:0;mso-position-horizontal:absolute;mso-position-horizontal-relative:text;mso-position-vertical:absolute;mso-position-vertical-relative:text;mso-width-percent:0;mso-height-percent:0;mso-width-relative:margin;mso-height-relative:margin;v-text-anchor:middle" o:gfxdata="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" fillcolor="#c7edcc [3201]" strokecolor="#f79646 [3209]" strokeweight="2pt">
+                <v:textbox>
+                  <w:txbxContent>
+                    <w:p>
+                      <w:pPr>
+                        <w:jc w:val="center"/>
+                      </w:pPr>
+                      <w:r>
+                        <w:t>C</w:t>
+                      </w:r>
+                      <w:r>
+                        <w:rPr>
+                          <w:rFonts w:hint="eastAsia"/>
+                        </w:rPr>
+                        <w:t>urrent impersonation levels</w:t>
+                      </w:r>
+                    </w:p>
+                  </w:txbxContent>
+                </v:textbox>
+              </v:rect>
+            </w:pict>
+          </mc:Fallback>
+        </mc:AlternateContent>
+      </w:r>
+    </w:p>
+    <w:p>
+      <w:pPr>
+        <w:rPr>
+          <w:rFonts w:hint="eastAsia"/>
+        </w:rPr>
+      </w:pPr>
+    </w:p>
+    <w:p>
+      <w:pPr>
+        <w:rPr>
+          <w:rFonts w:hint="eastAsia"/>
+        </w:rPr>
+      </w:pPr>
+      <w:r>
+        <w:rPr>
+          <w:noProof/>
+        </w:rPr>
+        <mc:AlternateContent>
+          <mc:Choice Requires="wps">
+            <w:drawing>
+              <wp:anchor distT="0" distB="0" distL="114300" distR="114300" simplePos="0" relativeHeight="251698176" behindDoc="0" locked="0" layoutInCell="1" allowOverlap="1" wp14:anchorId="7C432EB2" wp14:editId="38635F0C">
+                <wp:simplePos x="0" y="0"/>
+                <wp:positionH relativeFrom="column">
+                  <wp:posOffset>327991</wp:posOffset>
+                </wp:positionH>
+                <wp:positionV relativeFrom="paragraph">
+                  <wp:posOffset>186635</wp:posOffset>
+                </wp:positionV>
+                <wp:extent cx="3530379" cy="278130"/>
+                <wp:effectExtent l="0" t="0" r="13335" b="26670"/>
+                <wp:wrapNone/>
+                <wp:docPr id="8" name="矩形 8"/>
+                <wp:cNvGraphicFramePr/>
+                <a:graphic xmlns:a="http://schemas.openxmlformats.org/drawingml/2006/main">
+                  <a:graphicData uri="http://schemas.microsoft.com/office/word/2010/wordprocessingShape">
+                    <wps:wsp>
+                      <wps:cNvSpPr/>
+                      <wps:spPr>
+                        <a:xfrm>
+                          <a:off x="0" y="0"/>
+                          <a:ext cx="3530379" cy="278130"/>
+                        </a:xfrm>
+                        <a:prstGeom prst="rect">
+                          <a:avLst/>
+                        </a:prstGeom>
+                      </wps:spPr>
+                      <wps:style>
+                        <a:lnRef idx="2">
+                          <a:schemeClr val="accent6"/>
+                        </a:lnRef>
+                        <a:fillRef idx="1">
+                          <a:schemeClr val="lt1"/>
+                        </a:fillRef>
+                        <a:effectRef idx="0">
+                          <a:schemeClr val="accent6"/>
+                        </a:effectRef>
+                        <a:fontRef idx="minor">
+                          <a:schemeClr val="dk1"/>
+                        </a:fontRef>
+                      </wps:style>
+                      <wps:txbx>
+                        <w:txbxContent>
+                          <w:p>
+                            <w:pPr>
+                              <w:jc w:val="center"/>
+                            </w:pPr>
+                            <w:r>
+                              <w:t>W</w:t>
+                            </w:r>
+                            <w:r>
+                              <w:rPr>
+                                <w:rFonts w:hint="eastAsia"/>
+                              </w:rPr>
+                              <w:t xml:space="preserve">hether the </w:t>
+                            </w:r>
+                            <w:proofErr w:type="spellStart"/>
+                            <w:r>
+                              <w:rPr>
+                                <w:rFonts w:hint="eastAsia"/>
+                              </w:rPr>
+                              <w:t>tokern</w:t>
+                            </w:r>
+                            <w:proofErr w:type="spellEnd"/>
+                            <w:r>
+                              <w:rPr>
+                                <w:rFonts w:hint="eastAsia"/>
+                              </w:rPr>
+                              <w:t xml:space="preserve"> is a primary or impersonation token</w:t>
+                            </w:r>
+                          </w:p>
+                        </w:txbxContent>
+                      </wps:txbx>
+                      <wps:bodyPr rot="0" spcFirstLastPara="0" vertOverflow="overflow" horzOverflow="overflow" vert="horz" wrap="square" lIns="91440" tIns="45720" rIns="91440" bIns="45720" numCol="1" spcCol="0" rtlCol="0" fromWordArt="0" anchor="ctr" anchorCtr="0" forceAA="0" compatLnSpc="1">
+                        <a:prstTxWarp prst="textNoShape">
+                          <a:avLst/>
+                        </a:prstTxWarp>
+                        <a:noAutofit/>
+                      </wps:bodyPr>
+                    </wps:wsp>
+                  </a:graphicData>
+                </a:graphic>
+                <wp14:sizeRelH relativeFrom="margin">
+                  <wp14:pctWidth>0</wp14:pctWidth>
+                </wp14:sizeRelH>
+                <wp14:sizeRelV relativeFrom="margin">
+                  <wp14:pctHeight>0</wp14:pctHeight>
+                </wp14:sizeRelV>
+              </wp:anchor>
+            </w:drawing>
+          </mc:Choice>
+          <mc:Fallback>
+            <w:pict>
+              <v:rect id="矩形 8" o:spid="_x0000_s1038" style="position:absolute;left:0;text-align:left;margin-left:25.85pt;margin-top:14.7pt;width:278pt;height:21.9pt;z-index:251698176;visibility:visible;mso-wrap-style:square;mso-width-percent:0;mso-height-percent:0;mso-wrap-distance-left:9pt;mso-wrap-distance-top:0;mso-wrap-distance-right:9pt;mso-wrap-distance-bottom:0;mso-position-horizontal:absolute;mso-position-horizontal-relative:text;mso-position-vertical:absolute;mso-position-vertical-relative:text;mso-width-percent:0;mso-height-percent:0;mso-width-relative:margin;mso-height-relative:margin;v-text-anchor:middle" o:gfxdata="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" fillcolor="#c7edcc [3201]" strokecolor="#f79646 [3209]" strokeweight="2pt">
+                <v:textbox>
+                  <w:txbxContent>
+                    <w:p>
+                      <w:pPr>
+                        <w:jc w:val="center"/>
+                      </w:pPr>
+                      <w:r>
+                        <w:t>W</w:t>
+                      </w:r>
+                      <w:r>
+                        <w:rPr>
+                          <w:rFonts w:hint="eastAsia"/>
+                        </w:rPr>
+                        <w:t xml:space="preserve">hether the </w:t>
+                      </w:r>
+                      <w:proofErr w:type="spellStart"/>
+                      <w:r>
+                        <w:rPr>
+                          <w:rFonts w:hint="eastAsia"/>
+                        </w:rPr>
+                        <w:t>tokern</w:t>
+                      </w:r>
+                      <w:proofErr w:type="spellEnd"/>
+                      <w:r>
+                        <w:rPr>
+                          <w:rFonts w:hint="eastAsia"/>
+                        </w:rPr>
+                        <w:t xml:space="preserve"> is a primary or impersonation token</w:t>
+                      </w:r>
+                    </w:p>
+                  </w:txbxContent>
+                </v:textbox>
+              </v:rect>
+            </w:pict>
+          </mc:Fallback>
+        </mc:AlternateContent>
+      </w:r>
+    </w:p>
+    <w:p>
+      <w:pPr>
+        <w:rPr>
+          <w:rFonts w:hint="eastAsia"/>
+        </w:rPr>
+      </w:pPr>
+    </w:p>
+    <w:p>
+      <w:pPr>
+        <w:rPr>
+          <w:rFonts w:hint="eastAsia"/>
+        </w:rPr>
+      </w:pPr>
+    </w:p>
+    <w:p/>
+    <w:p>
+      <w:pPr>
+        <w:pStyle w:val="3"/>
+      </w:pPr>
+      <w:bookmarkStart w:id="1" w:name="security.access_control_lists"/>
+      <w:bookmarkEnd w:id="1"/>
+      <w:r>
+        <w:lastRenderedPageBreak/>
+        <w:t>Access Control Lists</w:t>
+      </w:r>
+    </w:p>
+    <w:p>
+      <w:pPr>
+        <w:ind w:firstLine="420"/>
+      </w:pPr>
+      <w:r>
+        <w:t xml:space="preserve">An access control list (ACL) is a list of </w:t>
+      </w:r>
+      <w:hyperlink r:id="rId6" w:history="1">
+        <w:r>
+          <w:rPr>
+            <w:rStyle w:val="a5"/>
+          </w:rPr>
+          <w:t>access control entries</w:t>
+        </w:r>
+      </w:hyperlink>
+      <w:r>
+        <w:t xml:space="preserve"> (ACE). Each ACE in an ACL identifies a </w:t>
+      </w:r>
+      <w:hyperlink r:id="rId7" w:history="1">
+        <w:r>
+          <w:rPr>
+            <w:rStyle w:val="a5"/>
+          </w:rPr>
+          <w:t>trustee</w:t>
+        </w:r>
+      </w:hyperlink>
+      <w:r>
+        <w:t xml:space="preserve"> and specifies the </w:t>
+      </w:r>
+      <w:hyperlink r:id="rId8" w:history="1">
+        <w:r>
+          <w:rPr>
+            <w:rStyle w:val="a5"/>
+          </w:rPr>
+          <w:t>access rights</w:t>
+        </w:r>
+      </w:hyperlink>
+      <w:r>
+        <w:t xml:space="preserve"> allowed, denied, or audited for that trustee. The </w:t>
+      </w:r>
+      <w:hyperlink r:id="rId9" w:history="1">
+        <w:r>
+          <w:rPr>
+            <w:rStyle w:val="a5"/>
+          </w:rPr>
+          <w:t>security descriptor</w:t>
+        </w:r>
+      </w:hyperlink>
+      <w:r>
+        <w:t xml:space="preserve"> for a </w:t>
+      </w:r>
+      <w:hyperlink r:id="rId10" w:history="1">
+        <w:r>
+          <w:rPr>
+            <w:rStyle w:val="a5"/>
+          </w:rPr>
+          <w:t>securable object</w:t>
+        </w:r>
+      </w:hyperlink>
+      <w:r>
+        <w:t xml:space="preserve"> can contain two types of ACLs: a DACL and a SACL.</w:t>
+      </w:r>
+    </w:p>
+    <w:p/>
+    <w:p/>
+    <w:p>
+      <w:pPr>
+        <w:rPr>
+          <w:b/>
+        </w:rPr>
+      </w:pPr>
+      <w:r>
+        <w:rPr>
+          <w:rFonts w:hint="eastAsia"/>
+          <w:b/>
+        </w:rPr>
+        <w:t xml:space="preserve">ACE </w:t>
+      </w:r>
+      <w:proofErr w:type="spellStart"/>
+      <w:r>
+        <w:rPr>
+          <w:rFonts w:hint="eastAsia"/>
+          <w:b/>
+        </w:rPr>
+        <w:t>structs</w:t>
+      </w:r>
+      <w:proofErr w:type="spellEnd"/>
+    </w:p>
+    <w:p>
+      <w:pPr>
+        <w:rPr>
+          <w:rFonts w:hint="eastAsia"/>
+        </w:rPr>
+      </w:pPr>
+      <w:r>
+        <w:rPr>
+          <w:noProof/>
+        </w:rPr>
+        <mc:AlternateContent>
+          <mc:Choice Requires="wps">
+            <w:drawing>
+              <wp:anchor distT="0" distB="0" distL="114300" distR="114300" simplePos="0" relativeHeight="251676672" behindDoc="0" locked="0" layoutInCell="1" allowOverlap="1" wp14:anchorId="70196CD1" wp14:editId="1A707362">
+                <wp:simplePos x="0" y="0"/>
+                <wp:positionH relativeFrom="column">
+                  <wp:posOffset>176530</wp:posOffset>
+                </wp:positionH>
+                <wp:positionV relativeFrom="paragraph">
+                  <wp:posOffset>133985</wp:posOffset>
+                </wp:positionV>
+                <wp:extent cx="3545840" cy="309880"/>
+                <wp:effectExtent l="0" t="0" r="16510" b="13970"/>
+                <wp:wrapNone/>
+                <wp:docPr id="18" name="矩形 18"/>
+                <wp:cNvGraphicFramePr/>
+                <a:graphic xmlns:a="http://schemas.openxmlformats.org/drawingml/2006/main">
+                  <a:graphicData uri="http://schemas.microsoft.com/office/word/2010/wordprocessingShape">
+                    <wps:wsp>
+                      <wps:cNvSpPr/>
+                      <wps:spPr>
+                        <a:xfrm>
+                          <a:off x="0" y="0"/>
+                          <a:ext cx="3545840" cy="309880"/>
+                        </a:xfrm>
+                        <a:prstGeom prst="rect">
+                          <a:avLst/>
+                        </a:prstGeom>
+                      </wps:spPr>
+                      <wps:style>
+                        <a:lnRef idx="2">
+                          <a:schemeClr val="accent6"/>
+                        </a:lnRef>
+                        <a:fillRef idx="1">
+                          <a:schemeClr val="lt1"/>
+                        </a:fillRef>
+                        <a:effectRef idx="0">
+                          <a:schemeClr val="accent6"/>
+                        </a:effectRef>
+                        <a:fontRef idx="minor">
+                          <a:schemeClr val="dk1"/>
+                        </a:fontRef>
+                      </wps:style>
+                      <wps:txbx>
+                        <w:txbxContent>
+                          <w:p>
+                            <w:pPr>
+                              <w:jc w:val="center"/>
+                            </w:pPr>
+                            <w:r>
+                              <w:rPr>
+                                <w:rFonts w:hint="eastAsia"/>
+                              </w:rPr>
+                              <w:t>SID</w:t>
+                            </w:r>
+                          </w:p>
+                        </w:txbxContent>
+                      </wps:txbx>
+                      <wps:bodyPr rot="0" spcFirstLastPara="0" vertOverflow="overflow" horzOverflow="overflow" vert="horz" wrap="square" lIns="91440" tIns="45720" rIns="91440" bIns="45720" numCol="1" spcCol="0" rtlCol="0" fromWordArt="0" anchor="ctr" anchorCtr="0" forceAA="0" compatLnSpc="1">
+                        <a:prstTxWarp prst="textNoShape">
+                          <a:avLst/>
+                        </a:prstTxWarp>
+                        <a:noAutofit/>
+                      </wps:bodyPr>
+                    </wps:wsp>
+                  </a:graphicData>
+                </a:graphic>
+                <wp14:sizeRelH relativeFrom="margin">
+                  <wp14:pctWidth>0</wp14:pctWidth>
+                </wp14:sizeRelH>
+                <wp14:sizeRelV relativeFrom="margin">
+                  <wp14:pctHeight>0</wp14:pctHeight>
+                </wp14:sizeRelV>
+              </wp:anchor>
+            </w:drawing>
+          </mc:Choice>
+          <mc:Fallback>
+            <w:pict>
+              <v:rect id="矩形 18" o:spid="_x0000_s1039" style="position:absolute;left:0;text-align:left;margin-left:13.9pt;margin-top:10.55pt;width:279.2pt;height:24.4pt;z-index:251676672;visibility:visible;mso-wrap-style:square;mso-width-percent:0;mso-height-percent:0;mso-wrap-distance-left:9pt;mso-wrap-distance-top:0;mso-wrap-distance-right:9pt;mso-wrap-distance-bottom:0;mso-position-horizontal:absolute;mso-position-horizontal-relative:text;mso-position-vertical:absolute;mso-position-vertical-relative:text;mso-width-percent:0;mso-height-percent:0;mso-width-relative:margin;mso-height-relative:margin;v-text-anchor:middle" o:gfxdata="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" fillcolor="#c7edcc [3201]" strokecolor="#f79646 [3209]" strokeweight="2pt">
+                <v:textbox>
+                  <w:txbxContent>
+                    <w:p>
+                      <w:pPr>
+                        <w:jc w:val="center"/>
+                      </w:pPr>
+                      <w:r>
+                        <w:rPr>
+                          <w:rFonts w:hint="eastAsia"/>
+                        </w:rPr>
+                        <w:t>SID</w:t>
+                      </w:r>
+                    </w:p>
+                  </w:txbxContent>
+                </v:textbox>
+              </v:rect>
+            </w:pict>
+          </mc:Fallback>
+        </mc:AlternateContent>
+      </w:r>
+      <w:r>
+        <w:rPr>
+          <w:noProof/>
+        </w:rPr>
+        <mc:AlternateContent>
+          <mc:Choice Requires="wps">
+            <w:drawing>
+              <wp:anchor distT="0" distB="0" distL="114300" distR="114300" simplePos="0" relativeHeight="251675648" behindDoc="0" locked="0" layoutInCell="1" allowOverlap="1" wp14:anchorId="364875A9" wp14:editId="14D69463">
                 <wp:simplePos x="0" y="0"/>
                 <wp:positionH relativeFrom="column">
                   <wp:posOffset>-45720</wp:posOffset>
                 </wp:positionH>
                 <wp:positionV relativeFrom="paragraph">
-                  <wp:posOffset>7620</wp:posOffset>
+                  <wp:posOffset>6985</wp:posOffset>
                 </wp:positionV>
-                <wp:extent cx="2861945" cy="1804670"/>
-                <wp:effectExtent l="0" t="0" r="14605" b="24130"/>
+                <wp:extent cx="3888105" cy="1804670"/>
+                <wp:effectExtent l="0" t="0" r="17145" b="24130"/>
                 <wp:wrapNone/>
                 <wp:docPr id="17" name="矩形 17"/>
                 <wp:cNvGraphicFramePr/>
@@ -1055,7 +2110,7 @@
                       <wps:spPr>
                         <a:xfrm>
                           <a:off x="0" y="0"/>
-                          <a:ext cx="2861945" cy="1804670"/>
+                          <a:ext cx="3888105" cy="1804670"/>
                         </a:xfrm>
                         <a:prstGeom prst="rect">
                           <a:avLst/>
@@ -1095,125 +2150,48 @@
           </mc:Choice>
           <mc:Fallback>
             <w:pict>
-              <v:rect id="矩形 17" o:spid="_x0000_s1026" style="position:absolute;left:0;text-align:left;margin-left:-3.6pt;margin-top:.6pt;width:225.35pt;height:142.1pt;z-index:251675648;visibility:visible;mso-wrap-style:square;mso-width-percent:0;mso-height-percent:0;mso-wrap-distance-left:9pt;mso-wrap-distance-top:0;mso-wrap-distance-right:9pt;mso-wrap-distance-bottom:0;mso-position-horizontal:absolute;mso-position-horizontal-relative:text;mso-position-vertical:absolute;mso-position-vertical-relative:text;mso-width-percent:0;mso-height-percent:0;mso-width-relative:margin;mso-height-relative:margin;v-text-anchor:middle" o:gfxdata="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" fillcolor="#c7edcc [3201]" strokecolor="#f79646 [3209]" strokeweight="2pt"/>
+              <v:rect id="矩形 17" o:spid="_x0000_s1026" style="position:absolute;left:0;text-align:left;margin-left:-3.6pt;margin-top:.55pt;width:306.15pt;height:142.1pt;z-index:251675648;visibility:visible;mso-wrap-style:square;mso-width-percent:0;mso-height-percent:0;mso-wrap-distance-left:9pt;mso-wrap-distance-top:0;mso-wrap-distance-right:9pt;mso-wrap-distance-bottom:0;mso-position-horizontal:absolute;mso-position-horizontal-relative:text;mso-position-vertical:absolute;mso-position-vertical-relative:text;mso-width-percent:0;mso-height-percent:0;mso-width-relative:margin;mso-height-relative:margin;v-text-anchor:middle" o:gfxdata="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" fillcolor="#c7edcc [3201]" strokecolor="#f79646 [3209]" strokeweight="2pt"/>
             </w:pict>
           </mc:Fallback>
         </mc:AlternateContent>
       </w:r>
       <w:r>
         <w:rPr>
+          <w:rFonts w:hint="eastAsia"/>
+        </w:rPr>
+        <w:t>ACEAAAAAAA</w:t>
+      </w:r>
+    </w:p>
+    <w:p>
+      <w:pPr>
+        <w:rPr>
+          <w:rFonts w:hint="eastAsia"/>
+        </w:rPr>
+      </w:pPr>
+    </w:p>
+    <w:p>
+      <w:pPr>
+        <w:rPr>
+          <w:rFonts w:hint="eastAsia"/>
+        </w:rPr>
+      </w:pPr>
+      <w:r>
+        <w:rPr>
           <w:noProof/>
         </w:rPr>
         <mc:AlternateContent>
           <mc:Choice Requires="wps">
             <w:drawing>
-              <wp:anchor distT="0" distB="0" distL="114300" distR="114300" simplePos="0" relativeHeight="251679744" behindDoc="0" locked="0" layoutInCell="1" allowOverlap="1" wp14:anchorId="355E368D" wp14:editId="7A5F7C83">
+              <wp:anchor distT="0" distB="0" distL="114300" distR="114300" simplePos="0" relativeHeight="251677696" behindDoc="0" locked="0" layoutInCell="1" allowOverlap="1" wp14:anchorId="0C2DA653" wp14:editId="4E52852F">
                 <wp:simplePos x="0" y="0"/>
                 <wp:positionH relativeFrom="column">
                   <wp:posOffset>176530</wp:posOffset>
                 </wp:positionH>
                 <wp:positionV relativeFrom="paragraph">
-                  <wp:posOffset>961805</wp:posOffset>
+                  <wp:posOffset>143510</wp:posOffset>
                 </wp:positionV>
-                <wp:extent cx="2321560" cy="310101"/>
-                <wp:effectExtent l="0" t="0" r="21590" b="13970"/>
-                <wp:wrapNone/>
-                <wp:docPr id="20" name="矩形 20"/>
-                <wp:cNvGraphicFramePr/>
-                <a:graphic xmlns:a="http://schemas.openxmlformats.org/drawingml/2006/main">
-                  <a:graphicData uri="http://schemas.microsoft.com/office/word/2010/wordprocessingShape">
-                    <wps:wsp>
-                      <wps:cNvSpPr/>
-                      <wps:spPr>
-                        <a:xfrm>
-                          <a:off x="0" y="0"/>
-                          <a:ext cx="2321560" cy="310101"/>
-                        </a:xfrm>
-                        <a:prstGeom prst="rect">
-                          <a:avLst/>
-                        </a:prstGeom>
-                      </wps:spPr>
-                      <wps:style>
-                        <a:lnRef idx="2">
-                          <a:schemeClr val="accent6"/>
-                        </a:lnRef>
-                        <a:fillRef idx="1">
-                          <a:schemeClr val="lt1"/>
-                        </a:fillRef>
-                        <a:effectRef idx="0">
-                          <a:schemeClr val="accent6"/>
-                        </a:effectRef>
-                        <a:fontRef idx="minor">
-                          <a:schemeClr val="dk1"/>
-                        </a:fontRef>
-                      </wps:style>
-                      <wps:txbx>
-                        <w:txbxContent>
-                          <w:p>
-                            <w:pPr>
-                              <w:jc w:val="center"/>
-                            </w:pPr>
-                            <w:r>
-                              <w:rPr>
-                                <w:rFonts w:hint="eastAsia"/>
-                              </w:rPr>
-                              <w:t>ACE type</w:t>
-                            </w:r>
-                          </w:p>
-                        </w:txbxContent>
-                      </wps:txbx>
-                      <wps:bodyPr rot="0" spcFirstLastPara="0" vertOverflow="overflow" horzOverflow="overflow" vert="horz" wrap="square" lIns="91440" tIns="45720" rIns="91440" bIns="45720" numCol="1" spcCol="0" rtlCol="0" fromWordArt="0" anchor="ctr" anchorCtr="0" forceAA="0" compatLnSpc="1">
-                        <a:prstTxWarp prst="textNoShape">
-                          <a:avLst/>
-                        </a:prstTxWarp>
-                        <a:noAutofit/>
-                      </wps:bodyPr>
-                    </wps:wsp>
-                  </a:graphicData>
-                </a:graphic>
-              </wp:anchor>
-            </w:drawing>
-          </mc:Choice>
-          <mc:Fallback>
-            <w:pict>
-              <v:rect id="矩形 20" o:spid="_x0000_s1032" style="position:absolute;left:0;text-align:left;margin-left:13.9pt;margin-top:75.75pt;width:182.8pt;height:24.4pt;z-index:251679744;visibility:visible;mso-wrap-style:square;mso-wrap-distance-left:9pt;mso-wrap-distance-top:0;mso-wrap-distance-right:9pt;mso-wrap-distance-bottom:0;mso-position-horizontal:absolute;mso-position-horizontal-relative:text;mso-position-vertical:absolute;mso-position-vertical-relative:text;v-text-anchor:middle" o:gfxdata="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" fillcolor="#c7edcc [3201]" strokecolor="#f79646 [3209]" strokeweight="2pt">
-                <v:textbox>
-                  <w:txbxContent>
-                    <w:p>
-                      <w:pPr>
-                        <w:jc w:val="center"/>
-                      </w:pPr>
-                      <w:r>
-                        <w:rPr>
-                          <w:rFonts w:hint="eastAsia"/>
-                        </w:rPr>
-                        <w:t>ACE type</w:t>
-                      </w:r>
-                    </w:p>
-                  </w:txbxContent>
-                </v:textbox>
-              </v:rect>
-            </w:pict>
-          </mc:Fallback>
-        </mc:AlternateContent>
-      </w:r>
-      <w:r>
-        <w:rPr>
-          <w:noProof/>
-        </w:rPr>
-        <mc:AlternateContent>
-          <mc:Choice Requires="wps">
-            <w:drawing>
-              <wp:anchor distT="0" distB="0" distL="114300" distR="114300" simplePos="0" relativeHeight="251677696" behindDoc="0" locked="0" layoutInCell="1" allowOverlap="1" wp14:anchorId="42B1BF74" wp14:editId="380A9504">
-                <wp:simplePos x="0" y="0"/>
-                <wp:positionH relativeFrom="column">
-                  <wp:posOffset>176917</wp:posOffset>
-                </wp:positionH>
-                <wp:positionV relativeFrom="paragraph">
-                  <wp:posOffset>540689</wp:posOffset>
-                </wp:positionV>
-                <wp:extent cx="2321560" cy="310101"/>
-                <wp:effectExtent l="0" t="0" r="21590" b="13970"/>
+                <wp:extent cx="3545840" cy="309880"/>
+                <wp:effectExtent l="0" t="0" r="16510" b="13970"/>
                 <wp:wrapNone/>
                 <wp:docPr id="19" name="矩形 19"/>
                 <wp:cNvGraphicFramePr/>
@@ -1224,7 +2202,7 @@
                       <wps:spPr>
                         <a:xfrm>
                           <a:off x="0" y="0"/>
-                          <a:ext cx="2321560" cy="310101"/>
+                          <a:ext cx="3545840" cy="309880"/>
                         </a:xfrm>
                         <a:prstGeom prst="rect">
                           <a:avLst/>
@@ -1277,12 +2255,15 @@
                     </wps:wsp>
                   </a:graphicData>
                 </a:graphic>
+                <wp14:sizeRelH relativeFrom="margin">
+                  <wp14:pctWidth>0</wp14:pctWidth>
+                </wp14:sizeRelH>
               </wp:anchor>
             </w:drawing>
           </mc:Choice>
           <mc:Fallback>
             <w:pict>
-              <v:rect id="矩形 19" o:spid="_x0000_s1033" style="position:absolute;left:0;text-align:left;margin-left:13.95pt;margin-top:42.55pt;width:182.8pt;height:24.4pt;z-index:251677696;visibility:visible;mso-wrap-style:square;mso-wrap-distance-left:9pt;mso-wrap-distance-top:0;mso-wrap-distance-right:9pt;mso-wrap-distance-bottom:0;mso-position-horizontal:absolute;mso-position-horizontal-relative:text;mso-position-vertical:absolute;mso-position-vertical-relative:text;v-text-anchor:middle" o:gfxdata="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" fillcolor="#c7edcc [3201]" strokecolor="#f79646 [3209]" strokeweight="2pt">
+              <v:rect id="矩形 19" o:spid="_x0000_s1040" style="position:absolute;left:0;text-align:left;margin-left:13.9pt;margin-top:11.3pt;width:279.2pt;height:24.4pt;z-index:251677696;visibility:visible;mso-wrap-style:square;mso-width-percent:0;mso-wrap-distance-left:9pt;mso-wrap-distance-top:0;mso-wrap-distance-right:9pt;mso-wrap-distance-bottom:0;mso-position-horizontal:absolute;mso-position-horizontal-relative:text;mso-position-vertical:absolute;mso-position-vertical-relative:text;mso-width-percent:0;mso-width-relative:margin;v-text-anchor:middle" o:gfxdata="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" fillcolor="#c7edcc [3201]" strokecolor="#f79646 [3209]" strokeweight="2pt">
                 <v:textbox>
                   <w:txbxContent>
                     <w:p>
@@ -1312,6 +2293,20 @@
           </mc:Fallback>
         </mc:AlternateContent>
       </w:r>
+    </w:p>
+    <w:p>
+      <w:pPr>
+        <w:rPr>
+          <w:rFonts w:hint="eastAsia"/>
+        </w:rPr>
+      </w:pPr>
+    </w:p>
+    <w:p>
+      <w:pPr>
+        <w:rPr>
+          <w:rFonts w:hint="eastAsia"/>
+        </w:rPr>
+      </w:pPr>
       <w:r>
         <w:rPr>
           <w:noProof/>
@@ -1319,18 +2314,18 @@
         <mc:AlternateContent>
           <mc:Choice Requires="wps">
             <w:drawing>
-              <wp:anchor distT="0" distB="0" distL="114300" distR="114300" simplePos="0" relativeHeight="251676672" behindDoc="0" locked="0" layoutInCell="1" allowOverlap="1" wp14:anchorId="0903860F" wp14:editId="673AAB7D">
+              <wp:anchor distT="0" distB="0" distL="114300" distR="114300" simplePos="0" relativeHeight="251679744" behindDoc="0" locked="0" layoutInCell="1" allowOverlap="1" wp14:anchorId="4ECC48E8" wp14:editId="0E15D2F0">
                 <wp:simplePos x="0" y="0"/>
                 <wp:positionH relativeFrom="column">
                   <wp:posOffset>176917</wp:posOffset>
                 </wp:positionH>
                 <wp:positionV relativeFrom="paragraph">
-                  <wp:posOffset>135171</wp:posOffset>
+                  <wp:posOffset>168855</wp:posOffset>
                 </wp:positionV>
-                <wp:extent cx="2321780" cy="310101"/>
-                <wp:effectExtent l="0" t="0" r="21590" b="13970"/>
+                <wp:extent cx="3546281" cy="309880"/>
+                <wp:effectExtent l="0" t="0" r="16510" b="13970"/>
                 <wp:wrapNone/>
-                <wp:docPr id="18" name="矩形 18"/>
+                <wp:docPr id="20" name="矩形 20"/>
                 <wp:cNvGraphicFramePr/>
                 <a:graphic xmlns:a="http://schemas.openxmlformats.org/drawingml/2006/main">
                   <a:graphicData uri="http://schemas.microsoft.com/office/word/2010/wordprocessingShape">
@@ -1339,7 +2334,7 @@
                       <wps:spPr>
                         <a:xfrm>
                           <a:off x="0" y="0"/>
-                          <a:ext cx="2321780" cy="310101"/>
+                          <a:ext cx="3546281" cy="309880"/>
                         </a:xfrm>
                         <a:prstGeom prst="rect">
                           <a:avLst/>
@@ -1369,7 +2364,27 @@
                               <w:rPr>
                                 <w:rFonts w:hint="eastAsia"/>
                               </w:rPr>
-                              <w:t>SID</w:t>
+                              <w:t xml:space="preserve">ACE </w:t>
+                            </w:r>
+                            <w:proofErr w:type="gramStart"/>
+                            <w:r>
+                              <w:rPr>
+                                <w:rFonts w:hint="eastAsia"/>
+                              </w:rPr>
+                              <w:t>type</w:t>
+                            </w:r>
+                            <w:r>
+                              <w:rPr>
+                                <w:rFonts w:hint="eastAsia"/>
+                              </w:rPr>
+                              <w:t>(</w:t>
+                            </w:r>
+                            <w:proofErr w:type="gramEnd"/>
+                            <w:r>
+                              <w:rPr>
+                                <w:rFonts w:hint="eastAsia"/>
+                              </w:rPr>
+                              <w:t>Access-denied, Access-allowed, System-audit)</w:t>
                             </w:r>
                           </w:p>
                         </w:txbxContent>
@@ -1383,15 +2398,15 @@
                     </wps:wsp>
                   </a:graphicData>
                 </a:graphic>
-                <wp14:sizeRelV relativeFrom="margin">
-                  <wp14:pctHeight>0</wp14:pctHeight>
-                </wp14:sizeRelV>
+                <wp14:sizeRelH relativeFrom="margin">
+                  <wp14:pctWidth>0</wp14:pctWidth>
+                </wp14:sizeRelH>
               </wp:anchor>
             </w:drawing>
           </mc:Choice>
           <mc:Fallback>
             <w:pict>
-              <v:rect id="矩形 18" o:spid="_x0000_s1034" style="position:absolute;left:0;text-align:left;margin-left:13.95pt;margin-top:10.65pt;width:182.8pt;height:24.4pt;z-index:251676672;visibility:visible;mso-wrap-style:square;mso-height-percent:0;mso-wrap-distance-left:9pt;mso-wrap-distance-top:0;mso-wrap-distance-right:9pt;mso-wrap-distance-bottom:0;mso-position-horizontal:absolute;mso-position-horizontal-relative:text;mso-position-vertical:absolute;mso-position-vertical-relative:text;mso-height-percent:0;mso-height-relative:margin;v-text-anchor:middle" o:gfxdata="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" fillcolor="#c7edcc [3201]" strokecolor="#f79646 [3209]" strokeweight="2pt">
+              <v:rect id="矩形 20" o:spid="_x0000_s1041" style="position:absolute;left:0;text-align:left;margin-left:13.95pt;margin-top:13.3pt;width:279.25pt;height:24.4pt;z-index:251679744;visibility:visible;mso-wrap-style:square;mso-width-percent:0;mso-wrap-distance-left:9pt;mso-wrap-distance-top:0;mso-wrap-distance-right:9pt;mso-wrap-distance-bottom:0;mso-position-horizontal:absolute;mso-position-horizontal-relative:text;mso-position-vertical:absolute;mso-position-vertical-relative:text;mso-width-percent:0;mso-width-relative:margin;v-text-anchor:middle" o:gfxdata="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" fillcolor="#c7edcc [3201]" strokecolor="#f79646 [3209]" strokeweight="2pt">
                 <v:textbox>
                   <w:txbxContent>
                     <w:p>
@@ -1402,7 +2417,27 @@
                         <w:rPr>
                           <w:rFonts w:hint="eastAsia"/>
                         </w:rPr>
-                        <w:t>SID</w:t>
+                        <w:t xml:space="preserve">ACE </w:t>
+                      </w:r>
+                      <w:proofErr w:type="gramStart"/>
+                      <w:r>
+                        <w:rPr>
+                          <w:rFonts w:hint="eastAsia"/>
+                        </w:rPr>
+                        <w:t>type</w:t>
+                      </w:r>
+                      <w:r>
+                        <w:rPr>
+                          <w:rFonts w:hint="eastAsia"/>
+                        </w:rPr>
+                        <w:t>(</w:t>
+                      </w:r>
+                      <w:proofErr w:type="gramEnd"/>
+                      <w:r>
+                        <w:rPr>
+                          <w:rFonts w:hint="eastAsia"/>
+                        </w:rPr>
+                        <w:t>Access-denied, Access-allowed, System-audit)</w:t>
                       </w:r>
                     </w:p>
                   </w:txbxContent>
@@ -1412,13 +2447,6802 @@
           </mc:Fallback>
         </mc:AlternateContent>
       </w:r>
-      <w:r>
-        <w:rPr>
-          <w:rFonts w:hint="eastAsia"/>
-        </w:rPr>
-        <w:t>ACEAAAAAAA</w:t>
-      </w:r>
-    </w:p>
+    </w:p>
+    <w:p>
+      <w:pPr>
+        <w:rPr>
+          <w:rFonts w:hint="eastAsia"/>
+        </w:rPr>
+      </w:pPr>
+    </w:p>
+    <w:p>
+      <w:pPr>
+        <w:rPr>
+          <w:rFonts w:hint="eastAsia"/>
+        </w:rPr>
+      </w:pPr>
+    </w:p>
+    <w:p>
+      <w:pPr>
+        <w:rPr>
+          <w:rFonts w:hint="eastAsia"/>
+        </w:rPr>
+      </w:pPr>
+      <w:r>
+        <w:rPr>
+          <w:noProof/>
+        </w:rPr>
+        <mc:AlternateContent>
+          <mc:Choice Requires="wps">
+            <w:drawing>
+              <wp:anchor distT="0" distB="0" distL="114300" distR="114300" simplePos="0" relativeHeight="251681792" behindDoc="0" locked="0" layoutInCell="1" allowOverlap="1" wp14:anchorId="75AC895A" wp14:editId="771E2D11">
+                <wp:simplePos x="0" y="0"/>
+                <wp:positionH relativeFrom="column">
+                  <wp:posOffset>176530</wp:posOffset>
+                </wp:positionH>
+                <wp:positionV relativeFrom="paragraph">
+                  <wp:posOffset>-4445</wp:posOffset>
+                </wp:positionV>
+                <wp:extent cx="3545840" cy="309880"/>
+                <wp:effectExtent l="0" t="0" r="16510" b="13970"/>
+                <wp:wrapNone/>
+                <wp:docPr id="21" name="矩形 21"/>
+                <wp:cNvGraphicFramePr/>
+                <a:graphic xmlns:a="http://schemas.openxmlformats.org/drawingml/2006/main">
+                  <a:graphicData uri="http://schemas.microsoft.com/office/word/2010/wordprocessingShape">
+                    <wps:wsp>
+                      <wps:cNvSpPr/>
+                      <wps:spPr>
+                        <a:xfrm>
+                          <a:off x="0" y="0"/>
+                          <a:ext cx="3545840" cy="309880"/>
+                        </a:xfrm>
+                        <a:prstGeom prst="rect">
+                          <a:avLst/>
+                        </a:prstGeom>
+                      </wps:spPr>
+                      <wps:style>
+                        <a:lnRef idx="2">
+                          <a:schemeClr val="accent6"/>
+                        </a:lnRef>
+                        <a:fillRef idx="1">
+                          <a:schemeClr val="lt1"/>
+                        </a:fillRef>
+                        <a:effectRef idx="0">
+                          <a:schemeClr val="accent6"/>
+                        </a:effectRef>
+                        <a:fontRef idx="minor">
+                          <a:schemeClr val="dk1"/>
+                        </a:fontRef>
+                      </wps:style>
+                      <wps:txbx>
+                        <w:txbxContent>
+                          <w:p>
+                            <w:pPr>
+                              <w:jc w:val="center"/>
+                            </w:pPr>
+                            <w:proofErr w:type="gramStart"/>
+                            <w:r>
+                              <w:rPr>
+                                <w:rFonts w:hint="eastAsia"/>
+                              </w:rPr>
+                              <w:t>inheritable</w:t>
+                            </w:r>
+                            <w:proofErr w:type="gramEnd"/>
+                          </w:p>
+                        </w:txbxContent>
+                      </wps:txbx>
+                      <wps:bodyPr rot="0" spcFirstLastPara="0" vertOverflow="overflow" horzOverflow="overflow" vert="horz" wrap="square" lIns="91440" tIns="45720" rIns="91440" bIns="45720" numCol="1" spcCol="0" rtlCol="0" fromWordArt="0" anchor="ctr" anchorCtr="0" forceAA="0" compatLnSpc="1">
+                        <a:prstTxWarp prst="textNoShape">
+                          <a:avLst/>
+                        </a:prstTxWarp>
+                        <a:noAutofit/>
+                      </wps:bodyPr>
+                    </wps:wsp>
+                  </a:graphicData>
+                </a:graphic>
+                <wp14:sizeRelH relativeFrom="margin">
+                  <wp14:pctWidth>0</wp14:pctWidth>
+                </wp14:sizeRelH>
+              </wp:anchor>
+            </w:drawing>
+          </mc:Choice>
+          <mc:Fallback>
+            <w:pict>
+              <v:rect id="矩形 21" o:spid="_x0000_s1042" style="position:absolute;left:0;text-align:left;margin-left:13.9pt;margin-top:-.35pt;width:279.2pt;height:24.4pt;z-index:251681792;visibility:visible;mso-wrap-style:square;mso-width-percent:0;mso-wrap-distance-left:9pt;mso-wrap-distance-top:0;mso-wrap-distance-right:9pt;mso-wrap-distance-bottom:0;mso-position-horizontal:absolute;mso-position-horizontal-relative:text;mso-position-vertical:absolute;mso-position-vertical-relative:text;mso-width-percent:0;mso-width-relative:margin;v-text-anchor:middle" o:gfxdata="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" fillcolor="#c7edcc [3201]" strokecolor="#f79646 [3209]" strokeweight="2pt">
+                <v:textbox>
+                  <w:txbxContent>
+                    <w:p>
+                      <w:pPr>
+                        <w:jc w:val="center"/>
+                      </w:pPr>
+                      <w:proofErr w:type="gramStart"/>
+                      <w:r>
+                        <w:rPr>
+                          <w:rFonts w:hint="eastAsia"/>
+                        </w:rPr>
+                        <w:t>inheritable</w:t>
+                      </w:r>
+                      <w:proofErr w:type="gramEnd"/>
+                    </w:p>
+                  </w:txbxContent>
+                </v:textbox>
+              </v:rect>
+            </w:pict>
+          </mc:Fallback>
+        </mc:AlternateContent>
+      </w:r>
+    </w:p>
+    <w:p>
+      <w:pPr>
+        <w:rPr>
+          <w:rFonts w:hint="eastAsia"/>
+        </w:rPr>
+      </w:pPr>
+    </w:p>
+    <w:p>
+      <w:pPr>
+        <w:rPr>
+          <w:rFonts w:hint="eastAsia"/>
+        </w:rPr>
+      </w:pPr>
+    </w:p>
+    <w:p>
+      <w:pPr>
+        <w:rPr>
+          <w:rFonts w:hint="eastAsia"/>
+        </w:rPr>
+      </w:pPr>
+      <w:r>
+        <w:rPr>
+          <w:rFonts w:ascii="Verdana" w:hAnsi="Verdana"/>
+          <w:noProof/>
+          <w:color w:val="000000"/>
+          <w:sz w:val="17"/>
+          <w:szCs w:val="17"/>
+        </w:rPr>
+        <w:drawing>
+          <wp:inline distT="0" distB="0" distL="0" distR="0">
+            <wp:extent cx="3665855" cy="2480945"/>
+            <wp:effectExtent l="0" t="0" r="0" b="0"/>
+            <wp:docPr id="9" name="图片 9" descr="DACL that grants different access rights to different threads"/>
+            <wp:cNvGraphicFramePr>
+              <a:graphicFrameLocks xmlns:a="http://schemas.openxmlformats.org/drawingml/2006/main" noChangeAspect="1"/>
+            </wp:cNvGraphicFramePr>
+            <a:graphic xmlns:a="http://schemas.openxmlformats.org/drawingml/2006/main">
+              <a:graphicData uri="http://schemas.openxmlformats.org/drawingml/2006/picture">
+                <pic:pic xmlns:pic="http://schemas.openxmlformats.org/drawingml/2006/picture">
+                  <pic:nvPicPr>
+                    <pic:cNvPr id="0" name="Picture 1" descr="DACL that grants different access rights to different threads"/>
+                    <pic:cNvPicPr>
+                      <a:picLocks noChangeAspect="1" noChangeArrowheads="1"/>
+                    </pic:cNvPicPr>
+                  </pic:nvPicPr>
+                  <pic:blipFill>
+                    <a:blip r:embed="rId11">
+                      <a:extLst>
+                        <a:ext uri="{28A0092B-C50C-407E-A947-70E740481C1C}">
+                          <a14:useLocalDpi xmlns:a14="http://schemas.microsoft.com/office/drawing/2010/main" val="0"/>
+                        </a:ext>
+                      </a:extLst>
+                    </a:blip>
+                    <a:srcRect/>
+                    <a:stretch>
+                      <a:fillRect/>
+                    </a:stretch>
+                  </pic:blipFill>
+                  <pic:spPr bwMode="auto">
+                    <a:xfrm>
+                      <a:off x="0" y="0"/>
+                      <a:ext cx="3665855" cy="2480945"/>
+                    </a:xfrm>
+                    <a:prstGeom prst="rect">
+                      <a:avLst/>
+                    </a:prstGeom>
+                    <a:noFill/>
+                    <a:ln>
+                      <a:noFill/>
+                    </a:ln>
+                  </pic:spPr>
+                </pic:pic>
+              </a:graphicData>
+            </a:graphic>
+          </wp:inline>
+        </w:drawing>
+      </w:r>
+    </w:p>
+    <w:p>
+      <w:r>
+        <w:t xml:space="preserve">For Thread A, the system reads ACE 1 and immediately denies access because the access-denied ACE applies to the user in the thread's access token. In this case, the system does not check ACEs 2 and 3. For Thread B, ACE 1 does not apply, so the system proceeds to ACE 2, which allows write access, and ACE 3 which allows read and </w:t>
+      </w:r>
+      <w:proofErr w:type="gramStart"/>
+      <w:r>
+        <w:t>execute</w:t>
+      </w:r>
+      <w:proofErr w:type="gramEnd"/>
+      <w:r>
+        <w:t xml:space="preserve"> access.</w:t>
+      </w:r>
+    </w:p>
+    <w:p>
+      <w:r>
+        <w:t xml:space="preserve">Because the system stops checking ACEs when the requested access is explicitly granted or denied, the order of ACEs in a DACL is important. Note that if the ACE order were different in the example, the system might have granted access to Thread A. For system objects, the operating system defines a preferred </w:t>
+      </w:r>
+      <w:hyperlink r:id="rId12" w:history="1">
+        <w:r>
+          <w:rPr>
+            <w:rStyle w:val="a5"/>
+          </w:rPr>
+          <w:t>order of ACEs in a DACL</w:t>
+        </w:r>
+      </w:hyperlink>
+      <w:r>
+        <w:t>.</w:t>
+      </w:r>
+    </w:p>
+    <w:p>
+      <w:pPr>
+        <w:rPr>
+          <w:rFonts w:hint="eastAsia"/>
+        </w:rPr>
+      </w:pPr>
+    </w:p>
+    <w:p>
+      <w:pPr>
+        <w:pStyle w:val="3"/>
+      </w:pPr>
+      <w:bookmarkStart w:id="2" w:name="security.securable_objects"/>
+      <w:bookmarkEnd w:id="2"/>
+      <w:r>
+        <w:lastRenderedPageBreak/>
+        <w:t>Securable Objects</w:t>
+      </w:r>
+    </w:p>
+    <w:p>
+      <w:pPr>
+        <w:ind w:firstLine="420"/>
+      </w:pPr>
+      <w:r>
+        <w:t xml:space="preserve">A securable object is an object that can have a </w:t>
+      </w:r>
+      <w:hyperlink r:id="rId13" w:history="1">
+        <w:r>
+          <w:rPr>
+            <w:rStyle w:val="a5"/>
+          </w:rPr>
+          <w:t>security descriptor</w:t>
+        </w:r>
+      </w:hyperlink>
+      <w:r>
+        <w:t xml:space="preserve">. All named Windows objects are securable. Some unnamed objects, such as process and thread objects, can have security descriptors too. For most securable objects, you can specify an object's security descriptor in the function call that creates the object. For example, you can specify a security descriptor in the </w:t>
+      </w:r>
+      <w:proofErr w:type="spellStart"/>
+      <w:r>
+        <w:t>CreateFile</w:t>
+      </w:r>
+      <w:proofErr w:type="spellEnd"/>
+      <w:r>
+        <w:t xml:space="preserve"> and </w:t>
+      </w:r>
+      <w:proofErr w:type="spellStart"/>
+      <w:r>
+        <w:t>CreateProcess</w:t>
+      </w:r>
+      <w:proofErr w:type="spellEnd"/>
+      <w:r>
+        <w:t xml:space="preserve"> functions.</w:t>
+      </w:r>
+    </w:p>
+    <w:p>
+      <w:pPr>
+        <w:rPr>
+          <w:rFonts w:ascii="Verdana" w:hAnsi="Verdana" w:hint="eastAsia"/>
+          <w:color w:val="000000"/>
+          <w:sz w:val="17"/>
+          <w:szCs w:val="17"/>
+        </w:rPr>
+      </w:pPr>
+      <w:r>
+        <w:rPr>
+          <w:rFonts w:hint="eastAsia"/>
+        </w:rPr>
+        <w:tab/>
+      </w:r>
+      <w:r>
+        <w:rPr>
+          <w:rFonts w:ascii="Verdana" w:hAnsi="Verdana"/>
+          <w:color w:val="000000"/>
+          <w:sz w:val="17"/>
+          <w:szCs w:val="17"/>
+        </w:rPr>
+        <w:t xml:space="preserve">Each type of securable object defines its own set of specific </w:t>
+      </w:r>
+      <w:hyperlink r:id="rId14" w:history="1">
+        <w:r>
+          <w:rPr>
+            <w:rStyle w:val="a5"/>
+            <w:rFonts w:ascii="Verdana" w:hAnsi="Verdana"/>
+            <w:sz w:val="17"/>
+            <w:szCs w:val="17"/>
+          </w:rPr>
+          <w:t>access rights</w:t>
+        </w:r>
+      </w:hyperlink>
+      <w:r>
+        <w:rPr>
+          <w:rFonts w:ascii="Verdana" w:hAnsi="Verdana"/>
+          <w:color w:val="000000"/>
+          <w:sz w:val="17"/>
+          <w:szCs w:val="17"/>
+        </w:rPr>
+        <w:t xml:space="preserve"> and its own </w:t>
+      </w:r>
+      <w:hyperlink r:id="rId15" w:history="1">
+        <w:r>
+          <w:rPr>
+            <w:rStyle w:val="a5"/>
+            <w:rFonts w:ascii="Verdana" w:hAnsi="Verdana"/>
+            <w:sz w:val="17"/>
+            <w:szCs w:val="17"/>
+          </w:rPr>
+          <w:t>mapping of generic access rights</w:t>
+        </w:r>
+      </w:hyperlink>
+      <w:r>
+        <w:rPr>
+          <w:rFonts w:ascii="Verdana" w:hAnsi="Verdana"/>
+          <w:color w:val="000000"/>
+          <w:sz w:val="17"/>
+          <w:szCs w:val="17"/>
+        </w:rPr>
+        <w:t>. For information about the specific and generic access rights for each type of securable object, see the overview for that type of object.</w:t>
+      </w:r>
+    </w:p>
+    <w:p>
+      <w:pPr>
+        <w:rPr>
+          <w:rFonts w:ascii="Verdana" w:hAnsi="Verdana" w:hint="eastAsia"/>
+          <w:color w:val="000000"/>
+          <w:sz w:val="17"/>
+          <w:szCs w:val="17"/>
+        </w:rPr>
+      </w:pPr>
+    </w:p>
+    <w:p>
+      <w:pPr>
+        <w:rPr>
+          <w:rFonts w:ascii="Verdana" w:hAnsi="Verdana" w:hint="eastAsia"/>
+          <w:color w:val="000000"/>
+          <w:sz w:val="17"/>
+          <w:szCs w:val="17"/>
+        </w:rPr>
+      </w:pPr>
+      <w:r>
+        <w:rPr>
+          <w:rFonts w:ascii="Verdana" w:hAnsi="Verdana"/>
+          <w:color w:val="000000"/>
+          <w:sz w:val="17"/>
+          <w:szCs w:val="17"/>
+        </w:rPr>
+        <w:t xml:space="preserve">Type </w:t>
+      </w:r>
+      <w:r>
+        <w:rPr>
+          <w:rFonts w:ascii="Verdana" w:hAnsi="Verdana" w:hint="eastAsia"/>
+          <w:color w:val="000000"/>
+          <w:sz w:val="17"/>
+          <w:szCs w:val="17"/>
+        </w:rPr>
+        <w:t>of security object:</w:t>
+      </w:r>
+    </w:p>
+    <w:p>
+      <w:pPr>
+        <w:rPr>
+          <w:rFonts w:ascii="Verdana" w:hAnsi="Verdana" w:hint="eastAsia"/>
+          <w:color w:val="000000"/>
+          <w:sz w:val="17"/>
+          <w:szCs w:val="17"/>
+        </w:rPr>
+      </w:pPr>
+      <w:proofErr w:type="gramStart"/>
+      <w:r>
+        <w:rPr>
+          <w:rFonts w:ascii="Verdana" w:hAnsi="Verdana" w:hint="eastAsia"/>
+          <w:color w:val="000000"/>
+          <w:sz w:val="17"/>
+          <w:szCs w:val="17"/>
+        </w:rPr>
+        <w:t>1.Files</w:t>
+      </w:r>
+      <w:proofErr w:type="gramEnd"/>
+      <w:r>
+        <w:rPr>
+          <w:rFonts w:ascii="Verdana" w:hAnsi="Verdana" w:hint="eastAsia"/>
+          <w:color w:val="000000"/>
+          <w:sz w:val="17"/>
+          <w:szCs w:val="17"/>
+        </w:rPr>
+        <w:t xml:space="preserve"> or Directories on an NTFS file system</w:t>
+      </w:r>
+    </w:p>
+    <w:p>
+      <w:pPr>
+        <w:rPr>
+          <w:rFonts w:ascii="Verdana" w:hAnsi="Verdana" w:hint="eastAsia"/>
+          <w:color w:val="000000"/>
+          <w:sz w:val="17"/>
+          <w:szCs w:val="17"/>
+        </w:rPr>
+      </w:pPr>
+      <w:proofErr w:type="gramStart"/>
+      <w:r>
+        <w:rPr>
+          <w:rFonts w:ascii="Verdana" w:hAnsi="Verdana" w:hint="eastAsia"/>
+          <w:color w:val="000000"/>
+          <w:sz w:val="17"/>
+          <w:szCs w:val="17"/>
+        </w:rPr>
+        <w:t>2.Name</w:t>
+      </w:r>
+      <w:proofErr w:type="gramEnd"/>
+      <w:r>
+        <w:rPr>
+          <w:rFonts w:ascii="Verdana" w:hAnsi="Verdana" w:hint="eastAsia"/>
+          <w:color w:val="000000"/>
+          <w:sz w:val="17"/>
+          <w:szCs w:val="17"/>
+        </w:rPr>
+        <w:t xml:space="preserve"> pipes and </w:t>
+      </w:r>
+      <w:proofErr w:type="spellStart"/>
+      <w:r>
+        <w:rPr>
+          <w:rFonts w:ascii="Verdana" w:hAnsi="Verdana" w:hint="eastAsia"/>
+          <w:color w:val="000000"/>
+          <w:sz w:val="17"/>
+          <w:szCs w:val="17"/>
+        </w:rPr>
+        <w:t>Anonymouse</w:t>
+      </w:r>
+      <w:proofErr w:type="spellEnd"/>
+      <w:r>
+        <w:rPr>
+          <w:rFonts w:ascii="Verdana" w:hAnsi="Verdana" w:hint="eastAsia"/>
+          <w:color w:val="000000"/>
+          <w:sz w:val="17"/>
+          <w:szCs w:val="17"/>
+        </w:rPr>
+        <w:t xml:space="preserve"> pipes</w:t>
+      </w:r>
+    </w:p>
+    <w:p>
+      <w:pPr>
+        <w:rPr>
+          <w:rFonts w:hint="eastAsia"/>
+        </w:rPr>
+      </w:pPr>
+      <w:proofErr w:type="gramStart"/>
+      <w:r>
+        <w:rPr>
+          <w:rFonts w:hint="eastAsia"/>
+        </w:rPr>
+        <w:t>3.Processes</w:t>
+      </w:r>
+      <w:proofErr w:type="gramEnd"/>
+      <w:r>
+        <w:rPr>
+          <w:rFonts w:hint="eastAsia"/>
+        </w:rPr>
+        <w:t xml:space="preserve"> and Threads</w:t>
+      </w:r>
+    </w:p>
+    <w:p>
+      <w:pPr>
+        <w:rPr>
+          <w:rFonts w:hint="eastAsia"/>
+        </w:rPr>
+      </w:pPr>
+      <w:proofErr w:type="gramStart"/>
+      <w:r>
+        <w:rPr>
+          <w:rFonts w:hint="eastAsia"/>
+        </w:rPr>
+        <w:t>4.File</w:t>
+      </w:r>
+      <w:proofErr w:type="gramEnd"/>
+      <w:r>
+        <w:rPr>
+          <w:rFonts w:hint="eastAsia"/>
+        </w:rPr>
+        <w:t>-mapping objects</w:t>
+      </w:r>
+    </w:p>
+    <w:p>
+      <w:pPr>
+        <w:rPr>
+          <w:rFonts w:hint="eastAsia"/>
+        </w:rPr>
+      </w:pPr>
+      <w:proofErr w:type="gramStart"/>
+      <w:r>
+        <w:rPr>
+          <w:rFonts w:hint="eastAsia"/>
+        </w:rPr>
+        <w:t>5.Access</w:t>
+      </w:r>
+      <w:proofErr w:type="gramEnd"/>
+      <w:r>
+        <w:rPr>
+          <w:rFonts w:hint="eastAsia"/>
+        </w:rPr>
+        <w:t xml:space="preserve"> tokens</w:t>
+      </w:r>
+    </w:p>
+    <w:p>
+      <w:pPr>
+        <w:rPr>
+          <w:rFonts w:hint="eastAsia"/>
+        </w:rPr>
+      </w:pPr>
+      <w:proofErr w:type="gramStart"/>
+      <w:r>
+        <w:rPr>
+          <w:rFonts w:hint="eastAsia"/>
+        </w:rPr>
+        <w:t>6.Window</w:t>
+      </w:r>
+      <w:proofErr w:type="gramEnd"/>
+      <w:r>
+        <w:rPr>
+          <w:rFonts w:hint="eastAsia"/>
+        </w:rPr>
+        <w:t>-management objects(window stations and desktops)</w:t>
+      </w:r>
+    </w:p>
+    <w:p>
+      <w:pPr>
+        <w:rPr>
+          <w:rFonts w:hint="eastAsia"/>
+        </w:rPr>
+      </w:pPr>
+      <w:proofErr w:type="gramStart"/>
+      <w:r>
+        <w:rPr>
+          <w:rFonts w:hint="eastAsia"/>
+        </w:rPr>
+        <w:t>7.registry</w:t>
+      </w:r>
+      <w:proofErr w:type="gramEnd"/>
+      <w:r>
+        <w:rPr>
+          <w:rFonts w:hint="eastAsia"/>
+        </w:rPr>
+        <w:t xml:space="preserve"> keys</w:t>
+      </w:r>
+    </w:p>
+    <w:p>
+      <w:pPr>
+        <w:rPr>
+          <w:rFonts w:hint="eastAsia"/>
+        </w:rPr>
+      </w:pPr>
+      <w:proofErr w:type="gramStart"/>
+      <w:r>
+        <w:rPr>
+          <w:rFonts w:hint="eastAsia"/>
+        </w:rPr>
+        <w:t>8.Windows</w:t>
+      </w:r>
+      <w:proofErr w:type="gramEnd"/>
+      <w:r>
+        <w:rPr>
+          <w:rFonts w:hint="eastAsia"/>
+        </w:rPr>
+        <w:t xml:space="preserve"> services</w:t>
+      </w:r>
+    </w:p>
+    <w:p>
+      <w:pPr>
+        <w:rPr>
+          <w:rFonts w:hint="eastAsia"/>
+        </w:rPr>
+      </w:pPr>
+      <w:proofErr w:type="gramStart"/>
+      <w:r>
+        <w:rPr>
+          <w:rFonts w:hint="eastAsia"/>
+        </w:rPr>
+        <w:t>9.Local</w:t>
+      </w:r>
+      <w:proofErr w:type="gramEnd"/>
+      <w:r>
+        <w:rPr>
+          <w:rFonts w:hint="eastAsia"/>
+        </w:rPr>
+        <w:t xml:space="preserve"> or remote printers</w:t>
+      </w:r>
+    </w:p>
+    <w:p>
+      <w:pPr>
+        <w:rPr>
+          <w:rFonts w:hint="eastAsia"/>
+        </w:rPr>
+      </w:pPr>
+      <w:r>
+        <w:rPr>
+          <w:rFonts w:hint="eastAsia"/>
+        </w:rPr>
+        <w:t>10</w:t>
+      </w:r>
+      <w:proofErr w:type="gramStart"/>
+      <w:r>
+        <w:rPr>
+          <w:rFonts w:hint="eastAsia"/>
+        </w:rPr>
+        <w:t>.Network</w:t>
+      </w:r>
+      <w:proofErr w:type="gramEnd"/>
+      <w:r>
+        <w:rPr>
+          <w:rFonts w:hint="eastAsia"/>
+        </w:rPr>
+        <w:t xml:space="preserve"> </w:t>
+      </w:r>
+      <w:proofErr w:type="spellStart"/>
+      <w:r>
+        <w:rPr>
+          <w:rFonts w:hint="eastAsia"/>
+        </w:rPr>
+        <w:t>shres</w:t>
+      </w:r>
+      <w:proofErr w:type="spellEnd"/>
+    </w:p>
+    <w:p>
+      <w:pPr>
+        <w:rPr>
+          <w:rFonts w:hint="eastAsia"/>
+        </w:rPr>
+      </w:pPr>
+      <w:r>
+        <w:rPr>
+          <w:rFonts w:hint="eastAsia"/>
+        </w:rPr>
+        <w:t>11</w:t>
+      </w:r>
+      <w:proofErr w:type="gramStart"/>
+      <w:r>
+        <w:rPr>
+          <w:rFonts w:hint="eastAsia"/>
+        </w:rPr>
+        <w:t>.Interprocess</w:t>
+      </w:r>
+      <w:proofErr w:type="gramEnd"/>
+      <w:r>
+        <w:rPr>
+          <w:rFonts w:hint="eastAsia"/>
+        </w:rPr>
+        <w:t xml:space="preserve"> synchronization objects(events, </w:t>
+      </w:r>
+      <w:proofErr w:type="spellStart"/>
+      <w:r>
+        <w:rPr>
+          <w:rFonts w:hint="eastAsia"/>
+        </w:rPr>
+        <w:t>mutexes</w:t>
+      </w:r>
+      <w:proofErr w:type="spellEnd"/>
+      <w:r>
+        <w:rPr>
+          <w:rFonts w:hint="eastAsia"/>
+        </w:rPr>
+        <w:t xml:space="preserve">, semaphores, and </w:t>
+      </w:r>
+      <w:proofErr w:type="spellStart"/>
+      <w:r>
+        <w:rPr>
+          <w:rFonts w:hint="eastAsia"/>
+        </w:rPr>
+        <w:t>waitable</w:t>
+      </w:r>
+      <w:proofErr w:type="spellEnd"/>
+      <w:r>
+        <w:rPr>
+          <w:rFonts w:hint="eastAsia"/>
+        </w:rPr>
+        <w:t xml:space="preserve"> timers)</w:t>
+      </w:r>
+    </w:p>
+    <w:p>
+      <w:pPr>
+        <w:rPr>
+          <w:rFonts w:hint="eastAsia"/>
+        </w:rPr>
+      </w:pPr>
+      <w:r>
+        <w:rPr>
+          <w:rFonts w:hint="eastAsia"/>
+        </w:rPr>
+        <w:t>12</w:t>
+      </w:r>
+      <w:proofErr w:type="gramStart"/>
+      <w:r>
+        <w:rPr>
+          <w:rFonts w:hint="eastAsia"/>
+        </w:rPr>
+        <w:t>.Job</w:t>
+      </w:r>
+      <w:proofErr w:type="gramEnd"/>
+      <w:r>
+        <w:rPr>
+          <w:rFonts w:hint="eastAsia"/>
+        </w:rPr>
+        <w:t xml:space="preserve"> objects</w:t>
+      </w:r>
+    </w:p>
+    <w:p>
+      <w:pPr>
+        <w:rPr>
+          <w:rFonts w:hint="eastAsia"/>
+        </w:rPr>
+      </w:pPr>
+      <w:r>
+        <w:rPr>
+          <w:rFonts w:hint="eastAsia"/>
+        </w:rPr>
+        <w:t>13</w:t>
+      </w:r>
+      <w:proofErr w:type="gramStart"/>
+      <w:r>
+        <w:rPr>
+          <w:rFonts w:hint="eastAsia"/>
+        </w:rPr>
+        <w:t>.Directory</w:t>
+      </w:r>
+      <w:proofErr w:type="gramEnd"/>
+      <w:r>
+        <w:rPr>
+          <w:rFonts w:hint="eastAsia"/>
+        </w:rPr>
+        <w:t xml:space="preserve"> service objects.</w:t>
+      </w:r>
+    </w:p>
+    <w:p>
+      <w:pPr>
+        <w:rPr>
+          <w:rFonts w:hint="eastAsia"/>
+        </w:rPr>
+      </w:pPr>
+    </w:p>
+    <w:p>
+      <w:pPr>
+        <w:rPr>
+          <w:rFonts w:hint="eastAsia"/>
+        </w:rPr>
+      </w:pPr>
+    </w:p>
+    <w:p>
+      <w:pPr>
+        <w:rPr>
+          <w:rFonts w:hint="eastAsia"/>
+        </w:rPr>
+      </w:pPr>
+    </w:p>
+    <w:p>
+      <w:pPr>
+        <w:rPr>
+          <w:rFonts w:ascii="Segoe UI" w:hAnsi="Segoe UI" w:cs="Segoe UI" w:hint="eastAsia"/>
+          <w:color w:val="2A2A2A"/>
+          <w:sz w:val="19"/>
+          <w:szCs w:val="19"/>
+        </w:rPr>
+      </w:pPr>
+      <w:r>
+        <w:rPr>
+          <w:rFonts w:ascii="Segoe UI" w:hAnsi="Segoe UI" w:cs="Segoe UI" w:hint="eastAsia"/>
+          <w:color w:val="2A2A2A"/>
+          <w:sz w:val="19"/>
+          <w:szCs w:val="19"/>
+        </w:rPr>
+        <w:t>I</w:t>
+      </w:r>
+      <w:r>
+        <w:rPr>
+          <w:rFonts w:ascii="Segoe UI" w:hAnsi="Segoe UI" w:cs="Segoe UI"/>
+          <w:color w:val="2A2A2A"/>
+          <w:sz w:val="19"/>
+          <w:szCs w:val="19"/>
+        </w:rPr>
+        <w:t xml:space="preserve">n Windows Vista, there are two types of user accounts: </w:t>
+      </w:r>
+      <w:r>
+        <w:rPr>
+          <w:rFonts w:ascii="Segoe UI" w:hAnsi="Segoe UI" w:cs="Segoe UI"/>
+          <w:b/>
+          <w:color w:val="2A2A2A"/>
+          <w:sz w:val="19"/>
+          <w:szCs w:val="19"/>
+        </w:rPr>
+        <w:t>standard user accounts and administrator accounts</w:t>
+      </w:r>
+      <w:r>
+        <w:rPr>
+          <w:rFonts w:ascii="Segoe UI" w:hAnsi="Segoe UI" w:cs="Segoe UI"/>
+          <w:color w:val="2A2A2A"/>
+          <w:sz w:val="19"/>
+          <w:szCs w:val="19"/>
+        </w:rPr>
+        <w:t xml:space="preserve">. Standard users are equivalent to the standard user account in previous versions of Windows. Standard users have limited administrative privileges and user rights—they </w:t>
+      </w:r>
+      <w:r>
+        <w:rPr>
+          <w:rFonts w:ascii="Segoe UI" w:hAnsi="Segoe UI" w:cs="Segoe UI"/>
+          <w:color w:val="FF0000"/>
+          <w:sz w:val="19"/>
+          <w:szCs w:val="19"/>
+        </w:rPr>
+        <w:t>cannot install or uninstall applications that install into</w:t>
+      </w:r>
+      <w:r>
+        <w:rPr>
+          <w:rStyle w:val="apple-converted-space"/>
+          <w:rFonts w:ascii="Segoe UI" w:hAnsi="Segoe UI" w:cs="Segoe UI"/>
+          <w:color w:val="FF0000"/>
+          <w:sz w:val="19"/>
+          <w:szCs w:val="19"/>
+        </w:rPr>
+        <w:t> </w:t>
+      </w:r>
+      <w:r>
+        <w:rPr>
+          <w:rStyle w:val="a7"/>
+          <w:rFonts w:ascii="Segoe UI" w:hAnsi="Segoe UI" w:cs="Segoe UI"/>
+          <w:color w:val="FF0000"/>
+          <w:sz w:val="19"/>
+          <w:szCs w:val="19"/>
+        </w:rPr>
+        <w:t>%</w:t>
+      </w:r>
+      <w:proofErr w:type="spellStart"/>
+      <w:r>
+        <w:rPr>
+          <w:rStyle w:val="a7"/>
+          <w:rFonts w:ascii="Segoe UI" w:hAnsi="Segoe UI" w:cs="Segoe UI"/>
+          <w:color w:val="FF0000"/>
+          <w:sz w:val="19"/>
+          <w:szCs w:val="19"/>
+        </w:rPr>
+        <w:t>systemroot</w:t>
+      </w:r>
+      <w:proofErr w:type="spellEnd"/>
+      <w:r>
+        <w:rPr>
+          <w:rStyle w:val="a7"/>
+          <w:rFonts w:ascii="Segoe UI" w:hAnsi="Segoe UI" w:cs="Segoe UI"/>
+          <w:color w:val="FF0000"/>
+          <w:sz w:val="19"/>
+          <w:szCs w:val="19"/>
+        </w:rPr>
+        <w:t>%</w:t>
+      </w:r>
+      <w:r>
+        <w:rPr>
+          <w:rFonts w:ascii="Segoe UI" w:hAnsi="Segoe UI" w:cs="Segoe UI"/>
+          <w:color w:val="FF0000"/>
+          <w:sz w:val="19"/>
+          <w:szCs w:val="19"/>
+        </w:rPr>
+        <w:t>, change system settings, or perform other administrative tasks</w:t>
+      </w:r>
+      <w:r>
+        <w:rPr>
+          <w:rFonts w:ascii="Segoe UI" w:hAnsi="Segoe UI" w:cs="Segoe UI"/>
+          <w:color w:val="2A2A2A"/>
+          <w:sz w:val="19"/>
+          <w:szCs w:val="19"/>
+        </w:rPr>
+        <w:t xml:space="preserve">. However, standard users can perform these tasks if they are able to provide valid administrative credentials when prompted. With UAC enabled, members of the local Administrators group run with the same access token as standard users. Only when </w:t>
+      </w:r>
+      <w:r>
+        <w:rPr>
+          <w:rFonts w:ascii="Segoe UI" w:hAnsi="Segoe UI" w:cs="Segoe UI"/>
+          <w:color w:val="FF0000"/>
+          <w:sz w:val="19"/>
+          <w:szCs w:val="19"/>
+        </w:rPr>
+        <w:t>a member of the local Administrators group</w:t>
+      </w:r>
+      <w:r>
+        <w:rPr>
+          <w:rFonts w:ascii="Segoe UI" w:hAnsi="Segoe UI" w:cs="Segoe UI"/>
+          <w:color w:val="2A2A2A"/>
+          <w:sz w:val="19"/>
+          <w:szCs w:val="19"/>
+        </w:rPr>
+        <w:t xml:space="preserve"> gives approval can a process use the administrator’s full access token. This process is the basis of the principle of Admin Approval Mode.</w:t>
+      </w:r>
+    </w:p>
+    <w:p>
+      <w:pPr>
+        <w:rPr>
+          <w:rFonts w:ascii="Segoe UI" w:hAnsi="Segoe UI" w:cs="Segoe UI" w:hint="eastAsia"/>
+          <w:color w:val="2A2A2A"/>
+          <w:sz w:val="19"/>
+          <w:szCs w:val="19"/>
+        </w:rPr>
+      </w:pPr>
+    </w:p>
+    <w:p>
+      <w:pPr>
+        <w:rPr>
+          <w:rFonts w:ascii="Segoe UI" w:hAnsi="Segoe UI" w:cs="Segoe UI" w:hint="eastAsia"/>
+          <w:color w:val="2A2A2A"/>
+          <w:sz w:val="19"/>
+          <w:szCs w:val="19"/>
+        </w:rPr>
+      </w:pPr>
+      <w:r>
+        <w:rPr>
+          <w:rFonts w:ascii="Segoe UI" w:hAnsi="Segoe UI" w:cs="Segoe UI"/>
+          <w:color w:val="2A2A2A"/>
+          <w:sz w:val="19"/>
+          <w:szCs w:val="19"/>
+        </w:rPr>
+        <w:t>Example</w:t>
+      </w:r>
+      <w:r>
+        <w:rPr>
+          <w:rFonts w:ascii="Segoe UI" w:hAnsi="Segoe UI" w:cs="Segoe UI" w:hint="eastAsia"/>
+          <w:color w:val="2A2A2A"/>
+          <w:sz w:val="19"/>
+          <w:szCs w:val="19"/>
+        </w:rPr>
+        <w:t>:</w:t>
+      </w:r>
+    </w:p>
+    <w:p>
+      <w:pPr>
+        <w:rPr>
+          <w:rFonts w:ascii="Segoe UI" w:hAnsi="Segoe UI" w:cs="Segoe UI" w:hint="eastAsia"/>
+          <w:color w:val="2A2A2A"/>
+          <w:sz w:val="19"/>
+          <w:szCs w:val="19"/>
+        </w:rPr>
+      </w:pPr>
+      <w:r>
+        <w:rPr>
+          <w:rFonts w:ascii="Segoe UI" w:hAnsi="Segoe UI" w:cs="Segoe UI" w:hint="eastAsia"/>
+          <w:color w:val="2A2A2A"/>
+          <w:sz w:val="19"/>
+          <w:szCs w:val="19"/>
+        </w:rPr>
+        <w:t>I install a pplive.exe into %</w:t>
+      </w:r>
+      <w:proofErr w:type="spellStart"/>
+      <w:r>
+        <w:rPr>
+          <w:rFonts w:ascii="Segoe UI" w:hAnsi="Segoe UI" w:cs="Segoe UI" w:hint="eastAsia"/>
+          <w:color w:val="2A2A2A"/>
+          <w:sz w:val="19"/>
+          <w:szCs w:val="19"/>
+        </w:rPr>
+        <w:t>systemroot</w:t>
+      </w:r>
+      <w:proofErr w:type="spellEnd"/>
+      <w:r>
+        <w:rPr>
+          <w:rFonts w:ascii="Segoe UI" w:hAnsi="Segoe UI" w:cs="Segoe UI" w:hint="eastAsia"/>
+          <w:color w:val="2A2A2A"/>
+          <w:sz w:val="19"/>
+          <w:szCs w:val="19"/>
+        </w:rPr>
+        <w:t xml:space="preserve">% in </w:t>
+      </w:r>
+      <w:proofErr w:type="spellStart"/>
+      <w:r>
+        <w:rPr>
+          <w:rFonts w:ascii="Segoe UI" w:hAnsi="Segoe UI" w:cs="Segoe UI" w:hint="eastAsia"/>
+          <w:color w:val="2A2A2A"/>
+          <w:sz w:val="19"/>
+          <w:szCs w:val="19"/>
+        </w:rPr>
+        <w:t>winxp</w:t>
+      </w:r>
+      <w:proofErr w:type="spellEnd"/>
+      <w:r>
+        <w:rPr>
+          <w:rFonts w:ascii="Segoe UI" w:hAnsi="Segoe UI" w:cs="Segoe UI" w:hint="eastAsia"/>
+          <w:color w:val="2A2A2A"/>
+          <w:sz w:val="19"/>
+          <w:szCs w:val="19"/>
+        </w:rPr>
+        <w:t xml:space="preserve"> as administrator and standard user both.</w:t>
+      </w:r>
+      <w:r>
+        <w:rPr>
+          <w:rFonts w:ascii="Segoe UI" w:hAnsi="Segoe UI" w:cs="Segoe UI" w:hint="eastAsia"/>
+          <w:color w:val="2A2A2A"/>
+          <w:sz w:val="19"/>
+          <w:szCs w:val="19"/>
+        </w:rPr>
+        <w:t xml:space="preserve"> </w:t>
+      </w:r>
+      <w:proofErr w:type="gramStart"/>
+      <w:r>
+        <w:rPr>
+          <w:rFonts w:ascii="Segoe UI" w:hAnsi="Segoe UI" w:cs="Segoe UI" w:hint="eastAsia"/>
+          <w:color w:val="2A2A2A"/>
+          <w:sz w:val="19"/>
+          <w:szCs w:val="19"/>
+        </w:rPr>
+        <w:t>standard</w:t>
+      </w:r>
+      <w:proofErr w:type="gramEnd"/>
+      <w:r>
+        <w:rPr>
+          <w:rFonts w:ascii="Segoe UI" w:hAnsi="Segoe UI" w:cs="Segoe UI" w:hint="eastAsia"/>
+          <w:color w:val="2A2A2A"/>
+          <w:sz w:val="19"/>
+          <w:szCs w:val="19"/>
+        </w:rPr>
+        <w:t xml:space="preserve"> user failed.</w:t>
+      </w:r>
+    </w:p>
+    <w:p>
+      <w:pPr>
+        <w:rPr>
+          <w:rFonts w:ascii="Segoe UI" w:hAnsi="Segoe UI" w:cs="Segoe UI" w:hint="eastAsia"/>
+          <w:color w:val="2A2A2A"/>
+          <w:sz w:val="19"/>
+          <w:szCs w:val="19"/>
+        </w:rPr>
+      </w:pPr>
+    </w:p>
+    <w:p>
+      <w:pPr>
+        <w:pStyle w:val="a6"/>
+        <w:spacing w:after="0" w:line="270" w:lineRule="atLeast"/>
+        <w:rPr>
+          <w:rFonts w:ascii="Segoe UI" w:hAnsi="Segoe UI" w:cs="Segoe UI"/>
+          <w:color w:val="2A2A2A"/>
+          <w:sz w:val="19"/>
+          <w:szCs w:val="19"/>
+        </w:rPr>
+      </w:pPr>
+      <w:r>
+        <w:rPr>
+          <w:rFonts w:ascii="Segoe UI" w:hAnsi="Segoe UI" w:cs="Segoe UI"/>
+          <w:color w:val="2A2A2A"/>
+          <w:sz w:val="19"/>
+          <w:szCs w:val="19"/>
+        </w:rPr>
+        <w:lastRenderedPageBreak/>
+        <w:t>The following table details some of the tasks a standard user can perform and what tasks require elevation to an administrator account.</w:t>
+      </w:r>
+    </w:p>
+    <w:p>
+      <w:pPr>
+        <w:pStyle w:val="3"/>
+        <w:spacing w:before="0" w:after="0"/>
+        <w:rPr>
+          <w:rFonts w:ascii="Segoe UI" w:hAnsi="Segoe UI" w:cs="Segoe UI"/>
+          <w:b w:val="0"/>
+          <w:bCs w:val="0"/>
+          <w:color w:val="2A2A2A"/>
+          <w:sz w:val="33"/>
+          <w:szCs w:val="33"/>
+        </w:rPr>
+      </w:pPr>
+      <w:r>
+        <w:rPr>
+          <w:rFonts w:ascii="Segoe UI" w:hAnsi="Segoe UI" w:cs="Segoe UI"/>
+          <w:b w:val="0"/>
+          <w:bCs w:val="0"/>
+          <w:color w:val="2A2A2A"/>
+          <w:sz w:val="33"/>
+          <w:szCs w:val="33"/>
+        </w:rPr>
+        <w:t> </w:t>
+      </w:r>
+    </w:p>
+    <w:tbl>
+      <w:tblPr>
+        <w:tblW w:w="10272" w:type="dxa"/>
+        <w:tblBorders>
+          <w:top w:val="single" w:sz="6" w:space="0" w:color="BBBBBB"/>
+          <w:left w:val="single" w:sz="6" w:space="0" w:color="BBBBBB"/>
+          <w:bottom w:val="single" w:sz="6" w:space="0" w:color="BBBBBB"/>
+          <w:right w:val="single" w:sz="6" w:space="0" w:color="BBBBBB"/>
+        </w:tblBorders>
+        <w:tblCellMar>
+          <w:left w:w="0" w:type="dxa"/>
+          <w:right w:w="0" w:type="dxa"/>
+        </w:tblCellMar>
+        <w:tblLook w:val="04A0" w:firstRow="1" w:lastRow="0" w:firstColumn="1" w:lastColumn="0" w:noHBand="0" w:noVBand="1"/>
+      </w:tblPr>
+      <w:tblGrid>
+        <w:gridCol w:w="5549"/>
+        <w:gridCol w:w="4723"/>
+      </w:tblGrid>
+      <w:tr>
+        <w:tc>
+          <w:tcPr>
+            <w:tcW w:w="0" w:type="auto"/>
+            <w:tcBorders>
+              <w:top w:val="single" w:sz="6" w:space="0" w:color="BBBBBB"/>
+              <w:left w:val="single" w:sz="6" w:space="0" w:color="BBBBBB"/>
+              <w:bottom w:val="single" w:sz="6" w:space="0" w:color="BBBBBB"/>
+              <w:right w:val="single" w:sz="6" w:space="0" w:color="BBBBBB"/>
+            </w:tcBorders>
+            <w:shd w:val="clear" w:color="auto" w:fill="EDEDED"/>
+            <w:tcMar>
+              <w:top w:w="150" w:type="dxa"/>
+              <w:left w:w="120" w:type="dxa"/>
+              <w:bottom w:w="150" w:type="dxa"/>
+              <w:right w:w="120" w:type="dxa"/>
+            </w:tcMar>
+            <w:vAlign w:val="center"/>
+            <w:hideMark/>
+          </w:tcPr>
+          <w:p>
+            <w:pPr>
+              <w:spacing w:before="150" w:after="150" w:line="204" w:lineRule="atLeast"/>
+              <w:ind w:left="150" w:right="150"/>
+              <w:rPr>
+                <w:rFonts w:ascii="Segoe UI" w:eastAsia="宋体" w:hAnsi="Segoe UI" w:cs="Segoe UI"/>
+                <w:b/>
+                <w:bCs/>
+                <w:color w:val="707070"/>
+                <w:sz w:val="19"/>
+                <w:szCs w:val="19"/>
+              </w:rPr>
+            </w:pPr>
+            <w:r>
+              <w:rPr>
+                <w:rFonts w:ascii="Segoe UI" w:hAnsi="Segoe UI" w:cs="Segoe UI"/>
+                <w:b/>
+                <w:bCs/>
+                <w:color w:val="707070"/>
+                <w:sz w:val="19"/>
+                <w:szCs w:val="19"/>
+              </w:rPr>
+              <w:t>Standard Users</w:t>
+            </w:r>
+          </w:p>
+        </w:tc>
+        <w:tc>
+          <w:tcPr>
+            <w:tcW w:w="0" w:type="auto"/>
+            <w:tcBorders>
+              <w:top w:val="single" w:sz="6" w:space="0" w:color="BBBBBB"/>
+              <w:left w:val="single" w:sz="6" w:space="0" w:color="BBBBBB"/>
+              <w:bottom w:val="single" w:sz="6" w:space="0" w:color="BBBBBB"/>
+              <w:right w:val="single" w:sz="6" w:space="0" w:color="BBBBBB"/>
+            </w:tcBorders>
+            <w:shd w:val="clear" w:color="auto" w:fill="EDEDED"/>
+            <w:tcMar>
+              <w:top w:w="150" w:type="dxa"/>
+              <w:left w:w="120" w:type="dxa"/>
+              <w:bottom w:w="150" w:type="dxa"/>
+              <w:right w:w="120" w:type="dxa"/>
+            </w:tcMar>
+            <w:vAlign w:val="center"/>
+            <w:hideMark/>
+          </w:tcPr>
+          <w:p>
+            <w:pPr>
+              <w:spacing w:before="150" w:after="150" w:line="204" w:lineRule="atLeast"/>
+              <w:ind w:left="150" w:right="150"/>
+              <w:rPr>
+                <w:rFonts w:ascii="Segoe UI" w:eastAsia="宋体" w:hAnsi="Segoe UI" w:cs="Segoe UI"/>
+                <w:b/>
+                <w:bCs/>
+                <w:color w:val="707070"/>
+                <w:sz w:val="19"/>
+                <w:szCs w:val="19"/>
+              </w:rPr>
+            </w:pPr>
+            <w:r>
+              <w:rPr>
+                <w:rFonts w:ascii="Segoe UI" w:hAnsi="Segoe UI" w:cs="Segoe UI"/>
+                <w:b/>
+                <w:bCs/>
+                <w:color w:val="707070"/>
+                <w:sz w:val="19"/>
+                <w:szCs w:val="19"/>
+              </w:rPr>
+              <w:t>Administrators</w:t>
+            </w:r>
+          </w:p>
+        </w:tc>
+      </w:tr>
+      <w:tr>
+        <w:tc>
+          <w:tcPr>
+            <w:tcW w:w="0" w:type="auto"/>
+            <w:tcBorders>
+              <w:top w:val="single" w:sz="6" w:space="0" w:color="BBBBBB"/>
+              <w:left w:val="single" w:sz="6" w:space="0" w:color="BBBBBB"/>
+              <w:bottom w:val="single" w:sz="6" w:space="0" w:color="BBBBBB"/>
+              <w:right w:val="single" w:sz="6" w:space="0" w:color="BBBBBB"/>
+            </w:tcBorders>
+            <w:tcMar>
+              <w:top w:w="150" w:type="dxa"/>
+              <w:left w:w="120" w:type="dxa"/>
+              <w:bottom w:w="150" w:type="dxa"/>
+              <w:right w:w="120" w:type="dxa"/>
+            </w:tcMar>
+            <w:hideMark/>
+          </w:tcPr>
+          <w:p>
+            <w:pPr>
+              <w:pStyle w:val="a6"/>
+              <w:spacing w:after="0" w:line="270" w:lineRule="atLeast"/>
+              <w:ind w:left="150" w:right="150"/>
+              <w:rPr>
+                <w:rFonts w:ascii="Segoe UI" w:hAnsi="Segoe UI" w:cs="Segoe UI"/>
+                <w:color w:val="2A2A2A"/>
+                <w:sz w:val="19"/>
+                <w:szCs w:val="19"/>
+              </w:rPr>
+            </w:pPr>
+            <w:r>
+              <w:rPr>
+                <w:rFonts w:ascii="Segoe UI" w:hAnsi="Segoe UI" w:cs="Segoe UI"/>
+                <w:color w:val="2A2A2A"/>
+                <w:sz w:val="19"/>
+                <w:szCs w:val="19"/>
+              </w:rPr>
+              <w:t>Establish a Local Area Network connection</w:t>
+            </w:r>
+          </w:p>
+        </w:tc>
+        <w:tc>
+          <w:tcPr>
+            <w:tcW w:w="0" w:type="auto"/>
+            <w:tcBorders>
+              <w:top w:val="single" w:sz="6" w:space="0" w:color="BBBBBB"/>
+              <w:left w:val="single" w:sz="6" w:space="0" w:color="BBBBBB"/>
+              <w:bottom w:val="single" w:sz="6" w:space="0" w:color="BBBBBB"/>
+              <w:right w:val="single" w:sz="6" w:space="0" w:color="BBBBBB"/>
+            </w:tcBorders>
+            <w:tcMar>
+              <w:top w:w="150" w:type="dxa"/>
+              <w:left w:w="120" w:type="dxa"/>
+              <w:bottom w:w="150" w:type="dxa"/>
+              <w:right w:w="120" w:type="dxa"/>
+            </w:tcMar>
+            <w:hideMark/>
+          </w:tcPr>
+          <w:p>
+            <w:pPr>
+              <w:pStyle w:val="a6"/>
+              <w:spacing w:after="0" w:line="270" w:lineRule="atLeast"/>
+              <w:ind w:left="150" w:right="150"/>
+              <w:rPr>
+                <w:rFonts w:ascii="Segoe UI" w:hAnsi="Segoe UI" w:cs="Segoe UI"/>
+                <w:color w:val="2A2A2A"/>
+                <w:sz w:val="19"/>
+                <w:szCs w:val="19"/>
+              </w:rPr>
+            </w:pPr>
+            <w:r>
+              <w:rPr>
+                <w:rFonts w:ascii="Segoe UI" w:hAnsi="Segoe UI" w:cs="Segoe UI"/>
+                <w:color w:val="2A2A2A"/>
+                <w:sz w:val="19"/>
+                <w:szCs w:val="19"/>
+              </w:rPr>
+              <w:t>Install and uninstall applications</w:t>
+            </w:r>
+          </w:p>
+        </w:tc>
+      </w:tr>
+      <w:tr>
+        <w:tc>
+          <w:tcPr>
+            <w:tcW w:w="0" w:type="auto"/>
+            <w:tcBorders>
+              <w:top w:val="single" w:sz="6" w:space="0" w:color="BBBBBB"/>
+              <w:left w:val="single" w:sz="6" w:space="0" w:color="BBBBBB"/>
+              <w:bottom w:val="single" w:sz="6" w:space="0" w:color="BBBBBB"/>
+              <w:right w:val="single" w:sz="6" w:space="0" w:color="BBBBBB"/>
+            </w:tcBorders>
+            <w:tcMar>
+              <w:top w:w="150" w:type="dxa"/>
+              <w:left w:w="120" w:type="dxa"/>
+              <w:bottom w:w="150" w:type="dxa"/>
+              <w:right w:w="120" w:type="dxa"/>
+            </w:tcMar>
+            <w:hideMark/>
+          </w:tcPr>
+          <w:p>
+            <w:pPr>
+              <w:pStyle w:val="a6"/>
+              <w:spacing w:after="0" w:line="270" w:lineRule="atLeast"/>
+              <w:ind w:left="150" w:right="150"/>
+              <w:rPr>
+                <w:rFonts w:ascii="Segoe UI" w:hAnsi="Segoe UI" w:cs="Segoe UI"/>
+                <w:color w:val="2A2A2A"/>
+                <w:sz w:val="19"/>
+                <w:szCs w:val="19"/>
+              </w:rPr>
+            </w:pPr>
+            <w:r>
+              <w:rPr>
+                <w:rFonts w:ascii="Segoe UI" w:hAnsi="Segoe UI" w:cs="Segoe UI"/>
+                <w:color w:val="2A2A2A"/>
+                <w:sz w:val="19"/>
+                <w:szCs w:val="19"/>
+              </w:rPr>
+              <w:t>Establish and configure a wireless connection</w:t>
+            </w:r>
+          </w:p>
+        </w:tc>
+        <w:tc>
+          <w:tcPr>
+            <w:tcW w:w="0" w:type="auto"/>
+            <w:tcBorders>
+              <w:top w:val="single" w:sz="6" w:space="0" w:color="BBBBBB"/>
+              <w:left w:val="single" w:sz="6" w:space="0" w:color="BBBBBB"/>
+              <w:bottom w:val="single" w:sz="6" w:space="0" w:color="BBBBBB"/>
+              <w:right w:val="single" w:sz="6" w:space="0" w:color="BBBBBB"/>
+            </w:tcBorders>
+            <w:tcMar>
+              <w:top w:w="150" w:type="dxa"/>
+              <w:left w:w="120" w:type="dxa"/>
+              <w:bottom w:w="150" w:type="dxa"/>
+              <w:right w:w="120" w:type="dxa"/>
+            </w:tcMar>
+            <w:hideMark/>
+          </w:tcPr>
+          <w:p>
+            <w:pPr>
+              <w:pStyle w:val="a6"/>
+              <w:spacing w:after="0" w:line="270" w:lineRule="atLeast"/>
+              <w:ind w:left="150" w:right="150"/>
+              <w:rPr>
+                <w:rFonts w:ascii="Segoe UI" w:hAnsi="Segoe UI" w:cs="Segoe UI"/>
+                <w:color w:val="2A2A2A"/>
+                <w:sz w:val="19"/>
+                <w:szCs w:val="19"/>
+              </w:rPr>
+            </w:pPr>
+            <w:r>
+              <w:rPr>
+                <w:rFonts w:ascii="Segoe UI" w:hAnsi="Segoe UI" w:cs="Segoe UI"/>
+                <w:color w:val="2A2A2A"/>
+                <w:sz w:val="19"/>
+                <w:szCs w:val="19"/>
+              </w:rPr>
+              <w:t>Install a driver for a device (E.G. a digital camera driver)</w:t>
+            </w:r>
+          </w:p>
+        </w:tc>
+      </w:tr>
+      <w:tr>
+        <w:tc>
+          <w:tcPr>
+            <w:tcW w:w="0" w:type="auto"/>
+            <w:tcBorders>
+              <w:top w:val="single" w:sz="6" w:space="0" w:color="BBBBBB"/>
+              <w:left w:val="single" w:sz="6" w:space="0" w:color="BBBBBB"/>
+              <w:bottom w:val="single" w:sz="6" w:space="0" w:color="BBBBBB"/>
+              <w:right w:val="single" w:sz="6" w:space="0" w:color="BBBBBB"/>
+            </w:tcBorders>
+            <w:tcMar>
+              <w:top w:w="150" w:type="dxa"/>
+              <w:left w:w="120" w:type="dxa"/>
+              <w:bottom w:w="150" w:type="dxa"/>
+              <w:right w:w="120" w:type="dxa"/>
+            </w:tcMar>
+            <w:hideMark/>
+          </w:tcPr>
+          <w:p>
+            <w:pPr>
+              <w:pStyle w:val="a6"/>
+              <w:spacing w:after="0" w:line="270" w:lineRule="atLeast"/>
+              <w:ind w:left="150" w:right="150"/>
+              <w:rPr>
+                <w:rFonts w:ascii="Segoe UI" w:hAnsi="Segoe UI" w:cs="Segoe UI"/>
+                <w:color w:val="2A2A2A"/>
+                <w:sz w:val="19"/>
+                <w:szCs w:val="19"/>
+              </w:rPr>
+            </w:pPr>
+            <w:r>
+              <w:rPr>
+                <w:rFonts w:ascii="Segoe UI" w:hAnsi="Segoe UI" w:cs="Segoe UI"/>
+                <w:color w:val="2A2A2A"/>
+                <w:sz w:val="19"/>
+                <w:szCs w:val="19"/>
+              </w:rPr>
+              <w:t>Modify Display Settings</w:t>
+            </w:r>
+          </w:p>
+        </w:tc>
+        <w:tc>
+          <w:tcPr>
+            <w:tcW w:w="0" w:type="auto"/>
+            <w:tcBorders>
+              <w:top w:val="single" w:sz="6" w:space="0" w:color="BBBBBB"/>
+              <w:left w:val="single" w:sz="6" w:space="0" w:color="BBBBBB"/>
+              <w:bottom w:val="single" w:sz="6" w:space="0" w:color="BBBBBB"/>
+              <w:right w:val="single" w:sz="6" w:space="0" w:color="BBBBBB"/>
+            </w:tcBorders>
+            <w:tcMar>
+              <w:top w:w="150" w:type="dxa"/>
+              <w:left w:w="120" w:type="dxa"/>
+              <w:bottom w:w="150" w:type="dxa"/>
+              <w:right w:w="120" w:type="dxa"/>
+            </w:tcMar>
+            <w:hideMark/>
+          </w:tcPr>
+          <w:p>
+            <w:pPr>
+              <w:pStyle w:val="a6"/>
+              <w:spacing w:after="0" w:line="270" w:lineRule="atLeast"/>
+              <w:ind w:left="150" w:right="150"/>
+              <w:rPr>
+                <w:rFonts w:ascii="Segoe UI" w:hAnsi="Segoe UI" w:cs="Segoe UI"/>
+                <w:color w:val="2A2A2A"/>
+                <w:sz w:val="19"/>
+                <w:szCs w:val="19"/>
+              </w:rPr>
+            </w:pPr>
+            <w:r>
+              <w:rPr>
+                <w:rFonts w:ascii="Segoe UI" w:hAnsi="Segoe UI" w:cs="Segoe UI"/>
+                <w:color w:val="2A2A2A"/>
+                <w:sz w:val="19"/>
+                <w:szCs w:val="19"/>
+              </w:rPr>
+              <w:t>Install Windows updates</w:t>
+            </w:r>
+          </w:p>
+        </w:tc>
+      </w:tr>
+      <w:tr>
+        <w:tc>
+          <w:tcPr>
+            <w:tcW w:w="0" w:type="auto"/>
+            <w:tcBorders>
+              <w:top w:val="single" w:sz="6" w:space="0" w:color="BBBBBB"/>
+              <w:left w:val="single" w:sz="6" w:space="0" w:color="BBBBBB"/>
+              <w:bottom w:val="single" w:sz="6" w:space="0" w:color="BBBBBB"/>
+              <w:right w:val="single" w:sz="6" w:space="0" w:color="BBBBBB"/>
+            </w:tcBorders>
+            <w:tcMar>
+              <w:top w:w="150" w:type="dxa"/>
+              <w:left w:w="120" w:type="dxa"/>
+              <w:bottom w:w="150" w:type="dxa"/>
+              <w:right w:w="120" w:type="dxa"/>
+            </w:tcMar>
+            <w:hideMark/>
+          </w:tcPr>
+          <w:p>
+            <w:pPr>
+              <w:pStyle w:val="a6"/>
+              <w:spacing w:after="0" w:line="270" w:lineRule="atLeast"/>
+              <w:ind w:left="150" w:right="150"/>
+              <w:rPr>
+                <w:rFonts w:ascii="Segoe UI" w:hAnsi="Segoe UI" w:cs="Segoe UI"/>
+                <w:color w:val="2A2A2A"/>
+                <w:sz w:val="19"/>
+                <w:szCs w:val="19"/>
+              </w:rPr>
+            </w:pPr>
+            <w:r>
+              <w:rPr>
+                <w:rFonts w:ascii="Segoe UI" w:hAnsi="Segoe UI" w:cs="Segoe UI"/>
+                <w:color w:val="2A2A2A"/>
+                <w:sz w:val="19"/>
+                <w:szCs w:val="19"/>
+              </w:rPr>
+              <w:t>Users cannot defragment the hard drive, but a service does this on their behalf</w:t>
+            </w:r>
+          </w:p>
+        </w:tc>
+        <w:tc>
+          <w:tcPr>
+            <w:tcW w:w="0" w:type="auto"/>
+            <w:tcBorders>
+              <w:top w:val="single" w:sz="6" w:space="0" w:color="BBBBBB"/>
+              <w:left w:val="single" w:sz="6" w:space="0" w:color="BBBBBB"/>
+              <w:bottom w:val="single" w:sz="6" w:space="0" w:color="BBBBBB"/>
+              <w:right w:val="single" w:sz="6" w:space="0" w:color="BBBBBB"/>
+            </w:tcBorders>
+            <w:tcMar>
+              <w:top w:w="150" w:type="dxa"/>
+              <w:left w:w="120" w:type="dxa"/>
+              <w:bottom w:w="150" w:type="dxa"/>
+              <w:right w:w="120" w:type="dxa"/>
+            </w:tcMar>
+            <w:hideMark/>
+          </w:tcPr>
+          <w:p>
+            <w:pPr>
+              <w:pStyle w:val="a6"/>
+              <w:spacing w:after="0" w:line="270" w:lineRule="atLeast"/>
+              <w:ind w:left="150" w:right="150"/>
+              <w:rPr>
+                <w:rFonts w:ascii="Segoe UI" w:hAnsi="Segoe UI" w:cs="Segoe UI"/>
+                <w:color w:val="2A2A2A"/>
+                <w:sz w:val="19"/>
+                <w:szCs w:val="19"/>
+              </w:rPr>
+            </w:pPr>
+            <w:r>
+              <w:rPr>
+                <w:rFonts w:ascii="Segoe UI" w:hAnsi="Segoe UI" w:cs="Segoe UI"/>
+                <w:color w:val="2A2A2A"/>
+                <w:sz w:val="19"/>
+                <w:szCs w:val="19"/>
+              </w:rPr>
+              <w:t>Configure Parental Controls</w:t>
+            </w:r>
+          </w:p>
+        </w:tc>
+      </w:tr>
+      <w:tr>
+        <w:tc>
+          <w:tcPr>
+            <w:tcW w:w="0" w:type="auto"/>
+            <w:tcBorders>
+              <w:top w:val="single" w:sz="6" w:space="0" w:color="BBBBBB"/>
+              <w:left w:val="single" w:sz="6" w:space="0" w:color="BBBBBB"/>
+              <w:bottom w:val="single" w:sz="6" w:space="0" w:color="BBBBBB"/>
+              <w:right w:val="single" w:sz="6" w:space="0" w:color="BBBBBB"/>
+            </w:tcBorders>
+            <w:tcMar>
+              <w:top w:w="150" w:type="dxa"/>
+              <w:left w:w="120" w:type="dxa"/>
+              <w:bottom w:w="150" w:type="dxa"/>
+              <w:right w:w="120" w:type="dxa"/>
+            </w:tcMar>
+            <w:hideMark/>
+          </w:tcPr>
+          <w:p>
+            <w:pPr>
+              <w:pStyle w:val="a6"/>
+              <w:spacing w:after="0" w:line="270" w:lineRule="atLeast"/>
+              <w:ind w:left="150" w:right="150"/>
+              <w:rPr>
+                <w:rFonts w:ascii="Segoe UI" w:hAnsi="Segoe UI" w:cs="Segoe UI"/>
+                <w:color w:val="2A2A2A"/>
+                <w:sz w:val="19"/>
+                <w:szCs w:val="19"/>
+              </w:rPr>
+            </w:pPr>
+            <w:r>
+              <w:rPr>
+                <w:rFonts w:ascii="Segoe UI" w:hAnsi="Segoe UI" w:cs="Segoe UI"/>
+                <w:color w:val="2A2A2A"/>
+                <w:sz w:val="19"/>
+                <w:szCs w:val="19"/>
+              </w:rPr>
+              <w:t>Play CD/DVD media (configurable with Group Policy)</w:t>
+            </w:r>
+          </w:p>
+        </w:tc>
+        <w:tc>
+          <w:tcPr>
+            <w:tcW w:w="0" w:type="auto"/>
+            <w:tcBorders>
+              <w:top w:val="single" w:sz="6" w:space="0" w:color="BBBBBB"/>
+              <w:left w:val="single" w:sz="6" w:space="0" w:color="BBBBBB"/>
+              <w:bottom w:val="single" w:sz="6" w:space="0" w:color="BBBBBB"/>
+              <w:right w:val="single" w:sz="6" w:space="0" w:color="BBBBBB"/>
+            </w:tcBorders>
+            <w:tcMar>
+              <w:top w:w="150" w:type="dxa"/>
+              <w:left w:w="120" w:type="dxa"/>
+              <w:bottom w:w="150" w:type="dxa"/>
+              <w:right w:w="120" w:type="dxa"/>
+            </w:tcMar>
+            <w:hideMark/>
+          </w:tcPr>
+          <w:p>
+            <w:pPr>
+              <w:pStyle w:val="a6"/>
+              <w:spacing w:after="0" w:line="270" w:lineRule="atLeast"/>
+              <w:ind w:left="150" w:right="150"/>
+              <w:rPr>
+                <w:rFonts w:ascii="Segoe UI" w:hAnsi="Segoe UI" w:cs="Segoe UI"/>
+                <w:color w:val="2A2A2A"/>
+                <w:sz w:val="19"/>
+                <w:szCs w:val="19"/>
+              </w:rPr>
+            </w:pPr>
+            <w:r>
+              <w:rPr>
+                <w:rFonts w:ascii="Segoe UI" w:hAnsi="Segoe UI" w:cs="Segoe UI"/>
+                <w:color w:val="2A2A2A"/>
+                <w:sz w:val="19"/>
+                <w:szCs w:val="19"/>
+              </w:rPr>
+              <w:t>Install an ActiveX control</w:t>
+            </w:r>
+          </w:p>
+        </w:tc>
+      </w:tr>
+      <w:tr>
+        <w:tc>
+          <w:tcPr>
+            <w:tcW w:w="0" w:type="auto"/>
+            <w:tcBorders>
+              <w:top w:val="single" w:sz="6" w:space="0" w:color="BBBBBB"/>
+              <w:left w:val="single" w:sz="6" w:space="0" w:color="BBBBBB"/>
+              <w:bottom w:val="single" w:sz="6" w:space="0" w:color="BBBBBB"/>
+              <w:right w:val="single" w:sz="6" w:space="0" w:color="BBBBBB"/>
+            </w:tcBorders>
+            <w:tcMar>
+              <w:top w:w="150" w:type="dxa"/>
+              <w:left w:w="120" w:type="dxa"/>
+              <w:bottom w:w="150" w:type="dxa"/>
+              <w:right w:w="120" w:type="dxa"/>
+            </w:tcMar>
+            <w:hideMark/>
+          </w:tcPr>
+          <w:p>
+            <w:pPr>
+              <w:pStyle w:val="a6"/>
+              <w:spacing w:after="0" w:line="270" w:lineRule="atLeast"/>
+              <w:ind w:left="150" w:right="150"/>
+              <w:rPr>
+                <w:rFonts w:ascii="Segoe UI" w:hAnsi="Segoe UI" w:cs="Segoe UI"/>
+                <w:color w:val="2A2A2A"/>
+                <w:sz w:val="19"/>
+                <w:szCs w:val="19"/>
+              </w:rPr>
+            </w:pPr>
+            <w:r>
+              <w:rPr>
+                <w:rFonts w:ascii="Segoe UI" w:hAnsi="Segoe UI" w:cs="Segoe UI"/>
+                <w:color w:val="2A2A2A"/>
+                <w:sz w:val="19"/>
+                <w:szCs w:val="19"/>
+              </w:rPr>
+              <w:t>Burn CD/DVD media (configurable with Group Policy)</w:t>
+            </w:r>
+          </w:p>
+        </w:tc>
+        <w:tc>
+          <w:tcPr>
+            <w:tcW w:w="0" w:type="auto"/>
+            <w:tcBorders>
+              <w:top w:val="single" w:sz="6" w:space="0" w:color="BBBBBB"/>
+              <w:left w:val="single" w:sz="6" w:space="0" w:color="BBBBBB"/>
+              <w:bottom w:val="single" w:sz="6" w:space="0" w:color="BBBBBB"/>
+              <w:right w:val="single" w:sz="6" w:space="0" w:color="BBBBBB"/>
+            </w:tcBorders>
+            <w:tcMar>
+              <w:top w:w="150" w:type="dxa"/>
+              <w:left w:w="120" w:type="dxa"/>
+              <w:bottom w:w="150" w:type="dxa"/>
+              <w:right w:w="120" w:type="dxa"/>
+            </w:tcMar>
+            <w:hideMark/>
+          </w:tcPr>
+          <w:p>
+            <w:pPr>
+              <w:pStyle w:val="a6"/>
+              <w:spacing w:after="0" w:line="270" w:lineRule="atLeast"/>
+              <w:ind w:left="150" w:right="150"/>
+              <w:rPr>
+                <w:rFonts w:ascii="Segoe UI" w:hAnsi="Segoe UI" w:cs="Segoe UI"/>
+                <w:color w:val="2A2A2A"/>
+                <w:sz w:val="19"/>
+                <w:szCs w:val="19"/>
+              </w:rPr>
+            </w:pPr>
+            <w:r>
+              <w:rPr>
+                <w:rFonts w:ascii="Segoe UI" w:hAnsi="Segoe UI" w:cs="Segoe UI"/>
+                <w:color w:val="2A2A2A"/>
+                <w:sz w:val="19"/>
+                <w:szCs w:val="19"/>
+              </w:rPr>
+              <w:t>Open the Windows Firewall Control Panel</w:t>
+            </w:r>
+          </w:p>
+        </w:tc>
+      </w:tr>
+      <w:tr>
+        <w:tc>
+          <w:tcPr>
+            <w:tcW w:w="0" w:type="auto"/>
+            <w:tcBorders>
+              <w:top w:val="single" w:sz="6" w:space="0" w:color="BBBBBB"/>
+              <w:left w:val="single" w:sz="6" w:space="0" w:color="BBBBBB"/>
+              <w:bottom w:val="single" w:sz="6" w:space="0" w:color="BBBBBB"/>
+              <w:right w:val="single" w:sz="6" w:space="0" w:color="BBBBBB"/>
+            </w:tcBorders>
+            <w:tcMar>
+              <w:top w:w="150" w:type="dxa"/>
+              <w:left w:w="120" w:type="dxa"/>
+              <w:bottom w:w="150" w:type="dxa"/>
+              <w:right w:w="120" w:type="dxa"/>
+            </w:tcMar>
+            <w:hideMark/>
+          </w:tcPr>
+          <w:p>
+            <w:pPr>
+              <w:pStyle w:val="a6"/>
+              <w:spacing w:after="0" w:line="270" w:lineRule="atLeast"/>
+              <w:ind w:left="150" w:right="150"/>
+              <w:rPr>
+                <w:rFonts w:ascii="Segoe UI" w:hAnsi="Segoe UI" w:cs="Segoe UI"/>
+                <w:color w:val="2A2A2A"/>
+                <w:sz w:val="19"/>
+                <w:szCs w:val="19"/>
+              </w:rPr>
+            </w:pPr>
+            <w:r>
+              <w:rPr>
+                <w:rFonts w:ascii="Segoe UI" w:hAnsi="Segoe UI" w:cs="Segoe UI"/>
+                <w:color w:val="2A2A2A"/>
+                <w:sz w:val="19"/>
+                <w:szCs w:val="19"/>
+              </w:rPr>
+              <w:t>Change the desktop background for the current user</w:t>
+            </w:r>
+          </w:p>
+        </w:tc>
+        <w:tc>
+          <w:tcPr>
+            <w:tcW w:w="0" w:type="auto"/>
+            <w:tcBorders>
+              <w:top w:val="single" w:sz="6" w:space="0" w:color="BBBBBB"/>
+              <w:left w:val="single" w:sz="6" w:space="0" w:color="BBBBBB"/>
+              <w:bottom w:val="single" w:sz="6" w:space="0" w:color="BBBBBB"/>
+              <w:right w:val="single" w:sz="6" w:space="0" w:color="BBBBBB"/>
+            </w:tcBorders>
+            <w:tcMar>
+              <w:top w:w="150" w:type="dxa"/>
+              <w:left w:w="120" w:type="dxa"/>
+              <w:bottom w:w="150" w:type="dxa"/>
+              <w:right w:w="120" w:type="dxa"/>
+            </w:tcMar>
+            <w:hideMark/>
+          </w:tcPr>
+          <w:p>
+            <w:pPr>
+              <w:pStyle w:val="a6"/>
+              <w:spacing w:after="0" w:line="270" w:lineRule="atLeast"/>
+              <w:ind w:left="150" w:right="150"/>
+              <w:rPr>
+                <w:rFonts w:ascii="Segoe UI" w:hAnsi="Segoe UI" w:cs="Segoe UI"/>
+                <w:color w:val="2A2A2A"/>
+                <w:sz w:val="19"/>
+                <w:szCs w:val="19"/>
+              </w:rPr>
+            </w:pPr>
+            <w:r>
+              <w:rPr>
+                <w:rFonts w:ascii="Segoe UI" w:hAnsi="Segoe UI" w:cs="Segoe UI"/>
+                <w:color w:val="2A2A2A"/>
+                <w:sz w:val="19"/>
+                <w:szCs w:val="19"/>
+              </w:rPr>
+              <w:t>Change a user's account type</w:t>
+            </w:r>
+          </w:p>
+        </w:tc>
+      </w:tr>
+      <w:tr>
+        <w:tc>
+          <w:tcPr>
+            <w:tcW w:w="0" w:type="auto"/>
+            <w:tcBorders>
+              <w:top w:val="single" w:sz="6" w:space="0" w:color="BBBBBB"/>
+              <w:left w:val="single" w:sz="6" w:space="0" w:color="BBBBBB"/>
+              <w:bottom w:val="single" w:sz="6" w:space="0" w:color="BBBBBB"/>
+              <w:right w:val="single" w:sz="6" w:space="0" w:color="BBBBBB"/>
+            </w:tcBorders>
+            <w:tcMar>
+              <w:top w:w="150" w:type="dxa"/>
+              <w:left w:w="120" w:type="dxa"/>
+              <w:bottom w:w="150" w:type="dxa"/>
+              <w:right w:w="120" w:type="dxa"/>
+            </w:tcMar>
+            <w:hideMark/>
+          </w:tcPr>
+          <w:p>
+            <w:pPr>
+              <w:pStyle w:val="a6"/>
+              <w:spacing w:after="0" w:line="270" w:lineRule="atLeast"/>
+              <w:ind w:left="150" w:right="150"/>
+              <w:rPr>
+                <w:rFonts w:ascii="Segoe UI" w:hAnsi="Segoe UI" w:cs="Segoe UI"/>
+                <w:color w:val="2A2A2A"/>
+                <w:sz w:val="19"/>
+                <w:szCs w:val="19"/>
+              </w:rPr>
+            </w:pPr>
+            <w:r>
+              <w:rPr>
+                <w:rFonts w:ascii="Segoe UI" w:hAnsi="Segoe UI" w:cs="Segoe UI"/>
+                <w:color w:val="2A2A2A"/>
+                <w:sz w:val="19"/>
+                <w:szCs w:val="19"/>
+              </w:rPr>
+              <w:t>Open the Date and Time Control Panel and change the time zone</w:t>
+            </w:r>
+          </w:p>
+        </w:tc>
+        <w:tc>
+          <w:tcPr>
+            <w:tcW w:w="0" w:type="auto"/>
+            <w:tcBorders>
+              <w:top w:val="single" w:sz="6" w:space="0" w:color="BBBBBB"/>
+              <w:left w:val="single" w:sz="6" w:space="0" w:color="BBBBBB"/>
+              <w:bottom w:val="single" w:sz="6" w:space="0" w:color="BBBBBB"/>
+              <w:right w:val="single" w:sz="6" w:space="0" w:color="BBBBBB"/>
+            </w:tcBorders>
+            <w:tcMar>
+              <w:top w:w="150" w:type="dxa"/>
+              <w:left w:w="120" w:type="dxa"/>
+              <w:bottom w:w="150" w:type="dxa"/>
+              <w:right w:w="120" w:type="dxa"/>
+            </w:tcMar>
+            <w:hideMark/>
+          </w:tcPr>
+          <w:p>
+            <w:pPr>
+              <w:pStyle w:val="a6"/>
+              <w:spacing w:after="0" w:line="270" w:lineRule="atLeast"/>
+              <w:ind w:left="150" w:right="150"/>
+              <w:rPr>
+                <w:rFonts w:ascii="Segoe UI" w:hAnsi="Segoe UI" w:cs="Segoe UI"/>
+                <w:color w:val="2A2A2A"/>
+                <w:sz w:val="19"/>
+                <w:szCs w:val="19"/>
+              </w:rPr>
+            </w:pPr>
+            <w:r>
+              <w:rPr>
+                <w:rFonts w:ascii="Segoe UI" w:hAnsi="Segoe UI" w:cs="Segoe UI"/>
+                <w:color w:val="2A2A2A"/>
+                <w:sz w:val="19"/>
+                <w:szCs w:val="19"/>
+              </w:rPr>
+              <w:t>Modify UAC settings in the Security Policy Editor snap-in (</w:t>
+            </w:r>
+            <w:proofErr w:type="spellStart"/>
+            <w:r>
+              <w:rPr>
+                <w:rFonts w:ascii="Segoe UI" w:hAnsi="Segoe UI" w:cs="Segoe UI"/>
+                <w:color w:val="2A2A2A"/>
+                <w:sz w:val="19"/>
+                <w:szCs w:val="19"/>
+              </w:rPr>
+              <w:t>secpol.msc</w:t>
+            </w:r>
+            <w:proofErr w:type="spellEnd"/>
+            <w:r>
+              <w:rPr>
+                <w:rFonts w:ascii="Segoe UI" w:hAnsi="Segoe UI" w:cs="Segoe UI"/>
+                <w:color w:val="2A2A2A"/>
+                <w:sz w:val="19"/>
+                <w:szCs w:val="19"/>
+              </w:rPr>
+              <w:t>)</w:t>
+            </w:r>
+          </w:p>
+        </w:tc>
+      </w:tr>
+      <w:tr>
+        <w:tc>
+          <w:tcPr>
+            <w:tcW w:w="0" w:type="auto"/>
+            <w:tcBorders>
+              <w:top w:val="single" w:sz="6" w:space="0" w:color="BBBBBB"/>
+              <w:left w:val="single" w:sz="6" w:space="0" w:color="BBBBBB"/>
+              <w:bottom w:val="single" w:sz="6" w:space="0" w:color="BBBBBB"/>
+              <w:right w:val="single" w:sz="6" w:space="0" w:color="BBBBBB"/>
+            </w:tcBorders>
+            <w:tcMar>
+              <w:top w:w="150" w:type="dxa"/>
+              <w:left w:w="120" w:type="dxa"/>
+              <w:bottom w:w="150" w:type="dxa"/>
+              <w:right w:w="120" w:type="dxa"/>
+            </w:tcMar>
+            <w:hideMark/>
+          </w:tcPr>
+          <w:p>
+            <w:pPr>
+              <w:pStyle w:val="a6"/>
+              <w:spacing w:after="0" w:line="270" w:lineRule="atLeast"/>
+              <w:ind w:left="150" w:right="150"/>
+              <w:rPr>
+                <w:rFonts w:ascii="Segoe UI" w:hAnsi="Segoe UI" w:cs="Segoe UI"/>
+                <w:color w:val="2A2A2A"/>
+                <w:sz w:val="19"/>
+                <w:szCs w:val="19"/>
+              </w:rPr>
+            </w:pPr>
+            <w:r>
+              <w:rPr>
+                <w:rFonts w:ascii="Segoe UI" w:hAnsi="Segoe UI" w:cs="Segoe UI"/>
+                <w:color w:val="2A2A2A"/>
+                <w:sz w:val="19"/>
+                <w:szCs w:val="19"/>
+              </w:rPr>
+              <w:t>Use Remote Desktop to connect to another computer</w:t>
+            </w:r>
+          </w:p>
+        </w:tc>
+        <w:tc>
+          <w:tcPr>
+            <w:tcW w:w="0" w:type="auto"/>
+            <w:tcBorders>
+              <w:top w:val="single" w:sz="6" w:space="0" w:color="BBBBBB"/>
+              <w:left w:val="single" w:sz="6" w:space="0" w:color="BBBBBB"/>
+              <w:bottom w:val="single" w:sz="6" w:space="0" w:color="BBBBBB"/>
+              <w:right w:val="single" w:sz="6" w:space="0" w:color="BBBBBB"/>
+            </w:tcBorders>
+            <w:tcMar>
+              <w:top w:w="150" w:type="dxa"/>
+              <w:left w:w="120" w:type="dxa"/>
+              <w:bottom w:w="150" w:type="dxa"/>
+              <w:right w:w="120" w:type="dxa"/>
+            </w:tcMar>
+            <w:hideMark/>
+          </w:tcPr>
+          <w:p>
+            <w:pPr>
+              <w:pStyle w:val="a6"/>
+              <w:spacing w:after="0" w:line="270" w:lineRule="atLeast"/>
+              <w:ind w:left="150" w:right="150"/>
+              <w:rPr>
+                <w:rFonts w:ascii="Segoe UI" w:hAnsi="Segoe UI" w:cs="Segoe UI"/>
+                <w:color w:val="2A2A2A"/>
+                <w:sz w:val="19"/>
+                <w:szCs w:val="19"/>
+              </w:rPr>
+            </w:pPr>
+            <w:r>
+              <w:rPr>
+                <w:rFonts w:ascii="Segoe UI" w:hAnsi="Segoe UI" w:cs="Segoe UI"/>
+                <w:color w:val="2A2A2A"/>
+                <w:sz w:val="19"/>
+                <w:szCs w:val="19"/>
+              </w:rPr>
+              <w:t>Configure Remote Desktop access</w:t>
+            </w:r>
+          </w:p>
+        </w:tc>
+      </w:tr>
+      <w:tr>
+        <w:tc>
+          <w:tcPr>
+            <w:tcW w:w="0" w:type="auto"/>
+            <w:tcBorders>
+              <w:top w:val="single" w:sz="6" w:space="0" w:color="BBBBBB"/>
+              <w:left w:val="single" w:sz="6" w:space="0" w:color="BBBBBB"/>
+              <w:bottom w:val="single" w:sz="6" w:space="0" w:color="BBBBBB"/>
+              <w:right w:val="single" w:sz="6" w:space="0" w:color="BBBBBB"/>
+            </w:tcBorders>
+            <w:tcMar>
+              <w:top w:w="150" w:type="dxa"/>
+              <w:left w:w="120" w:type="dxa"/>
+              <w:bottom w:w="150" w:type="dxa"/>
+              <w:right w:w="120" w:type="dxa"/>
+            </w:tcMar>
+            <w:hideMark/>
+          </w:tcPr>
+          <w:p>
+            <w:pPr>
+              <w:pStyle w:val="a6"/>
+              <w:spacing w:after="0" w:line="270" w:lineRule="atLeast"/>
+              <w:ind w:left="150" w:right="150"/>
+              <w:rPr>
+                <w:rFonts w:ascii="Segoe UI" w:hAnsi="Segoe UI" w:cs="Segoe UI"/>
+                <w:color w:val="2A2A2A"/>
+                <w:sz w:val="19"/>
+                <w:szCs w:val="19"/>
+              </w:rPr>
+            </w:pPr>
+            <w:r>
+              <w:rPr>
+                <w:rFonts w:ascii="Segoe UI" w:hAnsi="Segoe UI" w:cs="Segoe UI"/>
+                <w:color w:val="2A2A2A"/>
+                <w:sz w:val="19"/>
+                <w:szCs w:val="19"/>
+              </w:rPr>
+              <w:t>Change user's own account password</w:t>
+            </w:r>
+          </w:p>
+        </w:tc>
+        <w:tc>
+          <w:tcPr>
+            <w:tcW w:w="0" w:type="auto"/>
+            <w:tcBorders>
+              <w:top w:val="single" w:sz="6" w:space="0" w:color="BBBBBB"/>
+              <w:left w:val="single" w:sz="6" w:space="0" w:color="BBBBBB"/>
+              <w:bottom w:val="single" w:sz="6" w:space="0" w:color="BBBBBB"/>
+              <w:right w:val="single" w:sz="6" w:space="0" w:color="BBBBBB"/>
+            </w:tcBorders>
+            <w:tcMar>
+              <w:top w:w="150" w:type="dxa"/>
+              <w:left w:w="120" w:type="dxa"/>
+              <w:bottom w:w="150" w:type="dxa"/>
+              <w:right w:w="120" w:type="dxa"/>
+            </w:tcMar>
+            <w:hideMark/>
+          </w:tcPr>
+          <w:p>
+            <w:pPr>
+              <w:pStyle w:val="a6"/>
+              <w:spacing w:after="0" w:line="270" w:lineRule="atLeast"/>
+              <w:ind w:left="150" w:right="150"/>
+              <w:rPr>
+                <w:rFonts w:ascii="Segoe UI" w:hAnsi="Segoe UI" w:cs="Segoe UI"/>
+                <w:color w:val="2A2A2A"/>
+                <w:sz w:val="19"/>
+                <w:szCs w:val="19"/>
+              </w:rPr>
+            </w:pPr>
+            <w:r>
+              <w:rPr>
+                <w:rFonts w:ascii="Segoe UI" w:hAnsi="Segoe UI" w:cs="Segoe UI"/>
+                <w:color w:val="2A2A2A"/>
+                <w:sz w:val="19"/>
+                <w:szCs w:val="19"/>
+              </w:rPr>
+              <w:t>Add or remove a user account</w:t>
+            </w:r>
+          </w:p>
+        </w:tc>
+      </w:tr>
+      <w:tr>
+        <w:tc>
+          <w:tcPr>
+            <w:tcW w:w="0" w:type="auto"/>
+            <w:tcBorders>
+              <w:top w:val="single" w:sz="6" w:space="0" w:color="BBBBBB"/>
+              <w:left w:val="single" w:sz="6" w:space="0" w:color="BBBBBB"/>
+              <w:bottom w:val="single" w:sz="6" w:space="0" w:color="BBBBBB"/>
+              <w:right w:val="single" w:sz="6" w:space="0" w:color="BBBBBB"/>
+            </w:tcBorders>
+            <w:tcMar>
+              <w:top w:w="150" w:type="dxa"/>
+              <w:left w:w="120" w:type="dxa"/>
+              <w:bottom w:w="150" w:type="dxa"/>
+              <w:right w:w="120" w:type="dxa"/>
+            </w:tcMar>
+            <w:hideMark/>
+          </w:tcPr>
+          <w:p>
+            <w:pPr>
+              <w:pStyle w:val="a6"/>
+              <w:spacing w:after="0" w:line="270" w:lineRule="atLeast"/>
+              <w:ind w:left="150" w:right="150"/>
+              <w:rPr>
+                <w:rFonts w:ascii="Segoe UI" w:hAnsi="Segoe UI" w:cs="Segoe UI"/>
+                <w:color w:val="2A2A2A"/>
+                <w:sz w:val="19"/>
+                <w:szCs w:val="19"/>
+              </w:rPr>
+            </w:pPr>
+            <w:r>
+              <w:rPr>
+                <w:rFonts w:ascii="Segoe UI" w:hAnsi="Segoe UI" w:cs="Segoe UI"/>
+                <w:color w:val="2A2A2A"/>
+                <w:sz w:val="19"/>
+                <w:szCs w:val="19"/>
+              </w:rPr>
+              <w:t>Configure battery power options</w:t>
+            </w:r>
+          </w:p>
+        </w:tc>
+        <w:tc>
+          <w:tcPr>
+            <w:tcW w:w="0" w:type="auto"/>
+            <w:tcBorders>
+              <w:top w:val="single" w:sz="6" w:space="0" w:color="BBBBBB"/>
+              <w:left w:val="single" w:sz="6" w:space="0" w:color="BBBBBB"/>
+              <w:bottom w:val="single" w:sz="6" w:space="0" w:color="BBBBBB"/>
+              <w:right w:val="single" w:sz="6" w:space="0" w:color="BBBBBB"/>
+            </w:tcBorders>
+            <w:tcMar>
+              <w:top w:w="150" w:type="dxa"/>
+              <w:left w:w="120" w:type="dxa"/>
+              <w:bottom w:w="150" w:type="dxa"/>
+              <w:right w:w="120" w:type="dxa"/>
+            </w:tcMar>
+            <w:hideMark/>
+          </w:tcPr>
+          <w:p>
+            <w:pPr>
+              <w:pStyle w:val="a6"/>
+              <w:spacing w:after="0" w:line="270" w:lineRule="atLeast"/>
+              <w:ind w:left="150" w:right="150"/>
+              <w:rPr>
+                <w:rFonts w:ascii="Segoe UI" w:hAnsi="Segoe UI" w:cs="Segoe UI"/>
+                <w:color w:val="2A2A2A"/>
+                <w:sz w:val="19"/>
+                <w:szCs w:val="19"/>
+              </w:rPr>
+            </w:pPr>
+            <w:r>
+              <w:rPr>
+                <w:rFonts w:ascii="Segoe UI" w:hAnsi="Segoe UI" w:cs="Segoe UI"/>
+                <w:color w:val="2A2A2A"/>
+                <w:sz w:val="19"/>
+                <w:szCs w:val="19"/>
+              </w:rPr>
+              <w:t>Copy or move files into the Program Files or Windows directory</w:t>
+            </w:r>
+          </w:p>
+        </w:tc>
+      </w:tr>
+      <w:tr>
+        <w:tc>
+          <w:tcPr>
+            <w:tcW w:w="0" w:type="auto"/>
+            <w:tcBorders>
+              <w:top w:val="single" w:sz="6" w:space="0" w:color="BBBBBB"/>
+              <w:left w:val="single" w:sz="6" w:space="0" w:color="BBBBBB"/>
+              <w:bottom w:val="single" w:sz="6" w:space="0" w:color="BBBBBB"/>
+              <w:right w:val="single" w:sz="6" w:space="0" w:color="BBBBBB"/>
+            </w:tcBorders>
+            <w:tcMar>
+              <w:top w:w="150" w:type="dxa"/>
+              <w:left w:w="120" w:type="dxa"/>
+              <w:bottom w:w="150" w:type="dxa"/>
+              <w:right w:w="120" w:type="dxa"/>
+            </w:tcMar>
+            <w:hideMark/>
+          </w:tcPr>
+          <w:p>
+            <w:pPr>
+              <w:pStyle w:val="a6"/>
+              <w:spacing w:after="0" w:line="270" w:lineRule="atLeast"/>
+              <w:ind w:left="150" w:right="150"/>
+              <w:rPr>
+                <w:rFonts w:ascii="Segoe UI" w:hAnsi="Segoe UI" w:cs="Segoe UI"/>
+                <w:color w:val="2A2A2A"/>
+                <w:sz w:val="19"/>
+                <w:szCs w:val="19"/>
+              </w:rPr>
+            </w:pPr>
+            <w:r>
+              <w:rPr>
+                <w:rFonts w:ascii="Segoe UI" w:hAnsi="Segoe UI" w:cs="Segoe UI"/>
+                <w:color w:val="2A2A2A"/>
+                <w:sz w:val="19"/>
+                <w:szCs w:val="19"/>
+              </w:rPr>
+              <w:t>Configure Accessibility options</w:t>
+            </w:r>
+          </w:p>
+        </w:tc>
+        <w:tc>
+          <w:tcPr>
+            <w:tcW w:w="0" w:type="auto"/>
+            <w:tcBorders>
+              <w:top w:val="single" w:sz="6" w:space="0" w:color="BBBBBB"/>
+              <w:left w:val="single" w:sz="6" w:space="0" w:color="BBBBBB"/>
+              <w:bottom w:val="single" w:sz="6" w:space="0" w:color="BBBBBB"/>
+              <w:right w:val="single" w:sz="6" w:space="0" w:color="BBBBBB"/>
+            </w:tcBorders>
+            <w:tcMar>
+              <w:top w:w="150" w:type="dxa"/>
+              <w:left w:w="120" w:type="dxa"/>
+              <w:bottom w:w="150" w:type="dxa"/>
+              <w:right w:w="120" w:type="dxa"/>
+            </w:tcMar>
+            <w:hideMark/>
+          </w:tcPr>
+          <w:p>
+            <w:pPr>
+              <w:pStyle w:val="a6"/>
+              <w:spacing w:after="0" w:line="270" w:lineRule="atLeast"/>
+              <w:ind w:left="150" w:right="150"/>
+              <w:rPr>
+                <w:rFonts w:ascii="Segoe UI" w:hAnsi="Segoe UI" w:cs="Segoe UI"/>
+                <w:color w:val="2A2A2A"/>
+                <w:sz w:val="19"/>
+                <w:szCs w:val="19"/>
+              </w:rPr>
+            </w:pPr>
+            <w:r>
+              <w:rPr>
+                <w:rFonts w:ascii="Segoe UI" w:hAnsi="Segoe UI" w:cs="Segoe UI"/>
+                <w:color w:val="2A2A2A"/>
+                <w:sz w:val="19"/>
+                <w:szCs w:val="19"/>
+              </w:rPr>
+              <w:t>Schedule Automated Tasks</w:t>
+            </w:r>
+          </w:p>
+        </w:tc>
+      </w:tr>
+      <w:tr>
+        <w:tc>
+          <w:tcPr>
+            <w:tcW w:w="0" w:type="auto"/>
+            <w:tcBorders>
+              <w:top w:val="single" w:sz="6" w:space="0" w:color="BBBBBB"/>
+              <w:left w:val="single" w:sz="6" w:space="0" w:color="BBBBBB"/>
+              <w:bottom w:val="single" w:sz="6" w:space="0" w:color="BBBBBB"/>
+              <w:right w:val="single" w:sz="6" w:space="0" w:color="BBBBBB"/>
+            </w:tcBorders>
+            <w:tcMar>
+              <w:top w:w="150" w:type="dxa"/>
+              <w:left w:w="120" w:type="dxa"/>
+              <w:bottom w:w="150" w:type="dxa"/>
+              <w:right w:w="120" w:type="dxa"/>
+            </w:tcMar>
+            <w:hideMark/>
+          </w:tcPr>
+          <w:p>
+            <w:pPr>
+              <w:pStyle w:val="a6"/>
+              <w:spacing w:after="0" w:line="270" w:lineRule="atLeast"/>
+              <w:ind w:left="150" w:right="150"/>
+              <w:rPr>
+                <w:rFonts w:ascii="Segoe UI" w:hAnsi="Segoe UI" w:cs="Segoe UI"/>
+                <w:color w:val="2A2A2A"/>
+                <w:sz w:val="19"/>
+                <w:szCs w:val="19"/>
+              </w:rPr>
+            </w:pPr>
+            <w:r>
+              <w:rPr>
+                <w:rFonts w:ascii="Segoe UI" w:hAnsi="Segoe UI" w:cs="Segoe UI"/>
+                <w:color w:val="2A2A2A"/>
+                <w:sz w:val="19"/>
+                <w:szCs w:val="19"/>
+              </w:rPr>
+              <w:t>Restore user's backed-up files</w:t>
+            </w:r>
+          </w:p>
+        </w:tc>
+        <w:tc>
+          <w:tcPr>
+            <w:tcW w:w="0" w:type="auto"/>
+            <w:tcBorders>
+              <w:top w:val="single" w:sz="6" w:space="0" w:color="BBBBBB"/>
+              <w:left w:val="single" w:sz="6" w:space="0" w:color="BBBBBB"/>
+              <w:bottom w:val="single" w:sz="6" w:space="0" w:color="BBBBBB"/>
+              <w:right w:val="single" w:sz="6" w:space="0" w:color="BBBBBB"/>
+            </w:tcBorders>
+            <w:tcMar>
+              <w:top w:w="150" w:type="dxa"/>
+              <w:left w:w="120" w:type="dxa"/>
+              <w:bottom w:w="150" w:type="dxa"/>
+              <w:right w:w="120" w:type="dxa"/>
+            </w:tcMar>
+            <w:hideMark/>
+          </w:tcPr>
+          <w:p>
+            <w:pPr>
+              <w:pStyle w:val="a6"/>
+              <w:spacing w:after="0" w:line="270" w:lineRule="atLeast"/>
+              <w:ind w:left="150" w:right="150"/>
+              <w:rPr>
+                <w:rFonts w:ascii="Segoe UI" w:hAnsi="Segoe UI" w:cs="Segoe UI"/>
+                <w:color w:val="2A2A2A"/>
+                <w:sz w:val="19"/>
+                <w:szCs w:val="19"/>
+              </w:rPr>
+            </w:pPr>
+            <w:r>
+              <w:rPr>
+                <w:rFonts w:ascii="Segoe UI" w:hAnsi="Segoe UI" w:cs="Segoe UI"/>
+                <w:color w:val="2A2A2A"/>
+                <w:sz w:val="19"/>
+                <w:szCs w:val="19"/>
+              </w:rPr>
+              <w:t>Restore system backed-up files</w:t>
+            </w:r>
+          </w:p>
+        </w:tc>
+      </w:tr>
+      <w:tr>
+        <w:tc>
+          <w:tcPr>
+            <w:tcW w:w="0" w:type="auto"/>
+            <w:tcBorders>
+              <w:top w:val="single" w:sz="6" w:space="0" w:color="BBBBBB"/>
+              <w:left w:val="single" w:sz="6" w:space="0" w:color="BBBBBB"/>
+              <w:bottom w:val="single" w:sz="6" w:space="0" w:color="BBBBBB"/>
+              <w:right w:val="single" w:sz="6" w:space="0" w:color="BBBBBB"/>
+            </w:tcBorders>
+            <w:tcMar>
+              <w:top w:w="150" w:type="dxa"/>
+              <w:left w:w="120" w:type="dxa"/>
+              <w:bottom w:w="150" w:type="dxa"/>
+              <w:right w:w="120" w:type="dxa"/>
+            </w:tcMar>
+            <w:hideMark/>
+          </w:tcPr>
+          <w:p>
+            <w:pPr>
+              <w:pStyle w:val="a6"/>
+              <w:spacing w:after="0" w:line="270" w:lineRule="atLeast"/>
+              <w:ind w:left="150" w:right="150"/>
+              <w:rPr>
+                <w:rFonts w:ascii="Segoe UI" w:hAnsi="Segoe UI" w:cs="Segoe UI"/>
+                <w:color w:val="2A2A2A"/>
+                <w:sz w:val="19"/>
+                <w:szCs w:val="19"/>
+              </w:rPr>
+            </w:pPr>
+            <w:r>
+              <w:rPr>
+                <w:rFonts w:ascii="Segoe UI" w:hAnsi="Segoe UI" w:cs="Segoe UI"/>
+                <w:color w:val="2A2A2A"/>
+                <w:sz w:val="19"/>
+                <w:szCs w:val="19"/>
+              </w:rPr>
+              <w:t>Set-up computer synchronization with a mobile device (smart phone, laptop, or PDA)</w:t>
+            </w:r>
+          </w:p>
+        </w:tc>
+        <w:tc>
+          <w:tcPr>
+            <w:tcW w:w="0" w:type="auto"/>
+            <w:tcBorders>
+              <w:top w:val="single" w:sz="6" w:space="0" w:color="BBBBBB"/>
+              <w:left w:val="single" w:sz="6" w:space="0" w:color="BBBBBB"/>
+              <w:bottom w:val="single" w:sz="6" w:space="0" w:color="BBBBBB"/>
+              <w:right w:val="single" w:sz="6" w:space="0" w:color="BBBBBB"/>
+            </w:tcBorders>
+            <w:tcMar>
+              <w:top w:w="150" w:type="dxa"/>
+              <w:left w:w="120" w:type="dxa"/>
+              <w:bottom w:w="150" w:type="dxa"/>
+              <w:right w:w="120" w:type="dxa"/>
+            </w:tcMar>
+            <w:hideMark/>
+          </w:tcPr>
+          <w:p>
+            <w:pPr>
+              <w:pStyle w:val="a6"/>
+              <w:spacing w:after="0" w:line="270" w:lineRule="atLeast"/>
+              <w:ind w:left="150" w:right="150"/>
+              <w:rPr>
+                <w:rFonts w:ascii="Segoe UI" w:hAnsi="Segoe UI" w:cs="Segoe UI"/>
+                <w:color w:val="2A2A2A"/>
+                <w:sz w:val="19"/>
+                <w:szCs w:val="19"/>
+              </w:rPr>
+            </w:pPr>
+            <w:r>
+              <w:rPr>
+                <w:rFonts w:ascii="Segoe UI" w:hAnsi="Segoe UI" w:cs="Segoe UI"/>
+                <w:color w:val="2A2A2A"/>
+                <w:sz w:val="19"/>
+                <w:szCs w:val="19"/>
+              </w:rPr>
+              <w:t>Configure Automatic Updates</w:t>
+            </w:r>
+          </w:p>
+        </w:tc>
+      </w:tr>
+      <w:tr>
+        <w:tc>
+          <w:tcPr>
+            <w:tcW w:w="0" w:type="auto"/>
+            <w:tcBorders>
+              <w:top w:val="single" w:sz="6" w:space="0" w:color="BBBBBB"/>
+              <w:left w:val="single" w:sz="6" w:space="0" w:color="BBBBBB"/>
+              <w:bottom w:val="single" w:sz="6" w:space="0" w:color="BBBBBB"/>
+              <w:right w:val="single" w:sz="6" w:space="0" w:color="BBBBBB"/>
+            </w:tcBorders>
+            <w:tcMar>
+              <w:top w:w="150" w:type="dxa"/>
+              <w:left w:w="120" w:type="dxa"/>
+              <w:bottom w:w="150" w:type="dxa"/>
+              <w:right w:w="120" w:type="dxa"/>
+            </w:tcMar>
+            <w:hideMark/>
+          </w:tcPr>
+          <w:p>
+            <w:pPr>
+              <w:pStyle w:val="a6"/>
+              <w:spacing w:after="0" w:line="270" w:lineRule="atLeast"/>
+              <w:ind w:left="150" w:right="150"/>
+              <w:rPr>
+                <w:rFonts w:ascii="Segoe UI" w:hAnsi="Segoe UI" w:cs="Segoe UI"/>
+                <w:color w:val="2A2A2A"/>
+                <w:sz w:val="19"/>
+                <w:szCs w:val="19"/>
+              </w:rPr>
+            </w:pPr>
+            <w:r>
+              <w:rPr>
+                <w:rFonts w:ascii="Segoe UI" w:hAnsi="Segoe UI" w:cs="Segoe UI"/>
+                <w:color w:val="2A2A2A"/>
+                <w:sz w:val="19"/>
+                <w:szCs w:val="19"/>
+              </w:rPr>
+              <w:t>Connect and configure a Bluetooth device</w:t>
+            </w:r>
+          </w:p>
+        </w:tc>
+        <w:tc>
+          <w:tcPr>
+            <w:tcW w:w="0" w:type="auto"/>
+            <w:tcBorders>
+              <w:top w:val="single" w:sz="6" w:space="0" w:color="BBBBBB"/>
+              <w:left w:val="single" w:sz="6" w:space="0" w:color="BBBBBB"/>
+              <w:bottom w:val="single" w:sz="6" w:space="0" w:color="BBBBBB"/>
+              <w:right w:val="single" w:sz="6" w:space="0" w:color="BBBBBB"/>
+            </w:tcBorders>
+            <w:tcMar>
+              <w:top w:w="150" w:type="dxa"/>
+              <w:left w:w="120" w:type="dxa"/>
+              <w:bottom w:w="150" w:type="dxa"/>
+              <w:right w:w="120" w:type="dxa"/>
+            </w:tcMar>
+            <w:hideMark/>
+          </w:tcPr>
+          <w:p>
+            <w:pPr>
+              <w:pStyle w:val="a6"/>
+              <w:spacing w:after="0" w:line="270" w:lineRule="atLeast"/>
+              <w:ind w:left="150" w:right="150"/>
+              <w:rPr>
+                <w:rFonts w:ascii="Segoe UI" w:hAnsi="Segoe UI" w:cs="Segoe UI"/>
+                <w:color w:val="2A2A2A"/>
+                <w:sz w:val="19"/>
+                <w:szCs w:val="19"/>
+              </w:rPr>
+            </w:pPr>
+            <w:r>
+              <w:rPr>
+                <w:rFonts w:ascii="Segoe UI" w:hAnsi="Segoe UI" w:cs="Segoe UI"/>
+                <w:color w:val="FF0000"/>
+                <w:sz w:val="19"/>
+                <w:szCs w:val="19"/>
+              </w:rPr>
+              <w:t>Browse to another user's directory</w:t>
+            </w:r>
+          </w:p>
+        </w:tc>
+      </w:tr>
+    </w:tbl>
+    <w:p>
+      <w:pPr>
+        <w:rPr>
+          <w:rFonts w:ascii="Segoe UI" w:hAnsi="Segoe UI" w:cs="Segoe UI" w:hint="eastAsia"/>
+          <w:color w:val="2A2A2A"/>
+          <w:sz w:val="19"/>
+          <w:szCs w:val="19"/>
+        </w:rPr>
+      </w:pPr>
+    </w:p>
+    <w:p>
+      <w:pPr>
+        <w:rPr>
+          <w:rFonts w:ascii="Segoe UI" w:hAnsi="Segoe UI" w:cs="Segoe UI" w:hint="eastAsia"/>
+          <w:color w:val="2A2A2A"/>
+          <w:sz w:val="19"/>
+          <w:szCs w:val="19"/>
+        </w:rPr>
+      </w:pPr>
+    </w:p>
+    <w:p>
+      <w:pPr>
+        <w:pStyle w:val="3"/>
+      </w:pPr>
+      <w:r>
+        <w:lastRenderedPageBreak/>
+        <w:t>Admin Approval Mode</w:t>
+      </w:r>
+    </w:p>
+    <w:p>
+      <w:pPr>
+        <w:pStyle w:val="a6"/>
+        <w:spacing w:after="0" w:line="270" w:lineRule="atLeast"/>
+        <w:ind w:firstLine="420"/>
+        <w:rPr>
+          <w:rFonts w:ascii="Segoe UI" w:hAnsi="Segoe UI" w:cs="Segoe UI"/>
+          <w:color w:val="2A2A2A"/>
+          <w:sz w:val="19"/>
+          <w:szCs w:val="19"/>
+        </w:rPr>
+      </w:pPr>
+      <w:r>
+        <w:rPr>
+          <w:rFonts w:ascii="Segoe UI" w:hAnsi="Segoe UI" w:cs="Segoe UI"/>
+          <w:color w:val="2A2A2A"/>
+          <w:sz w:val="19"/>
+          <w:szCs w:val="19"/>
+        </w:rPr>
+        <w:t>Enabling Admin Approval Mode for an administrator account makes it safer for a user to perform administrative tasks by making a distinction between a standard user task and an administrative task. For example, modifying the system registry should always be an administrative task browsing the Internet should always be a standard user task. The UAC access token model makes this distinction even clearer. An administrator account in Admin Approval Mode is prompted for consent by the application or component that is requesting permission to use the user’s full administrative access token.</w:t>
+      </w:r>
+    </w:p>
+    <w:p>
+      <w:pPr>
+        <w:rPr>
+          <w:rFonts w:ascii="Segoe UI" w:hAnsi="Segoe UI" w:cs="Segoe UI" w:hint="eastAsia"/>
+          <w:color w:val="2A2A2A"/>
+          <w:sz w:val="19"/>
+          <w:szCs w:val="19"/>
+        </w:rPr>
+      </w:pPr>
+    </w:p>
+    <w:p>
+      <w:pPr>
+        <w:rPr>
+          <w:rFonts w:ascii="Segoe UI" w:hAnsi="Segoe UI" w:cs="Segoe UI" w:hint="eastAsia"/>
+          <w:color w:val="2A2A2A"/>
+          <w:sz w:val="19"/>
+          <w:szCs w:val="19"/>
+        </w:rPr>
+      </w:pPr>
+    </w:p>
+    <w:p>
+      <w:pPr>
+        <w:pStyle w:val="3"/>
+        <w:rPr>
+          <w:rFonts w:hint="eastAsia"/>
+        </w:rPr>
+      </w:pPr>
+      <w:r>
+        <w:t>UAC Architecture</w:t>
+      </w:r>
+    </w:p>
+    <w:p>
+      <w:r>
+        <w:rPr>
+          <w:rFonts w:hint="eastAsia"/>
+        </w:rPr>
+        <w:t>下面讨论的都是</w:t>
+      </w:r>
+      <w:r>
+        <w:rPr>
+          <w:rFonts w:hint="eastAsia"/>
+        </w:rPr>
+        <w:t>UAC</w:t>
+      </w:r>
+      <w:r>
+        <w:rPr>
+          <w:rFonts w:hint="eastAsia"/>
+        </w:rPr>
+        <w:t>开启的情况</w:t>
+      </w:r>
+    </w:p>
+    <w:p>
+      <w:pPr>
+        <w:spacing w:line="204" w:lineRule="atLeast"/>
+        <w:rPr>
+          <w:rFonts w:ascii="Segoe UI" w:hAnsi="Segoe UI" w:cs="Segoe UI"/>
+          <w:color w:val="2A2A2A"/>
+          <w:sz w:val="19"/>
+          <w:szCs w:val="19"/>
+        </w:rPr>
+      </w:pPr>
+      <w:r>
+        <w:rPr>
+          <w:rFonts w:ascii="Segoe UI" w:hAnsi="Segoe UI" w:cs="Segoe UI"/>
+          <w:noProof/>
+          <w:color w:val="2A2A2A"/>
+          <w:sz w:val="19"/>
+          <w:szCs w:val="19"/>
+        </w:rPr>
+        <w:drawing>
+          <wp:inline distT="0" distB="0" distL="0" distR="0">
+            <wp:extent cx="4746625" cy="2544445"/>
+            <wp:effectExtent l="0" t="0" r="0" b="8255"/>
+            <wp:docPr id="12" name="图片 12" descr="UAC logon process"/>
+            <wp:cNvGraphicFramePr>
+              <a:graphicFrameLocks xmlns:a="http://schemas.openxmlformats.org/drawingml/2006/main" noChangeAspect="1"/>
+            </wp:cNvGraphicFramePr>
+            <a:graphic xmlns:a="http://schemas.openxmlformats.org/drawingml/2006/main">
+              <a:graphicData uri="http://schemas.openxmlformats.org/drawingml/2006/picture">
+                <pic:pic xmlns:pic="http://schemas.openxmlformats.org/drawingml/2006/picture">
+                  <pic:nvPicPr>
+                    <pic:cNvPr id="0" name="3be4da3f-8384-466f-b1ff-2185844c139c" descr="UAC logon process"/>
+                    <pic:cNvPicPr>
+                      <a:picLocks noChangeAspect="1" noChangeArrowheads="1"/>
+                    </pic:cNvPicPr>
+                  </pic:nvPicPr>
+                  <pic:blipFill>
+                    <a:blip r:embed="rId16">
+                      <a:extLst>
+                        <a:ext uri="{28A0092B-C50C-407E-A947-70E740481C1C}">
+                          <a14:useLocalDpi xmlns:a14="http://schemas.microsoft.com/office/drawing/2010/main" val="0"/>
+                        </a:ext>
+                      </a:extLst>
+                    </a:blip>
+                    <a:srcRect/>
+                    <a:stretch>
+                      <a:fillRect/>
+                    </a:stretch>
+                  </pic:blipFill>
+                  <pic:spPr bwMode="auto">
+                    <a:xfrm>
+                      <a:off x="0" y="0"/>
+                      <a:ext cx="4746625" cy="2544445"/>
+                    </a:xfrm>
+                    <a:prstGeom prst="rect">
+                      <a:avLst/>
+                    </a:prstGeom>
+                    <a:noFill/>
+                    <a:ln>
+                      <a:noFill/>
+                    </a:ln>
+                  </pic:spPr>
+                </pic:pic>
+              </a:graphicData>
+            </a:graphic>
+          </wp:inline>
+        </w:drawing>
+      </w:r>
+    </w:p>
+    <w:p>
+      <w:pPr>
+        <w:rPr>
+          <w:rFonts w:ascii="Segoe UI" w:hAnsi="Segoe UI" w:cs="Segoe UI" w:hint="eastAsia"/>
+          <w:color w:val="2A2A2A"/>
+          <w:sz w:val="19"/>
+          <w:szCs w:val="19"/>
+        </w:rPr>
+      </w:pPr>
+      <w:r>
+        <w:rPr>
+          <w:rFonts w:ascii="Segoe UI" w:hAnsi="Segoe UI" w:cs="Segoe UI" w:hint="eastAsia"/>
+          <w:color w:val="2A2A2A"/>
+          <w:sz w:val="19"/>
+          <w:szCs w:val="19"/>
+        </w:rPr>
+        <w:t>Vista</w:t>
+      </w:r>
+      <w:r>
+        <w:rPr>
+          <w:rFonts w:ascii="Segoe UI" w:hAnsi="Segoe UI" w:cs="Segoe UI" w:hint="eastAsia"/>
+          <w:color w:val="2A2A2A"/>
+          <w:sz w:val="19"/>
+          <w:szCs w:val="19"/>
+        </w:rPr>
+        <w:t>和</w:t>
+      </w:r>
+      <w:proofErr w:type="spellStart"/>
+      <w:r>
+        <w:rPr>
+          <w:rFonts w:ascii="Segoe UI" w:hAnsi="Segoe UI" w:cs="Segoe UI" w:hint="eastAsia"/>
+          <w:color w:val="2A2A2A"/>
+          <w:sz w:val="19"/>
+          <w:szCs w:val="19"/>
+        </w:rPr>
+        <w:t>xp</w:t>
+      </w:r>
+      <w:proofErr w:type="spellEnd"/>
+      <w:r>
+        <w:rPr>
+          <w:rFonts w:ascii="Segoe UI" w:hAnsi="Segoe UI" w:cs="Segoe UI" w:hint="eastAsia"/>
+          <w:color w:val="2A2A2A"/>
+          <w:sz w:val="19"/>
+          <w:szCs w:val="19"/>
+        </w:rPr>
+        <w:t>登录的时候虽然外部看起来没有多少差别，但是内部机制却完全改变了，上图显示了差别。</w:t>
+      </w:r>
+    </w:p>
+    <w:p>
+      <w:pPr>
+        <w:rPr>
+          <w:rFonts w:ascii="Segoe UI" w:hAnsi="Segoe UI" w:cs="Segoe UI" w:hint="eastAsia"/>
+          <w:color w:val="2A2A2A"/>
+          <w:sz w:val="19"/>
+          <w:szCs w:val="19"/>
+        </w:rPr>
+      </w:pPr>
+      <w:proofErr w:type="spellStart"/>
+      <w:r>
+        <w:rPr>
+          <w:rFonts w:ascii="Segoe UI" w:hAnsi="Segoe UI" w:cs="Segoe UI"/>
+          <w:color w:val="2A2A2A"/>
+          <w:sz w:val="19"/>
+          <w:szCs w:val="19"/>
+        </w:rPr>
+        <w:t>X</w:t>
+      </w:r>
+      <w:r>
+        <w:rPr>
+          <w:rFonts w:ascii="Segoe UI" w:hAnsi="Segoe UI" w:cs="Segoe UI" w:hint="eastAsia"/>
+          <w:color w:val="2A2A2A"/>
+          <w:sz w:val="19"/>
+          <w:szCs w:val="19"/>
+        </w:rPr>
+        <w:t>p</w:t>
+      </w:r>
+      <w:proofErr w:type="spellEnd"/>
+      <w:r>
+        <w:rPr>
+          <w:rFonts w:ascii="Segoe UI" w:hAnsi="Segoe UI" w:cs="Segoe UI" w:hint="eastAsia"/>
+          <w:color w:val="2A2A2A"/>
+          <w:sz w:val="19"/>
+          <w:szCs w:val="19"/>
+        </w:rPr>
+        <w:t>下：一个用户登录的时候只获得一个</w:t>
+      </w:r>
+      <w:r>
+        <w:rPr>
+          <w:rFonts w:ascii="Segoe UI" w:hAnsi="Segoe UI" w:cs="Segoe UI" w:hint="eastAsia"/>
+          <w:color w:val="2A2A2A"/>
+          <w:sz w:val="19"/>
+          <w:szCs w:val="19"/>
+        </w:rPr>
+        <w:t>access token.(administrator</w:t>
+      </w:r>
+      <w:r>
+        <w:rPr>
+          <w:rFonts w:ascii="Segoe UI" w:hAnsi="Segoe UI" w:cs="Segoe UI" w:hint="eastAsia"/>
+          <w:color w:val="2A2A2A"/>
+          <w:sz w:val="19"/>
+          <w:szCs w:val="19"/>
+        </w:rPr>
+        <w:t>登录则获得</w:t>
+      </w:r>
+      <w:r>
+        <w:rPr>
+          <w:rFonts w:ascii="Segoe UI" w:hAnsi="Segoe UI" w:cs="Segoe UI" w:hint="eastAsia"/>
+          <w:color w:val="2A2A2A"/>
+          <w:sz w:val="19"/>
+          <w:szCs w:val="19"/>
+        </w:rPr>
+        <w:t>full administrator access token, standard user</w:t>
+      </w:r>
+      <w:r>
+        <w:rPr>
+          <w:rFonts w:ascii="Segoe UI" w:hAnsi="Segoe UI" w:cs="Segoe UI" w:hint="eastAsia"/>
+          <w:color w:val="2A2A2A"/>
+          <w:sz w:val="19"/>
+          <w:szCs w:val="19"/>
+        </w:rPr>
+        <w:t>登录则获得</w:t>
+      </w:r>
+      <w:r>
+        <w:rPr>
+          <w:rFonts w:ascii="Segoe UI" w:hAnsi="Segoe UI" w:cs="Segoe UI" w:hint="eastAsia"/>
+          <w:color w:val="2A2A2A"/>
+          <w:sz w:val="19"/>
+          <w:szCs w:val="19"/>
+        </w:rPr>
+        <w:t>standard user access token).</w:t>
+      </w:r>
+    </w:p>
+    <w:p>
+      <w:pPr>
+        <w:rPr>
+          <w:rFonts w:ascii="Segoe UI" w:hAnsi="Segoe UI" w:cs="Segoe UI" w:hint="eastAsia"/>
+          <w:color w:val="2A2A2A"/>
+          <w:sz w:val="19"/>
+          <w:szCs w:val="19"/>
+        </w:rPr>
+      </w:pPr>
+    </w:p>
+    <w:p>
+      <w:pPr>
+        <w:rPr>
+          <w:rFonts w:ascii="Segoe UI" w:hAnsi="Segoe UI" w:cs="Segoe UI" w:hint="eastAsia"/>
+          <w:color w:val="2A2A2A"/>
+          <w:sz w:val="19"/>
+          <w:szCs w:val="19"/>
+        </w:rPr>
+      </w:pPr>
+      <w:r>
+        <w:rPr>
+          <w:rFonts w:ascii="Segoe UI" w:hAnsi="Segoe UI" w:cs="Segoe UI"/>
+          <w:color w:val="2A2A2A"/>
+          <w:sz w:val="19"/>
+          <w:szCs w:val="19"/>
+        </w:rPr>
+        <w:t>V</w:t>
+      </w:r>
+      <w:r>
+        <w:rPr>
+          <w:rFonts w:ascii="Segoe UI" w:hAnsi="Segoe UI" w:cs="Segoe UI" w:hint="eastAsia"/>
+          <w:color w:val="2A2A2A"/>
+          <w:sz w:val="19"/>
+          <w:szCs w:val="19"/>
+        </w:rPr>
+        <w:t>ista</w:t>
+      </w:r>
+      <w:r>
+        <w:rPr>
+          <w:rFonts w:ascii="Segoe UI" w:hAnsi="Segoe UI" w:cs="Segoe UI" w:hint="eastAsia"/>
+          <w:color w:val="2A2A2A"/>
+          <w:sz w:val="19"/>
+          <w:szCs w:val="19"/>
+        </w:rPr>
+        <w:t>下：</w:t>
+      </w:r>
+    </w:p>
+    <w:p>
+      <w:pPr>
+        <w:rPr>
+          <w:rFonts w:ascii="Segoe UI" w:hAnsi="Segoe UI" w:cs="Segoe UI" w:hint="eastAsia"/>
+          <w:color w:val="2A2A2A"/>
+          <w:sz w:val="19"/>
+          <w:szCs w:val="19"/>
+        </w:rPr>
+      </w:pPr>
+      <w:r>
+        <w:rPr>
+          <w:rStyle w:val="3Char"/>
+          <w:rFonts w:hint="eastAsia"/>
+        </w:rPr>
+        <w:t>(a).</w:t>
+      </w:r>
+      <w:r>
+        <w:rPr>
+          <w:rFonts w:ascii="Segoe UI" w:hAnsi="Segoe UI" w:cs="Segoe UI" w:hint="eastAsia"/>
+          <w:color w:val="2A2A2A"/>
+          <w:sz w:val="19"/>
+          <w:szCs w:val="19"/>
+        </w:rPr>
+        <w:t>当一个</w:t>
+      </w:r>
+      <w:r>
+        <w:rPr>
+          <w:rFonts w:ascii="Segoe UI" w:hAnsi="Segoe UI" w:cs="Segoe UI" w:hint="eastAsia"/>
+          <w:color w:val="2A2A2A"/>
+          <w:sz w:val="19"/>
+          <w:szCs w:val="19"/>
+        </w:rPr>
+        <w:t>administrator</w:t>
+      </w:r>
+      <w:r>
+        <w:rPr>
+          <w:rFonts w:ascii="Segoe UI" w:hAnsi="Segoe UI" w:cs="Segoe UI" w:hint="eastAsia"/>
+          <w:color w:val="2A2A2A"/>
+          <w:sz w:val="19"/>
+          <w:szCs w:val="19"/>
+        </w:rPr>
+        <w:t>登录的时候，该</w:t>
+      </w:r>
+      <w:r>
+        <w:rPr>
+          <w:rFonts w:ascii="Segoe UI" w:hAnsi="Segoe UI" w:cs="Segoe UI" w:hint="eastAsia"/>
+          <w:color w:val="2A2A2A"/>
+          <w:sz w:val="19"/>
+          <w:szCs w:val="19"/>
+        </w:rPr>
+        <w:t>用户会被保证授予两个</w:t>
+      </w:r>
+      <w:r>
+        <w:rPr>
+          <w:rFonts w:ascii="Segoe UI" w:hAnsi="Segoe UI" w:cs="Segoe UI" w:hint="eastAsia"/>
+          <w:color w:val="2A2A2A"/>
+          <w:sz w:val="19"/>
+          <w:szCs w:val="19"/>
+        </w:rPr>
+        <w:t>access tokens:</w:t>
+      </w:r>
+    </w:p>
+    <w:p>
+      <w:pPr>
+        <w:pStyle w:val="a8"/>
+        <w:numPr>
+          <w:ilvl w:val="0"/>
+          <w:numId w:val="1"/>
+        </w:numPr>
+        <w:ind w:firstLineChars="0"/>
+        <w:rPr>
+          <w:rFonts w:ascii="Segoe UI" w:hAnsi="Segoe UI" w:cs="Segoe UI" w:hint="eastAsia"/>
+          <w:color w:val="2A2A2A"/>
+          <w:sz w:val="19"/>
+          <w:szCs w:val="19"/>
+        </w:rPr>
+      </w:pPr>
+      <w:r>
+        <w:rPr>
+          <w:rFonts w:ascii="Segoe UI" w:hAnsi="Segoe UI" w:cs="Segoe UI"/>
+          <w:color w:val="2A2A2A"/>
+          <w:sz w:val="19"/>
+          <w:szCs w:val="19"/>
+        </w:rPr>
+        <w:t>A</w:t>
+      </w:r>
+      <w:r>
+        <w:rPr>
+          <w:rFonts w:ascii="Segoe UI" w:hAnsi="Segoe UI" w:cs="Segoe UI" w:hint="eastAsia"/>
+          <w:color w:val="2A2A2A"/>
+          <w:sz w:val="19"/>
+          <w:szCs w:val="19"/>
+        </w:rPr>
+        <w:t xml:space="preserve"> full administrator access token</w:t>
+      </w:r>
+    </w:p>
+    <w:p>
+      <w:pPr>
+        <w:pStyle w:val="a8"/>
+        <w:numPr>
+          <w:ilvl w:val="0"/>
+          <w:numId w:val="1"/>
+        </w:numPr>
+        <w:ind w:firstLineChars="0"/>
+        <w:rPr>
+          <w:rFonts w:ascii="Segoe UI" w:hAnsi="Segoe UI" w:cs="Segoe UI" w:hint="eastAsia"/>
+          <w:color w:val="2A2A2A"/>
+          <w:sz w:val="19"/>
+          <w:szCs w:val="19"/>
+        </w:rPr>
+      </w:pPr>
+      <w:r>
+        <w:rPr>
+          <w:rFonts w:ascii="Segoe UI" w:hAnsi="Segoe UI" w:cs="Segoe UI"/>
+          <w:color w:val="2A2A2A"/>
+          <w:sz w:val="19"/>
+          <w:szCs w:val="19"/>
+        </w:rPr>
+        <w:t>A</w:t>
+      </w:r>
+      <w:r>
+        <w:rPr>
+          <w:rFonts w:ascii="Segoe UI" w:hAnsi="Segoe UI" w:cs="Segoe UI" w:hint="eastAsia"/>
+          <w:color w:val="2A2A2A"/>
+          <w:sz w:val="19"/>
+          <w:szCs w:val="19"/>
+        </w:rPr>
+        <w:t xml:space="preserve"> </w:t>
+      </w:r>
+      <w:r>
+        <w:rPr>
+          <w:rFonts w:ascii="Segoe UI" w:hAnsi="Segoe UI" w:cs="Segoe UI"/>
+          <w:color w:val="2A2A2A"/>
+          <w:sz w:val="19"/>
+          <w:szCs w:val="19"/>
+        </w:rPr>
+        <w:t>“</w:t>
+      </w:r>
+      <w:r>
+        <w:rPr>
+          <w:rFonts w:ascii="Segoe UI" w:hAnsi="Segoe UI" w:cs="Segoe UI" w:hint="eastAsia"/>
+          <w:color w:val="2A2A2A"/>
+          <w:sz w:val="19"/>
+          <w:szCs w:val="19"/>
+        </w:rPr>
+        <w:t>filtered</w:t>
+      </w:r>
+      <w:r>
+        <w:rPr>
+          <w:rFonts w:ascii="Segoe UI" w:hAnsi="Segoe UI" w:cs="Segoe UI"/>
+          <w:color w:val="2A2A2A"/>
+          <w:sz w:val="19"/>
+          <w:szCs w:val="19"/>
+        </w:rPr>
+        <w:t>”</w:t>
+      </w:r>
+      <w:r>
+        <w:rPr>
+          <w:rFonts w:ascii="Segoe UI" w:hAnsi="Segoe UI" w:cs="Segoe UI" w:hint="eastAsia"/>
+          <w:color w:val="2A2A2A"/>
+          <w:sz w:val="19"/>
+          <w:szCs w:val="19"/>
+        </w:rPr>
+        <w:t xml:space="preserve"> standard user access </w:t>
+      </w:r>
+      <w:r>
+        <w:rPr>
+          <w:rFonts w:ascii="Segoe UI" w:hAnsi="Segoe UI" w:cs="Segoe UI"/>
+          <w:color w:val="2A2A2A"/>
+          <w:sz w:val="19"/>
+          <w:szCs w:val="19"/>
+        </w:rPr>
+        <w:t>token.</w:t>
+      </w:r>
+    </w:p>
+    <w:p>
+      <w:pPr>
+        <w:ind w:firstLine="420"/>
+        <w:rPr>
+          <w:rFonts w:ascii="Segoe UI" w:hAnsi="Segoe UI" w:cs="Segoe UI" w:hint="eastAsia"/>
+          <w:color w:val="2A2A2A"/>
+          <w:sz w:val="19"/>
+          <w:szCs w:val="19"/>
+        </w:rPr>
+      </w:pPr>
+      <w:r>
+        <w:rPr>
+          <w:rFonts w:ascii="Segoe UI" w:hAnsi="Segoe UI" w:cs="Segoe UI" w:hint="eastAsia"/>
+          <w:color w:val="2A2A2A"/>
+          <w:sz w:val="19"/>
+          <w:szCs w:val="19"/>
+        </w:rPr>
+        <w:t>首先</w:t>
+      </w:r>
+      <w:r>
+        <w:rPr>
+          <w:rFonts w:ascii="Segoe UI" w:hAnsi="Segoe UI" w:cs="Segoe UI" w:hint="eastAsia"/>
+          <w:color w:val="2A2A2A"/>
+          <w:sz w:val="19"/>
+          <w:szCs w:val="19"/>
+        </w:rPr>
+        <w:t>administrative windows privileges</w:t>
+      </w:r>
+      <w:r>
+        <w:rPr>
+          <w:rFonts w:ascii="Segoe UI" w:hAnsi="Segoe UI" w:cs="Segoe UI" w:hint="eastAsia"/>
+          <w:color w:val="2A2A2A"/>
+          <w:sz w:val="19"/>
+          <w:szCs w:val="19"/>
+        </w:rPr>
+        <w:t>将被禁用</w:t>
+      </w:r>
+      <w:r>
+        <w:rPr>
+          <w:rFonts w:ascii="Segoe UI" w:hAnsi="Segoe UI" w:cs="Segoe UI" w:hint="eastAsia"/>
+          <w:color w:val="2A2A2A"/>
+          <w:sz w:val="19"/>
+          <w:szCs w:val="19"/>
+        </w:rPr>
+        <w:t>，</w:t>
+      </w:r>
+      <w:r>
+        <w:rPr>
+          <w:rFonts w:ascii="Segoe UI" w:hAnsi="Segoe UI" w:cs="Segoe UI" w:hint="eastAsia"/>
+          <w:color w:val="2A2A2A"/>
+          <w:sz w:val="19"/>
+          <w:szCs w:val="19"/>
+        </w:rPr>
+        <w:t>elevated user rights</w:t>
+      </w:r>
+      <w:r>
+        <w:rPr>
+          <w:rFonts w:ascii="Segoe UI" w:hAnsi="Segoe UI" w:cs="Segoe UI" w:hint="eastAsia"/>
+          <w:color w:val="2A2A2A"/>
+          <w:sz w:val="19"/>
+          <w:szCs w:val="19"/>
+        </w:rPr>
+        <w:t>将被去除，这样就是一个</w:t>
+      </w:r>
+      <w:proofErr w:type="gramStart"/>
+      <w:r>
+        <w:rPr>
+          <w:rFonts w:ascii="Segoe UI" w:hAnsi="Segoe UI" w:cs="Segoe UI"/>
+          <w:color w:val="2A2A2A"/>
+          <w:sz w:val="19"/>
+          <w:szCs w:val="19"/>
+        </w:rPr>
+        <w:t>”</w:t>
+      </w:r>
+      <w:proofErr w:type="gramEnd"/>
+      <w:r>
+        <w:rPr>
+          <w:rFonts w:ascii="Segoe UI" w:hAnsi="Segoe UI" w:cs="Segoe UI" w:hint="eastAsia"/>
+          <w:color w:val="2A2A2A"/>
+          <w:sz w:val="19"/>
+          <w:szCs w:val="19"/>
+        </w:rPr>
+        <w:t>filtered</w:t>
+      </w:r>
+      <w:proofErr w:type="gramStart"/>
+      <w:r>
+        <w:rPr>
+          <w:rFonts w:ascii="Segoe UI" w:hAnsi="Segoe UI" w:cs="Segoe UI"/>
+          <w:color w:val="2A2A2A"/>
+          <w:sz w:val="19"/>
+          <w:szCs w:val="19"/>
+        </w:rPr>
+        <w:t>”</w:t>
+      </w:r>
+      <w:proofErr w:type="gramEnd"/>
+      <w:r>
+        <w:rPr>
+          <w:rFonts w:ascii="Segoe UI" w:hAnsi="Segoe UI" w:cs="Segoe UI" w:hint="eastAsia"/>
+          <w:color w:val="2A2A2A"/>
+          <w:sz w:val="19"/>
+          <w:szCs w:val="19"/>
+        </w:rPr>
+        <w:t xml:space="preserve"> standard access token.</w:t>
+      </w:r>
+      <w:r>
+        <w:rPr>
+          <w:rFonts w:ascii="Segoe UI" w:hAnsi="Segoe UI" w:cs="Segoe UI" w:hint="eastAsia"/>
+          <w:color w:val="2A2A2A"/>
+          <w:sz w:val="19"/>
+          <w:szCs w:val="19"/>
+        </w:rPr>
+        <w:t>然后</w:t>
+      </w:r>
+      <w:r>
+        <w:rPr>
+          <w:rFonts w:ascii="Segoe UI" w:hAnsi="Segoe UI" w:cs="Segoe UI" w:hint="eastAsia"/>
+          <w:color w:val="2A2A2A"/>
+          <w:sz w:val="19"/>
+          <w:szCs w:val="19"/>
+        </w:rPr>
+        <w:t xml:space="preserve">standard access token </w:t>
+      </w:r>
+      <w:r>
+        <w:rPr>
+          <w:rFonts w:ascii="Segoe UI" w:hAnsi="Segoe UI" w:cs="Segoe UI" w:hint="eastAsia"/>
+          <w:color w:val="2A2A2A"/>
+          <w:sz w:val="19"/>
+          <w:szCs w:val="19"/>
+        </w:rPr>
+        <w:t>将被用来创建</w:t>
+      </w:r>
+      <w:r>
+        <w:rPr>
+          <w:rFonts w:ascii="Segoe UI" w:hAnsi="Segoe UI" w:cs="Segoe UI" w:hint="eastAsia"/>
+          <w:color w:val="2A2A2A"/>
+          <w:sz w:val="19"/>
+          <w:szCs w:val="19"/>
+        </w:rPr>
+        <w:t>desktop(Explorer.exe).</w:t>
+      </w:r>
+      <w:r>
+        <w:rPr>
+          <w:rFonts w:ascii="Segoe UI" w:hAnsi="Segoe UI" w:cs="Segoe UI" w:hint="eastAsia"/>
+          <w:color w:val="2A2A2A"/>
+          <w:sz w:val="19"/>
+          <w:szCs w:val="19"/>
+        </w:rPr>
+        <w:t>其他用户初始化的进程都把</w:t>
+      </w:r>
+      <w:r>
+        <w:rPr>
+          <w:rFonts w:ascii="Segoe UI" w:hAnsi="Segoe UI" w:cs="Segoe UI" w:hint="eastAsia"/>
+          <w:color w:val="2A2A2A"/>
+          <w:sz w:val="19"/>
+          <w:szCs w:val="19"/>
+        </w:rPr>
+        <w:t>Explorer.exe</w:t>
+      </w:r>
+      <w:r>
+        <w:rPr>
+          <w:rFonts w:ascii="Segoe UI" w:hAnsi="Segoe UI" w:cs="Segoe UI" w:hint="eastAsia"/>
+          <w:color w:val="2A2A2A"/>
+          <w:sz w:val="19"/>
+          <w:szCs w:val="19"/>
+        </w:rPr>
+        <w:t>作为父进程然后从它继承</w:t>
+      </w:r>
+      <w:r>
+        <w:rPr>
+          <w:rFonts w:ascii="Segoe UI" w:hAnsi="Segoe UI" w:cs="Segoe UI" w:hint="eastAsia"/>
+          <w:color w:val="2A2A2A"/>
+          <w:sz w:val="19"/>
+          <w:szCs w:val="19"/>
+        </w:rPr>
+        <w:t>access token</w:t>
+      </w:r>
+      <w:r>
+        <w:rPr>
+          <w:rFonts w:ascii="Segoe UI" w:hAnsi="Segoe UI" w:cs="Segoe UI" w:hint="eastAsia"/>
+          <w:color w:val="2A2A2A"/>
+          <w:sz w:val="19"/>
+          <w:szCs w:val="19"/>
+        </w:rPr>
+        <w:t>(</w:t>
+      </w:r>
+      <w:r>
+        <w:rPr>
+          <w:rFonts w:ascii="Segoe UI" w:hAnsi="Segoe UI" w:cs="Segoe UI" w:hint="eastAsia"/>
+          <w:color w:val="2A2A2A"/>
+          <w:sz w:val="19"/>
+          <w:szCs w:val="19"/>
+        </w:rPr>
+        <w:t>只有</w:t>
+      </w:r>
+      <w:r>
+        <w:rPr>
+          <w:rFonts w:ascii="Segoe UI" w:hAnsi="Segoe UI" w:cs="Segoe UI" w:hint="eastAsia"/>
+          <w:color w:val="2A2A2A"/>
+          <w:sz w:val="19"/>
+          <w:szCs w:val="19"/>
+        </w:rPr>
+        <w:t>standard access token)</w:t>
+      </w:r>
+      <w:r>
+        <w:rPr>
+          <w:rFonts w:ascii="Segoe UI" w:hAnsi="Segoe UI" w:cs="Segoe UI" w:hint="eastAsia"/>
+          <w:color w:val="2A2A2A"/>
+          <w:sz w:val="19"/>
+          <w:szCs w:val="19"/>
+        </w:rPr>
+        <w:t>.</w:t>
+      </w:r>
+      <w:r>
+        <w:rPr>
+          <w:rFonts w:ascii="Segoe UI" w:hAnsi="Segoe UI" w:cs="Segoe UI" w:hint="eastAsia"/>
+          <w:color w:val="2A2A2A"/>
+          <w:sz w:val="19"/>
+          <w:szCs w:val="19"/>
+        </w:rPr>
+        <w:t>结果就是，所以进程都默认以</w:t>
+      </w:r>
+      <w:r>
+        <w:rPr>
+          <w:rFonts w:ascii="Segoe UI" w:hAnsi="Segoe UI" w:cs="Segoe UI" w:hint="eastAsia"/>
+          <w:color w:val="2A2A2A"/>
+          <w:sz w:val="19"/>
+          <w:szCs w:val="19"/>
+        </w:rPr>
+        <w:t>standard user</w:t>
+      </w:r>
+      <w:r>
+        <w:rPr>
+          <w:rFonts w:ascii="Segoe UI" w:hAnsi="Segoe UI" w:cs="Segoe UI" w:hint="eastAsia"/>
+          <w:color w:val="2A2A2A"/>
+          <w:sz w:val="19"/>
+          <w:szCs w:val="19"/>
+        </w:rPr>
+        <w:t>运行。除非用户同意提供一个</w:t>
+      </w:r>
+      <w:r>
+        <w:rPr>
+          <w:rFonts w:ascii="Segoe UI" w:hAnsi="Segoe UI" w:cs="Segoe UI" w:hint="eastAsia"/>
+          <w:color w:val="2A2A2A"/>
+          <w:sz w:val="19"/>
+          <w:szCs w:val="19"/>
+        </w:rPr>
+        <w:t>full administrative access token</w:t>
+      </w:r>
+      <w:r>
+        <w:rPr>
+          <w:rFonts w:ascii="Segoe UI" w:hAnsi="Segoe UI" w:cs="Segoe UI" w:hint="eastAsia"/>
+          <w:color w:val="2A2A2A"/>
+          <w:sz w:val="19"/>
+          <w:szCs w:val="19"/>
+        </w:rPr>
+        <w:t>，也就是提权。</w:t>
+      </w:r>
+    </w:p>
+    <w:p>
+      <w:pPr>
+        <w:rPr>
+          <w:rFonts w:ascii="Segoe UI" w:hAnsi="Segoe UI" w:cs="Segoe UI" w:hint="eastAsia"/>
+          <w:color w:val="2A2A2A"/>
+          <w:sz w:val="19"/>
+          <w:szCs w:val="19"/>
+        </w:rPr>
+      </w:pPr>
+      <w:r>
+        <w:rPr>
+          <w:rFonts w:ascii="Segoe UI" w:hAnsi="Segoe UI" w:cs="Segoe UI" w:hint="eastAsia"/>
+          <w:color w:val="2A2A2A"/>
+          <w:sz w:val="19"/>
+          <w:szCs w:val="19"/>
+        </w:rPr>
+        <w:tab/>
+      </w:r>
+      <w:r>
+        <w:rPr>
+          <w:rFonts w:ascii="Segoe UI" w:hAnsi="Segoe UI" w:cs="Segoe UI"/>
+          <w:color w:val="2A2A2A"/>
+          <w:sz w:val="19"/>
+          <w:szCs w:val="19"/>
+        </w:rPr>
+        <w:t>A</w:t>
+      </w:r>
+      <w:r>
+        <w:rPr>
+          <w:rFonts w:ascii="Segoe UI" w:hAnsi="Segoe UI" w:cs="Segoe UI" w:hint="eastAsia"/>
+          <w:color w:val="2A2A2A"/>
+          <w:sz w:val="19"/>
+          <w:szCs w:val="19"/>
+        </w:rPr>
+        <w:t>dministrators</w:t>
+      </w:r>
+      <w:r>
+        <w:rPr>
+          <w:rFonts w:ascii="Segoe UI" w:hAnsi="Segoe UI" w:cs="Segoe UI" w:hint="eastAsia"/>
+          <w:color w:val="2A2A2A"/>
+          <w:sz w:val="19"/>
+          <w:szCs w:val="19"/>
+        </w:rPr>
+        <w:t>用户组的这个用户现在可以使用</w:t>
+      </w:r>
+      <w:r>
+        <w:rPr>
+          <w:rFonts w:ascii="Segoe UI" w:hAnsi="Segoe UI" w:cs="Segoe UI" w:hint="eastAsia"/>
+          <w:color w:val="2A2A2A"/>
+          <w:sz w:val="19"/>
+          <w:szCs w:val="19"/>
+        </w:rPr>
+        <w:t>standard user access token</w:t>
+      </w:r>
+      <w:r>
+        <w:rPr>
+          <w:rFonts w:ascii="Segoe UI" w:hAnsi="Segoe UI" w:cs="Segoe UI" w:hint="eastAsia"/>
+          <w:color w:val="2A2A2A"/>
+          <w:sz w:val="19"/>
+          <w:szCs w:val="19"/>
+        </w:rPr>
+        <w:t>登录，浏览网页，</w:t>
+      </w:r>
+      <w:r>
+        <w:rPr>
+          <w:rFonts w:ascii="Segoe UI" w:hAnsi="Segoe UI" w:cs="Segoe UI" w:hint="eastAsia"/>
+          <w:color w:val="2A2A2A"/>
+          <w:sz w:val="19"/>
+          <w:szCs w:val="19"/>
+        </w:rPr>
+        <w:lastRenderedPageBreak/>
+        <w:t>发送邮件了</w:t>
+      </w:r>
+      <w:r>
+        <w:rPr>
+          <w:rFonts w:ascii="Segoe UI" w:hAnsi="Segoe UI" w:cs="Segoe UI" w:hint="eastAsia"/>
+          <w:color w:val="2A2A2A"/>
+          <w:sz w:val="19"/>
+          <w:szCs w:val="19"/>
+        </w:rPr>
+        <w:t>.</w:t>
+      </w:r>
+      <w:r>
+        <w:rPr>
+          <w:rFonts w:ascii="Segoe UI" w:hAnsi="Segoe UI" w:cs="Segoe UI" w:hint="eastAsia"/>
+          <w:color w:val="2A2A2A"/>
+          <w:sz w:val="19"/>
+          <w:szCs w:val="19"/>
+        </w:rPr>
+        <w:t>当他需要执行一个需要</w:t>
+      </w:r>
+      <w:r>
+        <w:rPr>
+          <w:rFonts w:ascii="Segoe UI" w:hAnsi="Segoe UI" w:cs="Segoe UI" w:hint="eastAsia"/>
+          <w:color w:val="2A2A2A"/>
+          <w:sz w:val="19"/>
+          <w:szCs w:val="19"/>
+        </w:rPr>
+        <w:t>administrator access token</w:t>
+      </w:r>
+      <w:r>
+        <w:rPr>
+          <w:rFonts w:ascii="Segoe UI" w:hAnsi="Segoe UI" w:cs="Segoe UI" w:hint="eastAsia"/>
+          <w:color w:val="2A2A2A"/>
+          <w:sz w:val="19"/>
+          <w:szCs w:val="19"/>
+        </w:rPr>
+        <w:t>操作的时候，</w:t>
+      </w:r>
+      <w:r>
+        <w:rPr>
+          <w:rFonts w:ascii="Segoe UI" w:hAnsi="Segoe UI" w:cs="Segoe UI" w:hint="eastAsia"/>
+          <w:color w:val="2A2A2A"/>
+          <w:sz w:val="19"/>
+          <w:szCs w:val="19"/>
+        </w:rPr>
+        <w:t>vista</w:t>
+      </w:r>
+      <w:r>
+        <w:rPr>
+          <w:rFonts w:ascii="Segoe UI" w:hAnsi="Segoe UI" w:cs="Segoe UI" w:hint="eastAsia"/>
+          <w:color w:val="2A2A2A"/>
+          <w:sz w:val="19"/>
+          <w:szCs w:val="19"/>
+        </w:rPr>
+        <w:t>自动尝试提升权限。</w:t>
+      </w:r>
+    </w:p>
+    <w:p>
+      <w:pPr>
+        <w:rPr>
+          <w:rFonts w:ascii="Segoe UI" w:hAnsi="Segoe UI" w:cs="Segoe UI" w:hint="eastAsia"/>
+          <w:color w:val="2A2A2A"/>
+          <w:sz w:val="19"/>
+          <w:szCs w:val="19"/>
+        </w:rPr>
+      </w:pPr>
+      <w:r>
+        <w:rPr>
+          <w:rFonts w:ascii="Segoe UI" w:hAnsi="Segoe UI" w:cs="Segoe UI" w:hint="eastAsia"/>
+          <w:color w:val="2A2A2A"/>
+          <w:sz w:val="19"/>
+          <w:szCs w:val="19"/>
+        </w:rPr>
+        <w:tab/>
+      </w:r>
+      <w:proofErr w:type="gramStart"/>
+      <w:r>
+        <w:rPr>
+          <w:rFonts w:ascii="Segoe UI" w:hAnsi="Segoe UI" w:cs="Segoe UI" w:hint="eastAsia"/>
+          <w:color w:val="2A2A2A"/>
+          <w:sz w:val="19"/>
+          <w:szCs w:val="19"/>
+        </w:rPr>
+        <w:t>提权有</w:t>
+      </w:r>
+      <w:proofErr w:type="gramEnd"/>
+      <w:r>
+        <w:rPr>
+          <w:rFonts w:ascii="Segoe UI" w:hAnsi="Segoe UI" w:cs="Segoe UI" w:hint="eastAsia"/>
+          <w:color w:val="2A2A2A"/>
+          <w:sz w:val="19"/>
+          <w:szCs w:val="19"/>
+        </w:rPr>
+        <w:t>两种形式：</w:t>
+      </w:r>
+    </w:p>
+    <w:p>
+      <w:pPr>
+        <w:pStyle w:val="a8"/>
+        <w:numPr>
+          <w:ilvl w:val="0"/>
+          <w:numId w:val="2"/>
+        </w:numPr>
+        <w:ind w:firstLineChars="0"/>
+        <w:rPr>
+          <w:rFonts w:ascii="Segoe UI" w:hAnsi="Segoe UI" w:cs="Segoe UI" w:hint="eastAsia"/>
+          <w:color w:val="2A2A2A"/>
+          <w:sz w:val="19"/>
+          <w:szCs w:val="19"/>
+        </w:rPr>
+      </w:pPr>
+      <w:r>
+        <w:rPr>
+          <w:rFonts w:ascii="Segoe UI" w:hAnsi="Segoe UI" w:cs="Segoe UI" w:hint="eastAsia"/>
+          <w:color w:val="2A2A2A"/>
+          <w:sz w:val="19"/>
+          <w:szCs w:val="19"/>
+        </w:rPr>
+        <w:t>该用户</w:t>
+      </w:r>
+      <w:r>
+        <w:rPr>
+          <w:rFonts w:ascii="Segoe UI" w:hAnsi="Segoe UI" w:cs="Segoe UI" w:hint="eastAsia"/>
+          <w:color w:val="2A2A2A"/>
+          <w:sz w:val="19"/>
+          <w:szCs w:val="19"/>
+        </w:rPr>
+        <w:t>本身是管理员（属于管理员组），那么只需要选择</w:t>
+      </w:r>
+      <w:proofErr w:type="gramStart"/>
+      <w:r>
+        <w:rPr>
+          <w:rFonts w:ascii="Segoe UI" w:hAnsi="Segoe UI" w:cs="Segoe UI"/>
+          <w:color w:val="2A2A2A"/>
+          <w:sz w:val="19"/>
+          <w:szCs w:val="19"/>
+        </w:rPr>
+        <w:t>”</w:t>
+      </w:r>
+      <w:proofErr w:type="gramEnd"/>
+      <w:r>
+        <w:rPr>
+          <w:rFonts w:ascii="Segoe UI" w:hAnsi="Segoe UI" w:cs="Segoe UI" w:hint="eastAsia"/>
+          <w:color w:val="2A2A2A"/>
+          <w:sz w:val="19"/>
+          <w:szCs w:val="19"/>
+        </w:rPr>
+        <w:t>是</w:t>
+      </w:r>
+      <w:proofErr w:type="gramStart"/>
+      <w:r>
+        <w:rPr>
+          <w:rFonts w:ascii="Segoe UI" w:hAnsi="Segoe UI" w:cs="Segoe UI"/>
+          <w:color w:val="2A2A2A"/>
+          <w:sz w:val="19"/>
+          <w:szCs w:val="19"/>
+        </w:rPr>
+        <w:t>”</w:t>
+      </w:r>
+      <w:proofErr w:type="gramEnd"/>
+      <w:r>
+        <w:rPr>
+          <w:rFonts w:ascii="Segoe UI" w:hAnsi="Segoe UI" w:cs="Segoe UI" w:hint="eastAsia"/>
+          <w:color w:val="2A2A2A"/>
+          <w:sz w:val="19"/>
+          <w:szCs w:val="19"/>
+        </w:rPr>
+        <w:t>、“否”就可以了。</w:t>
+      </w:r>
+      <w:r>
+        <w:rPr>
+          <w:rFonts w:ascii="Segoe UI" w:hAnsi="Segoe UI" w:cs="Segoe UI" w:hint="eastAsia"/>
+          <w:color w:val="2A2A2A"/>
+          <w:sz w:val="19"/>
+          <w:szCs w:val="19"/>
+        </w:rPr>
+        <w:t>这是所谓的</w:t>
+      </w:r>
+      <w:proofErr w:type="gramStart"/>
+      <w:r>
+        <w:rPr>
+          <w:rFonts w:ascii="Segoe UI" w:hAnsi="Segoe UI" w:cs="Segoe UI"/>
+          <w:color w:val="2A2A2A"/>
+          <w:sz w:val="19"/>
+          <w:szCs w:val="19"/>
+        </w:rPr>
+        <w:t>”</w:t>
+      </w:r>
+      <w:proofErr w:type="gramEnd"/>
+      <w:r>
+        <w:rPr>
+          <w:rFonts w:ascii="Segoe UI" w:hAnsi="Segoe UI" w:cs="Segoe UI" w:hint="eastAsia"/>
+          <w:color w:val="2A2A2A"/>
+          <w:sz w:val="19"/>
+          <w:szCs w:val="19"/>
+        </w:rPr>
+        <w:t>consent prompt</w:t>
+      </w:r>
+      <w:proofErr w:type="gramStart"/>
+      <w:r>
+        <w:rPr>
+          <w:rFonts w:ascii="Segoe UI" w:hAnsi="Segoe UI" w:cs="Segoe UI"/>
+          <w:color w:val="2A2A2A"/>
+          <w:sz w:val="19"/>
+          <w:szCs w:val="19"/>
+        </w:rPr>
+        <w:t>”</w:t>
+      </w:r>
+      <w:proofErr w:type="gramEnd"/>
+      <w:r>
+        <w:rPr>
+          <w:rFonts w:ascii="Segoe UI" w:hAnsi="Segoe UI" w:cs="Segoe UI" w:hint="eastAsia"/>
+          <w:color w:val="2A2A2A"/>
+          <w:sz w:val="19"/>
+          <w:szCs w:val="19"/>
+        </w:rPr>
+        <w:t>.</w:t>
+      </w:r>
+    </w:p>
+    <w:p>
+      <w:pPr>
+        <w:ind w:left="780"/>
+        <w:rPr>
+          <w:rFonts w:ascii="Segoe UI" w:hAnsi="Segoe UI" w:cs="Segoe UI" w:hint="eastAsia"/>
+          <w:color w:val="2A2A2A"/>
+          <w:sz w:val="19"/>
+          <w:szCs w:val="19"/>
+        </w:rPr>
+      </w:pPr>
+      <w:r>
+        <w:rPr>
+          <w:noProof/>
+        </w:rPr>
+        <w:drawing>
+          <wp:inline distT="0" distB="0" distL="0" distR="0">
+            <wp:extent cx="4182110" cy="2298065"/>
+            <wp:effectExtent l="0" t="0" r="8890" b="6985"/>
+            <wp:docPr id="22" name="图片 22" descr="Consent prompt"/>
+            <wp:cNvGraphicFramePr>
+              <a:graphicFrameLocks xmlns:a="http://schemas.openxmlformats.org/drawingml/2006/main" noChangeAspect="1"/>
+            </wp:cNvGraphicFramePr>
+            <a:graphic xmlns:a="http://schemas.openxmlformats.org/drawingml/2006/main">
+              <a:graphicData uri="http://schemas.openxmlformats.org/drawingml/2006/picture">
+                <pic:pic xmlns:pic="http://schemas.openxmlformats.org/drawingml/2006/picture">
+                  <pic:nvPicPr>
+                    <pic:cNvPr id="0" name="80cb9e40-8d3b-48e5-88a5-234967bb4023" descr="Consent prompt"/>
+                    <pic:cNvPicPr>
+                      <a:picLocks noChangeAspect="1" noChangeArrowheads="1"/>
+                    </pic:cNvPicPr>
+                  </pic:nvPicPr>
+                  <pic:blipFill>
+                    <a:blip r:embed="rId17">
+                      <a:extLst>
+                        <a:ext uri="{28A0092B-C50C-407E-A947-70E740481C1C}">
+                          <a14:useLocalDpi xmlns:a14="http://schemas.microsoft.com/office/drawing/2010/main" val="0"/>
+                        </a:ext>
+                      </a:extLst>
+                    </a:blip>
+                    <a:srcRect/>
+                    <a:stretch>
+                      <a:fillRect/>
+                    </a:stretch>
+                  </pic:blipFill>
+                  <pic:spPr bwMode="auto">
+                    <a:xfrm>
+                      <a:off x="0" y="0"/>
+                      <a:ext cx="4182110" cy="2298065"/>
+                    </a:xfrm>
+                    <a:prstGeom prst="rect">
+                      <a:avLst/>
+                    </a:prstGeom>
+                    <a:noFill/>
+                    <a:ln>
+                      <a:noFill/>
+                    </a:ln>
+                  </pic:spPr>
+                </pic:pic>
+              </a:graphicData>
+            </a:graphic>
+          </wp:inline>
+        </w:drawing>
+      </w:r>
+    </w:p>
+    <w:p>
+      <w:pPr>
+        <w:ind w:left="420"/>
+        <w:rPr>
+          <w:rFonts w:ascii="Segoe UI" w:hAnsi="Segoe UI" w:cs="Segoe UI" w:hint="eastAsia"/>
+          <w:color w:val="2A2A2A"/>
+          <w:sz w:val="19"/>
+          <w:szCs w:val="19"/>
+        </w:rPr>
+      </w:pPr>
+    </w:p>
+    <w:p>
+      <w:pPr>
+        <w:pStyle w:val="a8"/>
+        <w:numPr>
+          <w:ilvl w:val="0"/>
+          <w:numId w:val="2"/>
+        </w:numPr>
+        <w:ind w:firstLineChars="0"/>
+        <w:rPr>
+          <w:rFonts w:ascii="Segoe UI" w:hAnsi="Segoe UI" w:cs="Segoe UI" w:hint="eastAsia"/>
+          <w:color w:val="2A2A2A"/>
+          <w:sz w:val="19"/>
+          <w:szCs w:val="19"/>
+        </w:rPr>
+      </w:pPr>
+      <w:r>
+        <w:rPr>
+          <w:rFonts w:ascii="Segoe UI" w:hAnsi="Segoe UI" w:cs="Segoe UI" w:hint="eastAsia"/>
+          <w:color w:val="2A2A2A"/>
+          <w:sz w:val="19"/>
+          <w:szCs w:val="19"/>
+        </w:rPr>
+        <w:t>该用户是</w:t>
+      </w:r>
+      <w:r>
+        <w:rPr>
+          <w:rFonts w:ascii="Segoe UI" w:hAnsi="Segoe UI" w:cs="Segoe UI" w:hint="eastAsia"/>
+          <w:color w:val="2A2A2A"/>
+          <w:sz w:val="19"/>
+          <w:szCs w:val="19"/>
+        </w:rPr>
+        <w:t>standard user,</w:t>
+      </w:r>
+      <w:r>
+        <w:rPr>
+          <w:rFonts w:ascii="Segoe UI" w:hAnsi="Segoe UI" w:cs="Segoe UI" w:hint="eastAsia"/>
+          <w:color w:val="2A2A2A"/>
+          <w:sz w:val="19"/>
+          <w:szCs w:val="19"/>
+        </w:rPr>
+        <w:t>那么会弹出一个授权框，需要输入某一个</w:t>
+      </w:r>
+      <w:r>
+        <w:rPr>
+          <w:rFonts w:ascii="Segoe UI" w:hAnsi="Segoe UI" w:cs="Segoe UI" w:hint="eastAsia"/>
+          <w:color w:val="2A2A2A"/>
+          <w:sz w:val="19"/>
+          <w:szCs w:val="19"/>
+        </w:rPr>
+        <w:t>administrator</w:t>
+      </w:r>
+      <w:r>
+        <w:rPr>
+          <w:rFonts w:ascii="Segoe UI" w:hAnsi="Segoe UI" w:cs="Segoe UI" w:hint="eastAsia"/>
+          <w:color w:val="2A2A2A"/>
+          <w:sz w:val="19"/>
+          <w:szCs w:val="19"/>
+        </w:rPr>
+        <w:t>的用户名和密码，不过</w:t>
+      </w:r>
+      <w:r>
+        <w:rPr>
+          <w:rFonts w:ascii="Segoe UI" w:hAnsi="Segoe UI" w:cs="Segoe UI" w:hint="eastAsia"/>
+          <w:color w:val="2A2A2A"/>
+          <w:sz w:val="19"/>
+          <w:szCs w:val="19"/>
+        </w:rPr>
+        <w:t>vista</w:t>
+      </w:r>
+      <w:r>
+        <w:rPr>
+          <w:rFonts w:ascii="Segoe UI" w:hAnsi="Segoe UI" w:cs="Segoe UI" w:hint="eastAsia"/>
+          <w:color w:val="2A2A2A"/>
+          <w:sz w:val="19"/>
+          <w:szCs w:val="19"/>
+        </w:rPr>
+        <w:t>比较友好，它会列出所有</w:t>
+      </w:r>
+      <w:r>
+        <w:rPr>
+          <w:rFonts w:ascii="Segoe UI" w:hAnsi="Segoe UI" w:cs="Segoe UI" w:hint="eastAsia"/>
+          <w:color w:val="2A2A2A"/>
+          <w:sz w:val="19"/>
+          <w:szCs w:val="19"/>
+        </w:rPr>
+        <w:t>administrators</w:t>
+      </w:r>
+      <w:r>
+        <w:rPr>
+          <w:rFonts w:ascii="Segoe UI" w:hAnsi="Segoe UI" w:cs="Segoe UI" w:hint="eastAsia"/>
+          <w:color w:val="2A2A2A"/>
+          <w:sz w:val="19"/>
+          <w:szCs w:val="19"/>
+        </w:rPr>
+        <w:t>组的用户。</w:t>
+      </w:r>
+      <w:r>
+        <w:rPr>
+          <w:rFonts w:ascii="Segoe UI" w:hAnsi="Segoe UI" w:cs="Segoe UI" w:hint="eastAsia"/>
+          <w:color w:val="2A2A2A"/>
+          <w:sz w:val="19"/>
+          <w:szCs w:val="19"/>
+        </w:rPr>
+        <w:t>这是所谓的</w:t>
+      </w:r>
+      <w:proofErr w:type="gramStart"/>
+      <w:r>
+        <w:rPr>
+          <w:rFonts w:ascii="Segoe UI" w:hAnsi="Segoe UI" w:cs="Segoe UI"/>
+          <w:color w:val="2A2A2A"/>
+          <w:sz w:val="19"/>
+          <w:szCs w:val="19"/>
+        </w:rPr>
+        <w:t>”</w:t>
+      </w:r>
+      <w:proofErr w:type="gramEnd"/>
+      <w:r>
+        <w:rPr>
+          <w:rFonts w:ascii="Segoe UI" w:hAnsi="Segoe UI" w:cs="Segoe UI" w:hint="eastAsia"/>
+          <w:color w:val="2A2A2A"/>
+          <w:sz w:val="19"/>
+          <w:szCs w:val="19"/>
+        </w:rPr>
+        <w:t>credential prompt</w:t>
+      </w:r>
+      <w:proofErr w:type="gramStart"/>
+      <w:r>
+        <w:rPr>
+          <w:rFonts w:ascii="Segoe UI" w:hAnsi="Segoe UI" w:cs="Segoe UI"/>
+          <w:color w:val="2A2A2A"/>
+          <w:sz w:val="19"/>
+          <w:szCs w:val="19"/>
+        </w:rPr>
+        <w:t>”</w:t>
+      </w:r>
+      <w:proofErr w:type="gramEnd"/>
+      <w:r>
+        <w:rPr>
+          <w:rFonts w:ascii="Segoe UI" w:hAnsi="Segoe UI" w:cs="Segoe UI" w:hint="eastAsia"/>
+          <w:color w:val="2A2A2A"/>
+          <w:sz w:val="19"/>
+          <w:szCs w:val="19"/>
+        </w:rPr>
+        <w:t>.</w:t>
+      </w:r>
+    </w:p>
+    <w:p>
+      <w:pPr>
+        <w:pStyle w:val="a8"/>
+        <w:ind w:left="780" w:firstLineChars="0" w:firstLine="0"/>
+        <w:rPr>
+          <w:rFonts w:ascii="Segoe UI" w:hAnsi="Segoe UI" w:cs="Segoe UI" w:hint="eastAsia"/>
+          <w:color w:val="2A2A2A"/>
+          <w:sz w:val="19"/>
+          <w:szCs w:val="19"/>
+        </w:rPr>
+      </w:pPr>
+      <w:r>
+        <w:rPr>
+          <w:noProof/>
+        </w:rPr>
+        <w:drawing>
+          <wp:inline distT="0" distB="0" distL="0" distR="0">
+            <wp:extent cx="4182110" cy="4095115"/>
+            <wp:effectExtent l="0" t="0" r="8890" b="635"/>
+            <wp:docPr id="23" name="图片 23" descr="Credential prompt"/>
+            <wp:cNvGraphicFramePr>
+              <a:graphicFrameLocks xmlns:a="http://schemas.openxmlformats.org/drawingml/2006/main" noChangeAspect="1"/>
+            </wp:cNvGraphicFramePr>
+            <a:graphic xmlns:a="http://schemas.openxmlformats.org/drawingml/2006/main">
+              <a:graphicData uri="http://schemas.openxmlformats.org/drawingml/2006/picture">
+                <pic:pic xmlns:pic="http://schemas.openxmlformats.org/drawingml/2006/picture">
+                  <pic:nvPicPr>
+                    <pic:cNvPr id="0" name="3e6f0be6-3a05-498c-84b6-987dbd7e0eb0" descr="Credential prompt"/>
+                    <pic:cNvPicPr>
+                      <a:picLocks noChangeAspect="1" noChangeArrowheads="1"/>
+                    </pic:cNvPicPr>
+                  </pic:nvPicPr>
+                  <pic:blipFill>
+                    <a:blip r:embed="rId18">
+                      <a:extLst>
+                        <a:ext uri="{28A0092B-C50C-407E-A947-70E740481C1C}">
+                          <a14:useLocalDpi xmlns:a14="http://schemas.microsoft.com/office/drawing/2010/main" val="0"/>
+                        </a:ext>
+                      </a:extLst>
+                    </a:blip>
+                    <a:srcRect/>
+                    <a:stretch>
+                      <a:fillRect/>
+                    </a:stretch>
+                  </pic:blipFill>
+                  <pic:spPr bwMode="auto">
+                    <a:xfrm>
+                      <a:off x="0" y="0"/>
+                      <a:ext cx="4182110" cy="4095115"/>
+                    </a:xfrm>
+                    <a:prstGeom prst="rect">
+                      <a:avLst/>
+                    </a:prstGeom>
+                    <a:noFill/>
+                    <a:ln>
+                      <a:noFill/>
+                    </a:ln>
+                  </pic:spPr>
+                </pic:pic>
+              </a:graphicData>
+            </a:graphic>
+          </wp:inline>
+        </w:drawing>
+      </w:r>
+    </w:p>
+    <w:p>
+      <w:pPr>
+        <w:pStyle w:val="a8"/>
+        <w:ind w:left="780" w:firstLineChars="0" w:firstLine="0"/>
+        <w:rPr>
+          <w:rFonts w:ascii="Segoe UI" w:hAnsi="Segoe UI" w:cs="Segoe UI" w:hint="eastAsia"/>
+          <w:color w:val="2A2A2A"/>
+          <w:sz w:val="19"/>
+          <w:szCs w:val="19"/>
+        </w:rPr>
+      </w:pPr>
+    </w:p>
+    <w:p>
+      <w:pPr>
+        <w:rPr>
+          <w:rFonts w:ascii="Segoe UI" w:hAnsi="Segoe UI" w:cs="Segoe UI" w:hint="eastAsia"/>
+          <w:color w:val="2A2A2A"/>
+          <w:sz w:val="19"/>
+          <w:szCs w:val="19"/>
+        </w:rPr>
+      </w:pPr>
+      <w:r>
+        <w:rPr>
+          <w:rFonts w:ascii="Segoe UI" w:hAnsi="Segoe UI" w:cs="Segoe UI" w:hint="eastAsia"/>
+          <w:color w:val="2A2A2A"/>
+          <w:sz w:val="19"/>
+          <w:szCs w:val="19"/>
+        </w:rPr>
+        <w:tab/>
+      </w:r>
+      <w:r>
+        <w:rPr>
+          <w:rFonts w:ascii="Segoe UI" w:hAnsi="Segoe UI" w:cs="Segoe UI" w:hint="eastAsia"/>
+          <w:color w:val="2A2A2A"/>
+          <w:sz w:val="19"/>
+          <w:szCs w:val="19"/>
+        </w:rPr>
+        <w:t>每一个需要</w:t>
+      </w:r>
+      <w:r>
+        <w:rPr>
+          <w:rFonts w:ascii="Segoe UI" w:hAnsi="Segoe UI" w:cs="Segoe UI" w:hint="eastAsia"/>
+          <w:color w:val="2A2A2A"/>
+          <w:sz w:val="19"/>
+          <w:szCs w:val="19"/>
+        </w:rPr>
+        <w:t>administrator access token</w:t>
+      </w:r>
+      <w:r>
+        <w:rPr>
+          <w:rFonts w:ascii="Segoe UI" w:hAnsi="Segoe UI" w:cs="Segoe UI" w:hint="eastAsia"/>
+          <w:color w:val="2A2A2A"/>
+          <w:sz w:val="19"/>
+          <w:szCs w:val="19"/>
+        </w:rPr>
+        <w:t>的进程都需要提升权限（如果在</w:t>
+      </w:r>
+      <w:r>
+        <w:rPr>
+          <w:rFonts w:ascii="Segoe UI" w:hAnsi="Segoe UI" w:cs="Segoe UI" w:hint="eastAsia"/>
+          <w:color w:val="2A2A2A"/>
+          <w:sz w:val="19"/>
+          <w:szCs w:val="19"/>
+        </w:rPr>
+        <w:t>UAC</w:t>
+      </w:r>
+      <w:r>
+        <w:rPr>
+          <w:rFonts w:ascii="Segoe UI" w:hAnsi="Segoe UI" w:cs="Segoe UI" w:hint="eastAsia"/>
+          <w:color w:val="2A2A2A"/>
+          <w:sz w:val="19"/>
+          <w:szCs w:val="19"/>
+        </w:rPr>
+        <w:t>控制下），除了一个</w:t>
+      </w:r>
+      <w:proofErr w:type="gramStart"/>
+      <w:r>
+        <w:rPr>
+          <w:rFonts w:ascii="Segoe UI" w:hAnsi="Segoe UI" w:cs="Segoe UI" w:hint="eastAsia"/>
+          <w:color w:val="2A2A2A"/>
+          <w:sz w:val="19"/>
+          <w:szCs w:val="19"/>
+        </w:rPr>
+        <w:t>特列</w:t>
+      </w:r>
+      <w:proofErr w:type="gramEnd"/>
+      <w:r>
+        <w:rPr>
+          <w:rFonts w:ascii="Segoe UI" w:hAnsi="Segoe UI" w:cs="Segoe UI" w:hint="eastAsia"/>
+          <w:color w:val="2A2A2A"/>
+          <w:sz w:val="19"/>
+          <w:szCs w:val="19"/>
+        </w:rPr>
+        <w:t>：如果该进程的父进程是在</w:t>
+      </w:r>
+      <w:r>
+        <w:rPr>
+          <w:rFonts w:ascii="Segoe UI" w:hAnsi="Segoe UI" w:cs="Segoe UI" w:hint="eastAsia"/>
+          <w:color w:val="2A2A2A"/>
+          <w:sz w:val="19"/>
+          <w:szCs w:val="19"/>
+        </w:rPr>
+        <w:t>administrator access token</w:t>
+      </w:r>
+      <w:r>
+        <w:rPr>
+          <w:rFonts w:ascii="Segoe UI" w:hAnsi="Segoe UI" w:cs="Segoe UI" w:hint="eastAsia"/>
+          <w:color w:val="2A2A2A"/>
+          <w:sz w:val="19"/>
+          <w:szCs w:val="19"/>
+        </w:rPr>
+        <w:t>下运行的，那么子进程会继承父进程</w:t>
+      </w:r>
+      <w:r>
+        <w:rPr>
+          <w:rFonts w:ascii="Segoe UI" w:hAnsi="Segoe UI" w:cs="Segoe UI" w:hint="eastAsia"/>
+          <w:color w:val="2A2A2A"/>
+          <w:sz w:val="19"/>
+          <w:szCs w:val="19"/>
+        </w:rPr>
+        <w:lastRenderedPageBreak/>
+        <w:t>的</w:t>
+      </w:r>
+      <w:r>
+        <w:rPr>
+          <w:rFonts w:ascii="Segoe UI" w:hAnsi="Segoe UI" w:cs="Segoe UI" w:hint="eastAsia"/>
+          <w:color w:val="2A2A2A"/>
+          <w:sz w:val="19"/>
+          <w:szCs w:val="19"/>
+        </w:rPr>
+        <w:t>access token,</w:t>
+      </w:r>
+      <w:r>
+        <w:rPr>
+          <w:rFonts w:ascii="Segoe UI" w:hAnsi="Segoe UI" w:cs="Segoe UI" w:hint="eastAsia"/>
+          <w:color w:val="2A2A2A"/>
+          <w:sz w:val="19"/>
+          <w:szCs w:val="19"/>
+        </w:rPr>
+        <w:t>他们也会拥有同等的</w:t>
+      </w:r>
+      <w:r>
+        <w:rPr>
+          <w:rFonts w:ascii="Segoe UI" w:hAnsi="Segoe UI" w:cs="Segoe UI" w:hint="eastAsia"/>
+          <w:color w:val="2A2A2A"/>
+          <w:sz w:val="19"/>
+          <w:szCs w:val="19"/>
+        </w:rPr>
+        <w:t>integrity level</w:t>
+      </w:r>
+      <w:r>
+        <w:rPr>
+          <w:rFonts w:ascii="Segoe UI" w:hAnsi="Segoe UI" w:cs="Segoe UI" w:hint="eastAsia"/>
+          <w:color w:val="2A2A2A"/>
+          <w:sz w:val="19"/>
+          <w:szCs w:val="19"/>
+        </w:rPr>
+        <w:t>.</w:t>
+      </w:r>
+      <w:r>
+        <w:rPr>
+          <w:rFonts w:ascii="Segoe UI" w:hAnsi="Segoe UI" w:cs="Segoe UI" w:hint="eastAsia"/>
+          <w:color w:val="2A2A2A"/>
+          <w:sz w:val="19"/>
+          <w:szCs w:val="19"/>
+        </w:rPr>
+        <w:t xml:space="preserve"> vista</w:t>
+      </w:r>
+      <w:r>
+        <w:rPr>
+          <w:rFonts w:ascii="Segoe UI" w:hAnsi="Segoe UI" w:cs="Segoe UI" w:hint="eastAsia"/>
+          <w:color w:val="2A2A2A"/>
+          <w:sz w:val="19"/>
+          <w:szCs w:val="19"/>
+        </w:rPr>
+        <w:t>阻止</w:t>
+      </w:r>
+      <w:r>
+        <w:rPr>
+          <w:rFonts w:ascii="Segoe UI" w:hAnsi="Segoe UI" w:cs="Segoe UI" w:hint="eastAsia"/>
+          <w:color w:val="2A2A2A"/>
+          <w:sz w:val="19"/>
+          <w:szCs w:val="19"/>
+        </w:rPr>
+        <w:t>low integrity level</w:t>
+      </w:r>
+      <w:r>
+        <w:rPr>
+          <w:rFonts w:ascii="Segoe UI" w:hAnsi="Segoe UI" w:cs="Segoe UI" w:hint="eastAsia"/>
+          <w:color w:val="2A2A2A"/>
+          <w:sz w:val="19"/>
+          <w:szCs w:val="19"/>
+        </w:rPr>
+        <w:t>的进程修改用于比它高的</w:t>
+      </w:r>
+      <w:r>
+        <w:rPr>
+          <w:rFonts w:ascii="Segoe UI" w:hAnsi="Segoe UI" w:cs="Segoe UI" w:hint="eastAsia"/>
+          <w:color w:val="2A2A2A"/>
+          <w:sz w:val="19"/>
+          <w:szCs w:val="19"/>
+        </w:rPr>
+        <w:t>integrity level</w:t>
+      </w:r>
+      <w:r>
+        <w:rPr>
+          <w:rFonts w:ascii="Segoe UI" w:hAnsi="Segoe UI" w:cs="Segoe UI" w:hint="eastAsia"/>
+          <w:color w:val="2A2A2A"/>
+          <w:sz w:val="19"/>
+          <w:szCs w:val="19"/>
+        </w:rPr>
+        <w:t>的进程数据。包括注册表、文件、目录等。</w:t>
+      </w:r>
+    </w:p>
+    <w:p>
+      <w:pPr>
+        <w:ind w:left="840"/>
+        <w:rPr>
+          <w:rFonts w:ascii="Segoe UI" w:hAnsi="Segoe UI" w:cs="Segoe UI" w:hint="eastAsia"/>
+          <w:color w:val="2A2A2A"/>
+          <w:sz w:val="19"/>
+          <w:szCs w:val="19"/>
+        </w:rPr>
+      </w:pPr>
+    </w:p>
+    <w:p>
+      <w:pPr>
+        <w:rPr>
+          <w:rFonts w:ascii="Segoe UI" w:hAnsi="Segoe UI" w:cs="Segoe UI" w:hint="eastAsia"/>
+          <w:color w:val="2A2A2A"/>
+          <w:sz w:val="19"/>
+          <w:szCs w:val="19"/>
+        </w:rPr>
+      </w:pPr>
+      <w:r>
+        <w:rPr>
+          <w:rStyle w:val="3Char"/>
+          <w:rFonts w:hint="eastAsia"/>
+        </w:rPr>
+        <w:t>(b).</w:t>
+      </w:r>
+      <w:r>
+        <w:rPr>
+          <w:rFonts w:ascii="Segoe UI" w:hAnsi="Segoe UI" w:cs="Segoe UI" w:hint="eastAsia"/>
+          <w:color w:val="2A2A2A"/>
+          <w:sz w:val="19"/>
+          <w:szCs w:val="19"/>
+        </w:rPr>
+        <w:t>当一个</w:t>
+      </w:r>
+      <w:r>
+        <w:rPr>
+          <w:rFonts w:ascii="Segoe UI" w:hAnsi="Segoe UI" w:cs="Segoe UI" w:hint="eastAsia"/>
+          <w:color w:val="2A2A2A"/>
+          <w:sz w:val="19"/>
+          <w:szCs w:val="19"/>
+        </w:rPr>
+        <w:t>standard user</w:t>
+      </w:r>
+      <w:r>
+        <w:rPr>
+          <w:rFonts w:ascii="Segoe UI" w:hAnsi="Segoe UI" w:cs="Segoe UI" w:hint="eastAsia"/>
+          <w:color w:val="2A2A2A"/>
+          <w:sz w:val="19"/>
+          <w:szCs w:val="19"/>
+        </w:rPr>
+        <w:t>登录的时候，只有一个</w:t>
+      </w:r>
+      <w:r>
+        <w:rPr>
+          <w:rFonts w:ascii="Segoe UI" w:hAnsi="Segoe UI" w:cs="Segoe UI" w:hint="eastAsia"/>
+          <w:color w:val="2A2A2A"/>
+          <w:sz w:val="19"/>
+          <w:szCs w:val="19"/>
+        </w:rPr>
+        <w:t xml:space="preserve">standard user access token </w:t>
+      </w:r>
+      <w:r>
+        <w:rPr>
+          <w:rFonts w:ascii="Segoe UI" w:hAnsi="Segoe UI" w:cs="Segoe UI" w:hint="eastAsia"/>
+          <w:color w:val="2A2A2A"/>
+          <w:sz w:val="19"/>
+          <w:szCs w:val="19"/>
+        </w:rPr>
+        <w:t>被创建，然后来启动</w:t>
+      </w:r>
+      <w:r>
+        <w:rPr>
+          <w:rFonts w:ascii="Segoe UI" w:hAnsi="Segoe UI" w:cs="Segoe UI" w:hint="eastAsia"/>
+          <w:color w:val="2A2A2A"/>
+          <w:sz w:val="19"/>
+          <w:szCs w:val="19"/>
+        </w:rPr>
+        <w:t>Explorer.</w:t>
+      </w:r>
+      <w:proofErr w:type="gramStart"/>
+      <w:r>
+        <w:rPr>
+          <w:rFonts w:ascii="Segoe UI" w:hAnsi="Segoe UI" w:cs="Segoe UI" w:hint="eastAsia"/>
+          <w:color w:val="2A2A2A"/>
+          <w:sz w:val="19"/>
+          <w:szCs w:val="19"/>
+        </w:rPr>
+        <w:t>exe</w:t>
+      </w:r>
+      <w:proofErr w:type="gramEnd"/>
+      <w:r>
+        <w:rPr>
+          <w:rFonts w:ascii="Segoe UI" w:hAnsi="Segoe UI" w:cs="Segoe UI" w:hint="eastAsia"/>
+          <w:color w:val="2A2A2A"/>
+          <w:sz w:val="19"/>
+          <w:szCs w:val="19"/>
+        </w:rPr>
+        <w:t>.</w:t>
+      </w:r>
+    </w:p>
+    <w:p>
+      <w:pPr>
+        <w:rPr>
+          <w:rFonts w:ascii="Segoe UI" w:hAnsi="Segoe UI" w:cs="Segoe UI" w:hint="eastAsia"/>
+          <w:color w:val="2A2A2A"/>
+          <w:sz w:val="19"/>
+          <w:szCs w:val="19"/>
+        </w:rPr>
+      </w:pPr>
+    </w:p>
+    <w:p>
+      <w:pPr>
+        <w:widowControl/>
+        <w:spacing w:line="270" w:lineRule="atLeast"/>
+        <w:jc w:val="left"/>
+        <w:rPr>
+          <w:rFonts w:ascii="Segoe UI" w:eastAsia="宋体" w:hAnsi="Segoe UI" w:cs="Segoe UI"/>
+          <w:color w:val="2A2A2A"/>
+          <w:kern w:val="0"/>
+          <w:sz w:val="19"/>
+          <w:szCs w:val="19"/>
+        </w:rPr>
+      </w:pPr>
+      <w:r>
+        <w:rPr>
+          <w:rFonts w:ascii="Segoe UI" w:eastAsia="宋体" w:hAnsi="Segoe UI" w:cs="Segoe UI"/>
+          <w:color w:val="2A2A2A"/>
+          <w:kern w:val="0"/>
+          <w:sz w:val="19"/>
+          <w:szCs w:val="19"/>
+        </w:rPr>
+        <w:t>The following diagram details the UAC architecture.</w:t>
+      </w:r>
+    </w:p>
+    <w:p>
+      <w:pPr>
+        <w:rPr>
+          <w:rFonts w:ascii="Segoe UI" w:hAnsi="Segoe UI" w:cs="Segoe UI" w:hint="eastAsia"/>
+          <w:color w:val="2A2A2A"/>
+          <w:sz w:val="19"/>
+          <w:szCs w:val="19"/>
+        </w:rPr>
+      </w:pPr>
+      <w:r>
+        <w:rPr>
+          <w:rFonts w:ascii="宋体" w:eastAsia="宋体" w:hAnsi="宋体" w:cs="宋体"/>
+          <w:noProof/>
+          <w:kern w:val="0"/>
+          <w:sz w:val="24"/>
+          <w:szCs w:val="24"/>
+        </w:rPr>
+        <w:drawing>
+          <wp:inline distT="0" distB="0" distL="0" distR="0">
+            <wp:extent cx="2465070" cy="3387090"/>
+            <wp:effectExtent l="0" t="0" r="0" b="3810"/>
+            <wp:docPr id="13" name="图片 13" descr="UAC architecture"/>
+            <wp:cNvGraphicFramePr>
+              <a:graphicFrameLocks xmlns:a="http://schemas.openxmlformats.org/drawingml/2006/main" noChangeAspect="1"/>
+            </wp:cNvGraphicFramePr>
+            <a:graphic xmlns:a="http://schemas.openxmlformats.org/drawingml/2006/main">
+              <a:graphicData uri="http://schemas.openxmlformats.org/drawingml/2006/picture">
+                <pic:pic xmlns:pic="http://schemas.openxmlformats.org/drawingml/2006/picture">
+                  <pic:nvPicPr>
+                    <pic:cNvPr id="0" name="ebabc318-7c30-4ce1-82b0-54676fd23293" descr="UAC architecture"/>
+                    <pic:cNvPicPr>
+                      <a:picLocks noChangeAspect="1" noChangeArrowheads="1"/>
+                    </pic:cNvPicPr>
+                  </pic:nvPicPr>
+                  <pic:blipFill>
+                    <a:blip r:embed="rId19">
+                      <a:extLst>
+                        <a:ext uri="{28A0092B-C50C-407E-A947-70E740481C1C}">
+                          <a14:useLocalDpi xmlns:a14="http://schemas.microsoft.com/office/drawing/2010/main" val="0"/>
+                        </a:ext>
+                      </a:extLst>
+                    </a:blip>
+                    <a:srcRect/>
+                    <a:stretch>
+                      <a:fillRect/>
+                    </a:stretch>
+                  </pic:blipFill>
+                  <pic:spPr bwMode="auto">
+                    <a:xfrm>
+                      <a:off x="0" y="0"/>
+                      <a:ext cx="2465070" cy="3387090"/>
+                    </a:xfrm>
+                    <a:prstGeom prst="rect">
+                      <a:avLst/>
+                    </a:prstGeom>
+                    <a:noFill/>
+                    <a:ln>
+                      <a:noFill/>
+                    </a:ln>
+                  </pic:spPr>
+                </pic:pic>
+              </a:graphicData>
+            </a:graphic>
+          </wp:inline>
+        </w:drawing>
+      </w:r>
+    </w:p>
+    <w:p>
+      <w:pPr>
+        <w:rPr>
+          <w:rFonts w:ascii="Segoe UI" w:hAnsi="Segoe UI" w:cs="Segoe UI" w:hint="eastAsia"/>
+          <w:color w:val="2A2A2A"/>
+          <w:sz w:val="19"/>
+          <w:szCs w:val="19"/>
+        </w:rPr>
+      </w:pPr>
+    </w:p>
+    <w:p>
+      <w:pPr>
+        <w:rPr>
+          <w:rFonts w:ascii="Segoe UI" w:hAnsi="Segoe UI" w:cs="Segoe UI" w:hint="eastAsia"/>
+          <w:color w:val="2A2A2A"/>
+          <w:sz w:val="19"/>
+          <w:szCs w:val="19"/>
+        </w:rPr>
+      </w:pPr>
+    </w:p>
+    <w:p>
+      <w:pPr>
+        <w:rPr>
+          <w:rFonts w:ascii="Segoe UI" w:hAnsi="Segoe UI" w:cs="Segoe UI" w:hint="eastAsia"/>
+          <w:color w:val="2A2A2A"/>
+          <w:sz w:val="19"/>
+          <w:szCs w:val="19"/>
+        </w:rPr>
+      </w:pPr>
+    </w:p>
+    <w:p>
+      <w:pPr>
+        <w:pStyle w:val="3"/>
+        <w:rPr>
+          <w:rFonts w:hint="eastAsia"/>
+        </w:rPr>
+      </w:pPr>
+      <w:r>
+        <w:t>Virtualization</w:t>
+      </w:r>
+      <w:r>
+        <w:rPr>
+          <w:rFonts w:hint="eastAsia"/>
+        </w:rPr>
+        <w:t>(</w:t>
+      </w:r>
+      <w:r>
+        <w:rPr>
+          <w:rFonts w:hint="eastAsia"/>
+        </w:rPr>
+        <w:t>虚拟化</w:t>
+      </w:r>
+      <w:r>
+        <w:rPr>
+          <w:rFonts w:hint="eastAsia"/>
+        </w:rPr>
+        <w:t>)</w:t>
+      </w:r>
+    </w:p>
+    <w:p>
+      <w:pPr>
+        <w:rPr>
+          <w:rFonts w:hint="eastAsia"/>
+        </w:rPr>
+      </w:pPr>
+      <w:r>
+        <w:rPr>
+          <w:rFonts w:hint="eastAsia"/>
+        </w:rPr>
+        <w:tab/>
+      </w:r>
+      <w:r>
+        <w:rPr>
+          <w:rFonts w:hint="eastAsia"/>
+        </w:rPr>
+        <w:t>判断进程是否</w:t>
+      </w:r>
+      <w:r>
+        <w:rPr>
+          <w:rFonts w:hint="eastAsia"/>
+        </w:rPr>
+        <w:t>UAC</w:t>
+      </w:r>
+      <w:r>
+        <w:rPr>
+          <w:rFonts w:hint="eastAsia"/>
+        </w:rPr>
+        <w:t>兼容？</w:t>
+      </w:r>
+    </w:p>
+    <w:p>
+      <w:pPr>
+        <w:rPr>
+          <w:rFonts w:hint="eastAsia"/>
+        </w:rPr>
+      </w:pPr>
+      <w:r>
+        <w:rPr>
+          <w:rFonts w:hint="eastAsia"/>
+        </w:rPr>
+        <w:tab/>
+      </w:r>
+      <w:r>
+        <w:rPr>
+          <w:rFonts w:hint="eastAsia"/>
+        </w:rPr>
+        <w:t>看看</w:t>
+      </w:r>
+      <w:r>
+        <w:rPr>
+          <w:rFonts w:hint="eastAsia"/>
+        </w:rPr>
+        <w:t>manifest</w:t>
+      </w:r>
+      <w:r>
+        <w:rPr>
+          <w:rFonts w:hint="eastAsia"/>
+        </w:rPr>
+        <w:t>文件中是否有</w:t>
+      </w:r>
+      <w:r>
+        <w:rPr>
+          <w:rFonts w:hint="eastAsia"/>
+        </w:rPr>
+        <w:t>UAC application entry.</w:t>
+      </w:r>
+    </w:p>
+    <w:p>
+      <w:pPr>
+        <w:autoSpaceDE w:val="0"/>
+        <w:autoSpaceDN w:val="0"/>
+        <w:adjustRightInd w:val="0"/>
+        <w:jc w:val="left"/>
+        <w:rPr>
+          <w:rFonts w:ascii="Consolas" w:hAnsi="Consolas" w:cs="Consolas"/>
+          <w:kern w:val="0"/>
+          <w:sz w:val="18"/>
+          <w:szCs w:val="18"/>
+        </w:rPr>
+      </w:pPr>
+      <w:proofErr w:type="gramStart"/>
+      <w:r>
+        <w:rPr>
+          <w:rFonts w:ascii="Consolas" w:hAnsi="Consolas" w:cs="Consolas"/>
+          <w:color w:val="0000FF"/>
+          <w:kern w:val="0"/>
+          <w:sz w:val="18"/>
+          <w:szCs w:val="18"/>
+        </w:rPr>
+        <w:t>&lt;?</w:t>
+      </w:r>
+      <w:r>
+        <w:rPr>
+          <w:rFonts w:ascii="Consolas" w:hAnsi="Consolas" w:cs="Consolas"/>
+          <w:color w:val="A31515"/>
+          <w:kern w:val="0"/>
+          <w:sz w:val="18"/>
+          <w:szCs w:val="18"/>
+        </w:rPr>
+        <w:t>xml</w:t>
+      </w:r>
+      <w:proofErr w:type="gramEnd"/>
+      <w:r>
+        <w:rPr>
+          <w:rFonts w:ascii="Consolas" w:hAnsi="Consolas" w:cs="Consolas"/>
+          <w:color w:val="0000FF"/>
+          <w:kern w:val="0"/>
+          <w:sz w:val="18"/>
+          <w:szCs w:val="18"/>
+        </w:rPr>
+        <w:t xml:space="preserve"> </w:t>
+      </w:r>
+      <w:r>
+        <w:rPr>
+          <w:rFonts w:ascii="Consolas" w:hAnsi="Consolas" w:cs="Consolas"/>
+          <w:color w:val="FF0000"/>
+          <w:kern w:val="0"/>
+          <w:sz w:val="18"/>
+          <w:szCs w:val="18"/>
+        </w:rPr>
+        <w:t>version</w:t>
+      </w:r>
+      <w:r>
+        <w:rPr>
+          <w:rFonts w:ascii="Consolas" w:hAnsi="Consolas" w:cs="Consolas"/>
+          <w:color w:val="0000FF"/>
+          <w:kern w:val="0"/>
+          <w:sz w:val="18"/>
+          <w:szCs w:val="18"/>
+        </w:rPr>
+        <w:t>=</w:t>
+      </w:r>
+      <w:r>
+        <w:rPr>
+          <w:rFonts w:ascii="Consolas" w:hAnsi="Consolas" w:cs="Consolas"/>
+          <w:kern w:val="0"/>
+          <w:sz w:val="18"/>
+          <w:szCs w:val="18"/>
+        </w:rPr>
+        <w:t>"</w:t>
+      </w:r>
+      <w:r>
+        <w:rPr>
+          <w:rFonts w:ascii="Consolas" w:hAnsi="Consolas" w:cs="Consolas"/>
+          <w:color w:val="0000FF"/>
+          <w:kern w:val="0"/>
+          <w:sz w:val="18"/>
+          <w:szCs w:val="18"/>
+        </w:rPr>
+        <w:t>1.0</w:t>
+      </w:r>
+      <w:r>
+        <w:rPr>
+          <w:rFonts w:ascii="Consolas" w:hAnsi="Consolas" w:cs="Consolas"/>
+          <w:kern w:val="0"/>
+          <w:sz w:val="18"/>
+          <w:szCs w:val="18"/>
+        </w:rPr>
+        <w:t>"</w:t>
+      </w:r>
+      <w:r>
+        <w:rPr>
+          <w:rFonts w:ascii="Consolas" w:hAnsi="Consolas" w:cs="Consolas"/>
+          <w:color w:val="0000FF"/>
+          <w:kern w:val="0"/>
+          <w:sz w:val="18"/>
+          <w:szCs w:val="18"/>
+        </w:rPr>
+        <w:t xml:space="preserve"> </w:t>
+      </w:r>
+      <w:r>
+        <w:rPr>
+          <w:rFonts w:ascii="Consolas" w:hAnsi="Consolas" w:cs="Consolas"/>
+          <w:color w:val="FF0000"/>
+          <w:kern w:val="0"/>
+          <w:sz w:val="18"/>
+          <w:szCs w:val="18"/>
+        </w:rPr>
+        <w:t>encoding</w:t>
+      </w:r>
+      <w:r>
+        <w:rPr>
+          <w:rFonts w:ascii="Consolas" w:hAnsi="Consolas" w:cs="Consolas"/>
+          <w:color w:val="0000FF"/>
+          <w:kern w:val="0"/>
+          <w:sz w:val="18"/>
+          <w:szCs w:val="18"/>
+        </w:rPr>
+        <w:t>=</w:t>
+      </w:r>
+      <w:r>
+        <w:rPr>
+          <w:rFonts w:ascii="Consolas" w:hAnsi="Consolas" w:cs="Consolas"/>
+          <w:kern w:val="0"/>
+          <w:sz w:val="18"/>
+          <w:szCs w:val="18"/>
+        </w:rPr>
+        <w:t>"</w:t>
+      </w:r>
+      <w:r>
+        <w:rPr>
+          <w:rFonts w:ascii="Consolas" w:hAnsi="Consolas" w:cs="Consolas"/>
+          <w:color w:val="0000FF"/>
+          <w:kern w:val="0"/>
+          <w:sz w:val="18"/>
+          <w:szCs w:val="18"/>
+        </w:rPr>
+        <w:t>UTF-8</w:t>
+      </w:r>
+      <w:r>
+        <w:rPr>
+          <w:rFonts w:ascii="Consolas" w:hAnsi="Consolas" w:cs="Consolas"/>
+          <w:kern w:val="0"/>
+          <w:sz w:val="18"/>
+          <w:szCs w:val="18"/>
+        </w:rPr>
+        <w:t>"</w:t>
+      </w:r>
+      <w:r>
+        <w:rPr>
+          <w:rFonts w:ascii="Consolas" w:hAnsi="Consolas" w:cs="Consolas"/>
+          <w:color w:val="0000FF"/>
+          <w:kern w:val="0"/>
+          <w:sz w:val="18"/>
+          <w:szCs w:val="18"/>
+        </w:rPr>
+        <w:t xml:space="preserve"> </w:t>
+      </w:r>
+      <w:r>
+        <w:rPr>
+          <w:rFonts w:ascii="Consolas" w:hAnsi="Consolas" w:cs="Consolas"/>
+          <w:color w:val="FF0000"/>
+          <w:kern w:val="0"/>
+          <w:sz w:val="18"/>
+          <w:szCs w:val="18"/>
+        </w:rPr>
+        <w:t>standalone</w:t>
+      </w:r>
+      <w:r>
+        <w:rPr>
+          <w:rFonts w:ascii="Consolas" w:hAnsi="Consolas" w:cs="Consolas"/>
+          <w:color w:val="0000FF"/>
+          <w:kern w:val="0"/>
+          <w:sz w:val="18"/>
+          <w:szCs w:val="18"/>
+        </w:rPr>
+        <w:t>=</w:t>
+      </w:r>
+      <w:r>
+        <w:rPr>
+          <w:rFonts w:ascii="Consolas" w:hAnsi="Consolas" w:cs="Consolas"/>
+          <w:kern w:val="0"/>
+          <w:sz w:val="18"/>
+          <w:szCs w:val="18"/>
+        </w:rPr>
+        <w:t>"</w:t>
+      </w:r>
+      <w:r>
+        <w:rPr>
+          <w:rFonts w:ascii="Consolas" w:hAnsi="Consolas" w:cs="Consolas"/>
+          <w:color w:val="0000FF"/>
+          <w:kern w:val="0"/>
+          <w:sz w:val="18"/>
+          <w:szCs w:val="18"/>
+        </w:rPr>
+        <w:t>yes</w:t>
+      </w:r>
+      <w:r>
+        <w:rPr>
+          <w:rFonts w:ascii="Consolas" w:hAnsi="Consolas" w:cs="Consolas"/>
+          <w:kern w:val="0"/>
+          <w:sz w:val="18"/>
+          <w:szCs w:val="18"/>
+        </w:rPr>
+        <w:t>"</w:t>
+      </w:r>
+      <w:r>
+        <w:rPr>
+          <w:rFonts w:ascii="Consolas" w:hAnsi="Consolas" w:cs="Consolas"/>
+          <w:color w:val="0000FF"/>
+          <w:kern w:val="0"/>
+          <w:sz w:val="18"/>
+          <w:szCs w:val="18"/>
+        </w:rPr>
+        <w:t>?&gt;</w:t>
+      </w:r>
+    </w:p>
+    <w:p>
+      <w:pPr>
+        <w:autoSpaceDE w:val="0"/>
+        <w:autoSpaceDN w:val="0"/>
+        <w:adjustRightInd w:val="0"/>
+        <w:jc w:val="left"/>
+        <w:rPr>
+          <w:rFonts w:ascii="Consolas" w:hAnsi="Consolas" w:cs="Consolas"/>
+          <w:kern w:val="0"/>
+          <w:sz w:val="18"/>
+          <w:szCs w:val="18"/>
+        </w:rPr>
+      </w:pPr>
+      <w:r>
+        <w:rPr>
+          <w:rFonts w:ascii="Consolas" w:hAnsi="Consolas" w:cs="Consolas"/>
+          <w:color w:val="0000FF"/>
+          <w:kern w:val="0"/>
+          <w:sz w:val="18"/>
+          <w:szCs w:val="18"/>
+        </w:rPr>
+        <w:t>&lt;</w:t>
+      </w:r>
+      <w:r>
+        <w:rPr>
+          <w:rFonts w:ascii="Consolas" w:hAnsi="Consolas" w:cs="Consolas"/>
+          <w:color w:val="A31515"/>
+          <w:kern w:val="0"/>
+          <w:sz w:val="18"/>
+          <w:szCs w:val="18"/>
+        </w:rPr>
+        <w:t>assembly</w:t>
+      </w:r>
+      <w:r>
+        <w:rPr>
+          <w:rFonts w:ascii="Consolas" w:hAnsi="Consolas" w:cs="Consolas"/>
+          <w:color w:val="0000FF"/>
+          <w:kern w:val="0"/>
+          <w:sz w:val="18"/>
+          <w:szCs w:val="18"/>
+        </w:rPr>
+        <w:t xml:space="preserve"> </w:t>
+      </w:r>
+      <w:proofErr w:type="spellStart"/>
+      <w:r>
+        <w:rPr>
+          <w:rFonts w:ascii="Consolas" w:hAnsi="Consolas" w:cs="Consolas"/>
+          <w:color w:val="FF0000"/>
+          <w:kern w:val="0"/>
+          <w:sz w:val="18"/>
+          <w:szCs w:val="18"/>
+        </w:rPr>
+        <w:t>xmlns</w:t>
+      </w:r>
+      <w:proofErr w:type="spellEnd"/>
+      <w:r>
+        <w:rPr>
+          <w:rFonts w:ascii="Consolas" w:hAnsi="Consolas" w:cs="Consolas"/>
+          <w:color w:val="0000FF"/>
+          <w:kern w:val="0"/>
+          <w:sz w:val="18"/>
+          <w:szCs w:val="18"/>
+        </w:rPr>
+        <w:t>=</w:t>
+      </w:r>
+      <w:r>
+        <w:rPr>
+          <w:rFonts w:ascii="Consolas" w:hAnsi="Consolas" w:cs="Consolas"/>
+          <w:kern w:val="0"/>
+          <w:sz w:val="18"/>
+          <w:szCs w:val="18"/>
+        </w:rPr>
+        <w:t>"</w:t>
+      </w:r>
+      <w:r>
+        <w:rPr>
+          <w:rFonts w:ascii="Consolas" w:hAnsi="Consolas" w:cs="Consolas"/>
+          <w:color w:val="0000FF"/>
+          <w:kern w:val="0"/>
+          <w:sz w:val="18"/>
+          <w:szCs w:val="18"/>
+        </w:rPr>
+        <w:t>urn</w:t>
+      </w:r>
+      <w:proofErr w:type="gramStart"/>
+      <w:r>
+        <w:rPr>
+          <w:rFonts w:ascii="Consolas" w:hAnsi="Consolas" w:cs="Consolas"/>
+          <w:color w:val="0000FF"/>
+          <w:kern w:val="0"/>
+          <w:sz w:val="18"/>
+          <w:szCs w:val="18"/>
+        </w:rPr>
+        <w:t>:schemas</w:t>
+      </w:r>
+      <w:proofErr w:type="gramEnd"/>
+      <w:r>
+        <w:rPr>
+          <w:rFonts w:ascii="Consolas" w:hAnsi="Consolas" w:cs="Consolas"/>
+          <w:color w:val="0000FF"/>
+          <w:kern w:val="0"/>
+          <w:sz w:val="18"/>
+          <w:szCs w:val="18"/>
+        </w:rPr>
+        <w:t>-microsoft-com:asm.v1</w:t>
+      </w:r>
+      <w:r>
+        <w:rPr>
+          <w:rFonts w:ascii="Consolas" w:hAnsi="Consolas" w:cs="Consolas"/>
+          <w:kern w:val="0"/>
+          <w:sz w:val="18"/>
+          <w:szCs w:val="18"/>
+        </w:rPr>
+        <w:t>"</w:t>
+      </w:r>
+      <w:r>
+        <w:rPr>
+          <w:rFonts w:ascii="Consolas" w:hAnsi="Consolas" w:cs="Consolas"/>
+          <w:color w:val="0000FF"/>
+          <w:kern w:val="0"/>
+          <w:sz w:val="18"/>
+          <w:szCs w:val="18"/>
+        </w:rPr>
+        <w:t xml:space="preserve"> </w:t>
+      </w:r>
+      <w:proofErr w:type="spellStart"/>
+      <w:r>
+        <w:rPr>
+          <w:rFonts w:ascii="Consolas" w:hAnsi="Consolas" w:cs="Consolas"/>
+          <w:color w:val="FF0000"/>
+          <w:kern w:val="0"/>
+          <w:sz w:val="18"/>
+          <w:szCs w:val="18"/>
+        </w:rPr>
+        <w:t>manifestVersion</w:t>
+      </w:r>
+      <w:proofErr w:type="spellEnd"/>
+      <w:r>
+        <w:rPr>
+          <w:rFonts w:ascii="Consolas" w:hAnsi="Consolas" w:cs="Consolas"/>
+          <w:color w:val="0000FF"/>
+          <w:kern w:val="0"/>
+          <w:sz w:val="18"/>
+          <w:szCs w:val="18"/>
+        </w:rPr>
+        <w:t>=</w:t>
+      </w:r>
+      <w:r>
+        <w:rPr>
+          <w:rFonts w:ascii="Consolas" w:hAnsi="Consolas" w:cs="Consolas"/>
+          <w:kern w:val="0"/>
+          <w:sz w:val="18"/>
+          <w:szCs w:val="18"/>
+        </w:rPr>
+        <w:t>"</w:t>
+      </w:r>
+      <w:r>
+        <w:rPr>
+          <w:rFonts w:ascii="Consolas" w:hAnsi="Consolas" w:cs="Consolas"/>
+          <w:color w:val="0000FF"/>
+          <w:kern w:val="0"/>
+          <w:sz w:val="18"/>
+          <w:szCs w:val="18"/>
+        </w:rPr>
+        <w:t>1.0</w:t>
+      </w:r>
+      <w:r>
+        <w:rPr>
+          <w:rFonts w:ascii="Consolas" w:hAnsi="Consolas" w:cs="Consolas"/>
+          <w:kern w:val="0"/>
+          <w:sz w:val="18"/>
+          <w:szCs w:val="18"/>
+        </w:rPr>
+        <w:t>"</w:t>
+      </w:r>
+      <w:r>
+        <w:rPr>
+          <w:rFonts w:ascii="Consolas" w:hAnsi="Consolas" w:cs="Consolas"/>
+          <w:color w:val="0000FF"/>
+          <w:kern w:val="0"/>
+          <w:sz w:val="18"/>
+          <w:szCs w:val="18"/>
+        </w:rPr>
+        <w:t>&gt;</w:t>
+      </w:r>
+    </w:p>
+    <w:p>
+      <w:pPr>
+        <w:autoSpaceDE w:val="0"/>
+        <w:autoSpaceDN w:val="0"/>
+        <w:adjustRightInd w:val="0"/>
+        <w:jc w:val="left"/>
+        <w:rPr>
+          <w:rFonts w:ascii="Consolas" w:hAnsi="Consolas" w:cs="Consolas"/>
+          <w:kern w:val="0"/>
+          <w:sz w:val="18"/>
+          <w:szCs w:val="18"/>
+        </w:rPr>
+      </w:pPr>
+      <w:r>
+        <w:rPr>
+          <w:rFonts w:ascii="Consolas" w:hAnsi="Consolas" w:cs="Consolas"/>
+          <w:color w:val="0000FF"/>
+          <w:kern w:val="0"/>
+          <w:sz w:val="18"/>
+          <w:szCs w:val="18"/>
+        </w:rPr>
+        <w:t xml:space="preserve">  &lt;</w:t>
+      </w:r>
+      <w:proofErr w:type="spellStart"/>
+      <w:r>
+        <w:rPr>
+          <w:rFonts w:ascii="Consolas" w:hAnsi="Consolas" w:cs="Consolas"/>
+          <w:color w:val="A31515"/>
+          <w:kern w:val="0"/>
+          <w:sz w:val="18"/>
+          <w:szCs w:val="18"/>
+        </w:rPr>
+        <w:t>trustInfo</w:t>
+      </w:r>
+      <w:proofErr w:type="spellEnd"/>
+      <w:r>
+        <w:rPr>
+          <w:rFonts w:ascii="Consolas" w:hAnsi="Consolas" w:cs="Consolas"/>
+          <w:color w:val="0000FF"/>
+          <w:kern w:val="0"/>
+          <w:sz w:val="18"/>
+          <w:szCs w:val="18"/>
+        </w:rPr>
+        <w:t xml:space="preserve"> </w:t>
+      </w:r>
+      <w:proofErr w:type="spellStart"/>
+      <w:r>
+        <w:rPr>
+          <w:rFonts w:ascii="Consolas" w:hAnsi="Consolas" w:cs="Consolas"/>
+          <w:color w:val="FF0000"/>
+          <w:kern w:val="0"/>
+          <w:sz w:val="18"/>
+          <w:szCs w:val="18"/>
+        </w:rPr>
+        <w:t>xmlns</w:t>
+      </w:r>
+      <w:proofErr w:type="spellEnd"/>
+      <w:r>
+        <w:rPr>
+          <w:rFonts w:ascii="Consolas" w:hAnsi="Consolas" w:cs="Consolas"/>
+          <w:color w:val="0000FF"/>
+          <w:kern w:val="0"/>
+          <w:sz w:val="18"/>
+          <w:szCs w:val="18"/>
+        </w:rPr>
+        <w:t>=</w:t>
+      </w:r>
+      <w:r>
+        <w:rPr>
+          <w:rFonts w:ascii="Consolas" w:hAnsi="Consolas" w:cs="Consolas"/>
+          <w:kern w:val="0"/>
+          <w:sz w:val="18"/>
+          <w:szCs w:val="18"/>
+        </w:rPr>
+        <w:t>"</w:t>
+      </w:r>
+      <w:r>
+        <w:rPr>
+          <w:rFonts w:ascii="Consolas" w:hAnsi="Consolas" w:cs="Consolas"/>
+          <w:color w:val="0000FF"/>
+          <w:kern w:val="0"/>
+          <w:sz w:val="18"/>
+          <w:szCs w:val="18"/>
+        </w:rPr>
+        <w:t>urn</w:t>
+      </w:r>
+      <w:proofErr w:type="gramStart"/>
+      <w:r>
+        <w:rPr>
+          <w:rFonts w:ascii="Consolas" w:hAnsi="Consolas" w:cs="Consolas"/>
+          <w:color w:val="0000FF"/>
+          <w:kern w:val="0"/>
+          <w:sz w:val="18"/>
+          <w:szCs w:val="18"/>
+        </w:rPr>
+        <w:t>:schemas</w:t>
+      </w:r>
+      <w:proofErr w:type="gramEnd"/>
+      <w:r>
+        <w:rPr>
+          <w:rFonts w:ascii="Consolas" w:hAnsi="Consolas" w:cs="Consolas"/>
+          <w:color w:val="0000FF"/>
+          <w:kern w:val="0"/>
+          <w:sz w:val="18"/>
+          <w:szCs w:val="18"/>
+        </w:rPr>
+        <w:t>-microsoft-com:asm.v3</w:t>
+      </w:r>
+      <w:r>
+        <w:rPr>
+          <w:rFonts w:ascii="Consolas" w:hAnsi="Consolas" w:cs="Consolas"/>
+          <w:kern w:val="0"/>
+          <w:sz w:val="18"/>
+          <w:szCs w:val="18"/>
+        </w:rPr>
+        <w:t>"</w:t>
+      </w:r>
+      <w:r>
+        <w:rPr>
+          <w:rFonts w:ascii="Consolas" w:hAnsi="Consolas" w:cs="Consolas"/>
+          <w:color w:val="0000FF"/>
+          <w:kern w:val="0"/>
+          <w:sz w:val="18"/>
+          <w:szCs w:val="18"/>
+        </w:rPr>
+        <w:t>&gt;</w:t>
+      </w:r>
+    </w:p>
+    <w:p>
+      <w:pPr>
+        <w:autoSpaceDE w:val="0"/>
+        <w:autoSpaceDN w:val="0"/>
+        <w:adjustRightInd w:val="0"/>
+        <w:jc w:val="left"/>
+        <w:rPr>
+          <w:rFonts w:ascii="Consolas" w:hAnsi="Consolas" w:cs="Consolas"/>
+          <w:kern w:val="0"/>
+          <w:sz w:val="18"/>
+          <w:szCs w:val="18"/>
+        </w:rPr>
+      </w:pPr>
+      <w:r>
+        <w:rPr>
+          <w:rFonts w:ascii="Consolas" w:hAnsi="Consolas" w:cs="Consolas"/>
+          <w:color w:val="0000FF"/>
+          <w:kern w:val="0"/>
+          <w:sz w:val="18"/>
+          <w:szCs w:val="18"/>
+        </w:rPr>
+        <w:t xml:space="preserve">    &lt;</w:t>
+      </w:r>
+      <w:proofErr w:type="gramStart"/>
+      <w:r>
+        <w:rPr>
+          <w:rFonts w:ascii="Consolas" w:hAnsi="Consolas" w:cs="Consolas"/>
+          <w:color w:val="A31515"/>
+          <w:kern w:val="0"/>
+          <w:sz w:val="18"/>
+          <w:szCs w:val="18"/>
+        </w:rPr>
+        <w:t>security</w:t>
+      </w:r>
+      <w:proofErr w:type="gramEnd"/>
+      <w:r>
+        <w:rPr>
+          <w:rFonts w:ascii="Consolas" w:hAnsi="Consolas" w:cs="Consolas"/>
+          <w:color w:val="0000FF"/>
+          <w:kern w:val="0"/>
+          <w:sz w:val="18"/>
+          <w:szCs w:val="18"/>
+        </w:rPr>
+        <w:t>&gt;</w:t>
+      </w:r>
+    </w:p>
+    <w:p>
+      <w:pPr>
+        <w:autoSpaceDE w:val="0"/>
+        <w:autoSpaceDN w:val="0"/>
+        <w:adjustRightInd w:val="0"/>
+        <w:jc w:val="left"/>
+        <w:rPr>
+          <w:rFonts w:ascii="Consolas" w:hAnsi="Consolas" w:cs="Consolas"/>
+          <w:kern w:val="0"/>
+          <w:sz w:val="18"/>
+          <w:szCs w:val="18"/>
+        </w:rPr>
+      </w:pPr>
+      <w:r>
+        <w:rPr>
+          <w:rFonts w:ascii="Consolas" w:hAnsi="Consolas" w:cs="Consolas"/>
+          <w:color w:val="0000FF"/>
+          <w:kern w:val="0"/>
+          <w:sz w:val="18"/>
+          <w:szCs w:val="18"/>
+        </w:rPr>
+        <w:t xml:space="preserve">      &lt;</w:t>
+      </w:r>
+      <w:proofErr w:type="spellStart"/>
+      <w:proofErr w:type="gramStart"/>
+      <w:r>
+        <w:rPr>
+          <w:rFonts w:ascii="Consolas" w:hAnsi="Consolas" w:cs="Consolas"/>
+          <w:color w:val="A31515"/>
+          <w:kern w:val="0"/>
+          <w:sz w:val="18"/>
+          <w:szCs w:val="18"/>
+        </w:rPr>
+        <w:t>requestedPrivileges</w:t>
+      </w:r>
+      <w:proofErr w:type="spellEnd"/>
+      <w:proofErr w:type="gramEnd"/>
+      <w:r>
+        <w:rPr>
+          <w:rFonts w:ascii="Consolas" w:hAnsi="Consolas" w:cs="Consolas"/>
+          <w:color w:val="0000FF"/>
+          <w:kern w:val="0"/>
+          <w:sz w:val="18"/>
+          <w:szCs w:val="18"/>
+        </w:rPr>
+        <w:t>&gt;</w:t>
+      </w:r>
+    </w:p>
+    <w:p>
+      <w:pPr>
+        <w:autoSpaceDE w:val="0"/>
+        <w:autoSpaceDN w:val="0"/>
+        <w:adjustRightInd w:val="0"/>
+        <w:jc w:val="left"/>
+        <w:rPr>
+          <w:rFonts w:ascii="Consolas" w:hAnsi="Consolas" w:cs="Consolas"/>
+          <w:kern w:val="0"/>
+          <w:sz w:val="18"/>
+          <w:szCs w:val="18"/>
+        </w:rPr>
+      </w:pPr>
+      <w:r>
+        <w:rPr>
+          <w:rFonts w:ascii="Consolas" w:hAnsi="Consolas" w:cs="Consolas"/>
+          <w:color w:val="0000FF"/>
+          <w:kern w:val="0"/>
+          <w:sz w:val="18"/>
+          <w:szCs w:val="18"/>
+        </w:rPr>
+        <w:t xml:space="preserve">        &lt;</w:t>
+      </w:r>
+      <w:proofErr w:type="spellStart"/>
+      <w:r>
+        <w:rPr>
+          <w:rFonts w:ascii="Consolas" w:hAnsi="Consolas" w:cs="Consolas"/>
+          <w:color w:val="A31515"/>
+          <w:kern w:val="0"/>
+          <w:sz w:val="18"/>
+          <w:szCs w:val="18"/>
+        </w:rPr>
+        <w:t>requestedExecutionLevel</w:t>
+      </w:r>
+      <w:proofErr w:type="spellEnd"/>
+      <w:r>
+        <w:rPr>
+          <w:rFonts w:ascii="Consolas" w:hAnsi="Consolas" w:cs="Consolas"/>
+          <w:color w:val="0000FF"/>
+          <w:kern w:val="0"/>
+          <w:sz w:val="18"/>
+          <w:szCs w:val="18"/>
+        </w:rPr>
+        <w:t xml:space="preserve"> </w:t>
+      </w:r>
+      <w:r>
+        <w:rPr>
+          <w:rFonts w:ascii="Consolas" w:hAnsi="Consolas" w:cs="Consolas"/>
+          <w:color w:val="FF0000"/>
+          <w:kern w:val="0"/>
+          <w:sz w:val="18"/>
+          <w:szCs w:val="18"/>
+        </w:rPr>
+        <w:t>level</w:t>
+      </w:r>
+      <w:r>
+        <w:rPr>
+          <w:rFonts w:ascii="Consolas" w:hAnsi="Consolas" w:cs="Consolas"/>
+          <w:color w:val="0000FF"/>
+          <w:kern w:val="0"/>
+          <w:sz w:val="18"/>
+          <w:szCs w:val="18"/>
+        </w:rPr>
+        <w:t>=</w:t>
+      </w:r>
+      <w:r>
+        <w:rPr>
+          <w:rFonts w:ascii="Consolas" w:hAnsi="Consolas" w:cs="Consolas"/>
+          <w:kern w:val="0"/>
+          <w:sz w:val="18"/>
+          <w:szCs w:val="18"/>
+        </w:rPr>
+        <w:t>"</w:t>
+      </w:r>
+      <w:proofErr w:type="spellStart"/>
+      <w:r>
+        <w:rPr>
+          <w:rFonts w:ascii="Consolas" w:hAnsi="Consolas" w:cs="Consolas"/>
+          <w:color w:val="0000FF"/>
+          <w:kern w:val="0"/>
+          <w:sz w:val="18"/>
+          <w:szCs w:val="18"/>
+        </w:rPr>
+        <w:t>requireAdministrator</w:t>
+      </w:r>
+      <w:proofErr w:type="spellEnd"/>
+      <w:r>
+        <w:rPr>
+          <w:rFonts w:ascii="Consolas" w:hAnsi="Consolas" w:cs="Consolas"/>
+          <w:kern w:val="0"/>
+          <w:sz w:val="18"/>
+          <w:szCs w:val="18"/>
+        </w:rPr>
+        <w:t>"</w:t>
+      </w:r>
+      <w:r>
+        <w:rPr>
+          <w:rFonts w:ascii="Consolas" w:hAnsi="Consolas" w:cs="Consolas"/>
+          <w:color w:val="0000FF"/>
+          <w:kern w:val="0"/>
+          <w:sz w:val="18"/>
+          <w:szCs w:val="18"/>
+        </w:rPr>
+        <w:t xml:space="preserve"> </w:t>
+      </w:r>
+      <w:proofErr w:type="spellStart"/>
+      <w:r>
+        <w:rPr>
+          <w:rFonts w:ascii="Consolas" w:hAnsi="Consolas" w:cs="Consolas"/>
+          <w:color w:val="FF0000"/>
+          <w:kern w:val="0"/>
+          <w:sz w:val="18"/>
+          <w:szCs w:val="18"/>
+        </w:rPr>
+        <w:t>uiAccess</w:t>
+      </w:r>
+      <w:proofErr w:type="spellEnd"/>
+      <w:r>
+        <w:rPr>
+          <w:rFonts w:ascii="Consolas" w:hAnsi="Consolas" w:cs="Consolas"/>
+          <w:color w:val="0000FF"/>
+          <w:kern w:val="0"/>
+          <w:sz w:val="18"/>
+          <w:szCs w:val="18"/>
+        </w:rPr>
+        <w:t>=</w:t>
+      </w:r>
+      <w:r>
+        <w:rPr>
+          <w:rFonts w:ascii="Consolas" w:hAnsi="Consolas" w:cs="Consolas"/>
+          <w:kern w:val="0"/>
+          <w:sz w:val="18"/>
+          <w:szCs w:val="18"/>
+        </w:rPr>
+        <w:t>"</w:t>
+      </w:r>
+      <w:r>
+        <w:rPr>
+          <w:rFonts w:ascii="Consolas" w:hAnsi="Consolas" w:cs="Consolas"/>
+          <w:color w:val="0000FF"/>
+          <w:kern w:val="0"/>
+          <w:sz w:val="18"/>
+          <w:szCs w:val="18"/>
+        </w:rPr>
+        <w:t>true</w:t>
+      </w:r>
+      <w:r>
+        <w:rPr>
+          <w:rFonts w:ascii="Consolas" w:hAnsi="Consolas" w:cs="Consolas"/>
+          <w:kern w:val="0"/>
+          <w:sz w:val="18"/>
+          <w:szCs w:val="18"/>
+        </w:rPr>
+        <w:t>"</w:t>
+      </w:r>
+      <w:r>
+        <w:rPr>
+          <w:rFonts w:ascii="Consolas" w:hAnsi="Consolas" w:cs="Consolas"/>
+          <w:color w:val="0000FF"/>
+          <w:kern w:val="0"/>
+          <w:sz w:val="18"/>
+          <w:szCs w:val="18"/>
+        </w:rPr>
+        <w:t>&gt;&lt;/</w:t>
+      </w:r>
+      <w:proofErr w:type="spellStart"/>
+      <w:r>
+        <w:rPr>
+          <w:rFonts w:ascii="Consolas" w:hAnsi="Consolas" w:cs="Consolas"/>
+          <w:color w:val="A31515"/>
+          <w:kern w:val="0"/>
+          <w:sz w:val="18"/>
+          <w:szCs w:val="18"/>
+        </w:rPr>
+        <w:t>requestedExecutionLevel</w:t>
+      </w:r>
+      <w:proofErr w:type="spellEnd"/>
+      <w:r>
+        <w:rPr>
+          <w:rFonts w:ascii="Consolas" w:hAnsi="Consolas" w:cs="Consolas"/>
+          <w:color w:val="0000FF"/>
+          <w:kern w:val="0"/>
+          <w:sz w:val="18"/>
+          <w:szCs w:val="18"/>
+        </w:rPr>
+        <w:t>&gt;</w:t>
+      </w:r>
+    </w:p>
+    <w:p>
+      <w:pPr>
+        <w:autoSpaceDE w:val="0"/>
+        <w:autoSpaceDN w:val="0"/>
+        <w:adjustRightInd w:val="0"/>
+        <w:jc w:val="left"/>
+        <w:rPr>
+          <w:rFonts w:ascii="Consolas" w:hAnsi="Consolas" w:cs="Consolas"/>
+          <w:kern w:val="0"/>
+          <w:sz w:val="18"/>
+          <w:szCs w:val="18"/>
+        </w:rPr>
+      </w:pPr>
+      <w:r>
+        <w:rPr>
+          <w:rFonts w:ascii="Consolas" w:hAnsi="Consolas" w:cs="Consolas"/>
+          <w:color w:val="0000FF"/>
+          <w:kern w:val="0"/>
+          <w:sz w:val="18"/>
+          <w:szCs w:val="18"/>
+        </w:rPr>
+        <w:t xml:space="preserve">      &lt;/</w:t>
+      </w:r>
+      <w:proofErr w:type="spellStart"/>
+      <w:r>
+        <w:rPr>
+          <w:rFonts w:ascii="Consolas" w:hAnsi="Consolas" w:cs="Consolas"/>
+          <w:color w:val="A31515"/>
+          <w:kern w:val="0"/>
+          <w:sz w:val="18"/>
+          <w:szCs w:val="18"/>
+        </w:rPr>
+        <w:t>requestedPrivileges</w:t>
+      </w:r>
+      <w:proofErr w:type="spellEnd"/>
+      <w:r>
+        <w:rPr>
+          <w:rFonts w:ascii="Consolas" w:hAnsi="Consolas" w:cs="Consolas"/>
+          <w:color w:val="0000FF"/>
+          <w:kern w:val="0"/>
+          <w:sz w:val="18"/>
+          <w:szCs w:val="18"/>
+        </w:rPr>
+        <w:t>&gt;</w:t>
+      </w:r>
+    </w:p>
+    <w:p>
+      <w:pPr>
+        <w:autoSpaceDE w:val="0"/>
+        <w:autoSpaceDN w:val="0"/>
+        <w:adjustRightInd w:val="0"/>
+        <w:jc w:val="left"/>
+        <w:rPr>
+          <w:rFonts w:ascii="Consolas" w:hAnsi="Consolas" w:cs="Consolas"/>
+          <w:kern w:val="0"/>
+          <w:sz w:val="18"/>
+          <w:szCs w:val="18"/>
+        </w:rPr>
+      </w:pPr>
+      <w:r>
+        <w:rPr>
+          <w:rFonts w:ascii="Consolas" w:hAnsi="Consolas" w:cs="Consolas"/>
+          <w:color w:val="0000FF"/>
+          <w:kern w:val="0"/>
+          <w:sz w:val="18"/>
+          <w:szCs w:val="18"/>
+        </w:rPr>
+        <w:t xml:space="preserve">    &lt;/</w:t>
+      </w:r>
+      <w:r>
+        <w:rPr>
+          <w:rFonts w:ascii="Consolas" w:hAnsi="Consolas" w:cs="Consolas"/>
+          <w:color w:val="A31515"/>
+          <w:kern w:val="0"/>
+          <w:sz w:val="18"/>
+          <w:szCs w:val="18"/>
+        </w:rPr>
+        <w:t>security</w:t>
+      </w:r>
+      <w:r>
+        <w:rPr>
+          <w:rFonts w:ascii="Consolas" w:hAnsi="Consolas" w:cs="Consolas"/>
+          <w:color w:val="0000FF"/>
+          <w:kern w:val="0"/>
+          <w:sz w:val="18"/>
+          <w:szCs w:val="18"/>
+        </w:rPr>
+        <w:t>&gt;</w:t>
+      </w:r>
+    </w:p>
+    <w:p>
+      <w:pPr>
+        <w:autoSpaceDE w:val="0"/>
+        <w:autoSpaceDN w:val="0"/>
+        <w:adjustRightInd w:val="0"/>
+        <w:jc w:val="left"/>
+        <w:rPr>
+          <w:rFonts w:ascii="Consolas" w:hAnsi="Consolas" w:cs="Consolas"/>
+          <w:kern w:val="0"/>
+          <w:sz w:val="18"/>
+          <w:szCs w:val="18"/>
+        </w:rPr>
+      </w:pPr>
+      <w:r>
+        <w:rPr>
+          <w:rFonts w:ascii="Consolas" w:hAnsi="Consolas" w:cs="Consolas"/>
+          <w:color w:val="0000FF"/>
+          <w:kern w:val="0"/>
+          <w:sz w:val="18"/>
+          <w:szCs w:val="18"/>
+        </w:rPr>
+        <w:t xml:space="preserve">  &lt;/</w:t>
+      </w:r>
+      <w:proofErr w:type="spellStart"/>
+      <w:r>
+        <w:rPr>
+          <w:rFonts w:ascii="Consolas" w:hAnsi="Consolas" w:cs="Consolas"/>
+          <w:color w:val="A31515"/>
+          <w:kern w:val="0"/>
+          <w:sz w:val="18"/>
+          <w:szCs w:val="18"/>
+        </w:rPr>
+        <w:t>trustInfo</w:t>
+      </w:r>
+      <w:proofErr w:type="spellEnd"/>
+      <w:r>
+        <w:rPr>
+          <w:rFonts w:ascii="Consolas" w:hAnsi="Consolas" w:cs="Consolas"/>
+          <w:color w:val="0000FF"/>
+          <w:kern w:val="0"/>
+          <w:sz w:val="18"/>
+          <w:szCs w:val="18"/>
+        </w:rPr>
+        <w:t>&gt;</w:t>
+      </w:r>
+    </w:p>
+    <w:p>
+      <w:pPr>
+        <w:autoSpaceDE w:val="0"/>
+        <w:autoSpaceDN w:val="0"/>
+        <w:adjustRightInd w:val="0"/>
+        <w:jc w:val="left"/>
+        <w:rPr>
+          <w:rFonts w:ascii="Consolas" w:hAnsi="Consolas" w:cs="Consolas"/>
+          <w:color w:val="0000FF"/>
+          <w:kern w:val="0"/>
+          <w:sz w:val="18"/>
+          <w:szCs w:val="18"/>
+        </w:rPr>
+      </w:pPr>
+      <w:r>
+        <w:rPr>
+          <w:rFonts w:ascii="Consolas" w:hAnsi="Consolas" w:cs="Consolas"/>
+          <w:color w:val="0000FF"/>
+          <w:kern w:val="0"/>
+          <w:sz w:val="18"/>
+          <w:szCs w:val="18"/>
+        </w:rPr>
+        <w:lastRenderedPageBreak/>
+        <w:t>&lt;/</w:t>
+      </w:r>
+      <w:r>
+        <w:rPr>
+          <w:rFonts w:ascii="Consolas" w:hAnsi="Consolas" w:cs="Consolas"/>
+          <w:color w:val="A31515"/>
+          <w:kern w:val="0"/>
+          <w:sz w:val="18"/>
+          <w:szCs w:val="18"/>
+        </w:rPr>
+        <w:t>assembly</w:t>
+      </w:r>
+      <w:r>
+        <w:rPr>
+          <w:rFonts w:ascii="Consolas" w:hAnsi="Consolas" w:cs="Consolas"/>
+          <w:color w:val="0000FF"/>
+          <w:kern w:val="0"/>
+          <w:sz w:val="18"/>
+          <w:szCs w:val="18"/>
+        </w:rPr>
+        <w:t>&gt;</w:t>
+      </w:r>
+    </w:p>
+    <w:p>
+      <w:pPr>
+        <w:rPr>
+          <w:rFonts w:hint="eastAsia"/>
+        </w:rPr>
+      </w:pPr>
+    </w:p>
+    <w:p>
+      <w:pPr>
+        <w:widowControl/>
+        <w:spacing w:line="270" w:lineRule="atLeast"/>
+        <w:ind w:firstLine="420"/>
+        <w:jc w:val="left"/>
+        <w:rPr>
+          <w:rFonts w:ascii="Segoe UI" w:eastAsia="宋体" w:hAnsi="Segoe UI" w:cs="Segoe UI"/>
+          <w:color w:val="2A2A2A"/>
+          <w:kern w:val="0"/>
+          <w:sz w:val="19"/>
+          <w:szCs w:val="19"/>
+        </w:rPr>
+      </w:pPr>
+      <w:r>
+        <w:rPr>
+          <w:rFonts w:ascii="Segoe UI" w:eastAsia="宋体" w:hAnsi="Segoe UI" w:cs="Segoe UI"/>
+          <w:color w:val="2A2A2A"/>
+          <w:kern w:val="0"/>
+          <w:sz w:val="19"/>
+          <w:szCs w:val="19"/>
+        </w:rPr>
+        <w:t xml:space="preserve">Windows Vista includes </w:t>
+      </w:r>
+      <w:r>
+        <w:rPr>
+          <w:rFonts w:ascii="Segoe UI" w:eastAsia="宋体" w:hAnsi="Segoe UI" w:cs="Segoe UI"/>
+          <w:color w:val="FF0000"/>
+          <w:kern w:val="0"/>
+          <w:sz w:val="19"/>
+          <w:szCs w:val="19"/>
+        </w:rPr>
+        <w:t>file and registry virtualization technology</w:t>
+      </w:r>
+      <w:r>
+        <w:rPr>
+          <w:rFonts w:ascii="Segoe UI" w:eastAsia="宋体" w:hAnsi="Segoe UI" w:cs="Segoe UI"/>
+          <w:color w:val="2A2A2A"/>
+          <w:kern w:val="0"/>
+          <w:sz w:val="19"/>
+          <w:szCs w:val="19"/>
+        </w:rPr>
+        <w:t xml:space="preserve"> for applications that are not UAC compliant and that have historically required an administrator's access token to run correctly. Virtualization ensures that even applications that are not UAC compliant will be compatible with Windows Vista. When a non-UAC-compliant administrative application attempts to write to a protected directory, such as Program Files, UAC gives the application its own virtualized view of the resource it is attempting to change, using a copy-on-write strategy. The virtualized copy is </w:t>
+      </w:r>
+      <w:r>
+        <w:rPr>
+          <w:rFonts w:ascii="Segoe UI" w:eastAsia="宋体" w:hAnsi="Segoe UI" w:cs="Segoe UI"/>
+          <w:color w:val="FF0000"/>
+          <w:kern w:val="0"/>
+          <w:sz w:val="19"/>
+          <w:szCs w:val="19"/>
+        </w:rPr>
+        <w:t>maintained under the user's profile</w:t>
+      </w:r>
+      <w:r>
+        <w:rPr>
+          <w:rFonts w:ascii="Segoe UI" w:eastAsia="宋体" w:hAnsi="Segoe UI" w:cs="Segoe UI"/>
+          <w:color w:val="2A2A2A"/>
+          <w:kern w:val="0"/>
+          <w:sz w:val="19"/>
+          <w:szCs w:val="19"/>
+        </w:rPr>
+        <w:t xml:space="preserve">. As a result, </w:t>
+      </w:r>
+      <w:r>
+        <w:rPr>
+          <w:rFonts w:ascii="Segoe UI" w:eastAsia="宋体" w:hAnsi="Segoe UI" w:cs="Segoe UI"/>
+          <w:b/>
+          <w:color w:val="2A2A2A"/>
+          <w:kern w:val="0"/>
+          <w:sz w:val="19"/>
+          <w:szCs w:val="19"/>
+        </w:rPr>
+        <w:t>a separate copy of the virtualized file is created for each user that runs the non-compliant application</w:t>
+      </w:r>
+      <w:r>
+        <w:rPr>
+          <w:rFonts w:ascii="Segoe UI" w:eastAsia="宋体" w:hAnsi="Segoe UI" w:cs="Segoe UI"/>
+          <w:color w:val="2A2A2A"/>
+          <w:kern w:val="0"/>
+          <w:sz w:val="19"/>
+          <w:szCs w:val="19"/>
+        </w:rPr>
+        <w:t>.</w:t>
+      </w:r>
+    </w:p>
+    <w:p>
+      <w:pPr>
+        <w:widowControl/>
+        <w:spacing w:line="270" w:lineRule="atLeast"/>
+        <w:ind w:firstLine="420"/>
+        <w:jc w:val="left"/>
+        <w:rPr>
+          <w:rFonts w:ascii="Segoe UI" w:eastAsia="宋体" w:hAnsi="Segoe UI" w:cs="Segoe UI" w:hint="eastAsia"/>
+          <w:color w:val="2A2A2A"/>
+          <w:kern w:val="0"/>
+          <w:sz w:val="19"/>
+          <w:szCs w:val="19"/>
+        </w:rPr>
+      </w:pPr>
+      <w:r>
+        <w:rPr>
+          <w:rFonts w:ascii="Segoe UI" w:eastAsia="宋体" w:hAnsi="Segoe UI" w:cs="Segoe UI"/>
+          <w:color w:val="2A2A2A"/>
+          <w:kern w:val="0"/>
+          <w:sz w:val="19"/>
+          <w:szCs w:val="19"/>
+        </w:rPr>
+        <w:t>The virtualization technology ensures that non-compliant applications will not silently fail to run or fail in a non-deterministic way. UAC also provides file and registry virtualization and logging by default for pre-Windows Vista applications that write to protected areas.</w:t>
+      </w:r>
+    </w:p>
+    <w:p>
+      <w:pPr>
+        <w:widowControl/>
+        <w:spacing w:line="270" w:lineRule="atLeast"/>
+        <w:ind w:firstLine="420"/>
+        <w:jc w:val="left"/>
+        <w:rPr>
+          <w:rFonts w:ascii="Segoe UI" w:eastAsia="宋体" w:hAnsi="Segoe UI" w:cs="Segoe UI"/>
+          <w:color w:val="2A2A2A"/>
+          <w:kern w:val="0"/>
+          <w:sz w:val="19"/>
+          <w:szCs w:val="19"/>
+        </w:rPr>
+      </w:pPr>
+      <w:r>
+        <w:rPr>
+          <w:rFonts w:ascii="Segoe UI" w:eastAsia="宋体" w:hAnsi="Segoe UI" w:cs="Segoe UI" w:hint="eastAsia"/>
+          <w:color w:val="2A2A2A"/>
+          <w:kern w:val="0"/>
+          <w:sz w:val="19"/>
+          <w:szCs w:val="19"/>
+        </w:rPr>
+        <w:t>需要程序都会间接使用虚拟化技术，虽然虚拟</w:t>
+      </w:r>
+      <w:proofErr w:type="gramStart"/>
+      <w:r>
+        <w:rPr>
+          <w:rFonts w:ascii="Segoe UI" w:eastAsia="宋体" w:hAnsi="Segoe UI" w:cs="Segoe UI" w:hint="eastAsia"/>
+          <w:color w:val="2A2A2A"/>
+          <w:kern w:val="0"/>
+          <w:sz w:val="19"/>
+          <w:szCs w:val="19"/>
+        </w:rPr>
+        <w:t>化允许</w:t>
+      </w:r>
+      <w:proofErr w:type="gramEnd"/>
+      <w:r>
+        <w:rPr>
+          <w:rFonts w:ascii="Segoe UI" w:eastAsia="宋体" w:hAnsi="Segoe UI" w:cs="Segoe UI" w:hint="eastAsia"/>
+          <w:color w:val="2A2A2A"/>
+          <w:kern w:val="0"/>
+          <w:sz w:val="19"/>
+          <w:szCs w:val="19"/>
+        </w:rPr>
+        <w:t>vista</w:t>
+      </w:r>
+      <w:r>
+        <w:rPr>
+          <w:rFonts w:ascii="Segoe UI" w:eastAsia="宋体" w:hAnsi="Segoe UI" w:cs="Segoe UI" w:hint="eastAsia"/>
+          <w:color w:val="2A2A2A"/>
+          <w:kern w:val="0"/>
+          <w:sz w:val="19"/>
+          <w:szCs w:val="19"/>
+        </w:rPr>
+        <w:t>以前的程序可以在</w:t>
+      </w:r>
+      <w:r>
+        <w:rPr>
+          <w:rFonts w:ascii="Segoe UI" w:eastAsia="宋体" w:hAnsi="Segoe UI" w:cs="Segoe UI" w:hint="eastAsia"/>
+          <w:color w:val="2A2A2A"/>
+          <w:kern w:val="0"/>
+          <w:sz w:val="19"/>
+          <w:szCs w:val="19"/>
+        </w:rPr>
+        <w:t>vista</w:t>
+      </w:r>
+      <w:r>
+        <w:rPr>
+          <w:rFonts w:ascii="Segoe UI" w:eastAsia="宋体" w:hAnsi="Segoe UI" w:cs="Segoe UI" w:hint="eastAsia"/>
+          <w:color w:val="2A2A2A"/>
+          <w:kern w:val="0"/>
+          <w:sz w:val="19"/>
+          <w:szCs w:val="19"/>
+        </w:rPr>
+        <w:t>上运行，但它始终不是一个长久之计，开发者需要修改它们的程序使之与</w:t>
+      </w:r>
+      <w:r>
+        <w:rPr>
+          <w:rFonts w:ascii="Segoe UI" w:eastAsia="宋体" w:hAnsi="Segoe UI" w:cs="Segoe UI" w:hint="eastAsia"/>
+          <w:color w:val="2A2A2A"/>
+          <w:kern w:val="0"/>
+          <w:sz w:val="19"/>
+          <w:szCs w:val="19"/>
+        </w:rPr>
+        <w:t>vista logo program</w:t>
+      </w:r>
+      <w:r>
+        <w:rPr>
+          <w:rFonts w:ascii="Segoe UI" w:eastAsia="宋体" w:hAnsi="Segoe UI" w:cs="Segoe UI" w:hint="eastAsia"/>
+          <w:color w:val="2A2A2A"/>
+          <w:kern w:val="0"/>
+          <w:sz w:val="19"/>
+          <w:szCs w:val="19"/>
+        </w:rPr>
+        <w:t>尽快兼容，而不是一味依赖于</w:t>
+      </w:r>
+      <w:r>
+        <w:rPr>
+          <w:rFonts w:ascii="Segoe UI" w:eastAsia="宋体" w:hAnsi="Segoe UI" w:cs="Segoe UI" w:hint="eastAsia"/>
+          <w:color w:val="2A2A2A"/>
+          <w:kern w:val="0"/>
+          <w:sz w:val="19"/>
+          <w:szCs w:val="19"/>
+        </w:rPr>
+        <w:t>file, folder, and registry virtualization.</w:t>
+      </w:r>
+    </w:p>
+    <w:p>
+      <w:pPr>
+        <w:rPr>
+          <w:rFonts w:hint="eastAsia"/>
+          <w:b/>
+        </w:rPr>
+      </w:pPr>
+      <w:r>
+        <w:rPr>
+          <w:rFonts w:hint="eastAsia"/>
+          <w:b/>
+        </w:rPr>
+        <w:t>1.</w:t>
+      </w:r>
+      <w:r>
+        <w:rPr>
+          <w:rFonts w:ascii="Segoe UI" w:hAnsi="Segoe UI" w:cs="Segoe UI"/>
+          <w:b/>
+          <w:color w:val="2A2A2A"/>
+          <w:sz w:val="19"/>
+          <w:szCs w:val="19"/>
+        </w:rPr>
+        <w:t xml:space="preserve"> </w:t>
+      </w:r>
+      <w:r>
+        <w:rPr>
+          <w:rFonts w:ascii="Segoe UI" w:hAnsi="Segoe UI" w:cs="Segoe UI"/>
+          <w:b/>
+          <w:color w:val="2A2A2A"/>
+          <w:sz w:val="19"/>
+          <w:szCs w:val="19"/>
+        </w:rPr>
+        <w:t>Virtualization does not apply to applications that are elevated and run with a full administrative access token.</w:t>
+      </w:r>
+    </w:p>
+    <w:p>
+      <w:pPr>
+        <w:rPr>
+          <w:rFonts w:hint="eastAsia"/>
+          <w:b/>
+        </w:rPr>
+      </w:pPr>
+      <w:r>
+        <w:rPr>
+          <w:rFonts w:hint="eastAsia"/>
+          <w:b/>
+        </w:rPr>
+        <w:t>2.</w:t>
+      </w:r>
+      <w:r>
+        <w:rPr>
+          <w:rFonts w:ascii="Segoe UI" w:hAnsi="Segoe UI" w:cs="Segoe UI"/>
+          <w:b/>
+          <w:color w:val="2A2A2A"/>
+          <w:sz w:val="19"/>
+          <w:szCs w:val="19"/>
+        </w:rPr>
+        <w:t xml:space="preserve"> </w:t>
+      </w:r>
+      <w:r>
+        <w:rPr>
+          <w:rFonts w:ascii="Segoe UI" w:hAnsi="Segoe UI" w:cs="Segoe UI"/>
+          <w:b/>
+          <w:color w:val="2A2A2A"/>
+          <w:sz w:val="19"/>
+          <w:szCs w:val="19"/>
+        </w:rPr>
+        <w:t>Virtualization does not apply to applications that are elevated and run with a full administrative access token.</w:t>
+      </w:r>
+    </w:p>
+    <w:p>
+      <w:pPr>
+        <w:rPr>
+          <w:rFonts w:hint="eastAsia"/>
+          <w:b/>
+        </w:rPr>
+      </w:pPr>
+      <w:r>
+        <w:rPr>
+          <w:rFonts w:hint="eastAsia"/>
+          <w:b/>
+        </w:rPr>
+        <w:t>3.</w:t>
+      </w:r>
+      <w:r>
+        <w:rPr>
+          <w:rFonts w:ascii="Segoe UI" w:hAnsi="Segoe UI" w:cs="Segoe UI"/>
+          <w:b/>
+          <w:color w:val="2A2A2A"/>
+          <w:sz w:val="19"/>
+          <w:szCs w:val="19"/>
+        </w:rPr>
+        <w:t xml:space="preserve"> </w:t>
+      </w:r>
+      <w:r>
+        <w:rPr>
+          <w:rFonts w:ascii="Segoe UI" w:hAnsi="Segoe UI" w:cs="Segoe UI"/>
+          <w:b/>
+          <w:color w:val="2A2A2A"/>
+          <w:sz w:val="19"/>
+          <w:szCs w:val="19"/>
+        </w:rPr>
+        <w:t>Virtualization is disabled for an application if a program includes an application manifest with a requested execution level attribute.</w:t>
+      </w:r>
+    </w:p>
+    <w:p>
+      <w:pPr>
+        <w:rPr>
+          <w:rFonts w:hint="eastAsia"/>
+        </w:rPr>
+      </w:pPr>
+    </w:p>
+    <w:p>
+      <w:pPr>
+        <w:rPr>
+          <w:rFonts w:hint="eastAsia"/>
+        </w:rPr>
+      </w:pPr>
+    </w:p>
+    <w:p>
+      <w:pPr>
+        <w:pStyle w:val="3"/>
+        <w:rPr>
+          <w:rFonts w:hint="eastAsia"/>
+        </w:rPr>
+      </w:pPr>
+      <w:r>
+        <w:rPr>
+          <w:rFonts w:hint="eastAsia"/>
+        </w:rPr>
+        <w:t>Explorer.exe</w:t>
+      </w:r>
+      <w:r>
+        <w:rPr>
+          <w:rFonts w:hint="eastAsia"/>
+        </w:rPr>
+        <w:t>如果决定是否需要提权？</w:t>
+      </w:r>
+    </w:p>
+    <w:p>
+      <w:pPr>
+        <w:rPr>
+          <w:rFonts w:hint="eastAsia"/>
+        </w:rPr>
+      </w:pPr>
+      <w:r>
+        <w:rPr>
+          <w:rFonts w:hint="eastAsia"/>
+        </w:rPr>
+        <w:t>并不是所有可执行文件都是</w:t>
+      </w:r>
+      <w:proofErr w:type="gramStart"/>
+      <w:r>
+        <w:rPr>
+          <w:rFonts w:hint="eastAsia"/>
+        </w:rPr>
+        <w:t>需要提权的</w:t>
+      </w:r>
+      <w:proofErr w:type="gramEnd"/>
+      <w:r>
+        <w:rPr>
+          <w:rFonts w:hint="eastAsia"/>
+        </w:rPr>
+        <w:t>，那么系统什么时候</w:t>
+      </w:r>
+      <w:proofErr w:type="gramStart"/>
+      <w:r>
+        <w:rPr>
+          <w:rFonts w:hint="eastAsia"/>
+        </w:rPr>
+        <w:t>会弹出提权的</w:t>
+      </w:r>
+      <w:proofErr w:type="gramEnd"/>
+      <w:r>
+        <w:rPr>
+          <w:rFonts w:hint="eastAsia"/>
+        </w:rPr>
+        <w:t>提示？</w:t>
+      </w:r>
+    </w:p>
+    <w:p>
+      <w:pPr>
+        <w:pStyle w:val="a8"/>
+        <w:numPr>
+          <w:ilvl w:val="0"/>
+          <w:numId w:val="3"/>
+        </w:numPr>
+        <w:ind w:firstLineChars="0"/>
+        <w:rPr>
+          <w:rFonts w:hint="eastAsia"/>
+        </w:rPr>
+      </w:pPr>
+      <w:proofErr w:type="spellStart"/>
+      <w:r>
+        <w:rPr>
+          <w:rFonts w:hint="eastAsia"/>
+        </w:rPr>
+        <w:t>ShellExecute</w:t>
+      </w:r>
+      <w:proofErr w:type="spellEnd"/>
+      <w:r>
+        <w:rPr>
+          <w:rFonts w:hint="eastAsia"/>
+        </w:rPr>
+        <w:t xml:space="preserve"> with </w:t>
+      </w:r>
+      <w:r>
+        <w:t>“</w:t>
+      </w:r>
+      <w:r>
+        <w:rPr>
+          <w:rFonts w:hint="eastAsia"/>
+        </w:rPr>
+        <w:t>Run as</w:t>
+      </w:r>
+      <w:r>
+        <w:t>”</w:t>
+      </w:r>
+      <w:r>
+        <w:rPr>
+          <w:rFonts w:hint="eastAsia"/>
+        </w:rPr>
+        <w:t>,</w:t>
+      </w:r>
+      <w:r>
+        <w:rPr>
+          <w:rFonts w:hint="eastAsia"/>
+        </w:rPr>
+        <w:t>这个的结果其实和右键</w:t>
+      </w:r>
+      <w:r>
+        <w:rPr>
+          <w:rFonts w:hint="eastAsia"/>
+        </w:rPr>
+        <w:t>-</w:t>
+      </w:r>
+      <w:proofErr w:type="gramStart"/>
+      <w:r>
+        <w:rPr>
+          <w:rFonts w:hint="eastAsia"/>
+        </w:rPr>
+        <w:t>》</w:t>
+      </w:r>
+      <w:proofErr w:type="gramEnd"/>
+      <w:r>
+        <w:rPr>
+          <w:rFonts w:hint="eastAsia"/>
+        </w:rPr>
+        <w:t>以管理员身份运行是一样的</w:t>
+      </w:r>
+    </w:p>
+    <w:p>
+      <w:pPr>
+        <w:pStyle w:val="a8"/>
+        <w:numPr>
+          <w:ilvl w:val="0"/>
+          <w:numId w:val="3"/>
+        </w:numPr>
+        <w:ind w:firstLineChars="0"/>
+        <w:rPr>
+          <w:rFonts w:hint="eastAsia"/>
+        </w:rPr>
+      </w:pPr>
+      <w:r>
+        <w:rPr>
+          <w:rFonts w:hint="eastAsia"/>
+        </w:rPr>
+        <w:t>文件本身包含的</w:t>
+      </w:r>
+      <w:r>
+        <w:rPr>
+          <w:rFonts w:hint="eastAsia"/>
+        </w:rPr>
+        <w:t>manifest</w:t>
+      </w:r>
+      <w:r>
+        <w:rPr>
+          <w:rFonts w:hint="eastAsia"/>
+        </w:rPr>
+        <w:t>文件中指定了</w:t>
+      </w:r>
+      <w:proofErr w:type="gramStart"/>
+      <w:r>
+        <w:rPr>
+          <w:rFonts w:hint="eastAsia"/>
+        </w:rPr>
+        <w:t>“</w:t>
+      </w:r>
+      <w:proofErr w:type="gramEnd"/>
+      <w:r>
+        <w:rPr>
+          <w:rFonts w:hint="eastAsia"/>
+        </w:rPr>
+        <w:t>req</w:t>
+      </w:r>
+      <w:r>
+        <w:rPr>
+          <w:rFonts w:hint="eastAsia"/>
+        </w:rPr>
+        <w:t>uire administrator</w:t>
+      </w:r>
+      <w:r>
+        <w:rPr>
+          <w:rFonts w:hint="eastAsia"/>
+        </w:rPr>
+        <w:t>“</w:t>
+      </w:r>
+    </w:p>
+    <w:p>
+      <w:pPr>
+        <w:rPr>
+          <w:rFonts w:hint="eastAsia"/>
+        </w:rPr>
+      </w:pPr>
+      <w:r>
+        <w:rPr>
+          <w:rFonts w:hint="eastAsia"/>
+        </w:rPr>
+        <w:t>当然</w:t>
+      </w:r>
+      <w:r>
+        <w:rPr>
+          <w:rFonts w:hint="eastAsia"/>
+        </w:rPr>
+        <w:t>1</w:t>
+      </w:r>
+      <w:r>
+        <w:rPr>
+          <w:rFonts w:hint="eastAsia"/>
+        </w:rPr>
+        <w:t>是调用者决定用</w:t>
+      </w:r>
+      <w:r>
+        <w:rPr>
+          <w:rFonts w:hint="eastAsia"/>
+        </w:rPr>
+        <w:t>administrator access token</w:t>
+      </w:r>
+      <w:r>
+        <w:rPr>
+          <w:rFonts w:hint="eastAsia"/>
+        </w:rPr>
+        <w:t>去执行，而</w:t>
+      </w:r>
+      <w:r>
+        <w:rPr>
+          <w:rFonts w:hint="eastAsia"/>
+        </w:rPr>
+        <w:t>2</w:t>
+      </w:r>
+      <w:r>
+        <w:rPr>
+          <w:rFonts w:hint="eastAsia"/>
+        </w:rPr>
+        <w:t>是程序本身要求</w:t>
+      </w:r>
+      <w:r>
+        <w:rPr>
+          <w:rFonts w:hint="eastAsia"/>
+        </w:rPr>
+        <w:t>administrator access token</w:t>
+      </w:r>
+      <w:r>
+        <w:rPr>
+          <w:rFonts w:hint="eastAsia"/>
+        </w:rPr>
+        <w:t>。如果程序是</w:t>
+      </w:r>
+      <w:r>
+        <w:rPr>
+          <w:rFonts w:hint="eastAsia"/>
+        </w:rPr>
+        <w:t xml:space="preserve">UAC </w:t>
+      </w:r>
+      <w:proofErr w:type="spellStart"/>
+      <w:r>
+        <w:rPr>
+          <w:rFonts w:hint="eastAsia"/>
+        </w:rPr>
+        <w:t>uncompliant</w:t>
+      </w:r>
+      <w:proofErr w:type="spellEnd"/>
+      <w:r>
+        <w:rPr>
+          <w:rFonts w:hint="eastAsia"/>
+        </w:rPr>
+        <w:t>的，而又要求有</w:t>
+      </w:r>
+      <w:r>
+        <w:rPr>
+          <w:rFonts w:hint="eastAsia"/>
+        </w:rPr>
+        <w:t>administrator access token,</w:t>
+      </w:r>
+      <w:r>
+        <w:rPr>
+          <w:rFonts w:hint="eastAsia"/>
+        </w:rPr>
+        <w:t>那么唯一的方法就是通过调用者来指定用</w:t>
+      </w:r>
+      <w:r>
+        <w:rPr>
+          <w:rFonts w:hint="eastAsia"/>
+        </w:rPr>
+        <w:t>administrator access token</w:t>
+      </w:r>
+      <w:r>
+        <w:rPr>
+          <w:rFonts w:hint="eastAsia"/>
+        </w:rPr>
+        <w:t>来执行了。</w:t>
+      </w:r>
+    </w:p>
+    <w:p>
+      <w:pPr>
+        <w:rPr>
+          <w:rFonts w:hint="eastAsia"/>
+        </w:rPr>
+      </w:pPr>
+    </w:p>
+    <w:p>
+      <w:pPr>
+        <w:pStyle w:val="3"/>
+      </w:pPr>
+      <w:r>
+        <w:t>Requested Execution Levels</w:t>
+      </w:r>
+    </w:p>
+    <w:p>
+      <w:pPr>
+        <w:pStyle w:val="a6"/>
+        <w:spacing w:after="0" w:line="270" w:lineRule="atLeast"/>
+        <w:ind w:firstLine="420"/>
+        <w:rPr>
+          <w:rFonts w:ascii="Segoe UI" w:hAnsi="Segoe UI" w:cs="Segoe UI"/>
+          <w:color w:val="2A2A2A"/>
+          <w:sz w:val="19"/>
+          <w:szCs w:val="19"/>
+        </w:rPr>
+      </w:pPr>
+      <w:r>
+        <w:rPr>
+          <w:rFonts w:ascii="Segoe UI" w:hAnsi="Segoe UI" w:cs="Segoe UI"/>
+          <w:color w:val="2A2A2A"/>
+          <w:sz w:val="19"/>
+          <w:szCs w:val="19"/>
+        </w:rPr>
+        <w:t xml:space="preserve">In Windows Vista, the application manifest, an XML file that describes and identifies the shared and private side-by-side assemblies that an application should bind to at run time, now includes entries for UAC application compatibility purposes. Administrative applications that include an entry in the application manifest will prompt the user for permission to access the user’s access token. Most pre-Windows Vista administrative applications, however, can run smoothly without modification </w:t>
+      </w:r>
+      <w:proofErr w:type="gramStart"/>
+      <w:r>
+        <w:rPr>
+          <w:rFonts w:ascii="Segoe UI" w:hAnsi="Segoe UI" w:cs="Segoe UI"/>
+          <w:color w:val="2A2A2A"/>
+          <w:sz w:val="19"/>
+          <w:szCs w:val="19"/>
+        </w:rPr>
+        <w:t>even</w:t>
+      </w:r>
+      <w:proofErr w:type="gramEnd"/>
+      <w:r>
+        <w:rPr>
+          <w:rFonts w:ascii="Segoe UI" w:hAnsi="Segoe UI" w:cs="Segoe UI"/>
+          <w:color w:val="2A2A2A"/>
+          <w:sz w:val="19"/>
+          <w:szCs w:val="19"/>
+        </w:rPr>
+        <w:t xml:space="preserve"> though they lack an entry in the application manifest by using application </w:t>
+      </w:r>
+      <w:r>
+        <w:rPr>
+          <w:rFonts w:ascii="Segoe UI" w:hAnsi="Segoe UI" w:cs="Segoe UI"/>
+          <w:color w:val="2A2A2A"/>
+          <w:sz w:val="19"/>
+          <w:szCs w:val="19"/>
+        </w:rPr>
+        <w:lastRenderedPageBreak/>
+        <w:t>compatibility fixes. Application compatibility fixes are database entries that enable applications that are not UAC compliant to work properly with Windows Vista.</w:t>
+      </w:r>
+    </w:p>
+    <w:p>
+      <w:pPr>
+        <w:pStyle w:val="a6"/>
+        <w:spacing w:after="0" w:line="270" w:lineRule="atLeast"/>
+        <w:ind w:firstLine="420"/>
+        <w:rPr>
+          <w:rFonts w:ascii="Segoe UI" w:hAnsi="Segoe UI" w:cs="Segoe UI" w:hint="eastAsia"/>
+          <w:color w:val="2A2A2A"/>
+          <w:sz w:val="19"/>
+          <w:szCs w:val="19"/>
+        </w:rPr>
+      </w:pPr>
+      <w:r>
+        <w:rPr>
+          <w:rFonts w:ascii="Segoe UI" w:hAnsi="Segoe UI" w:cs="Segoe UI"/>
+          <w:color w:val="2A2A2A"/>
+          <w:sz w:val="19"/>
+          <w:szCs w:val="19"/>
+        </w:rPr>
+        <w:t>All UAC compliant applications should have a requested execution level added to the application manifest. If the application requires administrative access to the system, then marking the application with a requested execution level of “require administrator” will ensure that the system will identify this program as an administrative application and will perform the necessary elevation steps. Requested execution levels allow the system know the specific privileges required for an application. If an existing application requires administrative access in order to run correctly on Windows Vista, see the "Configuring Pre-Windows Vista Applications for Compatibility" with UAC section within this document.</w:t>
+      </w:r>
+    </w:p>
+    <w:p>
+      <w:pPr>
+        <w:pStyle w:val="a6"/>
+        <w:spacing w:after="0" w:line="270" w:lineRule="atLeast"/>
+        <w:ind w:firstLine="420"/>
+        <w:rPr>
+          <w:rFonts w:ascii="Segoe UI" w:hAnsi="Segoe UI" w:cs="Segoe UI"/>
+          <w:color w:val="2A2A2A"/>
+          <w:sz w:val="19"/>
+          <w:szCs w:val="19"/>
+        </w:rPr>
+      </w:pPr>
+    </w:p>
+    <w:p>
+      <w:pPr>
+        <w:rPr>
+          <w:rFonts w:hint="eastAsia"/>
+        </w:rPr>
+      </w:pPr>
+    </w:p>
+    <w:p>
+      <w:pPr>
+        <w:pStyle w:val="3"/>
+      </w:pPr>
+      <w:r>
+        <w:t>Installer Detection Technology</w:t>
+      </w:r>
+    </w:p>
+    <w:p>
+      <w:pPr>
+        <w:pStyle w:val="a6"/>
+        <w:spacing w:after="0" w:line="270" w:lineRule="atLeast"/>
+        <w:ind w:firstLine="420"/>
+        <w:rPr>
+          <w:rFonts w:ascii="Segoe UI" w:hAnsi="Segoe UI" w:cs="Segoe UI"/>
+          <w:color w:val="2A2A2A"/>
+          <w:sz w:val="19"/>
+          <w:szCs w:val="19"/>
+        </w:rPr>
+      </w:pPr>
+      <w:r>
+        <w:rPr>
+          <w:rFonts w:ascii="Segoe UI" w:hAnsi="Segoe UI" w:cs="Segoe UI"/>
+          <w:color w:val="2A2A2A"/>
+          <w:sz w:val="19"/>
+          <w:szCs w:val="19"/>
+        </w:rPr>
+        <w:t>Installation programs are applications designed to deploy software, and most write to system directories and registry keys. These protected system locations are typically writeable only by an administrator user, which means that standard users do not have sufficient access to install programs. Windows Vista heuristically detects installation programs and requests administrator credentials or approval from the administrator user in order to run with access privileges. Windows Vista also heuristically detects updater and uninstallation programs. Note that a design goal of UAC is to prevent installations from being executed without the user's knowledge and consent since they write to protected areas of the file system and registry.</w:t>
+      </w:r>
+    </w:p>
+    <w:p>
+      <w:pPr>
+        <w:pStyle w:val="a6"/>
+        <w:spacing w:after="0" w:line="270" w:lineRule="atLeast"/>
+        <w:rPr>
+          <w:rFonts w:ascii="Segoe UI" w:hAnsi="Segoe UI" w:cs="Segoe UI"/>
+          <w:color w:val="2A2A2A"/>
+          <w:sz w:val="19"/>
+          <w:szCs w:val="19"/>
+        </w:rPr>
+      </w:pPr>
+      <w:r>
+        <w:rPr>
+          <w:rFonts w:ascii="Segoe UI" w:hAnsi="Segoe UI" w:cs="Segoe UI"/>
+          <w:color w:val="2A2A2A"/>
+          <w:sz w:val="19"/>
+          <w:szCs w:val="19"/>
+        </w:rPr>
+        <w:t>Installer Detection only applies to:</w:t>
+      </w:r>
+    </w:p>
+    <w:p>
+      <w:pPr>
+        <w:pStyle w:val="a6"/>
+        <w:spacing w:after="0" w:line="270" w:lineRule="atLeast"/>
+        <w:rPr>
+          <w:rFonts w:ascii="Segoe UI" w:hAnsi="Segoe UI" w:cs="Segoe UI"/>
+          <w:color w:val="2A2A2A"/>
+          <w:sz w:val="19"/>
+          <w:szCs w:val="19"/>
+        </w:rPr>
+      </w:pPr>
+      <w:r>
+        <w:rPr>
+          <w:rFonts w:ascii="Segoe UI" w:hAnsi="Segoe UI" w:cs="Segoe UI"/>
+          <w:color w:val="2A2A2A"/>
+          <w:sz w:val="19"/>
+          <w:szCs w:val="19"/>
+        </w:rPr>
+        <w:t xml:space="preserve">1. 32 bit </w:t>
+      </w:r>
+      <w:proofErr w:type="spellStart"/>
+      <w:r>
+        <w:rPr>
+          <w:rFonts w:ascii="Segoe UI" w:hAnsi="Segoe UI" w:cs="Segoe UI"/>
+          <w:color w:val="2A2A2A"/>
+          <w:sz w:val="19"/>
+          <w:szCs w:val="19"/>
+        </w:rPr>
+        <w:t>executables</w:t>
+      </w:r>
+      <w:proofErr w:type="spellEnd"/>
+    </w:p>
+    <w:p>
+      <w:pPr>
+        <w:pStyle w:val="a6"/>
+        <w:spacing w:after="0" w:line="270" w:lineRule="atLeast"/>
+        <w:rPr>
+          <w:rFonts w:ascii="Segoe UI" w:hAnsi="Segoe UI" w:cs="Segoe UI"/>
+          <w:color w:val="2A2A2A"/>
+          <w:sz w:val="19"/>
+          <w:szCs w:val="19"/>
+        </w:rPr>
+      </w:pPr>
+      <w:r>
+        <w:rPr>
+          <w:rFonts w:ascii="Segoe UI" w:hAnsi="Segoe UI" w:cs="Segoe UI"/>
+          <w:color w:val="2A2A2A"/>
+          <w:sz w:val="19"/>
+          <w:szCs w:val="19"/>
+        </w:rPr>
+        <w:t xml:space="preserve">2. Applications without a </w:t>
+      </w:r>
+      <w:proofErr w:type="spellStart"/>
+      <w:r>
+        <w:rPr>
+          <w:rFonts w:ascii="Segoe UI" w:hAnsi="Segoe UI" w:cs="Segoe UI"/>
+          <w:color w:val="2A2A2A"/>
+          <w:sz w:val="19"/>
+          <w:szCs w:val="19"/>
+        </w:rPr>
+        <w:t>requestedExecutionLevel</w:t>
+      </w:r>
+      <w:proofErr w:type="spellEnd"/>
+    </w:p>
+    <w:p>
+      <w:pPr>
+        <w:pStyle w:val="a6"/>
+        <w:spacing w:after="0" w:line="270" w:lineRule="atLeast"/>
+        <w:rPr>
+          <w:rFonts w:ascii="Segoe UI" w:hAnsi="Segoe UI" w:cs="Segoe UI"/>
+          <w:color w:val="2A2A2A"/>
+          <w:sz w:val="19"/>
+          <w:szCs w:val="19"/>
+        </w:rPr>
+      </w:pPr>
+      <w:r>
+        <w:rPr>
+          <w:rFonts w:ascii="Segoe UI" w:hAnsi="Segoe UI" w:cs="Segoe UI"/>
+          <w:color w:val="2A2A2A"/>
+          <w:sz w:val="19"/>
+          <w:szCs w:val="19"/>
+        </w:rPr>
+        <w:t>3. Interactive processes running as a Standard User with LUA enabled</w:t>
+      </w:r>
+    </w:p>
+    <w:p>
+      <w:pPr>
+        <w:pStyle w:val="a6"/>
+        <w:spacing w:after="0" w:line="270" w:lineRule="atLeast"/>
+        <w:rPr>
+          <w:rFonts w:ascii="Segoe UI" w:hAnsi="Segoe UI" w:cs="Segoe UI"/>
+          <w:color w:val="2A2A2A"/>
+          <w:sz w:val="19"/>
+          <w:szCs w:val="19"/>
+        </w:rPr>
+      </w:pPr>
+      <w:r>
+        <w:rPr>
+          <w:rFonts w:ascii="Segoe UI" w:hAnsi="Segoe UI" w:cs="Segoe UI"/>
+          <w:color w:val="2A2A2A"/>
+          <w:sz w:val="19"/>
+          <w:szCs w:val="19"/>
+        </w:rPr>
+        <w:t>Before a 32 bit process is created, the following attributes are checked to determine whether it is an installer:</w:t>
+      </w:r>
+    </w:p>
+    <w:p>
+      <w:pPr>
+        <w:widowControl/>
+        <w:numPr>
+          <w:ilvl w:val="0"/>
+          <w:numId w:val="4"/>
+        </w:numPr>
+        <w:spacing w:before="100" w:beforeAutospacing="1" w:after="100" w:afterAutospacing="1" w:line="204" w:lineRule="atLeast"/>
+        <w:jc w:val="left"/>
+        <w:rPr>
+          <w:rFonts w:ascii="Segoe UI" w:hAnsi="Segoe UI" w:cs="Segoe UI"/>
+          <w:color w:val="2A2A2A"/>
+          <w:sz w:val="19"/>
+          <w:szCs w:val="19"/>
+        </w:rPr>
+      </w:pPr>
+      <w:r>
+        <w:rPr>
+          <w:rFonts w:ascii="Segoe UI" w:hAnsi="Segoe UI" w:cs="Segoe UI"/>
+          <w:color w:val="2A2A2A"/>
+          <w:sz w:val="19"/>
+          <w:szCs w:val="19"/>
+        </w:rPr>
+        <w:t>Filename includes keywords like "install," "setup," "update," etc.</w:t>
+      </w:r>
+    </w:p>
+    <w:p>
+      <w:pPr>
+        <w:widowControl/>
+        <w:numPr>
+          <w:ilvl w:val="0"/>
+          <w:numId w:val="4"/>
+        </w:numPr>
+        <w:spacing w:before="100" w:beforeAutospacing="1" w:after="100" w:afterAutospacing="1" w:line="204" w:lineRule="atLeast"/>
+        <w:jc w:val="left"/>
+        <w:rPr>
+          <w:rFonts w:ascii="Segoe UI" w:hAnsi="Segoe UI" w:cs="Segoe UI"/>
+          <w:color w:val="2A2A2A"/>
+          <w:sz w:val="19"/>
+          <w:szCs w:val="19"/>
+        </w:rPr>
+      </w:pPr>
+      <w:r>
+        <w:rPr>
+          <w:rFonts w:ascii="Segoe UI" w:hAnsi="Segoe UI" w:cs="Segoe UI"/>
+          <w:color w:val="2A2A2A"/>
+          <w:sz w:val="19"/>
+          <w:szCs w:val="19"/>
+        </w:rPr>
+        <w:t>Keywords in the following Versioning Resource fields: Vendor, Company Name, Product Name, File Description, Original Filename, Internal Name, and Export Name.</w:t>
+      </w:r>
+    </w:p>
+    <w:p>
+      <w:pPr>
+        <w:widowControl/>
+        <w:numPr>
+          <w:ilvl w:val="0"/>
+          <w:numId w:val="4"/>
+        </w:numPr>
+        <w:spacing w:before="100" w:beforeAutospacing="1" w:after="100" w:afterAutospacing="1" w:line="204" w:lineRule="atLeast"/>
+        <w:jc w:val="left"/>
+        <w:rPr>
+          <w:rFonts w:ascii="Segoe UI" w:hAnsi="Segoe UI" w:cs="Segoe UI"/>
+          <w:color w:val="2A2A2A"/>
+          <w:sz w:val="19"/>
+          <w:szCs w:val="19"/>
+        </w:rPr>
+      </w:pPr>
+      <w:r>
+        <w:rPr>
+          <w:rFonts w:ascii="Segoe UI" w:hAnsi="Segoe UI" w:cs="Segoe UI"/>
+          <w:color w:val="2A2A2A"/>
+          <w:sz w:val="19"/>
+          <w:szCs w:val="19"/>
+        </w:rPr>
+        <w:t>Keywords in the side-by-side manifest embedded in the executable.</w:t>
+      </w:r>
+    </w:p>
+    <w:p>
+      <w:pPr>
+        <w:widowControl/>
+        <w:numPr>
+          <w:ilvl w:val="0"/>
+          <w:numId w:val="4"/>
+        </w:numPr>
+        <w:spacing w:before="100" w:beforeAutospacing="1" w:after="100" w:afterAutospacing="1" w:line="204" w:lineRule="atLeast"/>
+        <w:jc w:val="left"/>
+        <w:rPr>
+          <w:rFonts w:ascii="Segoe UI" w:hAnsi="Segoe UI" w:cs="Segoe UI"/>
+          <w:color w:val="2A2A2A"/>
+          <w:sz w:val="19"/>
+          <w:szCs w:val="19"/>
+        </w:rPr>
+      </w:pPr>
+      <w:r>
+        <w:rPr>
+          <w:rFonts w:ascii="Segoe UI" w:hAnsi="Segoe UI" w:cs="Segoe UI"/>
+          <w:color w:val="2A2A2A"/>
+          <w:sz w:val="19"/>
+          <w:szCs w:val="19"/>
+        </w:rPr>
+        <w:t xml:space="preserve">Keywords in specific </w:t>
+      </w:r>
+      <w:proofErr w:type="spellStart"/>
+      <w:r>
+        <w:rPr>
+          <w:rFonts w:ascii="Segoe UI" w:hAnsi="Segoe UI" w:cs="Segoe UI"/>
+          <w:color w:val="2A2A2A"/>
+          <w:sz w:val="19"/>
+          <w:szCs w:val="19"/>
+        </w:rPr>
+        <w:t>StringTable</w:t>
+      </w:r>
+      <w:proofErr w:type="spellEnd"/>
+      <w:r>
+        <w:rPr>
+          <w:rFonts w:ascii="Segoe UI" w:hAnsi="Segoe UI" w:cs="Segoe UI"/>
+          <w:color w:val="2A2A2A"/>
+          <w:sz w:val="19"/>
+          <w:szCs w:val="19"/>
+        </w:rPr>
+        <w:t xml:space="preserve"> entries linked in the executable.</w:t>
+      </w:r>
+    </w:p>
+    <w:p>
+      <w:pPr>
+        <w:widowControl/>
+        <w:numPr>
+          <w:ilvl w:val="0"/>
+          <w:numId w:val="4"/>
+        </w:numPr>
+        <w:spacing w:before="100" w:beforeAutospacing="1" w:after="100" w:afterAutospacing="1" w:line="204" w:lineRule="atLeast"/>
+        <w:jc w:val="left"/>
+        <w:rPr>
+          <w:rFonts w:ascii="Segoe UI" w:hAnsi="Segoe UI" w:cs="Segoe UI"/>
+          <w:color w:val="2A2A2A"/>
+          <w:sz w:val="19"/>
+          <w:szCs w:val="19"/>
+        </w:rPr>
+      </w:pPr>
+      <w:r>
+        <w:rPr>
+          <w:rFonts w:ascii="Segoe UI" w:hAnsi="Segoe UI" w:cs="Segoe UI"/>
+          <w:color w:val="2A2A2A"/>
+          <w:sz w:val="19"/>
+          <w:szCs w:val="19"/>
+        </w:rPr>
+        <w:t>Key attributes in the RC data linked in the executable.</w:t>
+      </w:r>
+    </w:p>
+    <w:p>
+      <w:pPr>
+        <w:widowControl/>
+        <w:numPr>
+          <w:ilvl w:val="0"/>
+          <w:numId w:val="4"/>
+        </w:numPr>
+        <w:spacing w:before="100" w:beforeAutospacing="1" w:after="100" w:afterAutospacing="1" w:line="204" w:lineRule="atLeast"/>
+        <w:jc w:val="left"/>
+        <w:rPr>
+          <w:rFonts w:ascii="Segoe UI" w:hAnsi="Segoe UI" w:cs="Segoe UI"/>
+          <w:color w:val="2A2A2A"/>
+          <w:sz w:val="19"/>
+          <w:szCs w:val="19"/>
+        </w:rPr>
+      </w:pPr>
+      <w:r>
+        <w:rPr>
+          <w:rFonts w:ascii="Segoe UI" w:hAnsi="Segoe UI" w:cs="Segoe UI"/>
+          <w:color w:val="2A2A2A"/>
+          <w:sz w:val="19"/>
+          <w:szCs w:val="19"/>
+        </w:rPr>
+        <w:t>Targeted sequences of bytes within the executable.</w:t>
+      </w:r>
+    </w:p>
+    <w:p>
+      <w:pPr>
+        <w:rPr>
+          <w:rFonts w:hint="eastAsia"/>
+        </w:rPr>
+      </w:pPr>
+    </w:p>
+    <w:p>
+      <w:pPr>
+        <w:pStyle w:val="3"/>
+      </w:pPr>
+      <w:r>
+        <w:lastRenderedPageBreak/>
+        <w:t xml:space="preserve">All Subsequent User Accounts are </w:t>
+      </w:r>
+      <w:proofErr w:type="gramStart"/>
+      <w:r>
+        <w:t>Created</w:t>
+      </w:r>
+      <w:proofErr w:type="gramEnd"/>
+      <w:r>
+        <w:t xml:space="preserve"> as Standard Users</w:t>
+      </w:r>
+    </w:p>
+    <w:p>
+      <w:pPr>
+        <w:pStyle w:val="a6"/>
+        <w:spacing w:after="0" w:line="270" w:lineRule="atLeast"/>
+        <w:ind w:firstLine="420"/>
+        <w:rPr>
+          <w:rFonts w:ascii="Segoe UI" w:hAnsi="Segoe UI" w:cs="Segoe UI"/>
+          <w:color w:val="2A2A2A"/>
+          <w:sz w:val="19"/>
+          <w:szCs w:val="19"/>
+        </w:rPr>
+      </w:pPr>
+      <w:r>
+        <w:rPr>
+          <w:rFonts w:ascii="Segoe UI" w:hAnsi="Segoe UI" w:cs="Segoe UI"/>
+          <w:color w:val="2A2A2A"/>
+          <w:sz w:val="19"/>
+          <w:szCs w:val="19"/>
+        </w:rPr>
+        <w:t xml:space="preserve">Both standard user accounts and administrator user accounts can take advantage of the UAC enhanced security. On new installations, </w:t>
+      </w:r>
+      <w:r>
+        <w:rPr>
+          <w:rFonts w:ascii="Segoe UI" w:hAnsi="Segoe UI" w:cs="Segoe UI"/>
+          <w:b/>
+          <w:color w:val="2A2A2A"/>
+          <w:sz w:val="19"/>
+          <w:szCs w:val="19"/>
+        </w:rPr>
+        <w:t xml:space="preserve">by default, the first user account created is a local administrator account in Admin Approval Mode </w:t>
+      </w:r>
+      <w:r>
+        <w:rPr>
+          <w:rFonts w:ascii="Segoe UI" w:hAnsi="Segoe UI" w:cs="Segoe UI"/>
+          <w:color w:val="2A2A2A"/>
+          <w:sz w:val="19"/>
+          <w:szCs w:val="19"/>
+        </w:rPr>
+        <w:t>(UAC enabled). All subsequent accounts are then created as standard users.</w:t>
+      </w:r>
+    </w:p>
+    <w:p>
+      <w:pPr>
+        <w:rPr>
+          <w:rFonts w:hint="eastAsia"/>
+        </w:rPr>
+      </w:pPr>
+    </w:p>
+    <w:p>
+      <w:pPr>
+        <w:rPr>
+          <w:rFonts w:hint="eastAsia"/>
+        </w:rPr>
+      </w:pPr>
+    </w:p>
+    <w:p>
+      <w:pPr>
+        <w:pStyle w:val="3"/>
+      </w:pPr>
+      <w:r>
+        <w:t>Application Aware Elevation Prompts</w:t>
+      </w:r>
+    </w:p>
+    <w:p>
+      <w:pPr>
+        <w:pStyle w:val="a6"/>
+        <w:spacing w:after="0" w:line="270" w:lineRule="atLeast"/>
+        <w:ind w:firstLine="420"/>
+        <w:rPr>
+          <w:rFonts w:ascii="Segoe UI" w:hAnsi="Segoe UI" w:cs="Segoe UI"/>
+          <w:color w:val="2A2A2A"/>
+          <w:sz w:val="19"/>
+          <w:szCs w:val="19"/>
+        </w:rPr>
+      </w:pPr>
+      <w:r>
+        <w:rPr>
+          <w:rFonts w:ascii="Segoe UI" w:hAnsi="Segoe UI" w:cs="Segoe UI"/>
+          <w:color w:val="2A2A2A"/>
+          <w:sz w:val="19"/>
+          <w:szCs w:val="19"/>
+        </w:rPr>
+        <w:t xml:space="preserve">The UAC elevation prompts are color-coded to be application-specific, enabling for immediate identification of an application's potential security risk. When an application attempts to run with an administrator's full access token, Windows Vista first analyzes the executable to determine its publisher. Applications are first separated into three categories based on the </w:t>
+      </w:r>
+      <w:proofErr w:type="spellStart"/>
+      <w:r>
+        <w:rPr>
+          <w:rFonts w:ascii="Segoe UI" w:hAnsi="Segoe UI" w:cs="Segoe UI"/>
+          <w:color w:val="2A2A2A"/>
+          <w:sz w:val="19"/>
+          <w:szCs w:val="19"/>
+        </w:rPr>
+        <w:t>executable's</w:t>
+      </w:r>
+      <w:proofErr w:type="spellEnd"/>
+      <w:r>
+        <w:rPr>
+          <w:rFonts w:ascii="Segoe UI" w:hAnsi="Segoe UI" w:cs="Segoe UI"/>
+          <w:color w:val="2A2A2A"/>
+          <w:sz w:val="19"/>
+          <w:szCs w:val="19"/>
+        </w:rPr>
+        <w:t xml:space="preserve"> publisher: Windows Vista, publisher verified (signed), and publisher not verified (unsigned). The following diagram illustrates how Windows Vista determines which color elevation prompt to present to the user. The following illustration details the elevation prompt logic for corresponding levels of trust.</w:t>
+      </w:r>
+    </w:p>
+    <w:p>
+      <w:pPr>
+        <w:spacing w:line="204" w:lineRule="atLeast"/>
+        <w:rPr>
+          <w:rFonts w:ascii="Segoe UI" w:hAnsi="Segoe UI" w:cs="Segoe UI"/>
+          <w:color w:val="2A2A2A"/>
+          <w:sz w:val="19"/>
+          <w:szCs w:val="19"/>
+        </w:rPr>
+      </w:pPr>
+      <w:r>
+        <w:rPr>
+          <w:rFonts w:ascii="Segoe UI" w:hAnsi="Segoe UI" w:cs="Segoe UI"/>
+          <w:noProof/>
+          <w:color w:val="2A2A2A"/>
+          <w:sz w:val="19"/>
+          <w:szCs w:val="19"/>
+        </w:rPr>
+        <w:drawing>
+          <wp:inline distT="0" distB="0" distL="0" distR="0">
+            <wp:extent cx="2989580" cy="4492625"/>
+            <wp:effectExtent l="0" t="0" r="1270" b="3175"/>
+            <wp:docPr id="24" name="图片 24" descr="Application aware elevation prompts"/>
+            <wp:cNvGraphicFramePr>
+              <a:graphicFrameLocks xmlns:a="http://schemas.openxmlformats.org/drawingml/2006/main" noChangeAspect="1"/>
+            </wp:cNvGraphicFramePr>
+            <a:graphic xmlns:a="http://schemas.openxmlformats.org/drawingml/2006/main">
+              <a:graphicData uri="http://schemas.openxmlformats.org/drawingml/2006/picture">
+                <pic:pic xmlns:pic="http://schemas.openxmlformats.org/drawingml/2006/picture">
+                  <pic:nvPicPr>
+                    <pic:cNvPr id="0" name="fd5a1870-6196-42e7-b39a-703c089f8399" descr="Application aware elevation prompts"/>
+                    <pic:cNvPicPr>
+                      <a:picLocks noChangeAspect="1" noChangeArrowheads="1"/>
+                    </pic:cNvPicPr>
+                  </pic:nvPicPr>
+                  <pic:blipFill>
+                    <a:blip r:embed="rId20">
+                      <a:extLst>
+                        <a:ext uri="{28A0092B-C50C-407E-A947-70E740481C1C}">
+                          <a14:useLocalDpi xmlns:a14="http://schemas.microsoft.com/office/drawing/2010/main" val="0"/>
+                        </a:ext>
+                      </a:extLst>
+                    </a:blip>
+                    <a:srcRect/>
+                    <a:stretch>
+                      <a:fillRect/>
+                    </a:stretch>
+                  </pic:blipFill>
+                  <pic:spPr bwMode="auto">
+                    <a:xfrm>
+                      <a:off x="0" y="0"/>
+                      <a:ext cx="2989580" cy="4492625"/>
+                    </a:xfrm>
+                    <a:prstGeom prst="rect">
+                      <a:avLst/>
+                    </a:prstGeom>
+                    <a:noFill/>
+                    <a:ln>
+                      <a:noFill/>
+                    </a:ln>
+                  </pic:spPr>
+                </pic:pic>
+              </a:graphicData>
+            </a:graphic>
+          </wp:inline>
+        </w:drawing>
+      </w:r>
+    </w:p>
+    <w:p>
+      <w:pPr>
+        <w:pStyle w:val="a6"/>
+        <w:spacing w:after="0" w:line="270" w:lineRule="atLeast"/>
+        <w:rPr>
+          <w:rFonts w:ascii="Segoe UI" w:hAnsi="Segoe UI" w:cs="Segoe UI"/>
+          <w:color w:val="2A2A2A"/>
+          <w:sz w:val="19"/>
+          <w:szCs w:val="19"/>
+        </w:rPr>
+      </w:pPr>
+      <w:r>
+        <w:rPr>
+          <w:rStyle w:val="a9"/>
+          <w:rFonts w:ascii="Segoe UI" w:hAnsi="Segoe UI" w:cs="Segoe UI"/>
+          <w:color w:val="2A2A2A"/>
+          <w:sz w:val="19"/>
+          <w:szCs w:val="19"/>
+        </w:rPr>
+        <w:t>The following details the elevation prompt color-coding:</w:t>
+      </w:r>
+    </w:p>
+    <w:p>
+      <w:pPr>
+        <w:widowControl/>
+        <w:numPr>
+          <w:ilvl w:val="0"/>
+          <w:numId w:val="5"/>
+        </w:numPr>
+        <w:spacing w:before="100" w:beforeAutospacing="1" w:after="100" w:afterAutospacing="1" w:line="204" w:lineRule="atLeast"/>
+        <w:jc w:val="left"/>
+        <w:rPr>
+          <w:rFonts w:ascii="Segoe UI" w:hAnsi="Segoe UI" w:cs="Segoe UI"/>
+          <w:color w:val="2A2A2A"/>
+          <w:sz w:val="19"/>
+          <w:szCs w:val="19"/>
+        </w:rPr>
+      </w:pPr>
+      <w:r>
+        <w:rPr>
+          <w:rFonts w:ascii="Segoe UI" w:hAnsi="Segoe UI" w:cs="Segoe UI"/>
+          <w:color w:val="2A2A2A"/>
+          <w:sz w:val="19"/>
+          <w:szCs w:val="19"/>
+        </w:rPr>
+        <w:lastRenderedPageBreak/>
+        <w:t>Red background and red shield icon: The application is from a blocked publisher or is blocked by Group Policy.</w:t>
+      </w:r>
+    </w:p>
+    <w:p>
+      <w:pPr>
+        <w:widowControl/>
+        <w:numPr>
+          <w:ilvl w:val="0"/>
+          <w:numId w:val="5"/>
+        </w:numPr>
+        <w:spacing w:before="100" w:beforeAutospacing="1" w:after="100" w:afterAutospacing="1" w:line="204" w:lineRule="atLeast"/>
+        <w:jc w:val="left"/>
+        <w:rPr>
+          <w:rFonts w:ascii="Segoe UI" w:hAnsi="Segoe UI" w:cs="Segoe UI"/>
+          <w:color w:val="2A2A2A"/>
+          <w:sz w:val="19"/>
+          <w:szCs w:val="19"/>
+        </w:rPr>
+      </w:pPr>
+      <w:r>
+        <w:rPr>
+          <w:rFonts w:ascii="Segoe UI" w:hAnsi="Segoe UI" w:cs="Segoe UI"/>
+          <w:color w:val="2A2A2A"/>
+          <w:sz w:val="19"/>
+          <w:szCs w:val="19"/>
+        </w:rPr>
+        <w:t>Blue/green background: The application is a Windows Vista administrative application, such as a control panel.</w:t>
+      </w:r>
+    </w:p>
+    <w:p>
+      <w:pPr>
+        <w:widowControl/>
+        <w:numPr>
+          <w:ilvl w:val="0"/>
+          <w:numId w:val="5"/>
+        </w:numPr>
+        <w:spacing w:before="100" w:beforeAutospacing="1" w:after="100" w:afterAutospacing="1" w:line="204" w:lineRule="atLeast"/>
+        <w:jc w:val="left"/>
+        <w:rPr>
+          <w:rFonts w:ascii="Segoe UI" w:hAnsi="Segoe UI" w:cs="Segoe UI"/>
+          <w:color w:val="2A2A2A"/>
+          <w:sz w:val="19"/>
+          <w:szCs w:val="19"/>
+        </w:rPr>
+      </w:pPr>
+      <w:r>
+        <w:rPr>
+          <w:rFonts w:ascii="Segoe UI" w:hAnsi="Segoe UI" w:cs="Segoe UI"/>
+          <w:color w:val="2A2A2A"/>
+          <w:sz w:val="19"/>
+          <w:szCs w:val="19"/>
+        </w:rPr>
+        <w:t>Gray background and gold shield icon: The application is Authenticode signed and trusted by the local computer.</w:t>
+      </w:r>
+    </w:p>
+    <w:p>
+      <w:pPr>
+        <w:widowControl/>
+        <w:numPr>
+          <w:ilvl w:val="0"/>
+          <w:numId w:val="5"/>
+        </w:numPr>
+        <w:spacing w:before="100" w:beforeAutospacing="1" w:after="100" w:afterAutospacing="1" w:line="204" w:lineRule="atLeast"/>
+        <w:jc w:val="left"/>
+        <w:rPr>
+          <w:rFonts w:ascii="Segoe UI" w:hAnsi="Segoe UI" w:cs="Segoe UI"/>
+          <w:color w:val="2A2A2A"/>
+          <w:sz w:val="19"/>
+          <w:szCs w:val="19"/>
+        </w:rPr>
+      </w:pPr>
+      <w:r>
+        <w:rPr>
+          <w:rFonts w:ascii="Segoe UI" w:hAnsi="Segoe UI" w:cs="Segoe UI"/>
+          <w:color w:val="2A2A2A"/>
+          <w:sz w:val="19"/>
+          <w:szCs w:val="19"/>
+        </w:rPr>
+        <w:t>Yellow background and red shield icon: The application is unsigned or signed but not yet trusted by the local computer.</w:t>
+      </w:r>
+    </w:p>
+    <w:p>
+      <w:pPr>
+        <w:rPr>
+          <w:rFonts w:hint="eastAsia"/>
+        </w:rPr>
+      </w:pPr>
+      <w:hyperlink r:id="rId21" w:history="1">
+        <w:r>
+          <w:rPr>
+            <w:rStyle w:val="a5"/>
+          </w:rPr>
+          <w:t>http://technet.microsoft.com/en-us/library/cc709628(WS.10).aspx</w:t>
+        </w:r>
+      </w:hyperlink>
+      <w:bookmarkStart w:id="3" w:name="_GoBack"/>
+      <w:bookmarkEnd w:id="3"/>
+    </w:p>
+    <w:p>
+      <w:pPr>
+        <w:rPr>
+          <w:rFonts w:hint="eastAsia"/>
+        </w:rPr>
+      </w:pPr>
+    </w:p>
+    <w:p>
+      <w:pPr>
+        <w:rPr>
+          <w:rFonts w:hint="eastAsia"/>
+        </w:rPr>
+      </w:pPr>
+    </w:p>
+    <w:p/>
     <w:sectPr>
       <w:pgSz w:w="11906" w:h="16838"/>
       <w:pgMar w:top="1440" w:right="1800" w:bottom="1440" w:left="1800" w:header="851" w:footer="992" w:gutter="0"/>
@@ -1427,6 +9251,591 @@
     </w:sectPr>
   </w:body>
 </w:document>
+</file>
+
+<file path=word/numbering.xml><?xml version="1.0" encoding="utf-8"?>
+<w:numbering xmlns:wpc="http://schemas.microsoft.com/office/word/2010/wordprocessingCanvas" xmlns:mc="http://schemas.openxmlformats.org/markup-compatibility/2006" xmlns:o="urn:schemas-microsoft-com:office:office" xmlns:r="http://schemas.openxmlformats.org/officeDocument/2006/relationships" xmlns:m="http://schemas.openxmlformats.org/officeDocument/2006/math" xmlns:v="urn:schemas-microsoft-com:vml" xmlns:wp14="http://schemas.microsoft.com/office/word/2010/wordprocessingDrawing" xmlns:wp="http://schemas.openxmlformats.org/drawingml/2006/wordprocessingDrawing" xmlns:w10="urn:schemas-microsoft-com:office:word" xmlns:w="http://schemas.openxmlformats.org/wordprocessingml/2006/main" xmlns:w14="http://schemas.microsoft.com/office/word/2010/wordml" xmlns:wpg="http://schemas.microsoft.com/office/word/2010/wordprocessingGroup" xmlns:wpi="http://schemas.microsoft.com/office/word/2010/wordprocessingInk" xmlns:wne="http://schemas.microsoft.com/office/word/2006/wordml" xmlns:wps="http://schemas.microsoft.com/office/word/2010/wordprocessingShape" mc:Ignorable="w14 wp14">
+  <w:abstractNum w:abstractNumId="0">
+    <w:nsid w:val="0C106736"/>
+    <w:multiLevelType w:val="multilevel"/>
+    <w:tmpl w:val="A61883F8"/>
+    <w:lvl w:ilvl="0">
+      <w:start w:val="1"/>
+      <w:numFmt w:val="bullet"/>
+      <w:lvlText w:val=""/>
+      <w:lvlJc w:val="left"/>
+      <w:pPr>
+        <w:tabs>
+          <w:tab w:val="num" w:pos="720"/>
+        </w:tabs>
+        <w:ind w:left="720" w:hanging="360"/>
+      </w:pPr>
+      <w:rPr>
+        <w:rFonts w:ascii="Symbol" w:hAnsi="Symbol" w:hint="default"/>
+        <w:sz w:val="20"/>
+      </w:rPr>
+    </w:lvl>
+    <w:lvl w:ilvl="1" w:tentative="1">
+      <w:start w:val="1"/>
+      <w:numFmt w:val="bullet"/>
+      <w:lvlText w:val="o"/>
+      <w:lvlJc w:val="left"/>
+      <w:pPr>
+        <w:tabs>
+          <w:tab w:val="num" w:pos="1440"/>
+        </w:tabs>
+        <w:ind w:left="1440" w:hanging="360"/>
+      </w:pPr>
+      <w:rPr>
+        <w:rFonts w:ascii="Courier New" w:hAnsi="Courier New" w:hint="default"/>
+        <w:sz w:val="20"/>
+      </w:rPr>
+    </w:lvl>
+    <w:lvl w:ilvl="2" w:tentative="1">
+      <w:start w:val="1"/>
+      <w:numFmt w:val="bullet"/>
+      <w:lvlText w:val=""/>
+      <w:lvlJc w:val="left"/>
+      <w:pPr>
+        <w:tabs>
+          <w:tab w:val="num" w:pos="2160"/>
+        </w:tabs>
+        <w:ind w:left="2160" w:hanging="360"/>
+      </w:pPr>
+      <w:rPr>
+        <w:rFonts w:ascii="Wingdings" w:hAnsi="Wingdings" w:hint="default"/>
+        <w:sz w:val="20"/>
+      </w:rPr>
+    </w:lvl>
+    <w:lvl w:ilvl="3" w:tentative="1">
+      <w:start w:val="1"/>
+      <w:numFmt w:val="bullet"/>
+      <w:lvlText w:val=""/>
+      <w:lvlJc w:val="left"/>
+      <w:pPr>
+        <w:tabs>
+          <w:tab w:val="num" w:pos="2880"/>
+        </w:tabs>
+        <w:ind w:left="2880" w:hanging="360"/>
+      </w:pPr>
+      <w:rPr>
+        <w:rFonts w:ascii="Wingdings" w:hAnsi="Wingdings" w:hint="default"/>
+        <w:sz w:val="20"/>
+      </w:rPr>
+    </w:lvl>
+    <w:lvl w:ilvl="4" w:tentative="1">
+      <w:start w:val="1"/>
+      <w:numFmt w:val="bullet"/>
+      <w:lvlText w:val=""/>
+      <w:lvlJc w:val="left"/>
+      <w:pPr>
+        <w:tabs>
+          <w:tab w:val="num" w:pos="3600"/>
+        </w:tabs>
+        <w:ind w:left="3600" w:hanging="360"/>
+      </w:pPr>
+      <w:rPr>
+        <w:rFonts w:ascii="Wingdings" w:hAnsi="Wingdings" w:hint="default"/>
+        <w:sz w:val="20"/>
+      </w:rPr>
+    </w:lvl>
+    <w:lvl w:ilvl="5" w:tentative="1">
+      <w:start w:val="1"/>
+      <w:numFmt w:val="bullet"/>
+      <w:lvlText w:val=""/>
+      <w:lvlJc w:val="left"/>
+      <w:pPr>
+        <w:tabs>
+          <w:tab w:val="num" w:pos="4320"/>
+        </w:tabs>
+        <w:ind w:left="4320" w:hanging="360"/>
+      </w:pPr>
+      <w:rPr>
+        <w:rFonts w:ascii="Wingdings" w:hAnsi="Wingdings" w:hint="default"/>
+        <w:sz w:val="20"/>
+      </w:rPr>
+    </w:lvl>
+    <w:lvl w:ilvl="6" w:tentative="1">
+      <w:start w:val="1"/>
+      <w:numFmt w:val="bullet"/>
+      <w:lvlText w:val=""/>
+      <w:lvlJc w:val="left"/>
+      <w:pPr>
+        <w:tabs>
+          <w:tab w:val="num" w:pos="5040"/>
+        </w:tabs>
+        <w:ind w:left="5040" w:hanging="360"/>
+      </w:pPr>
+      <w:rPr>
+        <w:rFonts w:ascii="Wingdings" w:hAnsi="Wingdings" w:hint="default"/>
+        <w:sz w:val="20"/>
+      </w:rPr>
+    </w:lvl>
+    <w:lvl w:ilvl="7" w:tentative="1">
+      <w:start w:val="1"/>
+      <w:numFmt w:val="bullet"/>
+      <w:lvlText w:val=""/>
+      <w:lvlJc w:val="left"/>
+      <w:pPr>
+        <w:tabs>
+          <w:tab w:val="num" w:pos="5760"/>
+        </w:tabs>
+        <w:ind w:left="5760" w:hanging="360"/>
+      </w:pPr>
+      <w:rPr>
+        <w:rFonts w:ascii="Wingdings" w:hAnsi="Wingdings" w:hint="default"/>
+        <w:sz w:val="20"/>
+      </w:rPr>
+    </w:lvl>
+    <w:lvl w:ilvl="8" w:tentative="1">
+      <w:start w:val="1"/>
+      <w:numFmt w:val="bullet"/>
+      <w:lvlText w:val=""/>
+      <w:lvlJc w:val="left"/>
+      <w:pPr>
+        <w:tabs>
+          <w:tab w:val="num" w:pos="6480"/>
+        </w:tabs>
+        <w:ind w:left="6480" w:hanging="360"/>
+      </w:pPr>
+      <w:rPr>
+        <w:rFonts w:ascii="Wingdings" w:hAnsi="Wingdings" w:hint="default"/>
+        <w:sz w:val="20"/>
+      </w:rPr>
+    </w:lvl>
+  </w:abstractNum>
+  <w:abstractNum w:abstractNumId="1">
+    <w:nsid w:val="0F9B51A6"/>
+    <w:multiLevelType w:val="hybridMultilevel"/>
+    <w:tmpl w:val="2C6A45C2"/>
+    <w:lvl w:ilvl="0" w:tplc="645803DA">
+      <w:start w:val="1"/>
+      <w:numFmt w:val="decimal"/>
+      <w:lvlText w:val="%1."/>
+      <w:lvlJc w:val="left"/>
+      <w:pPr>
+        <w:ind w:left="360" w:hanging="360"/>
+      </w:pPr>
+      <w:rPr>
+        <w:rFonts w:hint="default"/>
+      </w:rPr>
+    </w:lvl>
+    <w:lvl w:ilvl="1" w:tplc="04090019" w:tentative="1">
+      <w:start w:val="1"/>
+      <w:numFmt w:val="lowerLetter"/>
+      <w:lvlText w:val="%2)"/>
+      <w:lvlJc w:val="left"/>
+      <w:pPr>
+        <w:ind w:left="840" w:hanging="420"/>
+      </w:pPr>
+    </w:lvl>
+    <w:lvl w:ilvl="2" w:tplc="0409001B" w:tentative="1">
+      <w:start w:val="1"/>
+      <w:numFmt w:val="lowerRoman"/>
+      <w:lvlText w:val="%3."/>
+      <w:lvlJc w:val="right"/>
+      <w:pPr>
+        <w:ind w:left="1260" w:hanging="420"/>
+      </w:pPr>
+    </w:lvl>
+    <w:lvl w:ilvl="3" w:tplc="0409000F" w:tentative="1">
+      <w:start w:val="1"/>
+      <w:numFmt w:val="decimal"/>
+      <w:lvlText w:val="%4."/>
+      <w:lvlJc w:val="left"/>
+      <w:pPr>
+        <w:ind w:left="1680" w:hanging="420"/>
+      </w:pPr>
+    </w:lvl>
+    <w:lvl w:ilvl="4" w:tplc="04090019" w:tentative="1">
+      <w:start w:val="1"/>
+      <w:numFmt w:val="lowerLetter"/>
+      <w:lvlText w:val="%5)"/>
+      <w:lvlJc w:val="left"/>
+      <w:pPr>
+        <w:ind w:left="2100" w:hanging="420"/>
+      </w:pPr>
+    </w:lvl>
+    <w:lvl w:ilvl="5" w:tplc="0409001B" w:tentative="1">
+      <w:start w:val="1"/>
+      <w:numFmt w:val="lowerRoman"/>
+      <w:lvlText w:val="%6."/>
+      <w:lvlJc w:val="right"/>
+      <w:pPr>
+        <w:ind w:left="2520" w:hanging="420"/>
+      </w:pPr>
+    </w:lvl>
+    <w:lvl w:ilvl="6" w:tplc="0409000F" w:tentative="1">
+      <w:start w:val="1"/>
+      <w:numFmt w:val="decimal"/>
+      <w:lvlText w:val="%7."/>
+      <w:lvlJc w:val="left"/>
+      <w:pPr>
+        <w:ind w:left="2940" w:hanging="420"/>
+      </w:pPr>
+    </w:lvl>
+    <w:lvl w:ilvl="7" w:tplc="04090019" w:tentative="1">
+      <w:start w:val="1"/>
+      <w:numFmt w:val="lowerLetter"/>
+      <w:lvlText w:val="%8)"/>
+      <w:lvlJc w:val="left"/>
+      <w:pPr>
+        <w:ind w:left="3360" w:hanging="420"/>
+      </w:pPr>
+    </w:lvl>
+    <w:lvl w:ilvl="8" w:tplc="0409001B" w:tentative="1">
+      <w:start w:val="1"/>
+      <w:numFmt w:val="lowerRoman"/>
+      <w:lvlText w:val="%9."/>
+      <w:lvlJc w:val="right"/>
+      <w:pPr>
+        <w:ind w:left="3780" w:hanging="420"/>
+      </w:pPr>
+    </w:lvl>
+  </w:abstractNum>
+  <w:abstractNum w:abstractNumId="2">
+    <w:nsid w:val="23496720"/>
+    <w:multiLevelType w:val="hybridMultilevel"/>
+    <w:tmpl w:val="F5A6820C"/>
+    <w:lvl w:ilvl="0" w:tplc="E3526660">
+      <w:start w:val="1"/>
+      <w:numFmt w:val="decimal"/>
+      <w:lvlText w:val="%1."/>
+      <w:lvlJc w:val="left"/>
+      <w:pPr>
+        <w:ind w:left="780" w:hanging="360"/>
+      </w:pPr>
+      <w:rPr>
+        <w:rFonts w:hint="default"/>
+      </w:rPr>
+    </w:lvl>
+    <w:lvl w:ilvl="1" w:tplc="04090019" w:tentative="1">
+      <w:start w:val="1"/>
+      <w:numFmt w:val="lowerLetter"/>
+      <w:lvlText w:val="%2)"/>
+      <w:lvlJc w:val="left"/>
+      <w:pPr>
+        <w:ind w:left="1260" w:hanging="420"/>
+      </w:pPr>
+    </w:lvl>
+    <w:lvl w:ilvl="2" w:tplc="0409001B" w:tentative="1">
+      <w:start w:val="1"/>
+      <w:numFmt w:val="lowerRoman"/>
+      <w:lvlText w:val="%3."/>
+      <w:lvlJc w:val="right"/>
+      <w:pPr>
+        <w:ind w:left="1680" w:hanging="420"/>
+      </w:pPr>
+    </w:lvl>
+    <w:lvl w:ilvl="3" w:tplc="0409000F" w:tentative="1">
+      <w:start w:val="1"/>
+      <w:numFmt w:val="decimal"/>
+      <w:lvlText w:val="%4."/>
+      <w:lvlJc w:val="left"/>
+      <w:pPr>
+        <w:ind w:left="2100" w:hanging="420"/>
+      </w:pPr>
+    </w:lvl>
+    <w:lvl w:ilvl="4" w:tplc="04090019" w:tentative="1">
+      <w:start w:val="1"/>
+      <w:numFmt w:val="lowerLetter"/>
+      <w:lvlText w:val="%5)"/>
+      <w:lvlJc w:val="left"/>
+      <w:pPr>
+        <w:ind w:left="2520" w:hanging="420"/>
+      </w:pPr>
+    </w:lvl>
+    <w:lvl w:ilvl="5" w:tplc="0409001B" w:tentative="1">
+      <w:start w:val="1"/>
+      <w:numFmt w:val="lowerRoman"/>
+      <w:lvlText w:val="%6."/>
+      <w:lvlJc w:val="right"/>
+      <w:pPr>
+        <w:ind w:left="2940" w:hanging="420"/>
+      </w:pPr>
+    </w:lvl>
+    <w:lvl w:ilvl="6" w:tplc="0409000F" w:tentative="1">
+      <w:start w:val="1"/>
+      <w:numFmt w:val="decimal"/>
+      <w:lvlText w:val="%7."/>
+      <w:lvlJc w:val="left"/>
+      <w:pPr>
+        <w:ind w:left="3360" w:hanging="420"/>
+      </w:pPr>
+    </w:lvl>
+    <w:lvl w:ilvl="7" w:tplc="04090019" w:tentative="1">
+      <w:start w:val="1"/>
+      <w:numFmt w:val="lowerLetter"/>
+      <w:lvlText w:val="%8)"/>
+      <w:lvlJc w:val="left"/>
+      <w:pPr>
+        <w:ind w:left="3780" w:hanging="420"/>
+      </w:pPr>
+    </w:lvl>
+    <w:lvl w:ilvl="8" w:tplc="0409001B" w:tentative="1">
+      <w:start w:val="1"/>
+      <w:numFmt w:val="lowerRoman"/>
+      <w:lvlText w:val="%9."/>
+      <w:lvlJc w:val="right"/>
+      <w:pPr>
+        <w:ind w:left="4200" w:hanging="420"/>
+      </w:pPr>
+    </w:lvl>
+  </w:abstractNum>
+  <w:abstractNum w:abstractNumId="3">
+    <w:nsid w:val="26622BA2"/>
+    <w:multiLevelType w:val="multilevel"/>
+    <w:tmpl w:val="3B582818"/>
+    <w:lvl w:ilvl="0">
+      <w:start w:val="1"/>
+      <w:numFmt w:val="bullet"/>
+      <w:lvlText w:val=""/>
+      <w:lvlJc w:val="left"/>
+      <w:pPr>
+        <w:tabs>
+          <w:tab w:val="num" w:pos="720"/>
+        </w:tabs>
+        <w:ind w:left="720" w:hanging="360"/>
+      </w:pPr>
+      <w:rPr>
+        <w:rFonts w:ascii="Symbol" w:hAnsi="Symbol" w:hint="default"/>
+        <w:sz w:val="20"/>
+      </w:rPr>
+    </w:lvl>
+    <w:lvl w:ilvl="1" w:tentative="1">
+      <w:start w:val="1"/>
+      <w:numFmt w:val="bullet"/>
+      <w:lvlText w:val="o"/>
+      <w:lvlJc w:val="left"/>
+      <w:pPr>
+        <w:tabs>
+          <w:tab w:val="num" w:pos="1440"/>
+        </w:tabs>
+        <w:ind w:left="1440" w:hanging="360"/>
+      </w:pPr>
+      <w:rPr>
+        <w:rFonts w:ascii="Courier New" w:hAnsi="Courier New" w:hint="default"/>
+        <w:sz w:val="20"/>
+      </w:rPr>
+    </w:lvl>
+    <w:lvl w:ilvl="2" w:tentative="1">
+      <w:start w:val="1"/>
+      <w:numFmt w:val="bullet"/>
+      <w:lvlText w:val=""/>
+      <w:lvlJc w:val="left"/>
+      <w:pPr>
+        <w:tabs>
+          <w:tab w:val="num" w:pos="2160"/>
+        </w:tabs>
+        <w:ind w:left="2160" w:hanging="360"/>
+      </w:pPr>
+      <w:rPr>
+        <w:rFonts w:ascii="Wingdings" w:hAnsi="Wingdings" w:hint="default"/>
+        <w:sz w:val="20"/>
+      </w:rPr>
+    </w:lvl>
+    <w:lvl w:ilvl="3" w:tentative="1">
+      <w:start w:val="1"/>
+      <w:numFmt w:val="bullet"/>
+      <w:lvlText w:val=""/>
+      <w:lvlJc w:val="left"/>
+      <w:pPr>
+        <w:tabs>
+          <w:tab w:val="num" w:pos="2880"/>
+        </w:tabs>
+        <w:ind w:left="2880" w:hanging="360"/>
+      </w:pPr>
+      <w:rPr>
+        <w:rFonts w:ascii="Wingdings" w:hAnsi="Wingdings" w:hint="default"/>
+        <w:sz w:val="20"/>
+      </w:rPr>
+    </w:lvl>
+    <w:lvl w:ilvl="4" w:tentative="1">
+      <w:start w:val="1"/>
+      <w:numFmt w:val="bullet"/>
+      <w:lvlText w:val=""/>
+      <w:lvlJc w:val="left"/>
+      <w:pPr>
+        <w:tabs>
+          <w:tab w:val="num" w:pos="3600"/>
+        </w:tabs>
+        <w:ind w:left="3600" w:hanging="360"/>
+      </w:pPr>
+      <w:rPr>
+        <w:rFonts w:ascii="Wingdings" w:hAnsi="Wingdings" w:hint="default"/>
+        <w:sz w:val="20"/>
+      </w:rPr>
+    </w:lvl>
+    <w:lvl w:ilvl="5" w:tentative="1">
+      <w:start w:val="1"/>
+      <w:numFmt w:val="bullet"/>
+      <w:lvlText w:val=""/>
+      <w:lvlJc w:val="left"/>
+      <w:pPr>
+        <w:tabs>
+          <w:tab w:val="num" w:pos="4320"/>
+        </w:tabs>
+        <w:ind w:left="4320" w:hanging="360"/>
+      </w:pPr>
+      <w:rPr>
+        <w:rFonts w:ascii="Wingdings" w:hAnsi="Wingdings" w:hint="default"/>
+        <w:sz w:val="20"/>
+      </w:rPr>
+    </w:lvl>
+    <w:lvl w:ilvl="6" w:tentative="1">
+      <w:start w:val="1"/>
+      <w:numFmt w:val="bullet"/>
+      <w:lvlText w:val=""/>
+      <w:lvlJc w:val="left"/>
+      <w:pPr>
+        <w:tabs>
+          <w:tab w:val="num" w:pos="5040"/>
+        </w:tabs>
+        <w:ind w:left="5040" w:hanging="360"/>
+      </w:pPr>
+      <w:rPr>
+        <w:rFonts w:ascii="Wingdings" w:hAnsi="Wingdings" w:hint="default"/>
+        <w:sz w:val="20"/>
+      </w:rPr>
+    </w:lvl>
+    <w:lvl w:ilvl="7" w:tentative="1">
+      <w:start w:val="1"/>
+      <w:numFmt w:val="bullet"/>
+      <w:lvlText w:val=""/>
+      <w:lvlJc w:val="left"/>
+      <w:pPr>
+        <w:tabs>
+          <w:tab w:val="num" w:pos="5760"/>
+        </w:tabs>
+        <w:ind w:left="5760" w:hanging="360"/>
+      </w:pPr>
+      <w:rPr>
+        <w:rFonts w:ascii="Wingdings" w:hAnsi="Wingdings" w:hint="default"/>
+        <w:sz w:val="20"/>
+      </w:rPr>
+    </w:lvl>
+    <w:lvl w:ilvl="8" w:tentative="1">
+      <w:start w:val="1"/>
+      <w:numFmt w:val="bullet"/>
+      <w:lvlText w:val=""/>
+      <w:lvlJc w:val="left"/>
+      <w:pPr>
+        <w:tabs>
+          <w:tab w:val="num" w:pos="6480"/>
+        </w:tabs>
+        <w:ind w:left="6480" w:hanging="360"/>
+      </w:pPr>
+      <w:rPr>
+        <w:rFonts w:ascii="Wingdings" w:hAnsi="Wingdings" w:hint="default"/>
+        <w:sz w:val="20"/>
+      </w:rPr>
+    </w:lvl>
+  </w:abstractNum>
+  <w:abstractNum w:abstractNumId="4">
+    <w:nsid w:val="66FF1E31"/>
+    <w:multiLevelType w:val="hybridMultilevel"/>
+    <w:tmpl w:val="2126381E"/>
+    <w:lvl w:ilvl="0" w:tplc="776E5988">
+      <w:start w:val="1"/>
+      <w:numFmt w:val="decimal"/>
+      <w:lvlText w:val="%1."/>
+      <w:lvlJc w:val="left"/>
+      <w:pPr>
+        <w:ind w:left="1200" w:hanging="360"/>
+      </w:pPr>
+      <w:rPr>
+        <w:rFonts w:hint="default"/>
+      </w:rPr>
+    </w:lvl>
+    <w:lvl w:ilvl="1" w:tplc="04090019" w:tentative="1">
+      <w:start w:val="1"/>
+      <w:numFmt w:val="lowerLetter"/>
+      <w:lvlText w:val="%2)"/>
+      <w:lvlJc w:val="left"/>
+      <w:pPr>
+        <w:ind w:left="1680" w:hanging="420"/>
+      </w:pPr>
+    </w:lvl>
+    <w:lvl w:ilvl="2" w:tplc="0409001B" w:tentative="1">
+      <w:start w:val="1"/>
+      <w:numFmt w:val="lowerRoman"/>
+      <w:lvlText w:val="%3."/>
+      <w:lvlJc w:val="right"/>
+      <w:pPr>
+        <w:ind w:left="2100" w:hanging="420"/>
+      </w:pPr>
+    </w:lvl>
+    <w:lvl w:ilvl="3" w:tplc="0409000F" w:tentative="1">
+      <w:start w:val="1"/>
+      <w:numFmt w:val="decimal"/>
+      <w:lvlText w:val="%4."/>
+      <w:lvlJc w:val="left"/>
+      <w:pPr>
+        <w:ind w:left="2520" w:hanging="420"/>
+      </w:pPr>
+    </w:lvl>
+    <w:lvl w:ilvl="4" w:tplc="04090019" w:tentative="1">
+      <w:start w:val="1"/>
+      <w:numFmt w:val="lowerLetter"/>
+      <w:lvlText w:val="%5)"/>
+      <w:lvlJc w:val="left"/>
+      <w:pPr>
+        <w:ind w:left="2940" w:hanging="420"/>
+      </w:pPr>
+    </w:lvl>
+    <w:lvl w:ilvl="5" w:tplc="0409001B" w:tentative="1">
+      <w:start w:val="1"/>
+      <w:numFmt w:val="lowerRoman"/>
+      <w:lvlText w:val="%6."/>
+      <w:lvlJc w:val="right"/>
+      <w:pPr>
+        <w:ind w:left="3360" w:hanging="420"/>
+      </w:pPr>
+    </w:lvl>
+    <w:lvl w:ilvl="6" w:tplc="0409000F" w:tentative="1">
+      <w:start w:val="1"/>
+      <w:numFmt w:val="decimal"/>
+      <w:lvlText w:val="%7."/>
+      <w:lvlJc w:val="left"/>
+      <w:pPr>
+        <w:ind w:left="3780" w:hanging="420"/>
+      </w:pPr>
+    </w:lvl>
+    <w:lvl w:ilvl="7" w:tplc="04090019" w:tentative="1">
+      <w:start w:val="1"/>
+      <w:numFmt w:val="lowerLetter"/>
+      <w:lvlText w:val="%8)"/>
+      <w:lvlJc w:val="left"/>
+      <w:pPr>
+        <w:ind w:left="4200" w:hanging="420"/>
+      </w:pPr>
+    </w:lvl>
+    <w:lvl w:ilvl="8" w:tplc="0409001B" w:tentative="1">
+      <w:start w:val="1"/>
+      <w:numFmt w:val="lowerRoman"/>
+      <w:lvlText w:val="%9."/>
+      <w:lvlJc w:val="right"/>
+      <w:pPr>
+        <w:ind w:left="4620" w:hanging="420"/>
+      </w:pPr>
+    </w:lvl>
+  </w:abstractNum>
+  <w:num w:numId="1">
+    <w:abstractNumId w:val="4"/>
+  </w:num>
+  <w:num w:numId="2">
+    <w:abstractNumId w:val="2"/>
+  </w:num>
+  <w:num w:numId="3">
+    <w:abstractNumId w:val="1"/>
+  </w:num>
+  <w:num w:numId="4">
+    <w:abstractNumId w:val="3"/>
+  </w:num>
+  <w:num w:numId="5">
+    <w:abstractNumId w:val="0"/>
+  </w:num>
+</w:numbering>
 </file>
 
 <file path=word/styles.xml><?xml version="1.0" encoding="utf-8"?>
@@ -1635,6 +10044,29 @@
       <w:szCs w:val="32"/>
     </w:rPr>
   </w:style>
+  <w:style w:type="paragraph" w:styleId="4">
+    <w:name w:val="heading 4"/>
+    <w:basedOn w:val="a"/>
+    <w:next w:val="a"/>
+    <w:link w:val="4Char"/>
+    <w:uiPriority w:val="9"/>
+    <w:unhideWhenUsed/>
+    <w:qFormat/>
+    <w:rsid w:val="00567EA7"/>
+    <w:pPr>
+      <w:keepNext/>
+      <w:keepLines/>
+      <w:spacing w:before="280" w:after="290" w:line="376" w:lineRule="auto"/>
+      <w:outlineLvl w:val="3"/>
+    </w:pPr>
+    <w:rPr>
+      <w:rFonts w:asciiTheme="majorHAnsi" w:eastAsiaTheme="majorEastAsia" w:hAnsiTheme="majorHAnsi" w:cstheme="majorBidi"/>
+      <w:b/>
+      <w:bCs/>
+      <w:sz w:val="28"/>
+      <w:szCs w:val="28"/>
+    </w:rPr>
+  </w:style>
   <w:style w:type="character" w:default="1" w:styleId="a0">
     <w:name w:val="Default Paragraph Font"/>
     <w:uiPriority w:val="1"/>
@@ -1751,7 +10183,6 @@
     <w:name w:val="Normal (Web)"/>
     <w:basedOn w:val="a"/>
     <w:uiPriority w:val="99"/>
-    <w:semiHidden/>
     <w:unhideWhenUsed/>
     <w:rsid w:val="000F00A3"/>
     <w:pPr>
@@ -1777,6 +10208,57 @@
       <w:bCs/>
       <w:sz w:val="32"/>
       <w:szCs w:val="32"/>
+    </w:rPr>
+  </w:style>
+  <w:style w:type="character" w:customStyle="1" w:styleId="apple-converted-space">
+    <w:name w:val="apple-converted-space"/>
+    <w:basedOn w:val="a0"/>
+    <w:rsid w:val="00A41507"/>
+  </w:style>
+  <w:style w:type="character" w:styleId="a7">
+    <w:name w:val="Emphasis"/>
+    <w:basedOn w:val="a0"/>
+    <w:uiPriority w:val="20"/>
+    <w:qFormat/>
+    <w:rsid w:val="00A41507"/>
+    <w:rPr>
+      <w:i/>
+      <w:iCs/>
+    </w:rPr>
+  </w:style>
+  <w:style w:type="character" w:customStyle="1" w:styleId="4Char">
+    <w:name w:val="标题 4 Char"/>
+    <w:basedOn w:val="a0"/>
+    <w:link w:val="4"/>
+    <w:uiPriority w:val="9"/>
+    <w:rsid w:val="00567EA7"/>
+    <w:rPr>
+      <w:rFonts w:asciiTheme="majorHAnsi" w:eastAsiaTheme="majorEastAsia" w:hAnsiTheme="majorHAnsi" w:cstheme="majorBidi"/>
+      <w:b/>
+      <w:bCs/>
+      <w:sz w:val="28"/>
+      <w:szCs w:val="28"/>
+    </w:rPr>
+  </w:style>
+  <w:style w:type="paragraph" w:styleId="a8">
+    <w:name w:val="List Paragraph"/>
+    <w:basedOn w:val="a"/>
+    <w:uiPriority w:val="34"/>
+    <w:qFormat/>
+    <w:rsid w:val="000D6388"/>
+    <w:pPr>
+      <w:ind w:firstLineChars="200" w:firstLine="420"/>
+    </w:pPr>
+  </w:style>
+  <w:style w:type="character" w:styleId="a9">
+    <w:name w:val="Strong"/>
+    <w:basedOn w:val="a0"/>
+    <w:uiPriority w:val="22"/>
+    <w:qFormat/>
+    <w:rsid w:val="0028071F"/>
+    <w:rPr>
+      <w:b/>
+      <w:bCs/>
     </w:rPr>
   </w:style>
 </w:styles>
@@ -1988,6 +10470,29 @@
       <w:szCs w:val="32"/>
     </w:rPr>
   </w:style>
+  <w:style w:type="paragraph" w:styleId="4">
+    <w:name w:val="heading 4"/>
+    <w:basedOn w:val="a"/>
+    <w:next w:val="a"/>
+    <w:link w:val="4Char"/>
+    <w:uiPriority w:val="9"/>
+    <w:unhideWhenUsed/>
+    <w:qFormat/>
+    <w:rsid w:val="00567EA7"/>
+    <w:pPr>
+      <w:keepNext/>
+      <w:keepLines/>
+      <w:spacing w:before="280" w:after="290" w:line="376" w:lineRule="auto"/>
+      <w:outlineLvl w:val="3"/>
+    </w:pPr>
+    <w:rPr>
+      <w:rFonts w:asciiTheme="majorHAnsi" w:eastAsiaTheme="majorEastAsia" w:hAnsiTheme="majorHAnsi" w:cstheme="majorBidi"/>
+      <w:b/>
+      <w:bCs/>
+      <w:sz w:val="28"/>
+      <w:szCs w:val="28"/>
+    </w:rPr>
+  </w:style>
   <w:style w:type="character" w:default="1" w:styleId="a0">
     <w:name w:val="Default Paragraph Font"/>
     <w:uiPriority w:val="1"/>
@@ -2104,7 +10609,6 @@
     <w:name w:val="Normal (Web)"/>
     <w:basedOn w:val="a"/>
     <w:uiPriority w:val="99"/>
-    <w:semiHidden/>
     <w:unhideWhenUsed/>
     <w:rsid w:val="000F00A3"/>
     <w:pPr>
@@ -2130,6 +10634,57 @@
       <w:bCs/>
       <w:sz w:val="32"/>
       <w:szCs w:val="32"/>
+    </w:rPr>
+  </w:style>
+  <w:style w:type="character" w:customStyle="1" w:styleId="apple-converted-space">
+    <w:name w:val="apple-converted-space"/>
+    <w:basedOn w:val="a0"/>
+    <w:rsid w:val="00A41507"/>
+  </w:style>
+  <w:style w:type="character" w:styleId="a7">
+    <w:name w:val="Emphasis"/>
+    <w:basedOn w:val="a0"/>
+    <w:uiPriority w:val="20"/>
+    <w:qFormat/>
+    <w:rsid w:val="00A41507"/>
+    <w:rPr>
+      <w:i/>
+      <w:iCs/>
+    </w:rPr>
+  </w:style>
+  <w:style w:type="character" w:customStyle="1" w:styleId="4Char">
+    <w:name w:val="标题 4 Char"/>
+    <w:basedOn w:val="a0"/>
+    <w:link w:val="4"/>
+    <w:uiPriority w:val="9"/>
+    <w:rsid w:val="00567EA7"/>
+    <w:rPr>
+      <w:rFonts w:asciiTheme="majorHAnsi" w:eastAsiaTheme="majorEastAsia" w:hAnsiTheme="majorHAnsi" w:cstheme="majorBidi"/>
+      <w:b/>
+      <w:bCs/>
+      <w:sz w:val="28"/>
+      <w:szCs w:val="28"/>
+    </w:rPr>
+  </w:style>
+  <w:style w:type="paragraph" w:styleId="a8">
+    <w:name w:val="List Paragraph"/>
+    <w:basedOn w:val="a"/>
+    <w:uiPriority w:val="34"/>
+    <w:qFormat/>
+    <w:rsid w:val="000D6388"/>
+    <w:pPr>
+      <w:ind w:firstLineChars="200" w:firstLine="420"/>
+    </w:pPr>
+  </w:style>
+  <w:style w:type="character" w:styleId="a9">
+    <w:name w:val="Strong"/>
+    <w:basedOn w:val="a0"/>
+    <w:uiPriority w:val="22"/>
+    <w:qFormat/>
+    <w:rsid w:val="0028071F"/>
+    <w:rPr>
+      <w:b/>
+      <w:bCs/>
     </w:rPr>
   </w:style>
 </w:styles>

--- a/UAC.docx
+++ b/UAC.docx
@@ -982,19 +982,8 @@
         </mc:AlternateContent>
       </w:r>
     </w:p>
-    <w:p>
-      <w:pPr>
-        <w:rPr>
-          <w:rFonts w:hint="eastAsia"/>
-        </w:rPr>
-      </w:pPr>
-    </w:p>
-    <w:p>
-      <w:pPr>
-        <w:rPr>
-          <w:rFonts w:hint="eastAsia"/>
-        </w:rPr>
-      </w:pPr>
+    <w:p/>
+    <w:p>
       <w:r>
         <w:rPr>
           <w:noProof/>
@@ -1099,19 +1088,8 @@
         </mc:AlternateContent>
       </w:r>
     </w:p>
-    <w:p>
-      <w:pPr>
-        <w:rPr>
-          <w:rFonts w:hint="eastAsia"/>
-        </w:rPr>
-      </w:pPr>
-    </w:p>
-    <w:p>
-      <w:pPr>
-        <w:rPr>
-          <w:rFonts w:hint="eastAsia"/>
-        </w:rPr>
-      </w:pPr>
+    <w:p/>
+    <w:p>
       <w:r>
         <w:rPr>
           <w:noProof/>
@@ -1216,19 +1194,8 @@
         </mc:AlternateContent>
       </w:r>
     </w:p>
-    <w:p>
-      <w:pPr>
-        <w:rPr>
-          <w:rFonts w:hint="eastAsia"/>
-        </w:rPr>
-      </w:pPr>
-    </w:p>
-    <w:p>
-      <w:pPr>
-        <w:rPr>
-          <w:rFonts w:hint="eastAsia"/>
-        </w:rPr>
-      </w:pPr>
+    <w:p/>
+    <w:p>
       <w:r>
         <w:rPr>
           <w:noProof/>
@@ -1339,19 +1306,8 @@
         </mc:AlternateContent>
       </w:r>
     </w:p>
-    <w:p>
-      <w:pPr>
-        <w:rPr>
-          <w:rFonts w:hint="eastAsia"/>
-        </w:rPr>
-      </w:pPr>
-    </w:p>
-    <w:p>
-      <w:pPr>
-        <w:rPr>
-          <w:rFonts w:hint="eastAsia"/>
-        </w:rPr>
-      </w:pPr>
+    <w:p/>
+    <w:p>
       <w:r>
         <w:rPr>
           <w:noProof/>
@@ -1462,26 +1418,9 @@
         </mc:AlternateContent>
       </w:r>
     </w:p>
-    <w:p>
-      <w:pPr>
-        <w:rPr>
-          <w:rFonts w:hint="eastAsia"/>
-        </w:rPr>
-      </w:pPr>
-    </w:p>
-    <w:p>
-      <w:pPr>
-        <w:rPr>
-          <w:rFonts w:hint="eastAsia"/>
-        </w:rPr>
-      </w:pPr>
-    </w:p>
-    <w:p>
-      <w:pPr>
-        <w:rPr>
-          <w:rFonts w:hint="eastAsia"/>
-        </w:rPr>
-      </w:pPr>
+    <w:p/>
+    <w:p/>
+    <w:p>
       <w:r>
         <w:rPr>
           <w:noProof/>
@@ -1586,19 +1525,8 @@
         </mc:AlternateContent>
       </w:r>
     </w:p>
-    <w:p>
-      <w:pPr>
-        <w:rPr>
-          <w:rFonts w:hint="eastAsia"/>
-        </w:rPr>
-      </w:pPr>
-    </w:p>
-    <w:p>
-      <w:pPr>
-        <w:rPr>
-          <w:rFonts w:hint="eastAsia"/>
-        </w:rPr>
-      </w:pPr>
+    <w:p/>
+    <w:p>
       <w:r>
         <w:rPr>
           <w:noProof/>
@@ -1709,19 +1637,8 @@
         </mc:AlternateContent>
       </w:r>
     </w:p>
-    <w:p>
-      <w:pPr>
-        <w:rPr>
-          <w:rFonts w:hint="eastAsia"/>
-        </w:rPr>
-      </w:pPr>
-    </w:p>
-    <w:p>
-      <w:pPr>
-        <w:rPr>
-          <w:rFonts w:hint="eastAsia"/>
-        </w:rPr>
-      </w:pPr>
+    <w:p/>
+    <w:p>
       <w:r>
         <w:rPr>
           <w:noProof/>
@@ -1860,20 +1777,8 @@
         </mc:AlternateContent>
       </w:r>
     </w:p>
-    <w:p>
-      <w:pPr>
-        <w:rPr>
-          <w:rFonts w:hint="eastAsia"/>
-        </w:rPr>
-      </w:pPr>
-    </w:p>
-    <w:p>
-      <w:pPr>
-        <w:rPr>
-          <w:rFonts w:hint="eastAsia"/>
-        </w:rPr>
-      </w:pPr>
-    </w:p>
+    <w:p/>
+    <w:p/>
     <w:p/>
     <w:p>
       <w:pPr>
@@ -1893,7 +1798,7 @@
       <w:r>
         <w:t xml:space="preserve">An access control list (ACL) is a list of </w:t>
       </w:r>
-      <w:hyperlink r:id="rId6" w:history="1">
+      <w:hyperlink r:id="rId7" w:history="1">
         <w:r>
           <w:rPr>
             <w:rStyle w:val="a5"/>
@@ -1904,7 +1809,7 @@
       <w:r>
         <w:t xml:space="preserve"> (ACE). Each ACE in an ACL identifies a </w:t>
       </w:r>
-      <w:hyperlink r:id="rId7" w:history="1">
+      <w:hyperlink r:id="rId8" w:history="1">
         <w:r>
           <w:rPr>
             <w:rStyle w:val="a5"/>
@@ -1915,7 +1820,7 @@
       <w:r>
         <w:t xml:space="preserve"> and specifies the </w:t>
       </w:r>
-      <w:hyperlink r:id="rId8" w:history="1">
+      <w:hyperlink r:id="rId9" w:history="1">
         <w:r>
           <w:rPr>
             <w:rStyle w:val="a5"/>
@@ -1926,7 +1831,7 @@
       <w:r>
         <w:t xml:space="preserve"> allowed, denied, or audited for that trustee. The </w:t>
       </w:r>
-      <w:hyperlink r:id="rId9" w:history="1">
+      <w:hyperlink r:id="rId10" w:history="1">
         <w:r>
           <w:rPr>
             <w:rStyle w:val="a5"/>
@@ -1937,7 +1842,7 @@
       <w:r>
         <w:t xml:space="preserve"> for a </w:t>
       </w:r>
-      <w:hyperlink r:id="rId10" w:history="1">
+      <w:hyperlink r:id="rId11" w:history="1">
         <w:r>
           <w:rPr>
             <w:rStyle w:val="a5"/>
@@ -1975,11 +1880,6 @@
       <w:proofErr w:type="spellEnd"/>
     </w:p>
     <w:p>
-      <w:pPr>
-        <w:rPr>
-          <w:rFonts w:hint="eastAsia"/>
-        </w:rPr>
-      </w:pPr>
       <w:r>
         <w:rPr>
           <w:noProof/>
@@ -2162,19 +2062,8 @@
         <w:t>ACEAAAAAAA</w:t>
       </w:r>
     </w:p>
-    <w:p>
-      <w:pPr>
-        <w:rPr>
-          <w:rFonts w:hint="eastAsia"/>
-        </w:rPr>
-      </w:pPr>
-    </w:p>
-    <w:p>
-      <w:pPr>
-        <w:rPr>
-          <w:rFonts w:hint="eastAsia"/>
-        </w:rPr>
-      </w:pPr>
+    <w:p/>
+    <w:p>
       <w:r>
         <w:rPr>
           <w:noProof/>
@@ -2294,19 +2183,8 @@
         </mc:AlternateContent>
       </w:r>
     </w:p>
-    <w:p>
-      <w:pPr>
-        <w:rPr>
-          <w:rFonts w:hint="eastAsia"/>
-        </w:rPr>
-      </w:pPr>
-    </w:p>
-    <w:p>
-      <w:pPr>
-        <w:rPr>
-          <w:rFonts w:hint="eastAsia"/>
-        </w:rPr>
-      </w:pPr>
+    <w:p/>
+    <w:p>
       <w:r>
         <w:rPr>
           <w:noProof/>
@@ -2448,26 +2326,9 @@
         </mc:AlternateContent>
       </w:r>
     </w:p>
-    <w:p>
-      <w:pPr>
-        <w:rPr>
-          <w:rFonts w:hint="eastAsia"/>
-        </w:rPr>
-      </w:pPr>
-    </w:p>
-    <w:p>
-      <w:pPr>
-        <w:rPr>
-          <w:rFonts w:hint="eastAsia"/>
-        </w:rPr>
-      </w:pPr>
-    </w:p>
-    <w:p>
-      <w:pPr>
-        <w:rPr>
-          <w:rFonts w:hint="eastAsia"/>
-        </w:rPr>
-      </w:pPr>
+    <w:p/>
+    <w:p/>
+    <w:p>
       <w:r>
         <w:rPr>
           <w:noProof/>
@@ -2573,26 +2434,9 @@
         </mc:AlternateContent>
       </w:r>
     </w:p>
-    <w:p>
-      <w:pPr>
-        <w:rPr>
-          <w:rFonts w:hint="eastAsia"/>
-        </w:rPr>
-      </w:pPr>
-    </w:p>
-    <w:p>
-      <w:pPr>
-        <w:rPr>
-          <w:rFonts w:hint="eastAsia"/>
-        </w:rPr>
-      </w:pPr>
-    </w:p>
-    <w:p>
-      <w:pPr>
-        <w:rPr>
-          <w:rFonts w:hint="eastAsia"/>
-        </w:rPr>
-      </w:pPr>
+    <w:p/>
+    <w:p/>
+    <w:p>
       <w:r>
         <w:rPr>
           <w:rFonts w:ascii="Verdana" w:hAnsi="Verdana"/>
@@ -2619,7 +2463,7 @@
                     </pic:cNvPicPr>
                   </pic:nvPicPr>
                   <pic:blipFill>
-                    <a:blip r:embed="rId11">
+                    <a:blip r:embed="rId12">
                       <a:extLst>
                         <a:ext uri="{28A0092B-C50C-407E-A947-70E740481C1C}">
                           <a14:useLocalDpi xmlns:a14="http://schemas.microsoft.com/office/drawing/2010/main" val="0"/>
@@ -2668,7 +2512,7 @@
       <w:r>
         <w:t xml:space="preserve">Because the system stops checking ACEs when the requested access is explicitly granted or denied, the order of ACEs in a DACL is important. Note that if the ACE order were different in the example, the system might have granted access to Thread A. For system objects, the operating system defines a preferred </w:t>
       </w:r>
-      <w:hyperlink r:id="rId12" w:history="1">
+      <w:hyperlink r:id="rId13" w:history="1">
         <w:r>
           <w:rPr>
             <w:rStyle w:val="a5"/>
@@ -2680,13 +2524,7 @@
         <w:t>.</w:t>
       </w:r>
     </w:p>
-    <w:p>
-      <w:pPr>
-        <w:rPr>
-          <w:rFonts w:hint="eastAsia"/>
-        </w:rPr>
-      </w:pPr>
-    </w:p>
+    <w:p/>
     <w:p>
       <w:pPr>
         <w:pStyle w:val="3"/>
@@ -2705,7 +2543,7 @@
       <w:r>
         <w:t xml:space="preserve">A securable object is an object that can have a </w:t>
       </w:r>
-      <w:hyperlink r:id="rId13" w:history="1">
+      <w:hyperlink r:id="rId14" w:history="1">
         <w:r>
           <w:rPr>
             <w:rStyle w:val="a5"/>
@@ -2736,28 +2574,28 @@
     <w:p>
       <w:pPr>
         <w:rPr>
-          <w:rFonts w:ascii="Verdana" w:hAnsi="Verdana" w:hint="eastAsia"/>
-          <w:color w:val="000000"/>
-          <w:sz w:val="17"/>
-          <w:szCs w:val="17"/>
-        </w:rPr>
-      </w:pPr>
-      <w:r>
-        <w:rPr>
-          <w:rFonts w:hint="eastAsia"/>
-        </w:rPr>
-        <w:tab/>
-      </w:r>
-      <w:r>
-        <w:rPr>
           <w:rFonts w:ascii="Verdana" w:hAnsi="Verdana"/>
           <w:color w:val="000000"/>
           <w:sz w:val="17"/>
           <w:szCs w:val="17"/>
         </w:rPr>
+      </w:pPr>
+      <w:r>
+        <w:rPr>
+          <w:rFonts w:hint="eastAsia"/>
+        </w:rPr>
+        <w:tab/>
+      </w:r>
+      <w:r>
+        <w:rPr>
+          <w:rFonts w:ascii="Verdana" w:hAnsi="Verdana"/>
+          <w:color w:val="000000"/>
+          <w:sz w:val="17"/>
+          <w:szCs w:val="17"/>
+        </w:rPr>
         <w:t xml:space="preserve">Each type of securable object defines its own set of specific </w:t>
       </w:r>
-      <w:hyperlink r:id="rId14" w:history="1">
+      <w:hyperlink r:id="rId15" w:history="1">
         <w:r>
           <w:rPr>
             <w:rStyle w:val="a5"/>
@@ -2777,7 +2615,7 @@
         </w:rPr>
         <w:t xml:space="preserve"> and its own </w:t>
       </w:r>
-      <w:hyperlink r:id="rId15" w:history="1">
+      <w:hyperlink r:id="rId16" w:history="1">
         <w:r>
           <w:rPr>
             <w:rStyle w:val="a5"/>
@@ -2801,31 +2639,81 @@
     <w:p>
       <w:pPr>
         <w:rPr>
+          <w:rFonts w:ascii="Verdana" w:hAnsi="Verdana"/>
+          <w:color w:val="000000"/>
+          <w:sz w:val="17"/>
+          <w:szCs w:val="17"/>
+        </w:rPr>
+      </w:pPr>
+    </w:p>
+    <w:p>
+      <w:pPr>
+        <w:rPr>
+          <w:rFonts w:ascii="Verdana" w:hAnsi="Verdana"/>
+          <w:color w:val="000000"/>
+          <w:sz w:val="17"/>
+          <w:szCs w:val="17"/>
+        </w:rPr>
+      </w:pPr>
+      <w:r>
+        <w:rPr>
+          <w:rFonts w:ascii="Verdana" w:hAnsi="Verdana"/>
+          <w:color w:val="000000"/>
+          <w:sz w:val="17"/>
+          <w:szCs w:val="17"/>
+        </w:rPr>
+        <w:t xml:space="preserve">Type </w:t>
+      </w:r>
+      <w:r>
+        <w:rPr>
           <w:rFonts w:ascii="Verdana" w:hAnsi="Verdana" w:hint="eastAsia"/>
           <w:color w:val="000000"/>
           <w:sz w:val="17"/>
           <w:szCs w:val="17"/>
         </w:rPr>
-      </w:pPr>
-    </w:p>
-    <w:p>
-      <w:pPr>
+        <w:t>of security object:</w:t>
+      </w:r>
+    </w:p>
+    <w:p>
+      <w:pPr>
+        <w:rPr>
+          <w:rFonts w:ascii="Verdana" w:hAnsi="Verdana"/>
+          <w:color w:val="000000"/>
+          <w:sz w:val="17"/>
+          <w:szCs w:val="17"/>
+        </w:rPr>
+      </w:pPr>
+      <w:proofErr w:type="gramStart"/>
+      <w:r>
         <w:rPr>
           <w:rFonts w:ascii="Verdana" w:hAnsi="Verdana" w:hint="eastAsia"/>
           <w:color w:val="000000"/>
           <w:sz w:val="17"/>
           <w:szCs w:val="17"/>
         </w:rPr>
-      </w:pPr>
-      <w:r>
+        <w:t>1.Files</w:t>
+      </w:r>
+      <w:proofErr w:type="gramEnd"/>
+      <w:r>
+        <w:rPr>
+          <w:rFonts w:ascii="Verdana" w:hAnsi="Verdana" w:hint="eastAsia"/>
+          <w:color w:val="000000"/>
+          <w:sz w:val="17"/>
+          <w:szCs w:val="17"/>
+        </w:rPr>
+        <w:t xml:space="preserve"> or Directories on an NTFS file system</w:t>
+      </w:r>
+    </w:p>
+    <w:p>
+      <w:pPr>
         <w:rPr>
           <w:rFonts w:ascii="Verdana" w:hAnsi="Verdana"/>
           <w:color w:val="000000"/>
           <w:sz w:val="17"/>
           <w:szCs w:val="17"/>
         </w:rPr>
-        <w:t xml:space="preserve">Type </w:t>
-      </w:r>
+      </w:pPr>
+      <w:proofErr w:type="gramStart"/>
       <w:r>
         <w:rPr>
           <w:rFonts w:ascii="Verdana" w:hAnsi="Verdana" w:hint="eastAsia"/>
@@ -2833,19 +2721,19 @@
           <w:sz w:val="17"/>
           <w:szCs w:val="17"/>
         </w:rPr>
-        <w:t>of security object:</w:t>
-      </w:r>
-    </w:p>
-    <w:p>
-      <w:pPr>
+        <w:t>2.Name</w:t>
+      </w:r>
+      <w:proofErr w:type="gramEnd"/>
+      <w:r>
         <w:rPr>
           <w:rFonts w:ascii="Verdana" w:hAnsi="Verdana" w:hint="eastAsia"/>
           <w:color w:val="000000"/>
           <w:sz w:val="17"/>
           <w:szCs w:val="17"/>
         </w:rPr>
-      </w:pPr>
-      <w:proofErr w:type="gramStart"/>
+        <w:t xml:space="preserve"> pipes and </w:t>
+      </w:r>
+      <w:proofErr w:type="spellStart"/>
       <w:r>
         <w:rPr>
           <w:rFonts w:ascii="Verdana" w:hAnsi="Verdana" w:hint="eastAsia"/>
@@ -2853,9 +2741,9 @@
           <w:sz w:val="17"/>
           <w:szCs w:val="17"/>
         </w:rPr>
-        <w:t>1.Files</w:t>
-      </w:r>
-      <w:proofErr w:type="gramEnd"/>
+        <w:t>Anonymouse</w:t>
+      </w:r>
+      <w:proofErr w:type="spellEnd"/>
       <w:r>
         <w:rPr>
           <w:rFonts w:ascii="Verdana" w:hAnsi="Verdana" w:hint="eastAsia"/>
@@ -2863,635 +2751,512 @@
           <w:sz w:val="17"/>
           <w:szCs w:val="17"/>
         </w:rPr>
-        <w:t xml:space="preserve"> or Directories on an NTFS file system</w:t>
-      </w:r>
-    </w:p>
-    <w:p>
-      <w:pPr>
-        <w:rPr>
-          <w:rFonts w:ascii="Verdana" w:hAnsi="Verdana" w:hint="eastAsia"/>
-          <w:color w:val="000000"/>
-          <w:sz w:val="17"/>
-          <w:szCs w:val="17"/>
-        </w:rPr>
-      </w:pPr>
+        <w:t xml:space="preserve"> pipes</w:t>
+      </w:r>
+    </w:p>
+    <w:p>
       <w:proofErr w:type="gramStart"/>
       <w:r>
         <w:rPr>
-          <w:rFonts w:ascii="Verdana" w:hAnsi="Verdana" w:hint="eastAsia"/>
-          <w:color w:val="000000"/>
-          <w:sz w:val="17"/>
-          <w:szCs w:val="17"/>
-        </w:rPr>
-        <w:t>2.Name</w:t>
+          <w:rFonts w:hint="eastAsia"/>
+        </w:rPr>
+        <w:t>3.Processes</w:t>
       </w:r>
       <w:proofErr w:type="gramEnd"/>
       <w:r>
         <w:rPr>
-          <w:rFonts w:ascii="Verdana" w:hAnsi="Verdana" w:hint="eastAsia"/>
-          <w:color w:val="000000"/>
-          <w:sz w:val="17"/>
-          <w:szCs w:val="17"/>
-        </w:rPr>
-        <w:t xml:space="preserve"> pipes and </w:t>
+          <w:rFonts w:hint="eastAsia"/>
+        </w:rPr>
+        <w:t xml:space="preserve"> and Threads</w:t>
+      </w:r>
+    </w:p>
+    <w:p>
+      <w:proofErr w:type="gramStart"/>
+      <w:r>
+        <w:rPr>
+          <w:rFonts w:hint="eastAsia"/>
+        </w:rPr>
+        <w:t>4.File</w:t>
+      </w:r>
+      <w:proofErr w:type="gramEnd"/>
+      <w:r>
+        <w:rPr>
+          <w:rFonts w:hint="eastAsia"/>
+        </w:rPr>
+        <w:t>-mapping objects</w:t>
+      </w:r>
+    </w:p>
+    <w:p>
+      <w:proofErr w:type="gramStart"/>
+      <w:r>
+        <w:rPr>
+          <w:rFonts w:hint="eastAsia"/>
+        </w:rPr>
+        <w:t>5.Access</w:t>
+      </w:r>
+      <w:proofErr w:type="gramEnd"/>
+      <w:r>
+        <w:rPr>
+          <w:rFonts w:hint="eastAsia"/>
+        </w:rPr>
+        <w:t xml:space="preserve"> tokens</w:t>
+      </w:r>
+    </w:p>
+    <w:p>
+      <w:proofErr w:type="gramStart"/>
+      <w:r>
+        <w:rPr>
+          <w:rFonts w:hint="eastAsia"/>
+        </w:rPr>
+        <w:t>6.Window</w:t>
+      </w:r>
+      <w:proofErr w:type="gramEnd"/>
+      <w:r>
+        <w:rPr>
+          <w:rFonts w:hint="eastAsia"/>
+        </w:rPr>
+        <w:t>-management objects(window stations and desktops)</w:t>
+      </w:r>
+    </w:p>
+    <w:p>
+      <w:proofErr w:type="gramStart"/>
+      <w:r>
+        <w:rPr>
+          <w:rFonts w:hint="eastAsia"/>
+        </w:rPr>
+        <w:t>7.registry</w:t>
+      </w:r>
+      <w:proofErr w:type="gramEnd"/>
+      <w:r>
+        <w:rPr>
+          <w:rFonts w:hint="eastAsia"/>
+        </w:rPr>
+        <w:t xml:space="preserve"> keys</w:t>
+      </w:r>
+    </w:p>
+    <w:p>
+      <w:proofErr w:type="gramStart"/>
+      <w:r>
+        <w:rPr>
+          <w:rFonts w:hint="eastAsia"/>
+        </w:rPr>
+        <w:t>8.Windows</w:t>
+      </w:r>
+      <w:proofErr w:type="gramEnd"/>
+      <w:r>
+        <w:rPr>
+          <w:rFonts w:hint="eastAsia"/>
+        </w:rPr>
+        <w:t xml:space="preserve"> services</w:t>
+      </w:r>
+    </w:p>
+    <w:p>
+      <w:proofErr w:type="gramStart"/>
+      <w:r>
+        <w:rPr>
+          <w:rFonts w:hint="eastAsia"/>
+        </w:rPr>
+        <w:t>9.Local</w:t>
+      </w:r>
+      <w:proofErr w:type="gramEnd"/>
+      <w:r>
+        <w:rPr>
+          <w:rFonts w:hint="eastAsia"/>
+        </w:rPr>
+        <w:t xml:space="preserve"> or remote printers</w:t>
+      </w:r>
+    </w:p>
+    <w:p>
+      <w:r>
+        <w:rPr>
+          <w:rFonts w:hint="eastAsia"/>
+        </w:rPr>
+        <w:t>10</w:t>
+      </w:r>
+      <w:proofErr w:type="gramStart"/>
+      <w:r>
+        <w:rPr>
+          <w:rFonts w:hint="eastAsia"/>
+        </w:rPr>
+        <w:t>.Network</w:t>
+      </w:r>
+      <w:proofErr w:type="gramEnd"/>
+      <w:r>
+        <w:rPr>
+          <w:rFonts w:hint="eastAsia"/>
+        </w:rPr>
+        <w:t xml:space="preserve"> </w:t>
       </w:r>
       <w:proofErr w:type="spellStart"/>
       <w:r>
         <w:rPr>
-          <w:rFonts w:ascii="Verdana" w:hAnsi="Verdana" w:hint="eastAsia"/>
-          <w:color w:val="000000"/>
-          <w:sz w:val="17"/>
-          <w:szCs w:val="17"/>
-        </w:rPr>
-        <w:t>Anonymouse</w:t>
+          <w:rFonts w:hint="eastAsia"/>
+        </w:rPr>
+        <w:t>shres</w:t>
       </w:r>
       <w:proofErr w:type="spellEnd"/>
-      <w:r>
-        <w:rPr>
-          <w:rFonts w:ascii="Verdana" w:hAnsi="Verdana" w:hint="eastAsia"/>
-          <w:color w:val="000000"/>
-          <w:sz w:val="17"/>
-          <w:szCs w:val="17"/>
-        </w:rPr>
-        <w:t xml:space="preserve"> pipes</w:t>
-      </w:r>
-    </w:p>
-    <w:p>
-      <w:pPr>
+    </w:p>
+    <w:p>
+      <w:r>
         <w:rPr>
           <w:rFonts w:hint="eastAsia"/>
         </w:rPr>
-      </w:pPr>
+        <w:t>11</w:t>
+      </w:r>
       <w:proofErr w:type="gramStart"/>
       <w:r>
         <w:rPr>
           <w:rFonts w:hint="eastAsia"/>
         </w:rPr>
-        <w:t>3.Processes</w:t>
+        <w:t>.Interprocess</w:t>
       </w:r>
       <w:proofErr w:type="gramEnd"/>
       <w:r>
         <w:rPr>
           <w:rFonts w:hint="eastAsia"/>
         </w:rPr>
-        <w:t xml:space="preserve"> and Threads</w:t>
-      </w:r>
-    </w:p>
-    <w:p>
-      <w:pPr>
+        <w:t xml:space="preserve"> synchronization objects(events, </w:t>
+      </w:r>
+      <w:proofErr w:type="spellStart"/>
+      <w:r>
         <w:rPr>
           <w:rFonts w:hint="eastAsia"/>
         </w:rPr>
-      </w:pPr>
+        <w:t>mutexes</w:t>
+      </w:r>
+      <w:proofErr w:type="spellEnd"/>
+      <w:r>
+        <w:rPr>
+          <w:rFonts w:hint="eastAsia"/>
+        </w:rPr>
+        <w:t xml:space="preserve">, semaphores, and </w:t>
+      </w:r>
+      <w:proofErr w:type="spellStart"/>
+      <w:r>
+        <w:rPr>
+          <w:rFonts w:hint="eastAsia"/>
+        </w:rPr>
+        <w:t>waitable</w:t>
+      </w:r>
+      <w:proofErr w:type="spellEnd"/>
+      <w:r>
+        <w:rPr>
+          <w:rFonts w:hint="eastAsia"/>
+        </w:rPr>
+        <w:t xml:space="preserve"> timers)</w:t>
+      </w:r>
+    </w:p>
+    <w:p>
+      <w:r>
+        <w:rPr>
+          <w:rFonts w:hint="eastAsia"/>
+        </w:rPr>
+        <w:t>12</w:t>
+      </w:r>
       <w:proofErr w:type="gramStart"/>
       <w:r>
         <w:rPr>
           <w:rFonts w:hint="eastAsia"/>
         </w:rPr>
-        <w:t>4.File</w:t>
+        <w:t>.Job</w:t>
       </w:r>
       <w:proofErr w:type="gramEnd"/>
       <w:r>
         <w:rPr>
           <w:rFonts w:hint="eastAsia"/>
         </w:rPr>
-        <w:t>-mapping objects</w:t>
-      </w:r>
-    </w:p>
-    <w:p>
-      <w:pPr>
+        <w:t xml:space="preserve"> objects</w:t>
+      </w:r>
+    </w:p>
+    <w:p>
+      <w:r>
         <w:rPr>
           <w:rFonts w:hint="eastAsia"/>
         </w:rPr>
-      </w:pPr>
+        <w:t>13</w:t>
+      </w:r>
       <w:proofErr w:type="gramStart"/>
       <w:r>
         <w:rPr>
           <w:rFonts w:hint="eastAsia"/>
         </w:rPr>
-        <w:t>5.Access</w:t>
+        <w:t>.Directory</w:t>
       </w:r>
       <w:proofErr w:type="gramEnd"/>
       <w:r>
         <w:rPr>
           <w:rFonts w:hint="eastAsia"/>
         </w:rPr>
-        <w:t xml:space="preserve"> tokens</w:t>
-      </w:r>
-    </w:p>
-    <w:p>
-      <w:pPr>
-        <w:rPr>
-          <w:rFonts w:hint="eastAsia"/>
-        </w:rPr>
-      </w:pPr>
+        <w:t xml:space="preserve"> service objects.</w:t>
+      </w:r>
+    </w:p>
+    <w:p/>
+    <w:p/>
+    <w:p/>
+    <w:p>
+      <w:pPr>
+        <w:rPr>
+          <w:rFonts w:ascii="Segoe UI" w:hAnsi="Segoe UI" w:cs="Segoe UI"/>
+          <w:color w:val="2A2A2A"/>
+          <w:sz w:val="19"/>
+          <w:szCs w:val="19"/>
+        </w:rPr>
+      </w:pPr>
+      <w:r>
+        <w:rPr>
+          <w:rFonts w:ascii="Segoe UI" w:hAnsi="Segoe UI" w:cs="Segoe UI" w:hint="eastAsia"/>
+          <w:color w:val="2A2A2A"/>
+          <w:sz w:val="19"/>
+          <w:szCs w:val="19"/>
+        </w:rPr>
+        <w:t>I</w:t>
+      </w:r>
+      <w:r>
+        <w:rPr>
+          <w:rFonts w:ascii="Segoe UI" w:hAnsi="Segoe UI" w:cs="Segoe UI"/>
+          <w:color w:val="2A2A2A"/>
+          <w:sz w:val="19"/>
+          <w:szCs w:val="19"/>
+        </w:rPr>
+        <w:t xml:space="preserve">n Windows Vista, there are two types of user accounts: </w:t>
+      </w:r>
+      <w:r>
+        <w:rPr>
+          <w:rFonts w:ascii="Segoe UI" w:hAnsi="Segoe UI" w:cs="Segoe UI"/>
+          <w:b/>
+          <w:color w:val="2A2A2A"/>
+          <w:sz w:val="19"/>
+          <w:szCs w:val="19"/>
+        </w:rPr>
+        <w:t>standard user accounts and administrator accounts</w:t>
+      </w:r>
+      <w:r>
+        <w:rPr>
+          <w:rFonts w:ascii="Segoe UI" w:hAnsi="Segoe UI" w:cs="Segoe UI"/>
+          <w:color w:val="2A2A2A"/>
+          <w:sz w:val="19"/>
+          <w:szCs w:val="19"/>
+        </w:rPr>
+        <w:t xml:space="preserve">. Standard users are equivalent to the standard user account in previous versions of Windows. Standard users have limited administrative privileges and user rights—they </w:t>
+      </w:r>
+      <w:r>
+        <w:rPr>
+          <w:rFonts w:ascii="Segoe UI" w:hAnsi="Segoe UI" w:cs="Segoe UI"/>
+          <w:color w:val="FF0000"/>
+          <w:sz w:val="19"/>
+          <w:szCs w:val="19"/>
+        </w:rPr>
+        <w:t>cannot install or uninstall applications that install into</w:t>
+      </w:r>
+      <w:r>
+        <w:rPr>
+          <w:rStyle w:val="apple-converted-space"/>
+          <w:rFonts w:ascii="Segoe UI" w:hAnsi="Segoe UI" w:cs="Segoe UI"/>
+          <w:color w:val="FF0000"/>
+          <w:sz w:val="19"/>
+          <w:szCs w:val="19"/>
+        </w:rPr>
+        <w:t> </w:t>
+      </w:r>
+      <w:r>
+        <w:rPr>
+          <w:rStyle w:val="a7"/>
+          <w:rFonts w:ascii="Segoe UI" w:hAnsi="Segoe UI" w:cs="Segoe UI"/>
+          <w:color w:val="FF0000"/>
+          <w:sz w:val="19"/>
+          <w:szCs w:val="19"/>
+        </w:rPr>
+        <w:t>%</w:t>
+      </w:r>
+      <w:proofErr w:type="spellStart"/>
+      <w:r>
+        <w:rPr>
+          <w:rStyle w:val="a7"/>
+          <w:rFonts w:ascii="Segoe UI" w:hAnsi="Segoe UI" w:cs="Segoe UI"/>
+          <w:color w:val="FF0000"/>
+          <w:sz w:val="19"/>
+          <w:szCs w:val="19"/>
+        </w:rPr>
+        <w:t>systemroot</w:t>
+      </w:r>
+      <w:proofErr w:type="spellEnd"/>
+      <w:r>
+        <w:rPr>
+          <w:rStyle w:val="a7"/>
+          <w:rFonts w:ascii="Segoe UI" w:hAnsi="Segoe UI" w:cs="Segoe UI"/>
+          <w:color w:val="FF0000"/>
+          <w:sz w:val="19"/>
+          <w:szCs w:val="19"/>
+        </w:rPr>
+        <w:t>%</w:t>
+      </w:r>
+      <w:r>
+        <w:rPr>
+          <w:rFonts w:ascii="Segoe UI" w:hAnsi="Segoe UI" w:cs="Segoe UI"/>
+          <w:color w:val="FF0000"/>
+          <w:sz w:val="19"/>
+          <w:szCs w:val="19"/>
+        </w:rPr>
+        <w:t>, change system settings, or perform other administrative tasks</w:t>
+      </w:r>
+      <w:r>
+        <w:rPr>
+          <w:rFonts w:ascii="Segoe UI" w:hAnsi="Segoe UI" w:cs="Segoe UI"/>
+          <w:color w:val="2A2A2A"/>
+          <w:sz w:val="19"/>
+          <w:szCs w:val="19"/>
+        </w:rPr>
+        <w:t xml:space="preserve">. However, standard users can perform these tasks if they are able to provide valid administrative credentials when prompted. With UAC enabled, members of the local Administrators group run with the same access token as standard users. Only when </w:t>
+      </w:r>
+      <w:r>
+        <w:rPr>
+          <w:rFonts w:ascii="Segoe UI" w:hAnsi="Segoe UI" w:cs="Segoe UI"/>
+          <w:color w:val="FF0000"/>
+          <w:sz w:val="19"/>
+          <w:szCs w:val="19"/>
+        </w:rPr>
+        <w:t>a member of the local Administrators group</w:t>
+      </w:r>
+      <w:r>
+        <w:rPr>
+          <w:rFonts w:ascii="Segoe UI" w:hAnsi="Segoe UI" w:cs="Segoe UI"/>
+          <w:color w:val="2A2A2A"/>
+          <w:sz w:val="19"/>
+          <w:szCs w:val="19"/>
+        </w:rPr>
+        <w:t xml:space="preserve"> gives approval can a process use the administrator’s full access token. This process is the basis of the principle of Admin Approval Mode.</w:t>
+      </w:r>
+    </w:p>
+    <w:p>
+      <w:pPr>
+        <w:rPr>
+          <w:rFonts w:ascii="Segoe UI" w:hAnsi="Segoe UI" w:cs="Segoe UI"/>
+          <w:color w:val="2A2A2A"/>
+          <w:sz w:val="19"/>
+          <w:szCs w:val="19"/>
+        </w:rPr>
+      </w:pPr>
+    </w:p>
+    <w:p>
+      <w:pPr>
+        <w:rPr>
+          <w:rFonts w:ascii="Segoe UI" w:hAnsi="Segoe UI" w:cs="Segoe UI"/>
+          <w:color w:val="2A2A2A"/>
+          <w:sz w:val="19"/>
+          <w:szCs w:val="19"/>
+        </w:rPr>
+      </w:pPr>
+      <w:r>
+        <w:rPr>
+          <w:rFonts w:ascii="Segoe UI" w:hAnsi="Segoe UI" w:cs="Segoe UI"/>
+          <w:color w:val="2A2A2A"/>
+          <w:sz w:val="19"/>
+          <w:szCs w:val="19"/>
+        </w:rPr>
+        <w:t>Example</w:t>
+      </w:r>
+      <w:r>
+        <w:rPr>
+          <w:rFonts w:ascii="Segoe UI" w:hAnsi="Segoe UI" w:cs="Segoe UI" w:hint="eastAsia"/>
+          <w:color w:val="2A2A2A"/>
+          <w:sz w:val="19"/>
+          <w:szCs w:val="19"/>
+        </w:rPr>
+        <w:t>:</w:t>
+      </w:r>
+    </w:p>
+    <w:p>
+      <w:pPr>
+        <w:rPr>
+          <w:rFonts w:ascii="Segoe UI" w:hAnsi="Segoe UI" w:cs="Segoe UI"/>
+          <w:color w:val="2A2A2A"/>
+          <w:sz w:val="19"/>
+          <w:szCs w:val="19"/>
+        </w:rPr>
+      </w:pPr>
+      <w:r>
+        <w:rPr>
+          <w:rFonts w:ascii="Segoe UI" w:hAnsi="Segoe UI" w:cs="Segoe UI" w:hint="eastAsia"/>
+          <w:color w:val="2A2A2A"/>
+          <w:sz w:val="19"/>
+          <w:szCs w:val="19"/>
+        </w:rPr>
+        <w:t>I install a pplive.exe into %</w:t>
+      </w:r>
+      <w:proofErr w:type="spellStart"/>
+      <w:r>
+        <w:rPr>
+          <w:rFonts w:ascii="Segoe UI" w:hAnsi="Segoe UI" w:cs="Segoe UI" w:hint="eastAsia"/>
+          <w:color w:val="2A2A2A"/>
+          <w:sz w:val="19"/>
+          <w:szCs w:val="19"/>
+        </w:rPr>
+        <w:t>systemroot</w:t>
+      </w:r>
+      <w:proofErr w:type="spellEnd"/>
+      <w:r>
+        <w:rPr>
+          <w:rFonts w:ascii="Segoe UI" w:hAnsi="Segoe UI" w:cs="Segoe UI" w:hint="eastAsia"/>
+          <w:color w:val="2A2A2A"/>
+          <w:sz w:val="19"/>
+          <w:szCs w:val="19"/>
+        </w:rPr>
+        <w:t xml:space="preserve">% in </w:t>
+      </w:r>
+      <w:proofErr w:type="spellStart"/>
+      <w:r>
+        <w:rPr>
+          <w:rFonts w:ascii="Segoe UI" w:hAnsi="Segoe UI" w:cs="Segoe UI" w:hint="eastAsia"/>
+          <w:color w:val="2A2A2A"/>
+          <w:sz w:val="19"/>
+          <w:szCs w:val="19"/>
+        </w:rPr>
+        <w:t>winxp</w:t>
+      </w:r>
+      <w:proofErr w:type="spellEnd"/>
+      <w:r>
+        <w:rPr>
+          <w:rFonts w:ascii="Segoe UI" w:hAnsi="Segoe UI" w:cs="Segoe UI" w:hint="eastAsia"/>
+          <w:color w:val="2A2A2A"/>
+          <w:sz w:val="19"/>
+          <w:szCs w:val="19"/>
+        </w:rPr>
+        <w:t xml:space="preserve"> as administrator and standard user both.</w:t>
+      </w:r>
+      <w:r>
+        <w:rPr>
+          <w:rFonts w:ascii="Segoe UI" w:hAnsi="Segoe UI" w:cs="Segoe UI" w:hint="eastAsia"/>
+          <w:color w:val="2A2A2A"/>
+          <w:sz w:val="19"/>
+          <w:szCs w:val="19"/>
+        </w:rPr>
+        <w:t xml:space="preserve"> </w:t>
+      </w:r>
       <w:proofErr w:type="gramStart"/>
       <w:r>
         <w:rPr>
-          <w:rFonts w:hint="eastAsia"/>
-        </w:rPr>
-        <w:t>6.Window</w:t>
+          <w:rFonts w:ascii="Segoe UI" w:hAnsi="Segoe UI" w:cs="Segoe UI" w:hint="eastAsia"/>
+          <w:color w:val="2A2A2A"/>
+          <w:sz w:val="19"/>
+          <w:szCs w:val="19"/>
+        </w:rPr>
+        <w:t>standard</w:t>
       </w:r>
       <w:proofErr w:type="gramEnd"/>
       <w:r>
         <w:rPr>
-          <w:rFonts w:hint="eastAsia"/>
-        </w:rPr>
-        <w:t>-management objects(window stations and desktops)</w:t>
-      </w:r>
-    </w:p>
-    <w:p>
-      <w:pPr>
-        <w:rPr>
-          <w:rFonts w:hint="eastAsia"/>
-        </w:rPr>
-      </w:pPr>
-      <w:proofErr w:type="gramStart"/>
-      <w:r>
-        <w:rPr>
-          <w:rFonts w:hint="eastAsia"/>
-        </w:rPr>
-        <w:t>7.registry</w:t>
-      </w:r>
-      <w:proofErr w:type="gramEnd"/>
-      <w:r>
-        <w:rPr>
-          <w:rFonts w:hint="eastAsia"/>
-        </w:rPr>
-        <w:t xml:space="preserve"> keys</w:t>
-      </w:r>
-    </w:p>
-    <w:p>
-      <w:pPr>
-        <w:rPr>
-          <w:rFonts w:hint="eastAsia"/>
-        </w:rPr>
-      </w:pPr>
-      <w:proofErr w:type="gramStart"/>
-      <w:r>
-        <w:rPr>
-          <w:rFonts w:hint="eastAsia"/>
-        </w:rPr>
-        <w:t>8.Windows</w:t>
-      </w:r>
-      <w:proofErr w:type="gramEnd"/>
-      <w:r>
-        <w:rPr>
-          <w:rFonts w:hint="eastAsia"/>
-        </w:rPr>
-        <w:t xml:space="preserve"> services</w:t>
-      </w:r>
-    </w:p>
-    <w:p>
-      <w:pPr>
-        <w:rPr>
-          <w:rFonts w:hint="eastAsia"/>
-        </w:rPr>
-      </w:pPr>
-      <w:proofErr w:type="gramStart"/>
-      <w:r>
-        <w:rPr>
-          <w:rFonts w:hint="eastAsia"/>
-        </w:rPr>
-        <w:t>9.Local</w:t>
-      </w:r>
-      <w:proofErr w:type="gramEnd"/>
-      <w:r>
-        <w:rPr>
-          <w:rFonts w:hint="eastAsia"/>
-        </w:rPr>
-        <w:t xml:space="preserve"> or remote printers</w:t>
-      </w:r>
-    </w:p>
-    <w:p>
-      <w:pPr>
-        <w:rPr>
-          <w:rFonts w:hint="eastAsia"/>
-        </w:rPr>
-      </w:pPr>
-      <w:r>
-        <w:rPr>
-          <w:rFonts w:hint="eastAsia"/>
-        </w:rPr>
-        <w:t>10</w:t>
-      </w:r>
-      <w:proofErr w:type="gramStart"/>
-      <w:r>
-        <w:rPr>
-          <w:rFonts w:hint="eastAsia"/>
-        </w:rPr>
-        <w:t>.Network</w:t>
-      </w:r>
-      <w:proofErr w:type="gramEnd"/>
-      <w:r>
-        <w:rPr>
-          <w:rFonts w:hint="eastAsia"/>
-        </w:rPr>
-        <w:t xml:space="preserve"> </w:t>
-      </w:r>
-      <w:proofErr w:type="spellStart"/>
-      <w:r>
-        <w:rPr>
-          <w:rFonts w:hint="eastAsia"/>
-        </w:rPr>
-        <w:t>shres</w:t>
-      </w:r>
-      <w:proofErr w:type="spellEnd"/>
-    </w:p>
-    <w:p>
-      <w:pPr>
-        <w:rPr>
-          <w:rFonts w:hint="eastAsia"/>
-        </w:rPr>
-      </w:pPr>
-      <w:r>
-        <w:rPr>
-          <w:rFonts w:hint="eastAsia"/>
-        </w:rPr>
-        <w:t>11</w:t>
-      </w:r>
-      <w:proofErr w:type="gramStart"/>
-      <w:r>
-        <w:rPr>
-          <w:rFonts w:hint="eastAsia"/>
-        </w:rPr>
-        <w:t>.Interprocess</w:t>
-      </w:r>
-      <w:proofErr w:type="gramEnd"/>
-      <w:r>
-        <w:rPr>
-          <w:rFonts w:hint="eastAsia"/>
-        </w:rPr>
-        <w:t xml:space="preserve"> synchronization objects(events, </w:t>
-      </w:r>
-      <w:proofErr w:type="spellStart"/>
-      <w:r>
-        <w:rPr>
-          <w:rFonts w:hint="eastAsia"/>
-        </w:rPr>
-        <w:t>mutexes</w:t>
-      </w:r>
-      <w:proofErr w:type="spellEnd"/>
-      <w:r>
-        <w:rPr>
-          <w:rFonts w:hint="eastAsia"/>
-        </w:rPr>
-        <w:t xml:space="preserve">, semaphores, and </w:t>
-      </w:r>
-      <w:proofErr w:type="spellStart"/>
-      <w:r>
-        <w:rPr>
-          <w:rFonts w:hint="eastAsia"/>
-        </w:rPr>
-        <w:t>waitable</w:t>
-      </w:r>
-      <w:proofErr w:type="spellEnd"/>
-      <w:r>
-        <w:rPr>
-          <w:rFonts w:hint="eastAsia"/>
-        </w:rPr>
-        <w:t xml:space="preserve"> timers)</w:t>
-      </w:r>
-    </w:p>
-    <w:p>
-      <w:pPr>
-        <w:rPr>
-          <w:rFonts w:hint="eastAsia"/>
-        </w:rPr>
-      </w:pPr>
-      <w:r>
-        <w:rPr>
-          <w:rFonts w:hint="eastAsia"/>
-        </w:rPr>
-        <w:t>12</w:t>
-      </w:r>
-      <w:proofErr w:type="gramStart"/>
-      <w:r>
-        <w:rPr>
-          <w:rFonts w:hint="eastAsia"/>
-        </w:rPr>
-        <w:t>.Job</w:t>
-      </w:r>
-      <w:proofErr w:type="gramEnd"/>
-      <w:r>
-        <w:rPr>
-          <w:rFonts w:hint="eastAsia"/>
-        </w:rPr>
-        <w:t xml:space="preserve"> objects</w:t>
-      </w:r>
-    </w:p>
-    <w:p>
-      <w:pPr>
-        <w:rPr>
-          <w:rFonts w:hint="eastAsia"/>
-        </w:rPr>
-      </w:pPr>
-      <w:r>
-        <w:rPr>
-          <w:rFonts w:hint="eastAsia"/>
-        </w:rPr>
-        <w:t>13</w:t>
-      </w:r>
-      <w:proofErr w:type="gramStart"/>
-      <w:r>
-        <w:rPr>
-          <w:rFonts w:hint="eastAsia"/>
-        </w:rPr>
-        <w:t>.Directory</w:t>
-      </w:r>
-      <w:proofErr w:type="gramEnd"/>
-      <w:r>
-        <w:rPr>
-          <w:rFonts w:hint="eastAsia"/>
-        </w:rPr>
-        <w:t xml:space="preserve"> service objects.</w:t>
-      </w:r>
-    </w:p>
-    <w:p>
-      <w:pPr>
-        <w:rPr>
-          <w:rFonts w:hint="eastAsia"/>
-        </w:rPr>
-      </w:pPr>
-    </w:p>
-    <w:p>
-      <w:pPr>
-        <w:rPr>
-          <w:rFonts w:hint="eastAsia"/>
-        </w:rPr>
-      </w:pPr>
-    </w:p>
-    <w:p>
-      <w:pPr>
-        <w:rPr>
-          <w:rFonts w:hint="eastAsia"/>
-        </w:rPr>
-      </w:pPr>
-    </w:p>
-    <w:p>
-      <w:pPr>
-        <w:rPr>
           <w:rFonts w:ascii="Segoe UI" w:hAnsi="Segoe UI" w:cs="Segoe UI" w:hint="eastAsia"/>
           <w:color w:val="2A2A2A"/>
           <w:sz w:val="19"/>
           <w:szCs w:val="19"/>
         </w:rPr>
-      </w:pPr>
-      <w:r>
-        <w:rPr>
-          <w:rFonts w:ascii="Segoe UI" w:hAnsi="Segoe UI" w:cs="Segoe UI" w:hint="eastAsia"/>
-          <w:color w:val="2A2A2A"/>
-          <w:sz w:val="19"/>
-          <w:szCs w:val="19"/>
-        </w:rPr>
-        <w:t>I</w:t>
-      </w:r>
-      <w:r>
-        <w:rPr>
-          <w:rFonts w:ascii="Segoe UI" w:hAnsi="Segoe UI" w:cs="Segoe UI"/>
-          <w:color w:val="2A2A2A"/>
-          <w:sz w:val="19"/>
-          <w:szCs w:val="19"/>
-        </w:rPr>
-        <w:t xml:space="preserve">n Windows Vista, there are two types of user accounts: </w:t>
-      </w:r>
-      <w:r>
-        <w:rPr>
-          <w:rFonts w:ascii="Segoe UI" w:hAnsi="Segoe UI" w:cs="Segoe UI"/>
-          <w:b/>
-          <w:color w:val="2A2A2A"/>
-          <w:sz w:val="19"/>
-          <w:szCs w:val="19"/>
-        </w:rPr>
-        <w:t>standard user accounts and administrator accounts</w:t>
-      </w:r>
-      <w:r>
-        <w:rPr>
-          <w:rFonts w:ascii="Segoe UI" w:hAnsi="Segoe UI" w:cs="Segoe UI"/>
-          <w:color w:val="2A2A2A"/>
-          <w:sz w:val="19"/>
-          <w:szCs w:val="19"/>
-        </w:rPr>
-        <w:t xml:space="preserve">. Standard users are equivalent to the standard user account in previous versions of Windows. Standard users have limited administrative privileges and user rights—they </w:t>
-      </w:r>
-      <w:r>
-        <w:rPr>
-          <w:rFonts w:ascii="Segoe UI" w:hAnsi="Segoe UI" w:cs="Segoe UI"/>
-          <w:color w:val="FF0000"/>
-          <w:sz w:val="19"/>
-          <w:szCs w:val="19"/>
-        </w:rPr>
-        <w:t>cannot install or uninstall applications that install into</w:t>
-      </w:r>
-      <w:r>
-        <w:rPr>
-          <w:rStyle w:val="apple-converted-space"/>
-          <w:rFonts w:ascii="Segoe UI" w:hAnsi="Segoe UI" w:cs="Segoe UI"/>
-          <w:color w:val="FF0000"/>
-          <w:sz w:val="19"/>
-          <w:szCs w:val="19"/>
-        </w:rPr>
-        <w:t> </w:t>
-      </w:r>
-      <w:r>
-        <w:rPr>
-          <w:rStyle w:val="a7"/>
-          <w:rFonts w:ascii="Segoe UI" w:hAnsi="Segoe UI" w:cs="Segoe UI"/>
-          <w:color w:val="FF0000"/>
-          <w:sz w:val="19"/>
-          <w:szCs w:val="19"/>
-        </w:rPr>
-        <w:t>%</w:t>
-      </w:r>
-      <w:proofErr w:type="spellStart"/>
-      <w:r>
-        <w:rPr>
-          <w:rStyle w:val="a7"/>
-          <w:rFonts w:ascii="Segoe UI" w:hAnsi="Segoe UI" w:cs="Segoe UI"/>
-          <w:color w:val="FF0000"/>
-          <w:sz w:val="19"/>
-          <w:szCs w:val="19"/>
-        </w:rPr>
-        <w:t>systemroot</w:t>
-      </w:r>
-      <w:proofErr w:type="spellEnd"/>
-      <w:r>
-        <w:rPr>
-          <w:rStyle w:val="a7"/>
-          <w:rFonts w:ascii="Segoe UI" w:hAnsi="Segoe UI" w:cs="Segoe UI"/>
-          <w:color w:val="FF0000"/>
-          <w:sz w:val="19"/>
-          <w:szCs w:val="19"/>
-        </w:rPr>
-        <w:t>%</w:t>
-      </w:r>
-      <w:r>
-        <w:rPr>
-          <w:rFonts w:ascii="Segoe UI" w:hAnsi="Segoe UI" w:cs="Segoe UI"/>
-          <w:color w:val="FF0000"/>
-          <w:sz w:val="19"/>
-          <w:szCs w:val="19"/>
-        </w:rPr>
-        <w:t>, change system settings, or perform other administrative tasks</w:t>
-      </w:r>
-      <w:r>
-        <w:rPr>
-          <w:rFonts w:ascii="Segoe UI" w:hAnsi="Segoe UI" w:cs="Segoe UI"/>
-          <w:color w:val="2A2A2A"/>
-          <w:sz w:val="19"/>
-          <w:szCs w:val="19"/>
-        </w:rPr>
-        <w:t xml:space="preserve">. However, standard users can perform these tasks if they are able to provide valid administrative credentials when prompted. With UAC enabled, members of the local Administrators group run with the same access token as standard users. Only when </w:t>
-      </w:r>
-      <w:r>
-        <w:rPr>
-          <w:rFonts w:ascii="Segoe UI" w:hAnsi="Segoe UI" w:cs="Segoe UI"/>
-          <w:color w:val="FF0000"/>
-          <w:sz w:val="19"/>
-          <w:szCs w:val="19"/>
-        </w:rPr>
-        <w:t>a member of the local Administrators group</w:t>
-      </w:r>
-      <w:r>
-        <w:rPr>
-          <w:rFonts w:ascii="Segoe UI" w:hAnsi="Segoe UI" w:cs="Segoe UI"/>
-          <w:color w:val="2A2A2A"/>
-          <w:sz w:val="19"/>
-          <w:szCs w:val="19"/>
-        </w:rPr>
-        <w:t xml:space="preserve"> gives approval can a process use the administrator’s full access token. This process is the basis of the principle of Admin Approval Mode.</w:t>
-      </w:r>
-    </w:p>
-    <w:p>
-      <w:pPr>
-        <w:rPr>
-          <w:rFonts w:ascii="Segoe UI" w:hAnsi="Segoe UI" w:cs="Segoe UI" w:hint="eastAsia"/>
-          <w:color w:val="2A2A2A"/>
-          <w:sz w:val="19"/>
-          <w:szCs w:val="19"/>
-        </w:rPr>
-      </w:pPr>
-    </w:p>
-    <w:p>
-      <w:pPr>
-        <w:rPr>
-          <w:rFonts w:ascii="Segoe UI" w:hAnsi="Segoe UI" w:cs="Segoe UI" w:hint="eastAsia"/>
-          <w:color w:val="2A2A2A"/>
-          <w:sz w:val="19"/>
-          <w:szCs w:val="19"/>
-        </w:rPr>
-      </w:pPr>
-      <w:r>
-        <w:rPr>
-          <w:rFonts w:ascii="Segoe UI" w:hAnsi="Segoe UI" w:cs="Segoe UI"/>
-          <w:color w:val="2A2A2A"/>
-          <w:sz w:val="19"/>
-          <w:szCs w:val="19"/>
-        </w:rPr>
-        <w:t>Example</w:t>
-      </w:r>
-      <w:r>
-        <w:rPr>
-          <w:rFonts w:ascii="Segoe UI" w:hAnsi="Segoe UI" w:cs="Segoe UI" w:hint="eastAsia"/>
-          <w:color w:val="2A2A2A"/>
-          <w:sz w:val="19"/>
-          <w:szCs w:val="19"/>
-        </w:rPr>
-        <w:t>:</w:t>
-      </w:r>
-    </w:p>
-    <w:p>
-      <w:pPr>
-        <w:rPr>
-          <w:rFonts w:ascii="Segoe UI" w:hAnsi="Segoe UI" w:cs="Segoe UI" w:hint="eastAsia"/>
-          <w:color w:val="2A2A2A"/>
-          <w:sz w:val="19"/>
-          <w:szCs w:val="19"/>
-        </w:rPr>
-      </w:pPr>
-      <w:r>
-        <w:rPr>
-          <w:rFonts w:ascii="Segoe UI" w:hAnsi="Segoe UI" w:cs="Segoe UI" w:hint="eastAsia"/>
-          <w:color w:val="2A2A2A"/>
-          <w:sz w:val="19"/>
-          <w:szCs w:val="19"/>
-        </w:rPr>
-        <w:t>I install a pplive.exe into %</w:t>
-      </w:r>
-      <w:proofErr w:type="spellStart"/>
-      <w:r>
-        <w:rPr>
-          <w:rFonts w:ascii="Segoe UI" w:hAnsi="Segoe UI" w:cs="Segoe UI" w:hint="eastAsia"/>
-          <w:color w:val="2A2A2A"/>
-          <w:sz w:val="19"/>
-          <w:szCs w:val="19"/>
-        </w:rPr>
-        <w:t>systemroot</w:t>
-      </w:r>
-      <w:proofErr w:type="spellEnd"/>
-      <w:r>
-        <w:rPr>
-          <w:rFonts w:ascii="Segoe UI" w:hAnsi="Segoe UI" w:cs="Segoe UI" w:hint="eastAsia"/>
-          <w:color w:val="2A2A2A"/>
-          <w:sz w:val="19"/>
-          <w:szCs w:val="19"/>
-        </w:rPr>
-        <w:t xml:space="preserve">% in </w:t>
-      </w:r>
-      <w:proofErr w:type="spellStart"/>
-      <w:r>
-        <w:rPr>
-          <w:rFonts w:ascii="Segoe UI" w:hAnsi="Segoe UI" w:cs="Segoe UI" w:hint="eastAsia"/>
-          <w:color w:val="2A2A2A"/>
-          <w:sz w:val="19"/>
-          <w:szCs w:val="19"/>
-        </w:rPr>
-        <w:t>winxp</w:t>
-      </w:r>
-      <w:proofErr w:type="spellEnd"/>
-      <w:r>
-        <w:rPr>
-          <w:rFonts w:ascii="Segoe UI" w:hAnsi="Segoe UI" w:cs="Segoe UI" w:hint="eastAsia"/>
-          <w:color w:val="2A2A2A"/>
-          <w:sz w:val="19"/>
-          <w:szCs w:val="19"/>
-        </w:rPr>
-        <w:t xml:space="preserve"> as administrator and standard user both.</w:t>
-      </w:r>
-      <w:r>
-        <w:rPr>
-          <w:rFonts w:ascii="Segoe UI" w:hAnsi="Segoe UI" w:cs="Segoe UI" w:hint="eastAsia"/>
-          <w:color w:val="2A2A2A"/>
-          <w:sz w:val="19"/>
-          <w:szCs w:val="19"/>
-        </w:rPr>
-        <w:t xml:space="preserve"> </w:t>
-      </w:r>
-      <w:proofErr w:type="gramStart"/>
-      <w:r>
-        <w:rPr>
-          <w:rFonts w:ascii="Segoe UI" w:hAnsi="Segoe UI" w:cs="Segoe UI" w:hint="eastAsia"/>
-          <w:color w:val="2A2A2A"/>
-          <w:sz w:val="19"/>
-          <w:szCs w:val="19"/>
-        </w:rPr>
-        <w:t>standard</w:t>
-      </w:r>
-      <w:proofErr w:type="gramEnd"/>
-      <w:r>
-        <w:rPr>
-          <w:rFonts w:ascii="Segoe UI" w:hAnsi="Segoe UI" w:cs="Segoe UI" w:hint="eastAsia"/>
-          <w:color w:val="2A2A2A"/>
-          <w:sz w:val="19"/>
-          <w:szCs w:val="19"/>
-        </w:rPr>
         <w:t xml:space="preserve"> user failed.</w:t>
       </w:r>
     </w:p>
     <w:p>
       <w:pPr>
         <w:rPr>
-          <w:rFonts w:ascii="Segoe UI" w:hAnsi="Segoe UI" w:cs="Segoe UI" w:hint="eastAsia"/>
+          <w:rFonts w:ascii="Segoe UI" w:hAnsi="Segoe UI" w:cs="Segoe UI"/>
           <w:color w:val="2A2A2A"/>
           <w:sz w:val="19"/>
           <w:szCs w:val="19"/>
@@ -4910,17 +4675,17 @@
     <w:p>
       <w:pPr>
         <w:rPr>
-          <w:rFonts w:ascii="Segoe UI" w:hAnsi="Segoe UI" w:cs="Segoe UI" w:hint="eastAsia"/>
-          <w:color w:val="2A2A2A"/>
-          <w:sz w:val="19"/>
-          <w:szCs w:val="19"/>
-        </w:rPr>
-      </w:pPr>
-    </w:p>
-    <w:p>
-      <w:pPr>
-        <w:rPr>
-          <w:rFonts w:ascii="Segoe UI" w:hAnsi="Segoe UI" w:cs="Segoe UI" w:hint="eastAsia"/>
+          <w:rFonts w:ascii="Segoe UI" w:hAnsi="Segoe UI" w:cs="Segoe UI"/>
+          <w:color w:val="2A2A2A"/>
+          <w:sz w:val="19"/>
+          <w:szCs w:val="19"/>
+        </w:rPr>
+      </w:pPr>
+    </w:p>
+    <w:p>
+      <w:pPr>
+        <w:rPr>
+          <w:rFonts w:ascii="Segoe UI" w:hAnsi="Segoe UI" w:cs="Segoe UI"/>
           <w:color w:val="2A2A2A"/>
           <w:sz w:val="19"/>
           <w:szCs w:val="19"/>
@@ -4961,17 +4726,17 @@
     <w:p>
       <w:pPr>
         <w:rPr>
-          <w:rFonts w:ascii="Segoe UI" w:hAnsi="Segoe UI" w:cs="Segoe UI" w:hint="eastAsia"/>
-          <w:color w:val="2A2A2A"/>
-          <w:sz w:val="19"/>
-          <w:szCs w:val="19"/>
-        </w:rPr>
-      </w:pPr>
-    </w:p>
-    <w:p>
-      <w:pPr>
-        <w:rPr>
-          <w:rFonts w:ascii="Segoe UI" w:hAnsi="Segoe UI" w:cs="Segoe UI" w:hint="eastAsia"/>
+          <w:rFonts w:ascii="Segoe UI" w:hAnsi="Segoe UI" w:cs="Segoe UI"/>
+          <w:color w:val="2A2A2A"/>
+          <w:sz w:val="19"/>
+          <w:szCs w:val="19"/>
+        </w:rPr>
+      </w:pPr>
+    </w:p>
+    <w:p>
+      <w:pPr>
+        <w:rPr>
+          <w:rFonts w:ascii="Segoe UI" w:hAnsi="Segoe UI" w:cs="Segoe UI"/>
           <w:color w:val="2A2A2A"/>
           <w:sz w:val="19"/>
           <w:szCs w:val="19"/>
@@ -4981,9 +4746,6 @@
     <w:p>
       <w:pPr>
         <w:pStyle w:val="3"/>
-        <w:rPr>
-          <w:rFonts w:hint="eastAsia"/>
-        </w:rPr>
       </w:pPr>
       <w:r>
         <w:t>UAC Architecture</w:t>
@@ -5045,7 +4807,7 @@
                     </pic:cNvPicPr>
                   </pic:nvPicPr>
                   <pic:blipFill>
-                    <a:blip r:embed="rId16">
+                    <a:blip r:embed="rId17">
                       <a:extLst>
                         <a:ext uri="{28A0092B-C50C-407E-A947-70E740481C1C}">
                           <a14:useLocalDpi xmlns:a14="http://schemas.microsoft.com/office/drawing/2010/main" val="0"/>
@@ -5080,12 +4842,21 @@
     <w:p>
       <w:pPr>
         <w:rPr>
+          <w:rFonts w:ascii="Segoe UI" w:hAnsi="Segoe UI" w:cs="Segoe UI"/>
+          <w:color w:val="2A2A2A"/>
+          <w:sz w:val="19"/>
+          <w:szCs w:val="19"/>
+        </w:rPr>
+      </w:pPr>
+      <w:r>
+        <w:rPr>
           <w:rFonts w:ascii="Segoe UI" w:hAnsi="Segoe UI" w:cs="Segoe UI" w:hint="eastAsia"/>
           <w:color w:val="2A2A2A"/>
           <w:sz w:val="19"/>
           <w:szCs w:val="19"/>
         </w:rPr>
-      </w:pPr>
+        <w:t>Vista</w:t>
+      </w:r>
       <w:r>
         <w:rPr>
           <w:rFonts w:ascii="Segoe UI" w:hAnsi="Segoe UI" w:cs="Segoe UI" w:hint="eastAsia"/>
@@ -5093,8 +4864,9 @@
           <w:sz w:val="19"/>
           <w:szCs w:val="19"/>
         </w:rPr>
-        <w:t>Vista</w:t>
-      </w:r>
+        <w:t>和</w:t>
+      </w:r>
+      <w:proofErr w:type="spellStart"/>
       <w:r>
         <w:rPr>
           <w:rFonts w:ascii="Segoe UI" w:hAnsi="Segoe UI" w:cs="Segoe UI" w:hint="eastAsia"/>
@@ -5102,17 +4874,46 @@
           <w:sz w:val="19"/>
           <w:szCs w:val="19"/>
         </w:rPr>
-        <w:t>和</w:t>
-      </w:r>
+        <w:t>xp</w:t>
+      </w:r>
+      <w:proofErr w:type="spellEnd"/>
+      <w:r>
+        <w:rPr>
+          <w:rFonts w:ascii="Segoe UI" w:hAnsi="Segoe UI" w:cs="Segoe UI" w:hint="eastAsia"/>
+          <w:color w:val="2A2A2A"/>
+          <w:sz w:val="19"/>
+          <w:szCs w:val="19"/>
+        </w:rPr>
+        <w:t>登录的时候虽然外部看起来没有多少差别，但是内部机制却完全改变了，上图显示了差别。</w:t>
+      </w:r>
+    </w:p>
+    <w:p>
+      <w:pPr>
+        <w:rPr>
+          <w:rFonts w:ascii="Segoe UI" w:hAnsi="Segoe UI" w:cs="Segoe UI"/>
+          <w:color w:val="2A2A2A"/>
+          <w:sz w:val="19"/>
+          <w:szCs w:val="19"/>
+        </w:rPr>
+      </w:pPr>
       <w:proofErr w:type="spellStart"/>
       <w:r>
         <w:rPr>
+          <w:rFonts w:ascii="Segoe UI" w:hAnsi="Segoe UI" w:cs="Segoe UI"/>
+          <w:color w:val="2A2A2A"/>
+          <w:sz w:val="19"/>
+          <w:szCs w:val="19"/>
+        </w:rPr>
+        <w:t>X</w:t>
+      </w:r>
+      <w:r>
+        <w:rPr>
           <w:rFonts w:ascii="Segoe UI" w:hAnsi="Segoe UI" w:cs="Segoe UI" w:hint="eastAsia"/>
           <w:color w:val="2A2A2A"/>
           <w:sz w:val="19"/>
           <w:szCs w:val="19"/>
         </w:rPr>
-        <w:t>xp</w:t>
+        <w:t>p</w:t>
       </w:r>
       <w:proofErr w:type="spellEnd"/>
       <w:r>
@@ -5122,27 +4923,16 @@
           <w:sz w:val="19"/>
           <w:szCs w:val="19"/>
         </w:rPr>
-        <w:t>登录的时候虽然外部看起来没有多少差别，但是内部机制却完全改变了，上图显示了差别。</w:t>
-      </w:r>
-    </w:p>
-    <w:p>
-      <w:pPr>
+        <w:t>下：一个用户登录的时候只获得一个</w:t>
+      </w:r>
+      <w:r>
         <w:rPr>
           <w:rFonts w:ascii="Segoe UI" w:hAnsi="Segoe UI" w:cs="Segoe UI" w:hint="eastAsia"/>
           <w:color w:val="2A2A2A"/>
           <w:sz w:val="19"/>
           <w:szCs w:val="19"/>
         </w:rPr>
-      </w:pPr>
-      <w:proofErr w:type="spellStart"/>
-      <w:r>
-        <w:rPr>
-          <w:rFonts w:ascii="Segoe UI" w:hAnsi="Segoe UI" w:cs="Segoe UI"/>
-          <w:color w:val="2A2A2A"/>
-          <w:sz w:val="19"/>
-          <w:szCs w:val="19"/>
-        </w:rPr>
-        <w:t>X</w:t>
+        <w:t>access token.(administrator</w:t>
       </w:r>
       <w:r>
         <w:rPr>
@@ -5151,9 +4941,8 @@
           <w:sz w:val="19"/>
           <w:szCs w:val="19"/>
         </w:rPr>
-        <w:t>p</w:t>
-      </w:r>
-      <w:proofErr w:type="spellEnd"/>
+        <w:t>登录则获得</w:t>
+      </w:r>
       <w:r>
         <w:rPr>
           <w:rFonts w:ascii="Segoe UI" w:hAnsi="Segoe UI" w:cs="Segoe UI" w:hint="eastAsia"/>
@@ -5161,7 +4950,7 @@
           <w:sz w:val="19"/>
           <w:szCs w:val="19"/>
         </w:rPr>
-        <w:t>下：一个用户登录的时候只获得一个</w:t>
+        <w:t>full administrator access token, standard user</w:t>
       </w:r>
       <w:r>
         <w:rPr>
@@ -5170,7 +4959,7 @@
           <w:sz w:val="19"/>
           <w:szCs w:val="19"/>
         </w:rPr>
-        <w:t>access token.(administrator</w:t>
+        <w:t>登录则获得</w:t>
       </w:r>
       <w:r>
         <w:rPr>
@@ -5179,7 +4968,36 @@
           <w:sz w:val="19"/>
           <w:szCs w:val="19"/>
         </w:rPr>
-        <w:t>登录则获得</w:t>
+        <w:t>standard user access token).</w:t>
+      </w:r>
+    </w:p>
+    <w:p>
+      <w:pPr>
+        <w:rPr>
+          <w:rFonts w:ascii="Segoe UI" w:hAnsi="Segoe UI" w:cs="Segoe UI"/>
+          <w:color w:val="2A2A2A"/>
+          <w:sz w:val="19"/>
+          <w:szCs w:val="19"/>
+        </w:rPr>
+      </w:pPr>
+    </w:p>
+    <w:p>
+      <w:pPr>
+        <w:rPr>
+          <w:rFonts w:ascii="Segoe UI" w:hAnsi="Segoe UI" w:cs="Segoe UI"/>
+          <w:color w:val="2A2A2A"/>
+          <w:sz w:val="19"/>
+          <w:szCs w:val="19"/>
+        </w:rPr>
+      </w:pPr>
+      <w:r>
+        <w:rPr>
+          <w:rFonts w:ascii="Segoe UI" w:hAnsi="Segoe UI" w:cs="Segoe UI"/>
+          <w:color w:val="2A2A2A"/>
+          <w:sz w:val="19"/>
+          <w:szCs w:val="19"/>
+        </w:rPr>
+        <w:t>V</w:t>
       </w:r>
       <w:r>
         <w:rPr>
@@ -5188,7 +5006,7 @@
           <w:sz w:val="19"/>
           <w:szCs w:val="19"/>
         </w:rPr>
-        <w:t>full administrator access token, standard user</w:t>
+        <w:t>ista</w:t>
       </w:r>
       <w:r>
         <w:rPr>
@@ -5197,69 +5015,13 @@
           <w:sz w:val="19"/>
           <w:szCs w:val="19"/>
         </w:rPr>
-        <w:t>登录则获得</w:t>
-      </w:r>
-      <w:r>
-        <w:rPr>
-          <w:rFonts w:ascii="Segoe UI" w:hAnsi="Segoe UI" w:cs="Segoe UI" w:hint="eastAsia"/>
-          <w:color w:val="2A2A2A"/>
-          <w:sz w:val="19"/>
-          <w:szCs w:val="19"/>
-        </w:rPr>
-        <w:t>standard user access token).</w:t>
-      </w:r>
-    </w:p>
-    <w:p>
-      <w:pPr>
-        <w:rPr>
-          <w:rFonts w:ascii="Segoe UI" w:hAnsi="Segoe UI" w:cs="Segoe UI" w:hint="eastAsia"/>
-          <w:color w:val="2A2A2A"/>
-          <w:sz w:val="19"/>
-          <w:szCs w:val="19"/>
-        </w:rPr>
-      </w:pPr>
-    </w:p>
-    <w:p>
-      <w:pPr>
-        <w:rPr>
-          <w:rFonts w:ascii="Segoe UI" w:hAnsi="Segoe UI" w:cs="Segoe UI" w:hint="eastAsia"/>
-          <w:color w:val="2A2A2A"/>
-          <w:sz w:val="19"/>
-          <w:szCs w:val="19"/>
-        </w:rPr>
-      </w:pPr>
-      <w:r>
-        <w:rPr>
-          <w:rFonts w:ascii="Segoe UI" w:hAnsi="Segoe UI" w:cs="Segoe UI"/>
-          <w:color w:val="2A2A2A"/>
-          <w:sz w:val="19"/>
-          <w:szCs w:val="19"/>
-        </w:rPr>
-        <w:t>V</w:t>
-      </w:r>
-      <w:r>
-        <w:rPr>
-          <w:rFonts w:ascii="Segoe UI" w:hAnsi="Segoe UI" w:cs="Segoe UI" w:hint="eastAsia"/>
-          <w:color w:val="2A2A2A"/>
-          <w:sz w:val="19"/>
-          <w:szCs w:val="19"/>
-        </w:rPr>
-        <w:t>ista</w:t>
-      </w:r>
-      <w:r>
-        <w:rPr>
-          <w:rFonts w:ascii="Segoe UI" w:hAnsi="Segoe UI" w:cs="Segoe UI" w:hint="eastAsia"/>
-          <w:color w:val="2A2A2A"/>
-          <w:sz w:val="19"/>
-          <w:szCs w:val="19"/>
-        </w:rPr>
         <w:t>下：</w:t>
       </w:r>
     </w:p>
     <w:p>
       <w:pPr>
         <w:rPr>
-          <w:rFonts w:ascii="Segoe UI" w:hAnsi="Segoe UI" w:cs="Segoe UI" w:hint="eastAsia"/>
+          <w:rFonts w:ascii="Segoe UI" w:hAnsi="Segoe UI" w:cs="Segoe UI"/>
           <w:color w:val="2A2A2A"/>
           <w:sz w:val="19"/>
           <w:szCs w:val="19"/>
@@ -5327,7 +5089,7 @@
         </w:numPr>
         <w:ind w:firstLineChars="0"/>
         <w:rPr>
-          <w:rFonts w:ascii="Segoe UI" w:hAnsi="Segoe UI" w:cs="Segoe UI" w:hint="eastAsia"/>
+          <w:rFonts w:ascii="Segoe UI" w:hAnsi="Segoe UI" w:cs="Segoe UI"/>
           <w:color w:val="2A2A2A"/>
           <w:sz w:val="19"/>
           <w:szCs w:val="19"/>
@@ -5361,20 +5123,38 @@
         </w:numPr>
         <w:ind w:firstLineChars="0"/>
         <w:rPr>
+          <w:rFonts w:ascii="Segoe UI" w:hAnsi="Segoe UI" w:cs="Segoe UI"/>
+          <w:color w:val="2A2A2A"/>
+          <w:sz w:val="19"/>
+          <w:szCs w:val="19"/>
+        </w:rPr>
+      </w:pPr>
+      <w:r>
+        <w:rPr>
+          <w:rFonts w:ascii="Segoe UI" w:hAnsi="Segoe UI" w:cs="Segoe UI"/>
+          <w:color w:val="2A2A2A"/>
+          <w:sz w:val="19"/>
+          <w:szCs w:val="19"/>
+        </w:rPr>
+        <w:t>A</w:t>
+      </w:r>
+      <w:r>
+        <w:rPr>
           <w:rFonts w:ascii="Segoe UI" w:hAnsi="Segoe UI" w:cs="Segoe UI" w:hint="eastAsia"/>
           <w:color w:val="2A2A2A"/>
           <w:sz w:val="19"/>
           <w:szCs w:val="19"/>
         </w:rPr>
-      </w:pPr>
-      <w:r>
-        <w:rPr>
-          <w:rFonts w:ascii="Segoe UI" w:hAnsi="Segoe UI" w:cs="Segoe UI"/>
-          <w:color w:val="2A2A2A"/>
-          <w:sz w:val="19"/>
-          <w:szCs w:val="19"/>
-        </w:rPr>
-        <w:t>A</w:t>
+        <w:t xml:space="preserve"> </w:t>
+      </w:r>
+      <w:r>
+        <w:rPr>
+          <w:rFonts w:ascii="Segoe UI" w:hAnsi="Segoe UI" w:cs="Segoe UI"/>
+          <w:color w:val="2A2A2A"/>
+          <w:sz w:val="19"/>
+          <w:szCs w:val="19"/>
+        </w:rPr>
+        <w:t>“</w:t>
       </w:r>
       <w:r>
         <w:rPr>
@@ -5383,16 +5163,16 @@
           <w:sz w:val="19"/>
           <w:szCs w:val="19"/>
         </w:rPr>
-        <w:t xml:space="preserve"> </w:t>
-      </w:r>
-      <w:r>
-        <w:rPr>
-          <w:rFonts w:ascii="Segoe UI" w:hAnsi="Segoe UI" w:cs="Segoe UI"/>
-          <w:color w:val="2A2A2A"/>
-          <w:sz w:val="19"/>
-          <w:szCs w:val="19"/>
-        </w:rPr>
-        <w:t>“</w:t>
+        <w:t>filtered</w:t>
+      </w:r>
+      <w:r>
+        <w:rPr>
+          <w:rFonts w:ascii="Segoe UI" w:hAnsi="Segoe UI" w:cs="Segoe UI"/>
+          <w:color w:val="2A2A2A"/>
+          <w:sz w:val="19"/>
+          <w:szCs w:val="19"/>
+        </w:rPr>
+        <w:t>”</w:t>
       </w:r>
       <w:r>
         <w:rPr>
@@ -5401,8 +5181,103 @@
           <w:sz w:val="19"/>
           <w:szCs w:val="19"/>
         </w:rPr>
+        <w:t xml:space="preserve"> standard user access </w:t>
+      </w:r>
+      <w:r>
+        <w:rPr>
+          <w:rFonts w:ascii="Segoe UI" w:hAnsi="Segoe UI" w:cs="Segoe UI"/>
+          <w:color w:val="2A2A2A"/>
+          <w:sz w:val="19"/>
+          <w:szCs w:val="19"/>
+        </w:rPr>
+        <w:t>token.</w:t>
+      </w:r>
+    </w:p>
+    <w:p>
+      <w:pPr>
+        <w:ind w:firstLine="420"/>
+        <w:rPr>
+          <w:rFonts w:ascii="Segoe UI" w:hAnsi="Segoe UI" w:cs="Segoe UI"/>
+          <w:color w:val="2A2A2A"/>
+          <w:sz w:val="19"/>
+          <w:szCs w:val="19"/>
+        </w:rPr>
+      </w:pPr>
+      <w:r>
+        <w:rPr>
+          <w:rFonts w:ascii="Segoe UI" w:hAnsi="Segoe UI" w:cs="Segoe UI" w:hint="eastAsia"/>
+          <w:color w:val="2A2A2A"/>
+          <w:sz w:val="19"/>
+          <w:szCs w:val="19"/>
+        </w:rPr>
+        <w:t>首先</w:t>
+      </w:r>
+      <w:r>
+        <w:rPr>
+          <w:rFonts w:ascii="Segoe UI" w:hAnsi="Segoe UI" w:cs="Segoe UI" w:hint="eastAsia"/>
+          <w:color w:val="2A2A2A"/>
+          <w:sz w:val="19"/>
+          <w:szCs w:val="19"/>
+        </w:rPr>
+        <w:t>administrative windows privileges</w:t>
+      </w:r>
+      <w:r>
+        <w:rPr>
+          <w:rFonts w:ascii="Segoe UI" w:hAnsi="Segoe UI" w:cs="Segoe UI" w:hint="eastAsia"/>
+          <w:color w:val="2A2A2A"/>
+          <w:sz w:val="19"/>
+          <w:szCs w:val="19"/>
+        </w:rPr>
+        <w:t>将被禁用</w:t>
+      </w:r>
+      <w:r>
+        <w:rPr>
+          <w:rFonts w:ascii="Segoe UI" w:hAnsi="Segoe UI" w:cs="Segoe UI" w:hint="eastAsia"/>
+          <w:color w:val="2A2A2A"/>
+          <w:sz w:val="19"/>
+          <w:szCs w:val="19"/>
+        </w:rPr>
+        <w:t>，</w:t>
+      </w:r>
+      <w:r>
+        <w:rPr>
+          <w:rFonts w:ascii="Segoe UI" w:hAnsi="Segoe UI" w:cs="Segoe UI" w:hint="eastAsia"/>
+          <w:color w:val="2A2A2A"/>
+          <w:sz w:val="19"/>
+          <w:szCs w:val="19"/>
+        </w:rPr>
+        <w:t>elevated user rights</w:t>
+      </w:r>
+      <w:r>
+        <w:rPr>
+          <w:rFonts w:ascii="Segoe UI" w:hAnsi="Segoe UI" w:cs="Segoe UI" w:hint="eastAsia"/>
+          <w:color w:val="2A2A2A"/>
+          <w:sz w:val="19"/>
+          <w:szCs w:val="19"/>
+        </w:rPr>
+        <w:t>将被去除，这样就是一个</w:t>
+      </w:r>
+      <w:proofErr w:type="gramStart"/>
+      <w:r>
+        <w:rPr>
+          <w:rFonts w:ascii="Segoe UI" w:hAnsi="Segoe UI" w:cs="Segoe UI"/>
+          <w:color w:val="2A2A2A"/>
+          <w:sz w:val="19"/>
+          <w:szCs w:val="19"/>
+        </w:rPr>
+        <w:t>”</w:t>
+      </w:r>
+      <w:proofErr w:type="gramEnd"/>
+      <w:r>
+        <w:rPr>
+          <w:rFonts w:ascii="Segoe UI" w:hAnsi="Segoe UI" w:cs="Segoe UI" w:hint="eastAsia"/>
+          <w:color w:val="2A2A2A"/>
+          <w:sz w:val="19"/>
+          <w:szCs w:val="19"/>
+        </w:rPr>
         <w:t>filtered</w:t>
       </w:r>
+      <w:proofErr w:type="gramStart"/>
       <w:r>
         <w:rPr>
           <w:rFonts w:ascii="Segoe UI" w:hAnsi="Segoe UI" w:cs="Segoe UI"/>
@@ -5412,6 +5287,7 @@
         </w:rPr>
         <w:t>”</w:t>
       </w:r>
+      <w:proofErr w:type="gramEnd"/>
       <w:r>
         <w:rPr>
           <w:rFonts w:ascii="Segoe UI" w:hAnsi="Segoe UI" w:cs="Segoe UI" w:hint="eastAsia"/>
@@ -5419,28 +5295,17 @@
           <w:sz w:val="19"/>
           <w:szCs w:val="19"/>
         </w:rPr>
-        <w:t xml:space="preserve"> standard user access </w:t>
-      </w:r>
-      <w:r>
-        <w:rPr>
-          <w:rFonts w:ascii="Segoe UI" w:hAnsi="Segoe UI" w:cs="Segoe UI"/>
-          <w:color w:val="2A2A2A"/>
-          <w:sz w:val="19"/>
-          <w:szCs w:val="19"/>
-        </w:rPr>
-        <w:t>token.</w:t>
-      </w:r>
-    </w:p>
-    <w:p>
-      <w:pPr>
-        <w:ind w:firstLine="420"/>
+        <w:t xml:space="preserve"> standard access token.</w:t>
+      </w:r>
+      <w:r>
         <w:rPr>
           <w:rFonts w:ascii="Segoe UI" w:hAnsi="Segoe UI" w:cs="Segoe UI" w:hint="eastAsia"/>
           <w:color w:val="2A2A2A"/>
           <w:sz w:val="19"/>
           <w:szCs w:val="19"/>
         </w:rPr>
-      </w:pPr>
+        <w:t>然后</w:t>
+      </w:r>
       <w:r>
         <w:rPr>
           <w:rFonts w:ascii="Segoe UI" w:hAnsi="Segoe UI" w:cs="Segoe UI" w:hint="eastAsia"/>
@@ -5448,7 +5313,7 @@
           <w:sz w:val="19"/>
           <w:szCs w:val="19"/>
         </w:rPr>
-        <w:t>首先</w:t>
+        <w:t xml:space="preserve">standard access token </w:t>
       </w:r>
       <w:r>
         <w:rPr>
@@ -5457,7 +5322,7 @@
           <w:sz w:val="19"/>
           <w:szCs w:val="19"/>
         </w:rPr>
-        <w:t>administrative windows privileges</w:t>
+        <w:t>将被用来创建</w:t>
       </w:r>
       <w:r>
         <w:rPr>
@@ -5466,7 +5331,7 @@
           <w:sz w:val="19"/>
           <w:szCs w:val="19"/>
         </w:rPr>
-        <w:t>将被禁用</w:t>
+        <w:t>desktop(Explorer.exe).</w:t>
       </w:r>
       <w:r>
         <w:rPr>
@@ -5475,7 +5340,7 @@
           <w:sz w:val="19"/>
           <w:szCs w:val="19"/>
         </w:rPr>
-        <w:t>，</w:t>
+        <w:t>其他用户初始化的进程都把</w:t>
       </w:r>
       <w:r>
         <w:rPr>
@@ -5484,7 +5349,7 @@
           <w:sz w:val="19"/>
           <w:szCs w:val="19"/>
         </w:rPr>
-        <w:t>elevated user rights</w:t>
+        <w:t>Explorer.exe</w:t>
       </w:r>
       <w:r>
         <w:rPr>
@@ -5493,19 +5358,8 @@
           <w:sz w:val="19"/>
           <w:szCs w:val="19"/>
         </w:rPr>
-        <w:t>将被去除，这样就是一个</w:t>
-      </w:r>
-      <w:proofErr w:type="gramStart"/>
-      <w:r>
-        <w:rPr>
-          <w:rFonts w:ascii="Segoe UI" w:hAnsi="Segoe UI" w:cs="Segoe UI"/>
-          <w:color w:val="2A2A2A"/>
-          <w:sz w:val="19"/>
-          <w:szCs w:val="19"/>
-        </w:rPr>
-        <w:t>”</w:t>
-      </w:r>
-      <w:proofErr w:type="gramEnd"/>
+        <w:t>作为父进程然后从它继承</w:t>
+      </w:r>
       <w:r>
         <w:rPr>
           <w:rFonts w:ascii="Segoe UI" w:hAnsi="Segoe UI" w:cs="Segoe UI" w:hint="eastAsia"/>
@@ -5513,19 +5367,8 @@
           <w:sz w:val="19"/>
           <w:szCs w:val="19"/>
         </w:rPr>
-        <w:t>filtered</w:t>
-      </w:r>
-      <w:proofErr w:type="gramStart"/>
-      <w:r>
-        <w:rPr>
-          <w:rFonts w:ascii="Segoe UI" w:hAnsi="Segoe UI" w:cs="Segoe UI"/>
-          <w:color w:val="2A2A2A"/>
-          <w:sz w:val="19"/>
-          <w:szCs w:val="19"/>
-        </w:rPr>
-        <w:t>”</w:t>
-      </w:r>
-      <w:proofErr w:type="gramEnd"/>
+        <w:t>access token</w:t>
+      </w:r>
       <w:r>
         <w:rPr>
           <w:rFonts w:ascii="Segoe UI" w:hAnsi="Segoe UI" w:cs="Segoe UI" w:hint="eastAsia"/>
@@ -5533,7 +5376,7 @@
           <w:sz w:val="19"/>
           <w:szCs w:val="19"/>
         </w:rPr>
-        <w:t xml:space="preserve"> standard access token.</w:t>
+        <w:t>(</w:t>
       </w:r>
       <w:r>
         <w:rPr>
@@ -5542,7 +5385,7 @@
           <w:sz w:val="19"/>
           <w:szCs w:val="19"/>
         </w:rPr>
-        <w:t>然后</w:t>
+        <w:t>只有</w:t>
       </w:r>
       <w:r>
         <w:rPr>
@@ -5551,7 +5394,7 @@
           <w:sz w:val="19"/>
           <w:szCs w:val="19"/>
         </w:rPr>
-        <w:t xml:space="preserve">standard access token </w:t>
+        <w:t>standard access token)</w:t>
       </w:r>
       <w:r>
         <w:rPr>
@@ -5560,7 +5403,7 @@
           <w:sz w:val="19"/>
           <w:szCs w:val="19"/>
         </w:rPr>
-        <w:t>将被用来创建</w:t>
+        <w:t>.</w:t>
       </w:r>
       <w:r>
         <w:rPr>
@@ -5569,7 +5412,7 @@
           <w:sz w:val="19"/>
           <w:szCs w:val="19"/>
         </w:rPr>
-        <w:t>desktop(Explorer.exe).</w:t>
+        <w:t>结果就是，所以进程都默认以</w:t>
       </w:r>
       <w:r>
         <w:rPr>
@@ -5578,7 +5421,7 @@
           <w:sz w:val="19"/>
           <w:szCs w:val="19"/>
         </w:rPr>
-        <w:t>其他用户初始化的进程都把</w:t>
+        <w:t>standard user</w:t>
       </w:r>
       <w:r>
         <w:rPr>
@@ -5587,7 +5430,7 @@
           <w:sz w:val="19"/>
           <w:szCs w:val="19"/>
         </w:rPr>
-        <w:t>Explorer.exe</w:t>
+        <w:t>运行。除非用户同意提供一个</w:t>
       </w:r>
       <w:r>
         <w:rPr>
@@ -5596,7 +5439,7 @@
           <w:sz w:val="19"/>
           <w:szCs w:val="19"/>
         </w:rPr>
-        <w:t>作为父进程然后从它继承</w:t>
+        <w:t>full administrative access token</w:t>
       </w:r>
       <w:r>
         <w:rPr>
@@ -5605,94 +5448,13 @@
           <w:sz w:val="19"/>
           <w:szCs w:val="19"/>
         </w:rPr>
-        <w:t>access token</w:t>
-      </w:r>
-      <w:r>
-        <w:rPr>
-          <w:rFonts w:ascii="Segoe UI" w:hAnsi="Segoe UI" w:cs="Segoe UI" w:hint="eastAsia"/>
-          <w:color w:val="2A2A2A"/>
-          <w:sz w:val="19"/>
-          <w:szCs w:val="19"/>
-        </w:rPr>
-        <w:t>(</w:t>
-      </w:r>
-      <w:r>
-        <w:rPr>
-          <w:rFonts w:ascii="Segoe UI" w:hAnsi="Segoe UI" w:cs="Segoe UI" w:hint="eastAsia"/>
-          <w:color w:val="2A2A2A"/>
-          <w:sz w:val="19"/>
-          <w:szCs w:val="19"/>
-        </w:rPr>
-        <w:t>只有</w:t>
-      </w:r>
-      <w:r>
-        <w:rPr>
-          <w:rFonts w:ascii="Segoe UI" w:hAnsi="Segoe UI" w:cs="Segoe UI" w:hint="eastAsia"/>
-          <w:color w:val="2A2A2A"/>
-          <w:sz w:val="19"/>
-          <w:szCs w:val="19"/>
-        </w:rPr>
-        <w:t>standard access token)</w:t>
-      </w:r>
-      <w:r>
-        <w:rPr>
-          <w:rFonts w:ascii="Segoe UI" w:hAnsi="Segoe UI" w:cs="Segoe UI" w:hint="eastAsia"/>
-          <w:color w:val="2A2A2A"/>
-          <w:sz w:val="19"/>
-          <w:szCs w:val="19"/>
-        </w:rPr>
-        <w:t>.</w:t>
-      </w:r>
-      <w:r>
-        <w:rPr>
-          <w:rFonts w:ascii="Segoe UI" w:hAnsi="Segoe UI" w:cs="Segoe UI" w:hint="eastAsia"/>
-          <w:color w:val="2A2A2A"/>
-          <w:sz w:val="19"/>
-          <w:szCs w:val="19"/>
-        </w:rPr>
-        <w:t>结果就是，所以进程都默认以</w:t>
-      </w:r>
-      <w:r>
-        <w:rPr>
-          <w:rFonts w:ascii="Segoe UI" w:hAnsi="Segoe UI" w:cs="Segoe UI" w:hint="eastAsia"/>
-          <w:color w:val="2A2A2A"/>
-          <w:sz w:val="19"/>
-          <w:szCs w:val="19"/>
-        </w:rPr>
-        <w:t>standard user</w:t>
-      </w:r>
-      <w:r>
-        <w:rPr>
-          <w:rFonts w:ascii="Segoe UI" w:hAnsi="Segoe UI" w:cs="Segoe UI" w:hint="eastAsia"/>
-          <w:color w:val="2A2A2A"/>
-          <w:sz w:val="19"/>
-          <w:szCs w:val="19"/>
-        </w:rPr>
-        <w:t>运行。除非用户同意提供一个</w:t>
-      </w:r>
-      <w:r>
-        <w:rPr>
-          <w:rFonts w:ascii="Segoe UI" w:hAnsi="Segoe UI" w:cs="Segoe UI" w:hint="eastAsia"/>
-          <w:color w:val="2A2A2A"/>
-          <w:sz w:val="19"/>
-          <w:szCs w:val="19"/>
-        </w:rPr>
-        <w:t>full administrative access token</w:t>
-      </w:r>
-      <w:r>
-        <w:rPr>
-          <w:rFonts w:ascii="Segoe UI" w:hAnsi="Segoe UI" w:cs="Segoe UI" w:hint="eastAsia"/>
-          <w:color w:val="2A2A2A"/>
-          <w:sz w:val="19"/>
-          <w:szCs w:val="19"/>
-        </w:rPr>
         <w:t>，也就是提权。</w:t>
       </w:r>
     </w:p>
     <w:p>
       <w:pPr>
         <w:rPr>
-          <w:rFonts w:ascii="Segoe UI" w:hAnsi="Segoe UI" w:cs="Segoe UI" w:hint="eastAsia"/>
+          <w:rFonts w:ascii="Segoe UI" w:hAnsi="Segoe UI" w:cs="Segoe UI"/>
           <w:color w:val="2A2A2A"/>
           <w:sz w:val="19"/>
           <w:szCs w:val="19"/>
@@ -5820,7 +5582,7 @@
     <w:p>
       <w:pPr>
         <w:rPr>
-          <w:rFonts w:ascii="Segoe UI" w:hAnsi="Segoe UI" w:cs="Segoe UI" w:hint="eastAsia"/>
+          <w:rFonts w:ascii="Segoe UI" w:hAnsi="Segoe UI" w:cs="Segoe UI"/>
           <w:color w:val="2A2A2A"/>
           <w:sz w:val="19"/>
           <w:szCs w:val="19"/>
@@ -5865,12 +5627,21 @@
         </w:numPr>
         <w:ind w:firstLineChars="0"/>
         <w:rPr>
+          <w:rFonts w:ascii="Segoe UI" w:hAnsi="Segoe UI" w:cs="Segoe UI"/>
+          <w:color w:val="2A2A2A"/>
+          <w:sz w:val="19"/>
+          <w:szCs w:val="19"/>
+        </w:rPr>
+      </w:pPr>
+      <w:r>
+        <w:rPr>
           <w:rFonts w:ascii="Segoe UI" w:hAnsi="Segoe UI" w:cs="Segoe UI" w:hint="eastAsia"/>
           <w:color w:val="2A2A2A"/>
           <w:sz w:val="19"/>
           <w:szCs w:val="19"/>
         </w:rPr>
-      </w:pPr>
+        <w:t>该用户</w:t>
+      </w:r>
       <w:r>
         <w:rPr>
           <w:rFonts w:ascii="Segoe UI" w:hAnsi="Segoe UI" w:cs="Segoe UI" w:hint="eastAsia"/>
@@ -5878,8 +5649,19 @@
           <w:sz w:val="19"/>
           <w:szCs w:val="19"/>
         </w:rPr>
-        <w:t>该用户</w:t>
-      </w:r>
+        <w:t>本身是管理员（属于管理员组），那么只需要选择</w:t>
+      </w:r>
+      <w:proofErr w:type="gramStart"/>
+      <w:r>
+        <w:rPr>
+          <w:rFonts w:ascii="Segoe UI" w:hAnsi="Segoe UI" w:cs="Segoe UI"/>
+          <w:color w:val="2A2A2A"/>
+          <w:sz w:val="19"/>
+          <w:szCs w:val="19"/>
+        </w:rPr>
+        <w:t>”</w:t>
+      </w:r>
+      <w:proofErr w:type="gramEnd"/>
       <w:r>
         <w:rPr>
           <w:rFonts w:ascii="Segoe UI" w:hAnsi="Segoe UI" w:cs="Segoe UI" w:hint="eastAsia"/>
@@ -5887,7 +5669,7 @@
           <w:sz w:val="19"/>
           <w:szCs w:val="19"/>
         </w:rPr>
-        <w:t>本身是管理员（属于管理员组），那么只需要选择</w:t>
+        <w:t>是</w:t>
       </w:r>
       <w:proofErr w:type="gramStart"/>
       <w:r>
@@ -5907,7 +5689,16 @@
           <w:sz w:val="19"/>
           <w:szCs w:val="19"/>
         </w:rPr>
-        <w:t>是</w:t>
+        <w:t>、“否”就可以了。</w:t>
+      </w:r>
+      <w:r>
+        <w:rPr>
+          <w:rFonts w:ascii="Segoe UI" w:hAnsi="Segoe UI" w:cs="Segoe UI" w:hint="eastAsia"/>
+          <w:color w:val="2A2A2A"/>
+          <w:sz w:val="19"/>
+          <w:szCs w:val="19"/>
+        </w:rPr>
+        <w:t>这是所谓的</w:t>
       </w:r>
       <w:proofErr w:type="gramStart"/>
       <w:r>
@@ -5927,8 +5718,19 @@
           <w:sz w:val="19"/>
           <w:szCs w:val="19"/>
         </w:rPr>
-        <w:t>、“否”就可以了。</w:t>
-      </w:r>
+        <w:t>consent prompt</w:t>
+      </w:r>
+      <w:proofErr w:type="gramStart"/>
+      <w:r>
+        <w:rPr>
+          <w:rFonts w:ascii="Segoe UI" w:hAnsi="Segoe UI" w:cs="Segoe UI"/>
+          <w:color w:val="2A2A2A"/>
+          <w:sz w:val="19"/>
+          <w:szCs w:val="19"/>
+        </w:rPr>
+        <w:t>”</w:t>
+      </w:r>
+      <w:proofErr w:type="gramEnd"/>
       <w:r>
         <w:rPr>
           <w:rFonts w:ascii="Segoe UI" w:hAnsi="Segoe UI" w:cs="Segoe UI" w:hint="eastAsia"/>
@@ -5936,46 +5738,6 @@
           <w:sz w:val="19"/>
           <w:szCs w:val="19"/>
         </w:rPr>
-        <w:t>这是所谓的</w:t>
-      </w:r>
-      <w:proofErr w:type="gramStart"/>
-      <w:r>
-        <w:rPr>
-          <w:rFonts w:ascii="Segoe UI" w:hAnsi="Segoe UI" w:cs="Segoe UI"/>
-          <w:color w:val="2A2A2A"/>
-          <w:sz w:val="19"/>
-          <w:szCs w:val="19"/>
-        </w:rPr>
-        <w:t>”</w:t>
-      </w:r>
-      <w:proofErr w:type="gramEnd"/>
-      <w:r>
-        <w:rPr>
-          <w:rFonts w:ascii="Segoe UI" w:hAnsi="Segoe UI" w:cs="Segoe UI" w:hint="eastAsia"/>
-          <w:color w:val="2A2A2A"/>
-          <w:sz w:val="19"/>
-          <w:szCs w:val="19"/>
-        </w:rPr>
-        <w:t>consent prompt</w:t>
-      </w:r>
-      <w:proofErr w:type="gramStart"/>
-      <w:r>
-        <w:rPr>
-          <w:rFonts w:ascii="Segoe UI" w:hAnsi="Segoe UI" w:cs="Segoe UI"/>
-          <w:color w:val="2A2A2A"/>
-          <w:sz w:val="19"/>
-          <w:szCs w:val="19"/>
-        </w:rPr>
-        <w:t>”</w:t>
-      </w:r>
-      <w:proofErr w:type="gramEnd"/>
-      <w:r>
-        <w:rPr>
-          <w:rFonts w:ascii="Segoe UI" w:hAnsi="Segoe UI" w:cs="Segoe UI" w:hint="eastAsia"/>
-          <w:color w:val="2A2A2A"/>
-          <w:sz w:val="19"/>
-          <w:szCs w:val="19"/>
-        </w:rPr>
         <w:t>.</w:t>
       </w:r>
     </w:p>
@@ -5983,7 +5745,7 @@
       <w:pPr>
         <w:ind w:left="780"/>
         <w:rPr>
-          <w:rFonts w:ascii="Segoe UI" w:hAnsi="Segoe UI" w:cs="Segoe UI" w:hint="eastAsia"/>
+          <w:rFonts w:ascii="Segoe UI" w:hAnsi="Segoe UI" w:cs="Segoe UI"/>
           <w:color w:val="2A2A2A"/>
           <w:sz w:val="19"/>
           <w:szCs w:val="19"/>
@@ -6011,7 +5773,7 @@
                     </pic:cNvPicPr>
                   </pic:nvPicPr>
                   <pic:blipFill>
-                    <a:blip r:embed="rId17">
+                    <a:blip r:embed="rId18">
                       <a:extLst>
                         <a:ext uri="{28A0092B-C50C-407E-A947-70E740481C1C}">
                           <a14:useLocalDpi xmlns:a14="http://schemas.microsoft.com/office/drawing/2010/main" val="0"/>
@@ -6047,7 +5809,7 @@
       <w:pPr>
         <w:ind w:left="420"/>
         <w:rPr>
-          <w:rFonts w:ascii="Segoe UI" w:hAnsi="Segoe UI" w:cs="Segoe UI" w:hint="eastAsia"/>
+          <w:rFonts w:ascii="Segoe UI" w:hAnsi="Segoe UI" w:cs="Segoe UI"/>
           <w:color w:val="2A2A2A"/>
           <w:sz w:val="19"/>
           <w:szCs w:val="19"/>
@@ -6063,7 +5825,7 @@
         </w:numPr>
         <w:ind w:firstLineChars="0"/>
         <w:rPr>
-          <w:rFonts w:ascii="Segoe UI" w:hAnsi="Segoe UI" w:cs="Segoe UI" w:hint="eastAsia"/>
+          <w:rFonts w:ascii="Segoe UI" w:hAnsi="Segoe UI" w:cs="Segoe UI"/>
           <w:color w:val="2A2A2A"/>
           <w:sz w:val="19"/>
           <w:szCs w:val="19"/>
@@ -6205,7 +5967,7 @@
         <w:pStyle w:val="a8"/>
         <w:ind w:left="780" w:firstLineChars="0" w:firstLine="0"/>
         <w:rPr>
-          <w:rFonts w:ascii="Segoe UI" w:hAnsi="Segoe UI" w:cs="Segoe UI" w:hint="eastAsia"/>
+          <w:rFonts w:ascii="Segoe UI" w:hAnsi="Segoe UI" w:cs="Segoe UI"/>
           <w:color w:val="2A2A2A"/>
           <w:sz w:val="19"/>
           <w:szCs w:val="19"/>
@@ -6233,7 +5995,7 @@
                     </pic:cNvPicPr>
                   </pic:nvPicPr>
                   <pic:blipFill>
-                    <a:blip r:embed="rId18">
+                    <a:blip r:embed="rId19">
                       <a:extLst>
                         <a:ext uri="{28A0092B-C50C-407E-A947-70E740481C1C}">
                           <a14:useLocalDpi xmlns:a14="http://schemas.microsoft.com/office/drawing/2010/main" val="0"/>
@@ -6270,17 +6032,17 @@
         <w:pStyle w:val="a8"/>
         <w:ind w:left="780" w:firstLineChars="0" w:firstLine="0"/>
         <w:rPr>
-          <w:rFonts w:ascii="Segoe UI" w:hAnsi="Segoe UI" w:cs="Segoe UI" w:hint="eastAsia"/>
-          <w:color w:val="2A2A2A"/>
-          <w:sz w:val="19"/>
-          <w:szCs w:val="19"/>
-        </w:rPr>
-      </w:pPr>
-    </w:p>
-    <w:p>
-      <w:pPr>
-        <w:rPr>
-          <w:rFonts w:ascii="Segoe UI" w:hAnsi="Segoe UI" w:cs="Segoe UI" w:hint="eastAsia"/>
+          <w:rFonts w:ascii="Segoe UI" w:hAnsi="Segoe UI" w:cs="Segoe UI"/>
+          <w:color w:val="2A2A2A"/>
+          <w:sz w:val="19"/>
+          <w:szCs w:val="19"/>
+        </w:rPr>
+      </w:pPr>
+    </w:p>
+    <w:p>
+      <w:pPr>
+        <w:rPr>
+          <w:rFonts w:ascii="Segoe UI" w:hAnsi="Segoe UI" w:cs="Segoe UI"/>
           <w:color w:val="2A2A2A"/>
           <w:sz w:val="19"/>
           <w:szCs w:val="19"/>
@@ -6483,17 +6245,17 @@
       <w:pPr>
         <w:ind w:left="840"/>
         <w:rPr>
-          <w:rFonts w:ascii="Segoe UI" w:hAnsi="Segoe UI" w:cs="Segoe UI" w:hint="eastAsia"/>
-          <w:color w:val="2A2A2A"/>
-          <w:sz w:val="19"/>
-          <w:szCs w:val="19"/>
-        </w:rPr>
-      </w:pPr>
-    </w:p>
-    <w:p>
-      <w:pPr>
-        <w:rPr>
-          <w:rFonts w:ascii="Segoe UI" w:hAnsi="Segoe UI" w:cs="Segoe UI" w:hint="eastAsia"/>
+          <w:rFonts w:ascii="Segoe UI" w:hAnsi="Segoe UI" w:cs="Segoe UI"/>
+          <w:color w:val="2A2A2A"/>
+          <w:sz w:val="19"/>
+          <w:szCs w:val="19"/>
+        </w:rPr>
+      </w:pPr>
+    </w:p>
+    <w:p>
+      <w:pPr>
+        <w:rPr>
+          <w:rFonts w:ascii="Segoe UI" w:hAnsi="Segoe UI" w:cs="Segoe UI"/>
           <w:color w:val="2A2A2A"/>
           <w:sz w:val="19"/>
           <w:szCs w:val="19"/>
@@ -6584,7 +6346,7 @@
     <w:p>
       <w:pPr>
         <w:rPr>
-          <w:rFonts w:ascii="Segoe UI" w:hAnsi="Segoe UI" w:cs="Segoe UI" w:hint="eastAsia"/>
+          <w:rFonts w:ascii="Segoe UI" w:hAnsi="Segoe UI" w:cs="Segoe UI"/>
           <w:color w:val="2A2A2A"/>
           <w:sz w:val="19"/>
           <w:szCs w:val="19"/>
@@ -6618,7 +6380,7 @@
     <w:p>
       <w:pPr>
         <w:rPr>
-          <w:rFonts w:ascii="Segoe UI" w:hAnsi="Segoe UI" w:cs="Segoe UI" w:hint="eastAsia"/>
+          <w:rFonts w:ascii="Segoe UI" w:hAnsi="Segoe UI" w:cs="Segoe UI"/>
           <w:color w:val="2A2A2A"/>
           <w:sz w:val="19"/>
           <w:szCs w:val="19"/>
@@ -6650,7 +6412,7 @@
                     </pic:cNvPicPr>
                   </pic:nvPicPr>
                   <pic:blipFill>
-                    <a:blip r:embed="rId19">
+                    <a:blip r:embed="rId20">
                       <a:extLst>
                         <a:ext uri="{28A0092B-C50C-407E-A947-70E740481C1C}">
                           <a14:useLocalDpi xmlns:a14="http://schemas.microsoft.com/office/drawing/2010/main" val="0"/>
@@ -6685,27 +6447,27 @@
     <w:p>
       <w:pPr>
         <w:rPr>
-          <w:rFonts w:ascii="Segoe UI" w:hAnsi="Segoe UI" w:cs="Segoe UI" w:hint="eastAsia"/>
-          <w:color w:val="2A2A2A"/>
-          <w:sz w:val="19"/>
-          <w:szCs w:val="19"/>
-        </w:rPr>
-      </w:pPr>
-    </w:p>
-    <w:p>
-      <w:pPr>
-        <w:rPr>
-          <w:rFonts w:ascii="Segoe UI" w:hAnsi="Segoe UI" w:cs="Segoe UI" w:hint="eastAsia"/>
-          <w:color w:val="2A2A2A"/>
-          <w:sz w:val="19"/>
-          <w:szCs w:val="19"/>
-        </w:rPr>
-      </w:pPr>
-    </w:p>
-    <w:p>
-      <w:pPr>
-        <w:rPr>
-          <w:rFonts w:ascii="Segoe UI" w:hAnsi="Segoe UI" w:cs="Segoe UI" w:hint="eastAsia"/>
+          <w:rFonts w:ascii="Segoe UI" w:hAnsi="Segoe UI" w:cs="Segoe UI"/>
+          <w:color w:val="2A2A2A"/>
+          <w:sz w:val="19"/>
+          <w:szCs w:val="19"/>
+        </w:rPr>
+      </w:pPr>
+    </w:p>
+    <w:p>
+      <w:pPr>
+        <w:rPr>
+          <w:rFonts w:ascii="Segoe UI" w:hAnsi="Segoe UI" w:cs="Segoe UI"/>
+          <w:color w:val="2A2A2A"/>
+          <w:sz w:val="19"/>
+          <w:szCs w:val="19"/>
+        </w:rPr>
+      </w:pPr>
+    </w:p>
+    <w:p>
+      <w:pPr>
+        <w:rPr>
+          <w:rFonts w:ascii="Segoe UI" w:hAnsi="Segoe UI" w:cs="Segoe UI"/>
           <w:color w:val="2A2A2A"/>
           <w:sz w:val="19"/>
           <w:szCs w:val="19"/>
@@ -6715,69 +6477,56 @@
     <w:p>
       <w:pPr>
         <w:pStyle w:val="3"/>
+      </w:pPr>
+      <w:r>
+        <w:t>Virtualization</w:t>
+      </w:r>
+      <w:r>
         <w:rPr>
           <w:rFonts w:hint="eastAsia"/>
         </w:rPr>
-      </w:pPr>
-      <w:r>
-        <w:t>Virtualization</w:t>
+        <w:t>(</w:t>
       </w:r>
       <w:r>
         <w:rPr>
           <w:rFonts w:hint="eastAsia"/>
         </w:rPr>
-        <w:t>(</w:t>
+        <w:t>虚拟化</w:t>
       </w:r>
       <w:r>
         <w:rPr>
           <w:rFonts w:hint="eastAsia"/>
         </w:rPr>
-        <w:t>虚拟化</w:t>
-      </w:r>
+        <w:t>)</w:t>
+      </w:r>
+    </w:p>
+    <w:p>
       <w:r>
         <w:rPr>
           <w:rFonts w:hint="eastAsia"/>
         </w:rPr>
-        <w:t>)</w:t>
-      </w:r>
-    </w:p>
-    <w:p>
-      <w:pPr>
+        <w:tab/>
+      </w:r>
+      <w:r>
         <w:rPr>
           <w:rFonts w:hint="eastAsia"/>
         </w:rPr>
-      </w:pPr>
+        <w:t>判断进程是否</w:t>
+      </w:r>
       <w:r>
         <w:rPr>
           <w:rFonts w:hint="eastAsia"/>
         </w:rPr>
-        <w:tab/>
+        <w:t>UAC</w:t>
       </w:r>
       <w:r>
         <w:rPr>
           <w:rFonts w:hint="eastAsia"/>
         </w:rPr>
-        <w:t>判断进程是否</w:t>
-      </w:r>
-      <w:r>
-        <w:rPr>
-          <w:rFonts w:hint="eastAsia"/>
-        </w:rPr>
-        <w:t>UAC</w:t>
-      </w:r>
-      <w:r>
-        <w:rPr>
-          <w:rFonts w:hint="eastAsia"/>
-        </w:rPr>
         <w:t>兼容？</w:t>
       </w:r>
     </w:p>
     <w:p>
-      <w:pPr>
-        <w:rPr>
-          <w:rFonts w:hint="eastAsia"/>
-        </w:rPr>
-      </w:pPr>
       <w:r>
         <w:rPr>
           <w:rFonts w:hint="eastAsia"/>
@@ -7816,6 +7565,162 @@
     </w:p>
     <w:p>
       <w:pPr>
+        <w:rPr>
+          <w:rFonts w:hint="eastAsia"/>
+        </w:rPr>
+      </w:pPr>
+      <w:r>
+        <w:rPr>
+          <w:rFonts w:hint="eastAsia"/>
+        </w:rPr>
+        <w:t>为什么需要虚拟化？</w:t>
+      </w:r>
+    </w:p>
+    <w:p>
+      <w:pPr>
+        <w:rPr>
+          <w:rFonts w:hint="eastAsia"/>
+        </w:rPr>
+      </w:pPr>
+      <w:r>
+        <w:rPr>
+          <w:rFonts w:hint="eastAsia"/>
+        </w:rPr>
+        <w:tab/>
+      </w:r>
+      <w:r>
+        <w:rPr>
+          <w:rFonts w:hint="eastAsia"/>
+        </w:rPr>
+        <w:t>假设一个</w:t>
+      </w:r>
+      <w:r>
+        <w:rPr>
+          <w:rFonts w:hint="eastAsia"/>
+        </w:rPr>
+        <w:t>vista</w:t>
+      </w:r>
+      <w:r>
+        <w:rPr>
+          <w:rFonts w:hint="eastAsia"/>
+        </w:rPr>
+        <w:t>以前的程序，它会去读写注册表、</w:t>
+      </w:r>
+      <w:proofErr w:type="spellStart"/>
+      <w:r>
+        <w:rPr>
+          <w:rFonts w:hint="eastAsia"/>
+        </w:rPr>
+        <w:t>ProgramData</w:t>
+      </w:r>
+      <w:proofErr w:type="spellEnd"/>
+      <w:r>
+        <w:rPr>
+          <w:rFonts w:hint="eastAsia"/>
+        </w:rPr>
+        <w:t>目录等</w:t>
+      </w:r>
+      <w:r>
+        <w:rPr>
+          <w:rFonts w:hint="eastAsia"/>
+        </w:rPr>
+        <w:t>，而且不要求一定要以管理员权限</w:t>
+      </w:r>
+      <w:r>
+        <w:rPr>
+          <w:rFonts w:hint="eastAsia"/>
+        </w:rPr>
+        <w:t>，这些在</w:t>
+      </w:r>
+      <w:r>
+        <w:rPr>
+          <w:rFonts w:hint="eastAsia"/>
+        </w:rPr>
+        <w:t>vista</w:t>
+      </w:r>
+      <w:r>
+        <w:rPr>
+          <w:rFonts w:hint="eastAsia"/>
+        </w:rPr>
+        <w:t>以前可能都没有问题，但是</w:t>
+      </w:r>
+      <w:r>
+        <w:rPr>
+          <w:rFonts w:hint="eastAsia"/>
+        </w:rPr>
+        <w:t>vista</w:t>
+      </w:r>
+      <w:r>
+        <w:rPr>
+          <w:rFonts w:hint="eastAsia"/>
+        </w:rPr>
+        <w:t>中，可能作为一个以</w:t>
+      </w:r>
+      <w:r>
+        <w:rPr>
+          <w:rFonts w:hint="eastAsia"/>
+        </w:rPr>
+        <w:t>standard access token</w:t>
+      </w:r>
+      <w:r>
+        <w:rPr>
+          <w:rFonts w:hint="eastAsia"/>
+        </w:rPr>
+        <w:t>运行的程序就没有权限去访问那些路径，那么怎么办，难道</w:t>
+      </w:r>
+      <w:r>
+        <w:rPr>
+          <w:rFonts w:hint="eastAsia"/>
+        </w:rPr>
+        <w:t>vista</w:t>
+      </w:r>
+      <w:r>
+        <w:rPr>
+          <w:rFonts w:hint="eastAsia"/>
+        </w:rPr>
+        <w:t>只能告诉</w:t>
+      </w:r>
+      <w:r>
+        <w:rPr>
+          <w:rFonts w:hint="eastAsia"/>
+        </w:rPr>
+        <w:t>程序没有访问权限，操作失败？显然这是不对的，程序兼容性是有问题的，这样一来不利于</w:t>
+      </w:r>
+      <w:r>
+        <w:rPr>
+          <w:rFonts w:hint="eastAsia"/>
+        </w:rPr>
+        <w:t>vista</w:t>
+      </w:r>
+      <w:r>
+        <w:rPr>
+          <w:rFonts w:hint="eastAsia"/>
+        </w:rPr>
+        <w:t>的承前启后。这个时候就需要虚拟化技术了。</w:t>
+      </w:r>
+    </w:p>
+    <w:p>
+      <w:pPr>
+        <w:ind w:firstLine="420"/>
+        <w:rPr>
+          <w:rFonts w:ascii="Segoe UI" w:hAnsi="Segoe UI" w:cs="Segoe UI"/>
+          <w:color w:val="2A2A2A"/>
+          <w:sz w:val="20"/>
+          <w:szCs w:val="20"/>
+        </w:rPr>
+      </w:pPr>
+      <w:r>
+        <w:rPr>
+          <w:rFonts w:ascii="Segoe UI" w:hAnsi="Segoe UI" w:cs="Segoe UI"/>
+          <w:color w:val="2A2A2A"/>
+          <w:sz w:val="20"/>
+          <w:szCs w:val="20"/>
+        </w:rPr>
+        <w:t>Some applications, however, will not be redesigned for a variety of reasons. UAC has built-in protections in for such pre-Windows Vista applications, including requested execution levels and file, folder, and registry virtualization.</w:t>
+      </w:r>
+    </w:p>
+    <w:p>
+      <w:pPr>
         <w:widowControl/>
         <w:spacing w:line="270" w:lineRule="atLeast"/>
         <w:ind w:firstLine="420"/>
@@ -7907,7 +7812,7 @@
         <w:ind w:firstLine="420"/>
         <w:jc w:val="left"/>
         <w:rPr>
-          <w:rFonts w:ascii="Segoe UI" w:eastAsia="宋体" w:hAnsi="Segoe UI" w:cs="Segoe UI" w:hint="eastAsia"/>
+          <w:rFonts w:ascii="Segoe UI" w:eastAsia="宋体" w:hAnsi="Segoe UI" w:cs="Segoe UI"/>
           <w:color w:val="2A2A2A"/>
           <w:kern w:val="0"/>
           <w:sz w:val="19"/>
@@ -8035,16 +7940,39 @@
     <w:p>
       <w:pPr>
         <w:rPr>
+          <w:b/>
+        </w:rPr>
+      </w:pPr>
+      <w:r>
+        <w:rPr>
           <w:rFonts w:hint="eastAsia"/>
           <w:b/>
         </w:rPr>
+        <w:t>1.</w:t>
+      </w:r>
+      <w:r>
+        <w:rPr>
+          <w:rFonts w:ascii="Segoe UI" w:hAnsi="Segoe UI" w:cs="Segoe UI"/>
+          <w:b/>
+          <w:color w:val="2A2A2A"/>
+          <w:sz w:val="19"/>
+          <w:szCs w:val="19"/>
+        </w:rPr>
+        <w:t xml:space="preserve"> Virtualization does not apply to applications that are elevated and run with a full administrative access token.</w:t>
+      </w:r>
+    </w:p>
+    <w:p>
+      <w:pPr>
+        <w:rPr>
+          <w:b/>
+        </w:rPr>
       </w:pPr>
       <w:r>
         <w:rPr>
           <w:rFonts w:hint="eastAsia"/>
           <w:b/>
         </w:rPr>
-        <w:t>1.</w:t>
+        <w:t>2.</w:t>
       </w:r>
       <w:r>
         <w:rPr>
@@ -8054,129 +7982,92 @@
           <w:sz w:val="19"/>
           <w:szCs w:val="19"/>
         </w:rPr>
-        <w:t xml:space="preserve"> </w:t>
-      </w:r>
-      <w:r>
-        <w:rPr>
-          <w:rFonts w:ascii="Segoe UI" w:hAnsi="Segoe UI" w:cs="Segoe UI"/>
+        <w:t xml:space="preserve"> Virtualization does not apply to applications that are elevated and run with a full administrative access token.</w:t>
+      </w:r>
+    </w:p>
+    <w:p>
+      <w:pPr>
+        <w:rPr>
           <w:b/>
-          <w:color w:val="2A2A2A"/>
-          <w:sz w:val="19"/>
-          <w:szCs w:val="19"/>
-        </w:rPr>
-        <w:t>Virtualization does not apply to applications that are elevated and run with a full administrative access token.</w:t>
-      </w:r>
-    </w:p>
-    <w:p>
-      <w:pPr>
+        </w:rPr>
+      </w:pPr>
+      <w:r>
         <w:rPr>
           <w:rFonts w:hint="eastAsia"/>
           <w:b/>
         </w:rPr>
-      </w:pPr>
-      <w:r>
+        <w:t>3.</w:t>
+      </w:r>
+      <w:r>
+        <w:rPr>
+          <w:rFonts w:ascii="Segoe UI" w:hAnsi="Segoe UI" w:cs="Segoe UI"/>
+          <w:b/>
+          <w:color w:val="2A2A2A"/>
+          <w:sz w:val="19"/>
+          <w:szCs w:val="19"/>
+        </w:rPr>
+        <w:t xml:space="preserve"> Virtualization is disabled for an application if a program includes an application manifest with a requested execution level attribute.</w:t>
+      </w:r>
+    </w:p>
+    <w:p>
+      <w:pPr>
         <w:rPr>
           <w:rFonts w:hint="eastAsia"/>
-          <w:b/>
-        </w:rPr>
-        <w:t>2.</w:t>
-      </w:r>
-      <w:r>
-        <w:rPr>
-          <w:rFonts w:ascii="Segoe UI" w:hAnsi="Segoe UI" w:cs="Segoe UI"/>
-          <w:b/>
-          <w:color w:val="2A2A2A"/>
-          <w:sz w:val="19"/>
-          <w:szCs w:val="19"/>
-        </w:rPr>
-        <w:t xml:space="preserve"> </w:t>
-      </w:r>
-      <w:r>
-        <w:rPr>
-          <w:rFonts w:ascii="Segoe UI" w:hAnsi="Segoe UI" w:cs="Segoe UI"/>
-          <w:b/>
-          <w:color w:val="2A2A2A"/>
-          <w:sz w:val="19"/>
-          <w:szCs w:val="19"/>
-        </w:rPr>
-        <w:t>Virtualization does not apply to applications that are elevated and run with a full administrative access token.</w:t>
-      </w:r>
+        </w:rPr>
+      </w:pPr>
     </w:p>
     <w:p>
       <w:pPr>
         <w:rPr>
           <w:rFonts w:hint="eastAsia"/>
-          <w:b/>
         </w:rPr>
       </w:pPr>
       <w:r>
         <w:rPr>
           <w:rFonts w:hint="eastAsia"/>
-          <w:b/>
-        </w:rPr>
-        <w:t>3.</w:t>
-      </w:r>
-      <w:r>
-        <w:rPr>
-          <w:rFonts w:ascii="Segoe UI" w:hAnsi="Segoe UI" w:cs="Segoe UI"/>
-          <w:b/>
-          <w:color w:val="2A2A2A"/>
-          <w:sz w:val="19"/>
-          <w:szCs w:val="19"/>
-        </w:rPr>
-        <w:t xml:space="preserve"> </w:t>
-      </w:r>
-      <w:r>
-        <w:rPr>
-          <w:rFonts w:ascii="Segoe UI" w:hAnsi="Segoe UI" w:cs="Segoe UI"/>
-          <w:b/>
-          <w:color w:val="2A2A2A"/>
-          <w:sz w:val="19"/>
-          <w:szCs w:val="19"/>
-        </w:rPr>
-        <w:t>Virtualization is disabled for an application if a program includes an application manifest with a requested execution level attribute.</w:t>
-      </w:r>
-    </w:p>
-    <w:p>
-      <w:pPr>
+        </w:rPr>
+        <w:t>Example:</w:t>
+      </w:r>
+    </w:p>
+    <w:p>
+      <w:r>
         <w:rPr>
           <w:rFonts w:hint="eastAsia"/>
         </w:rPr>
-      </w:pPr>
-    </w:p>
-    <w:p>
-      <w:pPr>
+        <w:t>我在写测试程序的时候，会把写好的测试程序通过</w:t>
+      </w:r>
+      <w:r>
         <w:rPr>
           <w:rFonts w:hint="eastAsia"/>
         </w:rPr>
-      </w:pPr>
-    </w:p>
+        <w:t>QQ</w:t>
+      </w:r>
+      <w:r>
+        <w:rPr>
+          <w:rFonts w:hint="eastAsia"/>
+        </w:rPr>
+        <w:t>远程传送到另一台电脑上，然后放到桌面上。。。</w:t>
+      </w:r>
+    </w:p>
+    <w:p/>
     <w:p>
       <w:pPr>
         <w:pStyle w:val="3"/>
+      </w:pPr>
+      <w:r>
         <w:rPr>
           <w:rFonts w:hint="eastAsia"/>
         </w:rPr>
-      </w:pPr>
+        <w:t>Explorer.exe</w:t>
+      </w:r>
       <w:r>
         <w:rPr>
           <w:rFonts w:hint="eastAsia"/>
         </w:rPr>
-        <w:t>Explorer.exe</w:t>
-      </w:r>
-      <w:r>
-        <w:rPr>
-          <w:rFonts w:hint="eastAsia"/>
-        </w:rPr>
         <w:t>如果决定是否需要提权？</w:t>
       </w:r>
     </w:p>
     <w:p>
-      <w:pPr>
-        <w:rPr>
-          <w:rFonts w:hint="eastAsia"/>
-        </w:rPr>
-      </w:pPr>
       <w:r>
         <w:rPr>
           <w:rFonts w:hint="eastAsia"/>
@@ -8220,9 +8111,6 @@
           <w:numId w:val="3"/>
         </w:numPr>
         <w:ind w:firstLineChars="0"/>
-        <w:rPr>
-          <w:rFonts w:hint="eastAsia"/>
-        </w:rPr>
       </w:pPr>
       <w:proofErr w:type="spellStart"/>
       <w:r>
@@ -8291,78 +8179,94 @@
           <w:numId w:val="3"/>
         </w:numPr>
         <w:ind w:firstLineChars="0"/>
+      </w:pPr>
+      <w:r>
         <w:rPr>
           <w:rFonts w:hint="eastAsia"/>
         </w:rPr>
-      </w:pPr>
+        <w:t>文件本身包含的</w:t>
+      </w:r>
       <w:r>
         <w:rPr>
           <w:rFonts w:hint="eastAsia"/>
         </w:rPr>
-        <w:t>文件本身包含的</w:t>
+        <w:t>manifest</w:t>
       </w:r>
       <w:r>
         <w:rPr>
           <w:rFonts w:hint="eastAsia"/>
         </w:rPr>
-        <w:t>manifest</w:t>
-      </w:r>
+        <w:t>文件中指定了</w:t>
+      </w:r>
+      <w:proofErr w:type="gramStart"/>
       <w:r>
         <w:rPr>
           <w:rFonts w:hint="eastAsia"/>
         </w:rPr>
-        <w:t>文件中指定了</w:t>
-      </w:r>
-      <w:proofErr w:type="gramStart"/>
+        <w:t>“</w:t>
+      </w:r>
+      <w:proofErr w:type="gramEnd"/>
       <w:r>
         <w:rPr>
           <w:rFonts w:hint="eastAsia"/>
         </w:rPr>
+        <w:t>req</w:t>
+      </w:r>
+      <w:r>
+        <w:rPr>
+          <w:rFonts w:hint="eastAsia"/>
+        </w:rPr>
+        <w:t>uire administrator</w:t>
+      </w:r>
+      <w:r>
+        <w:rPr>
+          <w:rFonts w:hint="eastAsia"/>
+        </w:rPr>
         <w:t>“</w:t>
       </w:r>
-      <w:proofErr w:type="gramEnd"/>
+    </w:p>
+    <w:p>
       <w:r>
         <w:rPr>
           <w:rFonts w:hint="eastAsia"/>
         </w:rPr>
-        <w:t>req</w:t>
+        <w:t>当然</w:t>
       </w:r>
       <w:r>
         <w:rPr>
           <w:rFonts w:hint="eastAsia"/>
         </w:rPr>
-        <w:t>uire administrator</w:t>
+        <w:t>1</w:t>
       </w:r>
       <w:r>
         <w:rPr>
           <w:rFonts w:hint="eastAsia"/>
         </w:rPr>
-        <w:t>“</w:t>
-      </w:r>
-    </w:p>
-    <w:p>
-      <w:pPr>
+        <w:t>是调用者决定用</w:t>
+      </w:r>
+      <w:r>
         <w:rPr>
           <w:rFonts w:hint="eastAsia"/>
         </w:rPr>
-      </w:pPr>
+        <w:t>administrator access token</w:t>
+      </w:r>
       <w:r>
         <w:rPr>
           <w:rFonts w:hint="eastAsia"/>
         </w:rPr>
-        <w:t>当然</w:t>
+        <w:t>去执行，而</w:t>
       </w:r>
       <w:r>
         <w:rPr>
           <w:rFonts w:hint="eastAsia"/>
         </w:rPr>
-        <w:t>1</w:t>
+        <w:t>2</w:t>
       </w:r>
       <w:r>
         <w:rPr>
           <w:rFonts w:hint="eastAsia"/>
         </w:rPr>
-        <w:t>是调用者决定用</w:t>
+        <w:t>是程序本身要求</w:t>
       </w:r>
       <w:r>
         <w:rPr>
@@ -8374,84 +8278,61 @@
         <w:rPr>
           <w:rFonts w:hint="eastAsia"/>
         </w:rPr>
-        <w:t>去执行，而</w:t>
+        <w:t>。如果程序是</w:t>
       </w:r>
       <w:r>
         <w:rPr>
           <w:rFonts w:hint="eastAsia"/>
         </w:rPr>
-        <w:t>2</w:t>
-      </w:r>
+        <w:t xml:space="preserve">UAC </w:t>
+      </w:r>
+      <w:proofErr w:type="spellStart"/>
       <w:r>
         <w:rPr>
           <w:rFonts w:hint="eastAsia"/>
         </w:rPr>
-        <w:t>是程序本身要求</w:t>
-      </w:r>
+        <w:t>uncompliant</w:t>
+      </w:r>
+      <w:proofErr w:type="spellEnd"/>
       <w:r>
         <w:rPr>
           <w:rFonts w:hint="eastAsia"/>
         </w:rPr>
+        <w:t>的，而又要求有</w:t>
+      </w:r>
+      <w:r>
+        <w:rPr>
+          <w:rFonts w:hint="eastAsia"/>
+        </w:rPr>
+        <w:t>administrator access token,</w:t>
+      </w:r>
+      <w:r>
+        <w:rPr>
+          <w:rFonts w:hint="eastAsia"/>
+        </w:rPr>
+        <w:t>那么唯</w:t>
+      </w:r>
+      <w:r>
+        <w:rPr>
+          <w:rFonts w:hint="eastAsia"/>
+        </w:rPr>
+        <w:lastRenderedPageBreak/>
+        <w:t>一的方法就是通过调用者来指定用</w:t>
+      </w:r>
+      <w:r>
+        <w:rPr>
+          <w:rFonts w:hint="eastAsia"/>
+        </w:rPr>
         <w:t>administrator access token</w:t>
       </w:r>
       <w:r>
         <w:rPr>
           <w:rFonts w:hint="eastAsia"/>
         </w:rPr>
-        <w:t>。如果程序是</w:t>
-      </w:r>
-      <w:r>
-        <w:rPr>
-          <w:rFonts w:hint="eastAsia"/>
-        </w:rPr>
-        <w:t xml:space="preserve">UAC </w:t>
-      </w:r>
-      <w:proofErr w:type="spellStart"/>
-      <w:r>
-        <w:rPr>
-          <w:rFonts w:hint="eastAsia"/>
-        </w:rPr>
-        <w:t>uncompliant</w:t>
-      </w:r>
-      <w:proofErr w:type="spellEnd"/>
-      <w:r>
-        <w:rPr>
-          <w:rFonts w:hint="eastAsia"/>
-        </w:rPr>
-        <w:t>的，而又要求有</w:t>
-      </w:r>
-      <w:r>
-        <w:rPr>
-          <w:rFonts w:hint="eastAsia"/>
-        </w:rPr>
-        <w:t>administrator access token,</w:t>
-      </w:r>
-      <w:r>
-        <w:rPr>
-          <w:rFonts w:hint="eastAsia"/>
-        </w:rPr>
-        <w:t>那么唯一的方法就是通过调用者来指定用</w:t>
-      </w:r>
-      <w:r>
-        <w:rPr>
-          <w:rFonts w:hint="eastAsia"/>
-        </w:rPr>
-        <w:t>administrator access token</w:t>
-      </w:r>
-      <w:r>
-        <w:rPr>
-          <w:rFonts w:hint="eastAsia"/>
-        </w:rPr>
         <w:t>来执行了。</w:t>
       </w:r>
     </w:p>
-    <w:p>
-      <w:pPr>
-        <w:rPr>
-          <w:rFonts w:hint="eastAsia"/>
-        </w:rPr>
-      </w:pPr>
-    </w:p>
+    <w:p/>
     <w:p>
       <w:pPr>
         <w:pStyle w:val="3"/>
@@ -8479,37 +8360,7 @@
           <w:sz w:val="19"/>
           <w:szCs w:val="19"/>
         </w:rPr>
-        <w:t xml:space="preserve">In Windows Vista, the application manifest, an XML file that describes and identifies the shared and private side-by-side assemblies that an application should bind to at run time, now includes entries for UAC application compatibility purposes. Administrative applications that include an entry in the application manifest will prompt the user for permission to access the user’s access token. Most pre-Windows Vista administrative applications, however, can run smoothly without modification </w:t>
-      </w:r>
-      <w:proofErr w:type="gramStart"/>
-      <w:r>
-        <w:rPr>
-          <w:rFonts w:ascii="Segoe UI" w:hAnsi="Segoe UI" w:cs="Segoe UI"/>
-          <w:color w:val="2A2A2A"/>
-          <w:sz w:val="19"/>
-          <w:szCs w:val="19"/>
-        </w:rPr>
-        <w:t>even</w:t>
-      </w:r>
-      <w:proofErr w:type="gramEnd"/>
-      <w:r>
-        <w:rPr>
-          <w:rFonts w:ascii="Segoe UI" w:hAnsi="Segoe UI" w:cs="Segoe UI"/>
-          <w:color w:val="2A2A2A"/>
-          <w:sz w:val="19"/>
-          <w:szCs w:val="19"/>
-        </w:rPr>
-        <w:t xml:space="preserve"> though they lack an entry in the application manifest by using application </w:t>
-      </w:r>
-      <w:r>
-        <w:rPr>
-          <w:rFonts w:ascii="Segoe UI" w:hAnsi="Segoe UI" w:cs="Segoe UI"/>
-          <w:color w:val="2A2A2A"/>
-          <w:sz w:val="19"/>
-          <w:szCs w:val="19"/>
-        </w:rPr>
-        <w:lastRenderedPageBreak/>
-        <w:t>compatibility fixes. Application compatibility fixes are database entries that enable applications that are not UAC compliant to work properly with Windows Vista.</w:t>
+        <w:t>In Windows Vista, the application manifest, an XML file that describes and identifies the shared and private side-by-side assemblies that an application should bind to at run time, now includes entries for UAC application compatibility purposes. Administrative applications that include an entry in the application manifest will prompt the user for permission to access the user’s access token. Most pre-Windows Vista administrative applications, however, can run smoothly without modification even though they lack an entry in the application manifest by using application compatibility fixes. Application compatibility fixes are database entries that enable applications that are not UAC compliant to work properly with Windows Vista.</w:t>
       </w:r>
     </w:p>
     <w:p>
@@ -8518,7 +8369,7 @@
         <w:spacing w:after="0" w:line="270" w:lineRule="atLeast"/>
         <w:ind w:firstLine="420"/>
         <w:rPr>
-          <w:rFonts w:ascii="Segoe UI" w:hAnsi="Segoe UI" w:cs="Segoe UI" w:hint="eastAsia"/>
+          <w:rFonts w:ascii="Segoe UI" w:hAnsi="Segoe UI" w:cs="Segoe UI"/>
           <w:color w:val="2A2A2A"/>
           <w:sz w:val="19"/>
           <w:szCs w:val="19"/>
@@ -8547,13 +8398,7 @@
         </w:rPr>
       </w:pPr>
     </w:p>
-    <w:p>
-      <w:pPr>
-        <w:rPr>
-          <w:rFonts w:hint="eastAsia"/>
-        </w:rPr>
-      </w:pPr>
-    </w:p>
+    <w:p/>
     <w:p>
       <w:pPr>
         <w:pStyle w:val="3"/>
@@ -8760,6 +8605,7 @@
           <w:sz w:val="19"/>
           <w:szCs w:val="19"/>
         </w:rPr>
+        <w:lastRenderedPageBreak/>
         <w:t>Keywords in the following Versioning Resource fields: Vendor, Company Name, Product Name, File Description, Original Filename, Internal Name, and Export Name.</w:t>
       </w:r>
     </w:p>
@@ -8887,19 +8733,12 @@
         <w:t>Targeted sequences of bytes within the executable.</w:t>
       </w:r>
     </w:p>
-    <w:p>
-      <w:pPr>
-        <w:rPr>
-          <w:rFonts w:hint="eastAsia"/>
-        </w:rPr>
-      </w:pPr>
-    </w:p>
+    <w:p/>
     <w:p>
       <w:pPr>
         <w:pStyle w:val="3"/>
       </w:pPr>
       <w:r>
-        <w:lastRenderedPageBreak/>
         <w:t xml:space="preserve">All Subsequent User Accounts are </w:t>
       </w:r>
       <w:proofErr w:type="gramStart"/>
@@ -8952,20 +8791,8 @@
         <w:t>(UAC enabled). All subsequent accounts are then created as standard users.</w:t>
       </w:r>
     </w:p>
-    <w:p>
-      <w:pPr>
-        <w:rPr>
-          <w:rFonts w:hint="eastAsia"/>
-        </w:rPr>
-      </w:pPr>
-    </w:p>
-    <w:p>
-      <w:pPr>
-        <w:rPr>
-          <w:rFonts w:hint="eastAsia"/>
-        </w:rPr>
-      </w:pPr>
-    </w:p>
+    <w:p/>
+    <w:p/>
     <w:p>
       <w:pPr>
         <w:pStyle w:val="3"/>
@@ -9034,6 +8861,7 @@
           <w:sz w:val="19"/>
           <w:szCs w:val="19"/>
         </w:rPr>
+        <w:lastRenderedPageBreak/>
         <w:drawing>
           <wp:inline distT="0" distB="0" distL="0" distR="0">
             <wp:extent cx="2989580" cy="4492625"/>
@@ -9052,7 +8880,7 @@
                     </pic:cNvPicPr>
                   </pic:nvPicPr>
                   <pic:blipFill>
-                    <a:blip r:embed="rId20">
+                    <a:blip r:embed="rId21">
                       <a:extLst>
                         <a:ext uri="{28A0092B-C50C-407E-A947-70E740481C1C}">
                           <a14:useLocalDpi xmlns:a14="http://schemas.microsoft.com/office/drawing/2010/main" val="0"/>
@@ -9129,7 +8957,6 @@
           <w:sz w:val="19"/>
           <w:szCs w:val="19"/>
         </w:rPr>
-        <w:lastRenderedPageBreak/>
         <w:t>Red background and red shield icon: The application is from a blocked publisher or is blocked by Group Policy.</w:t>
       </w:r>
     </w:p>
@@ -9195,7 +9022,7 @@
         <w:spacing w:before="100" w:beforeAutospacing="1" w:after="100" w:afterAutospacing="1" w:line="204" w:lineRule="atLeast"/>
         <w:jc w:val="left"/>
         <w:rPr>
-          <w:rFonts w:ascii="Segoe UI" w:hAnsi="Segoe UI" w:cs="Segoe UI"/>
+          <w:rFonts w:ascii="Segoe UI" w:hAnsi="Segoe UI" w:cs="Segoe UI" w:hint="eastAsia"/>
           <w:color w:val="2A2A2A"/>
           <w:sz w:val="19"/>
           <w:szCs w:val="19"/>
@@ -9213,11 +9040,3111 @@
     </w:p>
     <w:p>
       <w:pPr>
-        <w:rPr>
-          <w:rFonts w:hint="eastAsia"/>
-        </w:rPr>
-      </w:pPr>
-      <w:hyperlink r:id="rId21" w:history="1">
+        <w:widowControl/>
+        <w:spacing w:before="100" w:beforeAutospacing="1" w:after="100" w:afterAutospacing="1" w:line="204" w:lineRule="atLeast"/>
+        <w:jc w:val="left"/>
+        <w:rPr>
+          <w:rFonts w:ascii="Segoe UI" w:hAnsi="Segoe UI" w:cs="Segoe UI" w:hint="eastAsia"/>
+          <w:color w:val="2A2A2A"/>
+          <w:sz w:val="19"/>
+          <w:szCs w:val="19"/>
+        </w:rPr>
+      </w:pPr>
+    </w:p>
+    <w:p>
+      <w:pPr>
+        <w:pStyle w:val="3"/>
+      </w:pPr>
+      <w:r>
+        <w:t>Marking Applications with Requested Execution Levels for Application Compatibility</w:t>
+      </w:r>
+    </w:p>
+    <w:p>
+      <w:pPr>
+        <w:pStyle w:val="a6"/>
+        <w:spacing w:after="0" w:line="270" w:lineRule="atLeast"/>
+        <w:rPr>
+          <w:rFonts w:ascii="Segoe UI" w:hAnsi="Segoe UI" w:cs="Segoe UI"/>
+          <w:color w:val="2A2A2A"/>
+          <w:sz w:val="20"/>
+          <w:szCs w:val="20"/>
+        </w:rPr>
+      </w:pPr>
+      <w:r>
+        <w:rPr>
+          <w:rFonts w:ascii="Segoe UI" w:hAnsi="Segoe UI" w:cs="Segoe UI"/>
+          <w:color w:val="2A2A2A"/>
+          <w:sz w:val="20"/>
+          <w:szCs w:val="20"/>
+        </w:rPr>
+        <w:t>The requested execution level selected for an application depends on what type of system-level operations the application is performing. The following are the three different available requested execution levels.</w:t>
+      </w:r>
+    </w:p>
+    <w:p>
+      <w:pPr>
+        <w:pStyle w:val="a6"/>
+        <w:spacing w:after="0" w:line="270" w:lineRule="atLeast"/>
+        <w:rPr>
+          <w:rFonts w:ascii="Segoe UI" w:hAnsi="Segoe UI" w:cs="Segoe UI"/>
+          <w:color w:val="2A2A2A"/>
+          <w:sz w:val="20"/>
+          <w:szCs w:val="20"/>
+        </w:rPr>
+      </w:pPr>
+      <w:proofErr w:type="spellStart"/>
+      <w:r>
+        <w:rPr>
+          <w:rStyle w:val="a9"/>
+          <w:rFonts w:ascii="Segoe UI" w:hAnsi="Segoe UI" w:cs="Segoe UI"/>
+          <w:color w:val="2A2A2A"/>
+          <w:sz w:val="20"/>
+          <w:szCs w:val="20"/>
+        </w:rPr>
+        <w:lastRenderedPageBreak/>
+        <w:t>RunAsInvoker</w:t>
+      </w:r>
+      <w:proofErr w:type="spellEnd"/>
+      <w:r>
+        <w:rPr>
+          <w:rFonts w:ascii="Segoe UI" w:hAnsi="Segoe UI" w:cs="Segoe UI"/>
+          <w:color w:val="2A2A2A"/>
+          <w:sz w:val="20"/>
+          <w:szCs w:val="20"/>
+        </w:rPr>
+        <w:t xml:space="preserve">: The application should run with the same Windows privileges and user rights as the parent process. This setting is the equivalent as not having an application compatibility database for the application. The application launches with the same privileges as the parent process launching it, which reduces the application’s security exposure. This is because for most applications, the parent is Explorer.exe, which runs as a Standard User application. </w:t>
+      </w:r>
+      <w:proofErr w:type="spellStart"/>
+      <w:r>
+        <w:rPr>
+          <w:rFonts w:ascii="Segoe UI" w:hAnsi="Segoe UI" w:cs="Segoe UI"/>
+          <w:color w:val="2A2A2A"/>
+          <w:sz w:val="20"/>
+          <w:szCs w:val="20"/>
+        </w:rPr>
+        <w:t>RunAsInvoker</w:t>
+      </w:r>
+      <w:proofErr w:type="spellEnd"/>
+      <w:r>
+        <w:rPr>
+          <w:rFonts w:ascii="Segoe UI" w:hAnsi="Segoe UI" w:cs="Segoe UI"/>
+          <w:color w:val="2A2A2A"/>
+          <w:sz w:val="20"/>
+          <w:szCs w:val="20"/>
+        </w:rPr>
+        <w:t xml:space="preserve"> applications started from a cmd.exe shell running as full admin would “run as invoker” with a full administrator access token.</w:t>
+      </w:r>
+    </w:p>
+    <w:p>
+      <w:pPr>
+        <w:pStyle w:val="a6"/>
+        <w:spacing w:after="0" w:line="270" w:lineRule="atLeast"/>
+        <w:rPr>
+          <w:rFonts w:ascii="Segoe UI" w:hAnsi="Segoe UI" w:cs="Segoe UI"/>
+          <w:color w:val="2A2A2A"/>
+          <w:sz w:val="20"/>
+          <w:szCs w:val="20"/>
+        </w:rPr>
+      </w:pPr>
+      <w:proofErr w:type="spellStart"/>
+      <w:r>
+        <w:rPr>
+          <w:rStyle w:val="a9"/>
+          <w:rFonts w:ascii="Segoe UI" w:hAnsi="Segoe UI" w:cs="Segoe UI"/>
+          <w:color w:val="2A2A2A"/>
+          <w:sz w:val="20"/>
+          <w:szCs w:val="20"/>
+        </w:rPr>
+        <w:t>RunAsHighest</w:t>
+      </w:r>
+      <w:proofErr w:type="spellEnd"/>
+      <w:r>
+        <w:rPr>
+          <w:rFonts w:ascii="Segoe UI" w:hAnsi="Segoe UI" w:cs="Segoe UI"/>
+          <w:color w:val="2A2A2A"/>
+          <w:sz w:val="20"/>
+          <w:szCs w:val="20"/>
+        </w:rPr>
+        <w:t>:</w:t>
+      </w:r>
+    </w:p>
+    <w:p>
+      <w:pPr>
+        <w:widowControl/>
+        <w:numPr>
+          <w:ilvl w:val="0"/>
+          <w:numId w:val="6"/>
+        </w:numPr>
+        <w:spacing w:before="100" w:beforeAutospacing="1" w:after="100" w:afterAutospacing="1" w:line="255" w:lineRule="atLeast"/>
+        <w:jc w:val="left"/>
+        <w:rPr>
+          <w:rFonts w:ascii="Segoe UI" w:hAnsi="Segoe UI" w:cs="Segoe UI"/>
+          <w:color w:val="2A2A2A"/>
+          <w:sz w:val="20"/>
+          <w:szCs w:val="20"/>
+        </w:rPr>
+      </w:pPr>
+      <w:r>
+        <w:rPr>
+          <w:rFonts w:ascii="Segoe UI" w:hAnsi="Segoe UI" w:cs="Segoe UI"/>
+          <w:color w:val="2A2A2A"/>
+          <w:sz w:val="20"/>
+          <w:szCs w:val="20"/>
+        </w:rPr>
+        <w:t>The application should run with the highest Windows privileges and user rights the current user can obtain, but the application does not necessarily require the user to be an administrator. This marking is used for two classes of applications.</w:t>
+      </w:r>
+    </w:p>
+    <w:p>
+      <w:pPr>
+        <w:widowControl/>
+        <w:numPr>
+          <w:ilvl w:val="0"/>
+          <w:numId w:val="6"/>
+        </w:numPr>
+        <w:spacing w:before="100" w:beforeAutospacing="1" w:after="100" w:afterAutospacing="1" w:line="255" w:lineRule="atLeast"/>
+        <w:jc w:val="left"/>
+        <w:rPr>
+          <w:rFonts w:ascii="Segoe UI" w:hAnsi="Segoe UI" w:cs="Segoe UI"/>
+          <w:color w:val="2A2A2A"/>
+          <w:sz w:val="20"/>
+          <w:szCs w:val="20"/>
+        </w:rPr>
+      </w:pPr>
+      <w:r>
+        <w:rPr>
+          <w:rFonts w:ascii="Segoe UI" w:hAnsi="Segoe UI" w:cs="Segoe UI"/>
+          <w:color w:val="2A2A2A"/>
+          <w:sz w:val="20"/>
+          <w:szCs w:val="20"/>
+        </w:rPr>
+        <w:t>The application can be run by both administrators and standard users, and it adapts its behavior based on the user’s privileges and user rights.</w:t>
+      </w:r>
+    </w:p>
+    <w:p>
+      <w:pPr>
+        <w:widowControl/>
+        <w:numPr>
+          <w:ilvl w:val="0"/>
+          <w:numId w:val="6"/>
+        </w:numPr>
+        <w:spacing w:before="100" w:beforeAutospacing="1" w:after="100" w:afterAutospacing="1" w:line="255" w:lineRule="atLeast"/>
+        <w:jc w:val="left"/>
+        <w:rPr>
+          <w:rFonts w:ascii="Segoe UI" w:hAnsi="Segoe UI" w:cs="Segoe UI"/>
+          <w:color w:val="2A2A2A"/>
+          <w:sz w:val="20"/>
+          <w:szCs w:val="20"/>
+        </w:rPr>
+      </w:pPr>
+      <w:r>
+        <w:rPr>
+          <w:rFonts w:ascii="Segoe UI" w:hAnsi="Segoe UI" w:cs="Segoe UI"/>
+          <w:color w:val="2A2A2A"/>
+          <w:sz w:val="20"/>
+          <w:szCs w:val="20"/>
+        </w:rPr>
+        <w:t xml:space="preserve">The application requires privileges and user rights greater those of a standard user, but it does not require the user to be a member of the local Administrators group. A user that is a member of Backup Operators group is one example. This class of user cannot run applications that require a full administrator access token but can run backup applications. In this case, the pre-Windows Vista backup application should be marked as </w:t>
+      </w:r>
+      <w:proofErr w:type="spellStart"/>
+      <w:r>
+        <w:rPr>
+          <w:rFonts w:ascii="Segoe UI" w:hAnsi="Segoe UI" w:cs="Segoe UI"/>
+          <w:color w:val="2A2A2A"/>
+          <w:sz w:val="20"/>
+          <w:szCs w:val="20"/>
+        </w:rPr>
+        <w:t>RunAsHighest</w:t>
+      </w:r>
+      <w:proofErr w:type="spellEnd"/>
+      <w:r>
+        <w:rPr>
+          <w:rFonts w:ascii="Segoe UI" w:hAnsi="Segoe UI" w:cs="Segoe UI"/>
+          <w:color w:val="2A2A2A"/>
+          <w:sz w:val="20"/>
+          <w:szCs w:val="20"/>
+        </w:rPr>
+        <w:t>.</w:t>
+      </w:r>
+    </w:p>
+    <w:p>
+      <w:pPr>
+        <w:pStyle w:val="a6"/>
+        <w:spacing w:after="0" w:line="270" w:lineRule="atLeast"/>
+        <w:rPr>
+          <w:rFonts w:ascii="Segoe UI" w:hAnsi="Segoe UI" w:cs="Segoe UI"/>
+          <w:color w:val="2A2A2A"/>
+          <w:sz w:val="20"/>
+          <w:szCs w:val="20"/>
+        </w:rPr>
+      </w:pPr>
+      <w:proofErr w:type="spellStart"/>
+      <w:r>
+        <w:rPr>
+          <w:rStyle w:val="a9"/>
+          <w:rFonts w:ascii="Segoe UI" w:hAnsi="Segoe UI" w:cs="Segoe UI"/>
+          <w:color w:val="2A2A2A"/>
+          <w:sz w:val="20"/>
+          <w:szCs w:val="20"/>
+        </w:rPr>
+        <w:t>RunAsAdmin</w:t>
+      </w:r>
+      <w:proofErr w:type="spellEnd"/>
+      <w:r>
+        <w:rPr>
+          <w:rFonts w:ascii="Segoe UI" w:hAnsi="Segoe UI" w:cs="Segoe UI"/>
+          <w:color w:val="2A2A2A"/>
+          <w:sz w:val="20"/>
+          <w:szCs w:val="20"/>
+        </w:rPr>
+        <w:t xml:space="preserve">: The application should run only for administrators, must be launched with a full administrator access token, and will not run correctly in a standard user context. This requested execution level marking is reserved for pre-Windows Vista applications that require the user to be a member of the local Administrators group. One difference between Windows Vista and previous versions of Windows, such as Windows XP, is that the operating system will take care of making sure that the application is run with a full administrator access token if it is marked </w:t>
+      </w:r>
+      <w:proofErr w:type="spellStart"/>
+      <w:r>
+        <w:rPr>
+          <w:rFonts w:ascii="Segoe UI" w:hAnsi="Segoe UI" w:cs="Segoe UI"/>
+          <w:color w:val="2A2A2A"/>
+          <w:sz w:val="20"/>
+          <w:szCs w:val="20"/>
+        </w:rPr>
+        <w:t>RunAsAdmin</w:t>
+      </w:r>
+      <w:proofErr w:type="spellEnd"/>
+      <w:r>
+        <w:rPr>
+          <w:rFonts w:ascii="Segoe UI" w:hAnsi="Segoe UI" w:cs="Segoe UI"/>
+          <w:color w:val="2A2A2A"/>
+          <w:sz w:val="20"/>
+          <w:szCs w:val="20"/>
+        </w:rPr>
+        <w:t xml:space="preserve"> in the application compatibility database. In the case where Windows Vista cannot get an administrator access token the application is never started.</w:t>
+      </w:r>
+    </w:p>
+    <w:p>
+      <w:pPr>
+        <w:pStyle w:val="4"/>
+        <w:spacing w:before="0" w:after="0"/>
+        <w:rPr>
+          <w:rFonts w:ascii="Segoe UI" w:hAnsi="Segoe UI" w:cs="Segoe UI"/>
+          <w:b w:val="0"/>
+          <w:bCs w:val="0"/>
+          <w:color w:val="2A2A2A"/>
+          <w:sz w:val="30"/>
+          <w:szCs w:val="30"/>
+        </w:rPr>
+      </w:pPr>
+      <w:r>
+        <w:rPr>
+          <w:rFonts w:ascii="Segoe UI" w:hAnsi="Segoe UI" w:cs="Segoe UI"/>
+          <w:b w:val="0"/>
+          <w:bCs w:val="0"/>
+          <w:color w:val="2A2A2A"/>
+          <w:sz w:val="30"/>
+          <w:szCs w:val="30"/>
+        </w:rPr>
+        <w:t>Virtualization Marking</w:t>
+      </w:r>
+    </w:p>
+    <w:p>
+      <w:pPr>
+        <w:pStyle w:val="a6"/>
+        <w:spacing w:after="0" w:line="270" w:lineRule="atLeast"/>
+        <w:rPr>
+          <w:rFonts w:ascii="Segoe UI" w:hAnsi="Segoe UI" w:cs="Segoe UI"/>
+          <w:color w:val="2A2A2A"/>
+          <w:sz w:val="20"/>
+          <w:szCs w:val="20"/>
+        </w:rPr>
+      </w:pPr>
+      <w:r>
+        <w:rPr>
+          <w:rFonts w:ascii="Segoe UI" w:hAnsi="Segoe UI" w:cs="Segoe UI"/>
+          <w:color w:val="2A2A2A"/>
+          <w:sz w:val="20"/>
+          <w:szCs w:val="20"/>
+        </w:rPr>
+        <w:t>IT departments can use the following setting to control file and folder virtualization.</w:t>
+      </w:r>
+    </w:p>
+    <w:p>
+      <w:pPr>
+        <w:pStyle w:val="a6"/>
+        <w:spacing w:after="0" w:line="270" w:lineRule="atLeast"/>
+        <w:rPr>
+          <w:rFonts w:ascii="Segoe UI" w:hAnsi="Segoe UI" w:cs="Segoe UI"/>
+          <w:color w:val="2A2A2A"/>
+          <w:sz w:val="20"/>
+          <w:szCs w:val="20"/>
+        </w:rPr>
+      </w:pPr>
+      <w:proofErr w:type="spellStart"/>
+      <w:r>
+        <w:rPr>
+          <w:rStyle w:val="a9"/>
+          <w:rFonts w:ascii="Segoe UI" w:hAnsi="Segoe UI" w:cs="Segoe UI"/>
+          <w:color w:val="2A2A2A"/>
+          <w:sz w:val="20"/>
+          <w:szCs w:val="20"/>
+        </w:rPr>
+        <w:t>NoVirtualization</w:t>
+      </w:r>
+      <w:proofErr w:type="spellEnd"/>
+      <w:r>
+        <w:rPr>
+          <w:rFonts w:ascii="Segoe UI" w:hAnsi="Segoe UI" w:cs="Segoe UI"/>
+          <w:color w:val="2A2A2A"/>
+          <w:sz w:val="20"/>
+          <w:szCs w:val="20"/>
+        </w:rPr>
+        <w:t xml:space="preserve">: The application should run without file and folder virtualization. </w:t>
+      </w:r>
+      <w:proofErr w:type="spellStart"/>
+      <w:r>
+        <w:rPr>
+          <w:rFonts w:ascii="Segoe UI" w:hAnsi="Segoe UI" w:cs="Segoe UI"/>
+          <w:color w:val="2A2A2A"/>
+          <w:sz w:val="20"/>
+          <w:szCs w:val="20"/>
+        </w:rPr>
+        <w:t>NoVirtualization</w:t>
+      </w:r>
+      <w:proofErr w:type="spellEnd"/>
+      <w:r>
+        <w:rPr>
+          <w:rFonts w:ascii="Segoe UI" w:hAnsi="Segoe UI" w:cs="Segoe UI"/>
+          <w:color w:val="2A2A2A"/>
+          <w:sz w:val="20"/>
+          <w:szCs w:val="20"/>
+        </w:rPr>
+        <w:t xml:space="preserve"> would be set for two reasons:</w:t>
+      </w:r>
+    </w:p>
+    <w:p>
+      <w:pPr>
+        <w:widowControl/>
+        <w:numPr>
+          <w:ilvl w:val="0"/>
+          <w:numId w:val="7"/>
+        </w:numPr>
+        <w:spacing w:before="100" w:beforeAutospacing="1" w:after="100" w:afterAutospacing="1" w:line="255" w:lineRule="atLeast"/>
+        <w:jc w:val="left"/>
+        <w:rPr>
+          <w:rFonts w:ascii="Segoe UI" w:hAnsi="Segoe UI" w:cs="Segoe UI"/>
+          <w:color w:val="2A2A2A"/>
+          <w:sz w:val="20"/>
+          <w:szCs w:val="20"/>
+        </w:rPr>
+      </w:pPr>
+      <w:r>
+        <w:rPr>
+          <w:rFonts w:ascii="Segoe UI" w:hAnsi="Segoe UI" w:cs="Segoe UI"/>
+          <w:color w:val="2A2A2A"/>
+          <w:sz w:val="20"/>
+          <w:szCs w:val="20"/>
+        </w:rPr>
+        <w:t>Reduce Attack Surface: Applications that allow virtualization are attackable by other standard user applications. There is no mechanism in Windows Vista to differentiate between applications that are allowed to write to specific virtual locations. By turning off virtualization on applications that run well as a standard user, the risk of malware (running as a standard user) attacking the application is greatly reduced.</w:t>
+      </w:r>
+    </w:p>
+    <w:p>
+      <w:pPr>
+        <w:widowControl/>
+        <w:numPr>
+          <w:ilvl w:val="0"/>
+          <w:numId w:val="7"/>
+        </w:numPr>
+        <w:spacing w:before="100" w:beforeAutospacing="1" w:after="100" w:afterAutospacing="1" w:line="255" w:lineRule="atLeast"/>
+        <w:jc w:val="left"/>
+        <w:rPr>
+          <w:rFonts w:ascii="Segoe UI" w:hAnsi="Segoe UI" w:cs="Segoe UI"/>
+          <w:color w:val="2A2A2A"/>
+          <w:sz w:val="20"/>
+          <w:szCs w:val="20"/>
+        </w:rPr>
+      </w:pPr>
+      <w:r>
+        <w:rPr>
+          <w:rFonts w:ascii="Segoe UI" w:hAnsi="Segoe UI" w:cs="Segoe UI"/>
+          <w:color w:val="2A2A2A"/>
+          <w:sz w:val="20"/>
+          <w:szCs w:val="20"/>
+        </w:rPr>
+        <w:t>Reduce the time and cost of helpdesk debugging of virtualized data. If you know the application is working well as a standard user application, turning off virtualization will help your helpdesk personnel debug the application because they will not have to look in both the real and virtualized location to examine application configuration data.</w:t>
+      </w:r>
+    </w:p>
+    <w:p>
+      <w:pPr>
+        <w:pStyle w:val="4"/>
+        <w:spacing w:before="0" w:after="0"/>
+        <w:rPr>
+          <w:rFonts w:ascii="Segoe UI" w:hAnsi="Segoe UI" w:cs="Segoe UI"/>
+          <w:b w:val="0"/>
+          <w:bCs w:val="0"/>
+          <w:color w:val="2A2A2A"/>
+          <w:sz w:val="30"/>
+          <w:szCs w:val="30"/>
+        </w:rPr>
+      </w:pPr>
+      <w:r>
+        <w:rPr>
+          <w:rFonts w:ascii="Segoe UI" w:hAnsi="Segoe UI" w:cs="Segoe UI"/>
+          <w:b w:val="0"/>
+          <w:bCs w:val="0"/>
+          <w:color w:val="2A2A2A"/>
+          <w:sz w:val="30"/>
+          <w:szCs w:val="30"/>
+        </w:rPr>
+        <w:lastRenderedPageBreak/>
+        <w:t>Application Compatibility Database Marking and Application Launch Behavior</w:t>
+      </w:r>
+      <w:bookmarkStart w:id="3" w:name="_GoBack"/>
+      <w:bookmarkEnd w:id="3"/>
+    </w:p>
+    <w:p>
+      <w:pPr>
+        <w:pStyle w:val="a6"/>
+        <w:spacing w:after="0" w:line="270" w:lineRule="atLeast"/>
+        <w:ind w:firstLine="420"/>
+        <w:rPr>
+          <w:rFonts w:ascii="Segoe UI" w:hAnsi="Segoe UI" w:cs="Segoe UI"/>
+          <w:color w:val="2A2A2A"/>
+          <w:sz w:val="20"/>
+          <w:szCs w:val="20"/>
+        </w:rPr>
+      </w:pPr>
+      <w:r>
+        <w:rPr>
+          <w:rFonts w:ascii="Segoe UI" w:hAnsi="Segoe UI" w:cs="Segoe UI"/>
+          <w:color w:val="2A2A2A"/>
+          <w:sz w:val="20"/>
+          <w:szCs w:val="20"/>
+        </w:rPr>
+        <w:t>Whether an application can run and obtain a full administrator access token at runtime is dependent on the combination of the application’s requested execution level in the application compatibility database and the privileges and user rights available to the user account that launched the application. The following tables identify the possible run-time behavior based on such possible combinations.</w:t>
+      </w:r>
+    </w:p>
+    <w:p>
+      <w:pPr>
+        <w:pStyle w:val="4"/>
+        <w:spacing w:before="0" w:after="0" w:line="255" w:lineRule="atLeast"/>
+        <w:rPr>
+          <w:rFonts w:ascii="Segoe UI" w:hAnsi="Segoe UI" w:cs="Segoe UI"/>
+          <w:b w:val="0"/>
+          <w:bCs w:val="0"/>
+          <w:color w:val="2A2A2A"/>
+          <w:sz w:val="25"/>
+          <w:szCs w:val="25"/>
+        </w:rPr>
+      </w:pPr>
+      <w:r>
+        <w:rPr>
+          <w:rFonts w:ascii="Segoe UI" w:hAnsi="Segoe UI" w:cs="Segoe UI"/>
+          <w:b w:val="0"/>
+          <w:bCs w:val="0"/>
+          <w:color w:val="2A2A2A"/>
+          <w:sz w:val="25"/>
+          <w:szCs w:val="25"/>
+        </w:rPr>
+        <w:t>An Administrator in Admin Approval Mode</w:t>
+      </w:r>
+    </w:p>
+    <w:p>
+      <w:pPr>
+        <w:pStyle w:val="3"/>
+        <w:spacing w:before="0" w:after="0" w:line="255" w:lineRule="atLeast"/>
+        <w:rPr>
+          <w:rFonts w:ascii="Segoe UI" w:hAnsi="Segoe UI" w:cs="Segoe UI"/>
+          <w:b w:val="0"/>
+          <w:bCs w:val="0"/>
+          <w:color w:val="2A2A2A"/>
+          <w:sz w:val="28"/>
+          <w:szCs w:val="28"/>
+        </w:rPr>
+      </w:pPr>
+      <w:r>
+        <w:rPr>
+          <w:rFonts w:ascii="Segoe UI" w:hAnsi="Segoe UI" w:cs="Segoe UI"/>
+          <w:b w:val="0"/>
+          <w:bCs w:val="0"/>
+          <w:color w:val="2A2A2A"/>
+          <w:sz w:val="28"/>
+          <w:szCs w:val="28"/>
+        </w:rPr>
+        <w:t> </w:t>
+      </w:r>
+    </w:p>
+    <w:tbl>
+      <w:tblPr>
+        <w:tblW w:w="13770" w:type="dxa"/>
+        <w:tblBorders>
+          <w:top w:val="single" w:sz="6" w:space="0" w:color="BBBBBB"/>
+          <w:left w:val="single" w:sz="6" w:space="0" w:color="BBBBBB"/>
+          <w:bottom w:val="single" w:sz="6" w:space="0" w:color="BBBBBB"/>
+          <w:right w:val="single" w:sz="6" w:space="0" w:color="BBBBBB"/>
+        </w:tblBorders>
+        <w:tblCellMar>
+          <w:left w:w="0" w:type="dxa"/>
+          <w:right w:w="0" w:type="dxa"/>
+        </w:tblCellMar>
+        <w:tblLook w:val="04A0" w:firstRow="1" w:lastRow="0" w:firstColumn="1" w:lastColumn="0" w:noHBand="0" w:noVBand="1"/>
+      </w:tblPr>
+      <w:tblGrid>
+        <w:gridCol w:w="2351"/>
+        <w:gridCol w:w="2013"/>
+        <w:gridCol w:w="3014"/>
+        <w:gridCol w:w="3196"/>
+        <w:gridCol w:w="3196"/>
+      </w:tblGrid>
+      <w:tr>
+        <w:tc>
+          <w:tcPr>
+            <w:tcW w:w="0" w:type="auto"/>
+            <w:tcBorders>
+              <w:top w:val="single" w:sz="6" w:space="0" w:color="BBBBBB"/>
+              <w:left w:val="single" w:sz="6" w:space="0" w:color="BBBBBB"/>
+              <w:bottom w:val="single" w:sz="6" w:space="0" w:color="BBBBBB"/>
+              <w:right w:val="single" w:sz="6" w:space="0" w:color="BBBBBB"/>
+            </w:tcBorders>
+            <w:shd w:val="clear" w:color="auto" w:fill="EDEDED"/>
+            <w:tcMar>
+              <w:top w:w="150" w:type="dxa"/>
+              <w:left w:w="120" w:type="dxa"/>
+              <w:bottom w:w="150" w:type="dxa"/>
+              <w:right w:w="120" w:type="dxa"/>
+            </w:tcMar>
+            <w:vAlign w:val="center"/>
+            <w:hideMark/>
+          </w:tcPr>
+          <w:p>
+            <w:pPr>
+              <w:spacing w:before="150" w:after="150"/>
+              <w:ind w:left="150" w:right="150"/>
+              <w:rPr>
+                <w:rFonts w:ascii="宋体" w:eastAsia="宋体" w:hAnsi="宋体" w:cs="宋体"/>
+                <w:b/>
+                <w:bCs/>
+                <w:color w:val="707070"/>
+                <w:sz w:val="24"/>
+                <w:szCs w:val="24"/>
+              </w:rPr>
+            </w:pPr>
+            <w:r>
+              <w:rPr>
+                <w:b/>
+                <w:bCs/>
+                <w:color w:val="707070"/>
+              </w:rPr>
+              <w:t>Parent Process Access Token</w:t>
+            </w:r>
+          </w:p>
+        </w:tc>
+        <w:tc>
+          <w:tcPr>
+            <w:tcW w:w="0" w:type="auto"/>
+            <w:tcBorders>
+              <w:top w:val="single" w:sz="6" w:space="0" w:color="BBBBBB"/>
+              <w:left w:val="single" w:sz="6" w:space="0" w:color="BBBBBB"/>
+              <w:bottom w:val="single" w:sz="6" w:space="0" w:color="BBBBBB"/>
+              <w:right w:val="single" w:sz="6" w:space="0" w:color="BBBBBB"/>
+            </w:tcBorders>
+            <w:shd w:val="clear" w:color="auto" w:fill="EDEDED"/>
+            <w:tcMar>
+              <w:top w:w="150" w:type="dxa"/>
+              <w:left w:w="120" w:type="dxa"/>
+              <w:bottom w:w="150" w:type="dxa"/>
+              <w:right w:w="120" w:type="dxa"/>
+            </w:tcMar>
+            <w:vAlign w:val="center"/>
+            <w:hideMark/>
+          </w:tcPr>
+          <w:p>
+            <w:pPr>
+              <w:spacing w:before="150" w:after="150"/>
+              <w:ind w:left="150" w:right="150"/>
+              <w:rPr>
+                <w:rFonts w:ascii="宋体" w:eastAsia="宋体" w:hAnsi="宋体" w:cs="宋体"/>
+                <w:b/>
+                <w:bCs/>
+                <w:color w:val="707070"/>
+                <w:sz w:val="24"/>
+                <w:szCs w:val="24"/>
+              </w:rPr>
+            </w:pPr>
+            <w:r>
+              <w:rPr>
+                <w:b/>
+                <w:bCs/>
+                <w:color w:val="707070"/>
+              </w:rPr>
+              <w:t>Consent Policy</w:t>
+            </w:r>
+          </w:p>
+        </w:tc>
+        <w:tc>
+          <w:tcPr>
+            <w:tcW w:w="0" w:type="auto"/>
+            <w:tcBorders>
+              <w:top w:val="single" w:sz="6" w:space="0" w:color="BBBBBB"/>
+              <w:left w:val="single" w:sz="6" w:space="0" w:color="BBBBBB"/>
+              <w:bottom w:val="single" w:sz="6" w:space="0" w:color="BBBBBB"/>
+              <w:right w:val="single" w:sz="6" w:space="0" w:color="BBBBBB"/>
+            </w:tcBorders>
+            <w:shd w:val="clear" w:color="auto" w:fill="EDEDED"/>
+            <w:tcMar>
+              <w:top w:w="150" w:type="dxa"/>
+              <w:left w:w="120" w:type="dxa"/>
+              <w:bottom w:w="150" w:type="dxa"/>
+              <w:right w:w="120" w:type="dxa"/>
+            </w:tcMar>
+            <w:vAlign w:val="center"/>
+            <w:hideMark/>
+          </w:tcPr>
+          <w:p>
+            <w:pPr>
+              <w:spacing w:before="150" w:after="150"/>
+              <w:ind w:left="150" w:right="150"/>
+              <w:rPr>
+                <w:rFonts w:ascii="宋体" w:eastAsia="宋体" w:hAnsi="宋体" w:cs="宋体"/>
+                <w:b/>
+                <w:bCs/>
+                <w:color w:val="707070"/>
+                <w:sz w:val="24"/>
+                <w:szCs w:val="24"/>
+              </w:rPr>
+            </w:pPr>
+            <w:r>
+              <w:rPr>
+                <w:b/>
+                <w:bCs/>
+                <w:color w:val="707070"/>
+              </w:rPr>
+              <w:t xml:space="preserve">None or </w:t>
+            </w:r>
+            <w:proofErr w:type="spellStart"/>
+            <w:r>
+              <w:rPr>
+                <w:b/>
+                <w:bCs/>
+                <w:color w:val="707070"/>
+              </w:rPr>
+              <w:t>RunAsInvoker</w:t>
+            </w:r>
+            <w:proofErr w:type="spellEnd"/>
+          </w:p>
+        </w:tc>
+        <w:tc>
+          <w:tcPr>
+            <w:tcW w:w="0" w:type="auto"/>
+            <w:tcBorders>
+              <w:top w:val="single" w:sz="6" w:space="0" w:color="BBBBBB"/>
+              <w:left w:val="single" w:sz="6" w:space="0" w:color="BBBBBB"/>
+              <w:bottom w:val="single" w:sz="6" w:space="0" w:color="BBBBBB"/>
+              <w:right w:val="single" w:sz="6" w:space="0" w:color="BBBBBB"/>
+            </w:tcBorders>
+            <w:shd w:val="clear" w:color="auto" w:fill="EDEDED"/>
+            <w:tcMar>
+              <w:top w:w="150" w:type="dxa"/>
+              <w:left w:w="120" w:type="dxa"/>
+              <w:bottom w:w="150" w:type="dxa"/>
+              <w:right w:w="120" w:type="dxa"/>
+            </w:tcMar>
+            <w:vAlign w:val="center"/>
+            <w:hideMark/>
+          </w:tcPr>
+          <w:p>
+            <w:pPr>
+              <w:spacing w:before="150" w:after="150"/>
+              <w:ind w:left="150" w:right="150"/>
+              <w:rPr>
+                <w:rFonts w:ascii="宋体" w:eastAsia="宋体" w:hAnsi="宋体" w:cs="宋体"/>
+                <w:b/>
+                <w:bCs/>
+                <w:color w:val="707070"/>
+                <w:sz w:val="24"/>
+                <w:szCs w:val="24"/>
+              </w:rPr>
+            </w:pPr>
+            <w:proofErr w:type="spellStart"/>
+            <w:r>
+              <w:rPr>
+                <w:b/>
+                <w:bCs/>
+                <w:color w:val="707070"/>
+              </w:rPr>
+              <w:t>RunAsHighest</w:t>
+            </w:r>
+            <w:proofErr w:type="spellEnd"/>
+          </w:p>
+        </w:tc>
+        <w:tc>
+          <w:tcPr>
+            <w:tcW w:w="0" w:type="auto"/>
+            <w:tcBorders>
+              <w:top w:val="single" w:sz="6" w:space="0" w:color="BBBBBB"/>
+              <w:left w:val="single" w:sz="6" w:space="0" w:color="BBBBBB"/>
+              <w:bottom w:val="single" w:sz="6" w:space="0" w:color="BBBBBB"/>
+              <w:right w:val="single" w:sz="6" w:space="0" w:color="BBBBBB"/>
+            </w:tcBorders>
+            <w:shd w:val="clear" w:color="auto" w:fill="EDEDED"/>
+            <w:tcMar>
+              <w:top w:w="150" w:type="dxa"/>
+              <w:left w:w="120" w:type="dxa"/>
+              <w:bottom w:w="150" w:type="dxa"/>
+              <w:right w:w="120" w:type="dxa"/>
+            </w:tcMar>
+            <w:vAlign w:val="center"/>
+            <w:hideMark/>
+          </w:tcPr>
+          <w:p>
+            <w:pPr>
+              <w:spacing w:before="150" w:after="150"/>
+              <w:ind w:left="150" w:right="150"/>
+              <w:rPr>
+                <w:rFonts w:ascii="宋体" w:eastAsia="宋体" w:hAnsi="宋体" w:cs="宋体"/>
+                <w:b/>
+                <w:bCs/>
+                <w:color w:val="707070"/>
+                <w:sz w:val="24"/>
+                <w:szCs w:val="24"/>
+              </w:rPr>
+            </w:pPr>
+            <w:proofErr w:type="spellStart"/>
+            <w:r>
+              <w:rPr>
+                <w:b/>
+                <w:bCs/>
+                <w:color w:val="707070"/>
+              </w:rPr>
+              <w:t>RunAsAdmin</w:t>
+            </w:r>
+            <w:proofErr w:type="spellEnd"/>
+          </w:p>
+        </w:tc>
+      </w:tr>
+      <w:tr>
+        <w:tc>
+          <w:tcPr>
+            <w:tcW w:w="0" w:type="auto"/>
+            <w:tcBorders>
+              <w:top w:val="single" w:sz="6" w:space="0" w:color="BBBBBB"/>
+              <w:left w:val="single" w:sz="6" w:space="0" w:color="BBBBBB"/>
+              <w:bottom w:val="single" w:sz="6" w:space="0" w:color="BBBBBB"/>
+              <w:right w:val="single" w:sz="6" w:space="0" w:color="BBBBBB"/>
+            </w:tcBorders>
+            <w:tcMar>
+              <w:top w:w="150" w:type="dxa"/>
+              <w:left w:w="120" w:type="dxa"/>
+              <w:bottom w:w="150" w:type="dxa"/>
+              <w:right w:w="120" w:type="dxa"/>
+            </w:tcMar>
+            <w:hideMark/>
+          </w:tcPr>
+          <w:p>
+            <w:pPr>
+              <w:pStyle w:val="a6"/>
+              <w:spacing w:after="0" w:line="270" w:lineRule="atLeast"/>
+              <w:ind w:left="150" w:right="150"/>
+              <w:rPr>
+                <w:color w:val="2A2A2A"/>
+              </w:rPr>
+            </w:pPr>
+            <w:r>
+              <w:rPr>
+                <w:color w:val="2A2A2A"/>
+              </w:rPr>
+              <w:t>Standard user</w:t>
+            </w:r>
+          </w:p>
+        </w:tc>
+        <w:tc>
+          <w:tcPr>
+            <w:tcW w:w="0" w:type="auto"/>
+            <w:tcBorders>
+              <w:top w:val="single" w:sz="6" w:space="0" w:color="BBBBBB"/>
+              <w:left w:val="single" w:sz="6" w:space="0" w:color="BBBBBB"/>
+              <w:bottom w:val="single" w:sz="6" w:space="0" w:color="BBBBBB"/>
+              <w:right w:val="single" w:sz="6" w:space="0" w:color="BBBBBB"/>
+            </w:tcBorders>
+            <w:tcMar>
+              <w:top w:w="150" w:type="dxa"/>
+              <w:left w:w="120" w:type="dxa"/>
+              <w:bottom w:w="150" w:type="dxa"/>
+              <w:right w:w="120" w:type="dxa"/>
+            </w:tcMar>
+            <w:hideMark/>
+          </w:tcPr>
+          <w:p>
+            <w:pPr>
+              <w:pStyle w:val="a6"/>
+              <w:spacing w:after="0" w:line="270" w:lineRule="atLeast"/>
+              <w:ind w:left="150" w:right="150"/>
+              <w:rPr>
+                <w:color w:val="2A2A2A"/>
+              </w:rPr>
+            </w:pPr>
+            <w:r>
+              <w:rPr>
+                <w:color w:val="2A2A2A"/>
+              </w:rPr>
+              <w:t>No prompt</w:t>
+            </w:r>
+          </w:p>
+        </w:tc>
+        <w:tc>
+          <w:tcPr>
+            <w:tcW w:w="0" w:type="auto"/>
+            <w:tcBorders>
+              <w:top w:val="single" w:sz="6" w:space="0" w:color="BBBBBB"/>
+              <w:left w:val="single" w:sz="6" w:space="0" w:color="BBBBBB"/>
+              <w:bottom w:val="single" w:sz="6" w:space="0" w:color="BBBBBB"/>
+              <w:right w:val="single" w:sz="6" w:space="0" w:color="BBBBBB"/>
+            </w:tcBorders>
+            <w:tcMar>
+              <w:top w:w="150" w:type="dxa"/>
+              <w:left w:w="120" w:type="dxa"/>
+              <w:bottom w:w="150" w:type="dxa"/>
+              <w:right w:w="120" w:type="dxa"/>
+            </w:tcMar>
+            <w:hideMark/>
+          </w:tcPr>
+          <w:p>
+            <w:pPr>
+              <w:pStyle w:val="a6"/>
+              <w:spacing w:after="0" w:line="270" w:lineRule="atLeast"/>
+              <w:ind w:left="150" w:right="150"/>
+              <w:rPr>
+                <w:color w:val="2A2A2A"/>
+              </w:rPr>
+            </w:pPr>
+            <w:r>
+              <w:rPr>
+                <w:color w:val="2A2A2A"/>
+              </w:rPr>
+              <w:t>Application launches as a standard user</w:t>
+            </w:r>
+          </w:p>
+        </w:tc>
+        <w:tc>
+          <w:tcPr>
+            <w:tcW w:w="0" w:type="auto"/>
+            <w:tcBorders>
+              <w:top w:val="single" w:sz="6" w:space="0" w:color="BBBBBB"/>
+              <w:left w:val="single" w:sz="6" w:space="0" w:color="BBBBBB"/>
+              <w:bottom w:val="single" w:sz="6" w:space="0" w:color="BBBBBB"/>
+              <w:right w:val="single" w:sz="6" w:space="0" w:color="BBBBBB"/>
+            </w:tcBorders>
+            <w:tcMar>
+              <w:top w:w="150" w:type="dxa"/>
+              <w:left w:w="120" w:type="dxa"/>
+              <w:bottom w:w="150" w:type="dxa"/>
+              <w:right w:w="120" w:type="dxa"/>
+            </w:tcMar>
+            <w:hideMark/>
+          </w:tcPr>
+          <w:p>
+            <w:pPr>
+              <w:pStyle w:val="a6"/>
+              <w:spacing w:after="0" w:line="270" w:lineRule="atLeast"/>
+              <w:ind w:left="150" w:right="150"/>
+              <w:rPr>
+                <w:color w:val="2A2A2A"/>
+              </w:rPr>
+            </w:pPr>
+            <w:r>
+              <w:rPr>
+                <w:color w:val="2A2A2A"/>
+              </w:rPr>
+              <w:t>Application launches with a full administrative access token; no prompt</w:t>
+            </w:r>
+          </w:p>
+        </w:tc>
+        <w:tc>
+          <w:tcPr>
+            <w:tcW w:w="0" w:type="auto"/>
+            <w:tcBorders>
+              <w:top w:val="single" w:sz="6" w:space="0" w:color="BBBBBB"/>
+              <w:left w:val="single" w:sz="6" w:space="0" w:color="BBBBBB"/>
+              <w:bottom w:val="single" w:sz="6" w:space="0" w:color="BBBBBB"/>
+              <w:right w:val="single" w:sz="6" w:space="0" w:color="BBBBBB"/>
+            </w:tcBorders>
+            <w:tcMar>
+              <w:top w:w="150" w:type="dxa"/>
+              <w:left w:w="120" w:type="dxa"/>
+              <w:bottom w:w="150" w:type="dxa"/>
+              <w:right w:w="120" w:type="dxa"/>
+            </w:tcMar>
+            <w:hideMark/>
+          </w:tcPr>
+          <w:p>
+            <w:pPr>
+              <w:pStyle w:val="a6"/>
+              <w:spacing w:after="0" w:line="270" w:lineRule="atLeast"/>
+              <w:ind w:left="150" w:right="150"/>
+              <w:rPr>
+                <w:color w:val="2A2A2A"/>
+              </w:rPr>
+            </w:pPr>
+            <w:r>
+              <w:rPr>
+                <w:color w:val="2A2A2A"/>
+              </w:rPr>
+              <w:t>Application launches with a full administrative access token; no prompt</w:t>
+            </w:r>
+          </w:p>
+        </w:tc>
+      </w:tr>
+      <w:tr>
+        <w:tc>
+          <w:tcPr>
+            <w:tcW w:w="0" w:type="auto"/>
+            <w:tcBorders>
+              <w:top w:val="single" w:sz="6" w:space="0" w:color="BBBBBB"/>
+              <w:left w:val="single" w:sz="6" w:space="0" w:color="BBBBBB"/>
+              <w:bottom w:val="single" w:sz="6" w:space="0" w:color="BBBBBB"/>
+              <w:right w:val="single" w:sz="6" w:space="0" w:color="BBBBBB"/>
+            </w:tcBorders>
+            <w:tcMar>
+              <w:top w:w="150" w:type="dxa"/>
+              <w:left w:w="120" w:type="dxa"/>
+              <w:bottom w:w="150" w:type="dxa"/>
+              <w:right w:w="120" w:type="dxa"/>
+            </w:tcMar>
+            <w:hideMark/>
+          </w:tcPr>
+          <w:p>
+            <w:pPr>
+              <w:pStyle w:val="a6"/>
+              <w:spacing w:after="0" w:line="270" w:lineRule="atLeast"/>
+              <w:ind w:left="150" w:right="150"/>
+              <w:rPr>
+                <w:color w:val="2A2A2A"/>
+              </w:rPr>
+            </w:pPr>
+            <w:r>
+              <w:rPr>
+                <w:color w:val="2A2A2A"/>
+              </w:rPr>
+              <w:t>Standard user</w:t>
+            </w:r>
+          </w:p>
+        </w:tc>
+        <w:tc>
+          <w:tcPr>
+            <w:tcW w:w="0" w:type="auto"/>
+            <w:tcBorders>
+              <w:top w:val="single" w:sz="6" w:space="0" w:color="BBBBBB"/>
+              <w:left w:val="single" w:sz="6" w:space="0" w:color="BBBBBB"/>
+              <w:bottom w:val="single" w:sz="6" w:space="0" w:color="BBBBBB"/>
+              <w:right w:val="single" w:sz="6" w:space="0" w:color="BBBBBB"/>
+            </w:tcBorders>
+            <w:tcMar>
+              <w:top w:w="150" w:type="dxa"/>
+              <w:left w:w="120" w:type="dxa"/>
+              <w:bottom w:w="150" w:type="dxa"/>
+              <w:right w:w="120" w:type="dxa"/>
+            </w:tcMar>
+            <w:hideMark/>
+          </w:tcPr>
+          <w:p>
+            <w:pPr>
+              <w:pStyle w:val="a6"/>
+              <w:spacing w:after="0" w:line="270" w:lineRule="atLeast"/>
+              <w:ind w:left="150" w:right="150"/>
+              <w:rPr>
+                <w:color w:val="2A2A2A"/>
+              </w:rPr>
+            </w:pPr>
+            <w:r>
+              <w:rPr>
+                <w:color w:val="2A2A2A"/>
+              </w:rPr>
+              <w:t>Prompt for consent</w:t>
+            </w:r>
+          </w:p>
+        </w:tc>
+        <w:tc>
+          <w:tcPr>
+            <w:tcW w:w="0" w:type="auto"/>
+            <w:tcBorders>
+              <w:top w:val="single" w:sz="6" w:space="0" w:color="BBBBBB"/>
+              <w:left w:val="single" w:sz="6" w:space="0" w:color="BBBBBB"/>
+              <w:bottom w:val="single" w:sz="6" w:space="0" w:color="BBBBBB"/>
+              <w:right w:val="single" w:sz="6" w:space="0" w:color="BBBBBB"/>
+            </w:tcBorders>
+            <w:tcMar>
+              <w:top w:w="150" w:type="dxa"/>
+              <w:left w:w="120" w:type="dxa"/>
+              <w:bottom w:w="150" w:type="dxa"/>
+              <w:right w:w="120" w:type="dxa"/>
+            </w:tcMar>
+            <w:hideMark/>
+          </w:tcPr>
+          <w:p>
+            <w:pPr>
+              <w:pStyle w:val="a6"/>
+              <w:spacing w:after="0" w:line="270" w:lineRule="atLeast"/>
+              <w:ind w:left="150" w:right="150"/>
+              <w:rPr>
+                <w:color w:val="2A2A2A"/>
+              </w:rPr>
+            </w:pPr>
+            <w:r>
+              <w:rPr>
+                <w:color w:val="2A2A2A"/>
+              </w:rPr>
+              <w:t>Application launches as a standard user</w:t>
+            </w:r>
+          </w:p>
+        </w:tc>
+        <w:tc>
+          <w:tcPr>
+            <w:tcW w:w="0" w:type="auto"/>
+            <w:tcBorders>
+              <w:top w:val="single" w:sz="6" w:space="0" w:color="BBBBBB"/>
+              <w:left w:val="single" w:sz="6" w:space="0" w:color="BBBBBB"/>
+              <w:bottom w:val="single" w:sz="6" w:space="0" w:color="BBBBBB"/>
+              <w:right w:val="single" w:sz="6" w:space="0" w:color="BBBBBB"/>
+            </w:tcBorders>
+            <w:tcMar>
+              <w:top w:w="150" w:type="dxa"/>
+              <w:left w:w="120" w:type="dxa"/>
+              <w:bottom w:w="150" w:type="dxa"/>
+              <w:right w:w="120" w:type="dxa"/>
+            </w:tcMar>
+            <w:hideMark/>
+          </w:tcPr>
+          <w:p>
+            <w:pPr>
+              <w:pStyle w:val="a6"/>
+              <w:spacing w:after="0" w:line="270" w:lineRule="atLeast"/>
+              <w:ind w:left="150" w:right="150"/>
+              <w:rPr>
+                <w:color w:val="2A2A2A"/>
+              </w:rPr>
+            </w:pPr>
+            <w:r>
+              <w:rPr>
+                <w:color w:val="2A2A2A"/>
+              </w:rPr>
+              <w:t>Application launches with a full administrative access token; prompt for consent</w:t>
+            </w:r>
+          </w:p>
+        </w:tc>
+        <w:tc>
+          <w:tcPr>
+            <w:tcW w:w="0" w:type="auto"/>
+            <w:tcBorders>
+              <w:top w:val="single" w:sz="6" w:space="0" w:color="BBBBBB"/>
+              <w:left w:val="single" w:sz="6" w:space="0" w:color="BBBBBB"/>
+              <w:bottom w:val="single" w:sz="6" w:space="0" w:color="BBBBBB"/>
+              <w:right w:val="single" w:sz="6" w:space="0" w:color="BBBBBB"/>
+            </w:tcBorders>
+            <w:tcMar>
+              <w:top w:w="150" w:type="dxa"/>
+              <w:left w:w="120" w:type="dxa"/>
+              <w:bottom w:w="150" w:type="dxa"/>
+              <w:right w:w="120" w:type="dxa"/>
+            </w:tcMar>
+            <w:hideMark/>
+          </w:tcPr>
+          <w:p>
+            <w:pPr>
+              <w:pStyle w:val="a6"/>
+              <w:spacing w:after="0" w:line="270" w:lineRule="atLeast"/>
+              <w:ind w:left="150" w:right="150"/>
+              <w:rPr>
+                <w:color w:val="2A2A2A"/>
+              </w:rPr>
+            </w:pPr>
+            <w:r>
+              <w:rPr>
+                <w:color w:val="2A2A2A"/>
+              </w:rPr>
+              <w:t>Application launches with a full administrative access token; prompt for consent</w:t>
+            </w:r>
+          </w:p>
+        </w:tc>
+      </w:tr>
+      <w:tr>
+        <w:tc>
+          <w:tcPr>
+            <w:tcW w:w="0" w:type="auto"/>
+            <w:tcBorders>
+              <w:top w:val="single" w:sz="6" w:space="0" w:color="BBBBBB"/>
+              <w:left w:val="single" w:sz="6" w:space="0" w:color="BBBBBB"/>
+              <w:bottom w:val="single" w:sz="6" w:space="0" w:color="BBBBBB"/>
+              <w:right w:val="single" w:sz="6" w:space="0" w:color="BBBBBB"/>
+            </w:tcBorders>
+            <w:tcMar>
+              <w:top w:w="150" w:type="dxa"/>
+              <w:left w:w="120" w:type="dxa"/>
+              <w:bottom w:w="150" w:type="dxa"/>
+              <w:right w:w="120" w:type="dxa"/>
+            </w:tcMar>
+            <w:hideMark/>
+          </w:tcPr>
+          <w:p>
+            <w:pPr>
+              <w:pStyle w:val="a6"/>
+              <w:spacing w:after="0" w:line="270" w:lineRule="atLeast"/>
+              <w:ind w:left="150" w:right="150"/>
+              <w:rPr>
+                <w:color w:val="2A2A2A"/>
+              </w:rPr>
+            </w:pPr>
+            <w:r>
+              <w:rPr>
+                <w:color w:val="2A2A2A"/>
+              </w:rPr>
+              <w:t>Standard user</w:t>
+            </w:r>
+          </w:p>
+        </w:tc>
+        <w:tc>
+          <w:tcPr>
+            <w:tcW w:w="0" w:type="auto"/>
+            <w:tcBorders>
+              <w:top w:val="single" w:sz="6" w:space="0" w:color="BBBBBB"/>
+              <w:left w:val="single" w:sz="6" w:space="0" w:color="BBBBBB"/>
+              <w:bottom w:val="single" w:sz="6" w:space="0" w:color="BBBBBB"/>
+              <w:right w:val="single" w:sz="6" w:space="0" w:color="BBBBBB"/>
+            </w:tcBorders>
+            <w:tcMar>
+              <w:top w:w="150" w:type="dxa"/>
+              <w:left w:w="120" w:type="dxa"/>
+              <w:bottom w:w="150" w:type="dxa"/>
+              <w:right w:w="120" w:type="dxa"/>
+            </w:tcMar>
+            <w:hideMark/>
+          </w:tcPr>
+          <w:p>
+            <w:pPr>
+              <w:pStyle w:val="a6"/>
+              <w:spacing w:after="0" w:line="270" w:lineRule="atLeast"/>
+              <w:ind w:left="150" w:right="150"/>
+              <w:rPr>
+                <w:color w:val="2A2A2A"/>
+              </w:rPr>
+            </w:pPr>
+            <w:r>
+              <w:rPr>
+                <w:color w:val="2A2A2A"/>
+              </w:rPr>
+              <w:t>Prompt for credentials</w:t>
+            </w:r>
+          </w:p>
+        </w:tc>
+        <w:tc>
+          <w:tcPr>
+            <w:tcW w:w="0" w:type="auto"/>
+            <w:tcBorders>
+              <w:top w:val="single" w:sz="6" w:space="0" w:color="BBBBBB"/>
+              <w:left w:val="single" w:sz="6" w:space="0" w:color="BBBBBB"/>
+              <w:bottom w:val="single" w:sz="6" w:space="0" w:color="BBBBBB"/>
+              <w:right w:val="single" w:sz="6" w:space="0" w:color="BBBBBB"/>
+            </w:tcBorders>
+            <w:tcMar>
+              <w:top w:w="150" w:type="dxa"/>
+              <w:left w:w="120" w:type="dxa"/>
+              <w:bottom w:w="150" w:type="dxa"/>
+              <w:right w:w="120" w:type="dxa"/>
+            </w:tcMar>
+            <w:hideMark/>
+          </w:tcPr>
+          <w:p>
+            <w:pPr>
+              <w:pStyle w:val="a6"/>
+              <w:spacing w:after="0" w:line="270" w:lineRule="atLeast"/>
+              <w:ind w:left="150" w:right="150"/>
+              <w:rPr>
+                <w:color w:val="2A2A2A"/>
+              </w:rPr>
+            </w:pPr>
+            <w:r>
+              <w:rPr>
+                <w:color w:val="2A2A2A"/>
+              </w:rPr>
+              <w:t>Application launches as a standard user</w:t>
+            </w:r>
+          </w:p>
+        </w:tc>
+        <w:tc>
+          <w:tcPr>
+            <w:tcW w:w="0" w:type="auto"/>
+            <w:tcBorders>
+              <w:top w:val="single" w:sz="6" w:space="0" w:color="BBBBBB"/>
+              <w:left w:val="single" w:sz="6" w:space="0" w:color="BBBBBB"/>
+              <w:bottom w:val="single" w:sz="6" w:space="0" w:color="BBBBBB"/>
+              <w:right w:val="single" w:sz="6" w:space="0" w:color="BBBBBB"/>
+            </w:tcBorders>
+            <w:tcMar>
+              <w:top w:w="150" w:type="dxa"/>
+              <w:left w:w="120" w:type="dxa"/>
+              <w:bottom w:w="150" w:type="dxa"/>
+              <w:right w:w="120" w:type="dxa"/>
+            </w:tcMar>
+            <w:hideMark/>
+          </w:tcPr>
+          <w:p>
+            <w:pPr>
+              <w:pStyle w:val="a6"/>
+              <w:spacing w:after="0" w:line="270" w:lineRule="atLeast"/>
+              <w:ind w:left="150" w:right="150"/>
+              <w:rPr>
+                <w:color w:val="2A2A2A"/>
+              </w:rPr>
+            </w:pPr>
+            <w:r>
+              <w:rPr>
+                <w:color w:val="2A2A2A"/>
+              </w:rPr>
+              <w:t>Application launches with a full administrative access token; prompt for credentials</w:t>
+            </w:r>
+          </w:p>
+        </w:tc>
+        <w:tc>
+          <w:tcPr>
+            <w:tcW w:w="0" w:type="auto"/>
+            <w:tcBorders>
+              <w:top w:val="single" w:sz="6" w:space="0" w:color="BBBBBB"/>
+              <w:left w:val="single" w:sz="6" w:space="0" w:color="BBBBBB"/>
+              <w:bottom w:val="single" w:sz="6" w:space="0" w:color="BBBBBB"/>
+              <w:right w:val="single" w:sz="6" w:space="0" w:color="BBBBBB"/>
+            </w:tcBorders>
+            <w:tcMar>
+              <w:top w:w="150" w:type="dxa"/>
+              <w:left w:w="120" w:type="dxa"/>
+              <w:bottom w:w="150" w:type="dxa"/>
+              <w:right w:w="120" w:type="dxa"/>
+            </w:tcMar>
+            <w:hideMark/>
+          </w:tcPr>
+          <w:p>
+            <w:pPr>
+              <w:pStyle w:val="a6"/>
+              <w:spacing w:after="0" w:line="270" w:lineRule="atLeast"/>
+              <w:ind w:left="150" w:right="150"/>
+              <w:rPr>
+                <w:color w:val="2A2A2A"/>
+              </w:rPr>
+            </w:pPr>
+            <w:r>
+              <w:rPr>
+                <w:color w:val="2A2A2A"/>
+              </w:rPr>
+              <w:t>Application launches with a full administrative access token; prompt for credentials</w:t>
+            </w:r>
+          </w:p>
+        </w:tc>
+      </w:tr>
+      <w:tr>
+        <w:tc>
+          <w:tcPr>
+            <w:tcW w:w="0" w:type="auto"/>
+            <w:tcBorders>
+              <w:top w:val="single" w:sz="6" w:space="0" w:color="BBBBBB"/>
+              <w:left w:val="single" w:sz="6" w:space="0" w:color="BBBBBB"/>
+              <w:bottom w:val="single" w:sz="6" w:space="0" w:color="BBBBBB"/>
+              <w:right w:val="single" w:sz="6" w:space="0" w:color="BBBBBB"/>
+            </w:tcBorders>
+            <w:tcMar>
+              <w:top w:w="150" w:type="dxa"/>
+              <w:left w:w="120" w:type="dxa"/>
+              <w:bottom w:w="150" w:type="dxa"/>
+              <w:right w:w="120" w:type="dxa"/>
+            </w:tcMar>
+            <w:hideMark/>
+          </w:tcPr>
+          <w:p>
+            <w:pPr>
+              <w:pStyle w:val="a6"/>
+              <w:spacing w:after="0" w:line="270" w:lineRule="atLeast"/>
+              <w:ind w:left="150" w:right="150"/>
+              <w:rPr>
+                <w:color w:val="2A2A2A"/>
+              </w:rPr>
+            </w:pPr>
+            <w:r>
+              <w:rPr>
+                <w:color w:val="2A2A2A"/>
+              </w:rPr>
+              <w:t>Administrator (UAC is disabled)</w:t>
+            </w:r>
+          </w:p>
+        </w:tc>
+        <w:tc>
+          <w:tcPr>
+            <w:tcW w:w="0" w:type="auto"/>
+            <w:tcBorders>
+              <w:top w:val="single" w:sz="6" w:space="0" w:color="BBBBBB"/>
+              <w:left w:val="single" w:sz="6" w:space="0" w:color="BBBBBB"/>
+              <w:bottom w:val="single" w:sz="6" w:space="0" w:color="BBBBBB"/>
+              <w:right w:val="single" w:sz="6" w:space="0" w:color="BBBBBB"/>
+            </w:tcBorders>
+            <w:tcMar>
+              <w:top w:w="150" w:type="dxa"/>
+              <w:left w:w="120" w:type="dxa"/>
+              <w:bottom w:w="150" w:type="dxa"/>
+              <w:right w:w="120" w:type="dxa"/>
+            </w:tcMar>
+            <w:hideMark/>
+          </w:tcPr>
+          <w:p>
+            <w:pPr>
+              <w:pStyle w:val="a6"/>
+              <w:spacing w:after="0" w:line="270" w:lineRule="atLeast"/>
+              <w:ind w:left="150" w:right="150"/>
+              <w:rPr>
+                <w:color w:val="2A2A2A"/>
+              </w:rPr>
+            </w:pPr>
+            <w:r>
+              <w:rPr>
+                <w:color w:val="2A2A2A"/>
+              </w:rPr>
+              <w:t>NA</w:t>
+            </w:r>
+          </w:p>
+        </w:tc>
+        <w:tc>
+          <w:tcPr>
+            <w:tcW w:w="0" w:type="auto"/>
+            <w:tcBorders>
+              <w:top w:val="single" w:sz="6" w:space="0" w:color="BBBBBB"/>
+              <w:left w:val="single" w:sz="6" w:space="0" w:color="BBBBBB"/>
+              <w:bottom w:val="single" w:sz="6" w:space="0" w:color="BBBBBB"/>
+              <w:right w:val="single" w:sz="6" w:space="0" w:color="BBBBBB"/>
+            </w:tcBorders>
+            <w:tcMar>
+              <w:top w:w="150" w:type="dxa"/>
+              <w:left w:w="120" w:type="dxa"/>
+              <w:bottom w:w="150" w:type="dxa"/>
+              <w:right w:w="120" w:type="dxa"/>
+            </w:tcMar>
+            <w:hideMark/>
+          </w:tcPr>
+          <w:p>
+            <w:pPr>
+              <w:pStyle w:val="a6"/>
+              <w:spacing w:after="0" w:line="270" w:lineRule="atLeast"/>
+              <w:ind w:left="150" w:right="150"/>
+              <w:rPr>
+                <w:color w:val="2A2A2A"/>
+              </w:rPr>
+            </w:pPr>
+            <w:r>
+              <w:rPr>
+                <w:color w:val="2A2A2A"/>
+              </w:rPr>
+              <w:t>Application launches with a full administrative access token; no prompt</w:t>
+            </w:r>
+          </w:p>
+        </w:tc>
+        <w:tc>
+          <w:tcPr>
+            <w:tcW w:w="0" w:type="auto"/>
+            <w:tcBorders>
+              <w:top w:val="single" w:sz="6" w:space="0" w:color="BBBBBB"/>
+              <w:left w:val="single" w:sz="6" w:space="0" w:color="BBBBBB"/>
+              <w:bottom w:val="single" w:sz="6" w:space="0" w:color="BBBBBB"/>
+              <w:right w:val="single" w:sz="6" w:space="0" w:color="BBBBBB"/>
+            </w:tcBorders>
+            <w:tcMar>
+              <w:top w:w="150" w:type="dxa"/>
+              <w:left w:w="120" w:type="dxa"/>
+              <w:bottom w:w="150" w:type="dxa"/>
+              <w:right w:w="120" w:type="dxa"/>
+            </w:tcMar>
+            <w:hideMark/>
+          </w:tcPr>
+          <w:p>
+            <w:pPr>
+              <w:pStyle w:val="a6"/>
+              <w:spacing w:after="0" w:line="270" w:lineRule="atLeast"/>
+              <w:ind w:left="150" w:right="150"/>
+              <w:rPr>
+                <w:color w:val="2A2A2A"/>
+              </w:rPr>
+            </w:pPr>
+            <w:r>
+              <w:rPr>
+                <w:color w:val="2A2A2A"/>
+              </w:rPr>
+              <w:t>Application launches with a full administrative access token; no prompt</w:t>
+            </w:r>
+          </w:p>
+        </w:tc>
+        <w:tc>
+          <w:tcPr>
+            <w:tcW w:w="0" w:type="auto"/>
+            <w:tcBorders>
+              <w:top w:val="single" w:sz="6" w:space="0" w:color="BBBBBB"/>
+              <w:left w:val="single" w:sz="6" w:space="0" w:color="BBBBBB"/>
+              <w:bottom w:val="single" w:sz="6" w:space="0" w:color="BBBBBB"/>
+              <w:right w:val="single" w:sz="6" w:space="0" w:color="BBBBBB"/>
+            </w:tcBorders>
+            <w:tcMar>
+              <w:top w:w="150" w:type="dxa"/>
+              <w:left w:w="120" w:type="dxa"/>
+              <w:bottom w:w="150" w:type="dxa"/>
+              <w:right w:w="120" w:type="dxa"/>
+            </w:tcMar>
+            <w:hideMark/>
+          </w:tcPr>
+          <w:p>
+            <w:pPr>
+              <w:pStyle w:val="a6"/>
+              <w:spacing w:after="0" w:line="270" w:lineRule="atLeast"/>
+              <w:ind w:left="150" w:right="150"/>
+              <w:rPr>
+                <w:color w:val="2A2A2A"/>
+              </w:rPr>
+            </w:pPr>
+            <w:r>
+              <w:rPr>
+                <w:color w:val="2A2A2A"/>
+              </w:rPr>
+              <w:t>Application launches with a full administrative access token; no prompt</w:t>
+            </w:r>
+          </w:p>
+        </w:tc>
+      </w:tr>
+    </w:tbl>
+    <w:p>
+      <w:pPr>
+        <w:pStyle w:val="4"/>
+        <w:spacing w:before="0" w:after="0" w:line="255" w:lineRule="atLeast"/>
+        <w:rPr>
+          <w:rFonts w:ascii="Segoe UI" w:hAnsi="Segoe UI" w:cs="Segoe UI"/>
+          <w:b w:val="0"/>
+          <w:bCs w:val="0"/>
+          <w:color w:val="2A2A2A"/>
+          <w:sz w:val="25"/>
+          <w:szCs w:val="25"/>
+        </w:rPr>
+      </w:pPr>
+      <w:r>
+        <w:rPr>
+          <w:rFonts w:ascii="Segoe UI" w:hAnsi="Segoe UI" w:cs="Segoe UI"/>
+          <w:b w:val="0"/>
+          <w:bCs w:val="0"/>
+          <w:color w:val="2A2A2A"/>
+          <w:sz w:val="25"/>
+          <w:szCs w:val="25"/>
+        </w:rPr>
+        <w:lastRenderedPageBreak/>
+        <w:t>A Standard User Account</w:t>
+      </w:r>
+    </w:p>
+    <w:p>
+      <w:pPr>
+        <w:pStyle w:val="3"/>
+        <w:spacing w:before="0" w:after="0" w:line="255" w:lineRule="atLeast"/>
+        <w:rPr>
+          <w:rFonts w:ascii="Segoe UI" w:hAnsi="Segoe UI" w:cs="Segoe UI"/>
+          <w:b w:val="0"/>
+          <w:bCs w:val="0"/>
+          <w:color w:val="2A2A2A"/>
+          <w:sz w:val="28"/>
+          <w:szCs w:val="28"/>
+        </w:rPr>
+      </w:pPr>
+      <w:r>
+        <w:rPr>
+          <w:rFonts w:ascii="Segoe UI" w:hAnsi="Segoe UI" w:cs="Segoe UI"/>
+          <w:b w:val="0"/>
+          <w:bCs w:val="0"/>
+          <w:color w:val="2A2A2A"/>
+          <w:sz w:val="28"/>
+          <w:szCs w:val="28"/>
+        </w:rPr>
+        <w:t> </w:t>
+      </w:r>
+    </w:p>
+    <w:tbl>
+      <w:tblPr>
+        <w:tblW w:w="13770" w:type="dxa"/>
+        <w:tblBorders>
+          <w:top w:val="single" w:sz="6" w:space="0" w:color="BBBBBB"/>
+          <w:left w:val="single" w:sz="6" w:space="0" w:color="BBBBBB"/>
+          <w:bottom w:val="single" w:sz="6" w:space="0" w:color="BBBBBB"/>
+          <w:right w:val="single" w:sz="6" w:space="0" w:color="BBBBBB"/>
+        </w:tblBorders>
+        <w:tblCellMar>
+          <w:left w:w="0" w:type="dxa"/>
+          <w:right w:w="0" w:type="dxa"/>
+        </w:tblCellMar>
+        <w:tblLook w:val="04A0" w:firstRow="1" w:lastRow="0" w:firstColumn="1" w:lastColumn="0" w:noHBand="0" w:noVBand="1"/>
+      </w:tblPr>
+      <w:tblGrid>
+        <w:gridCol w:w="2328"/>
+        <w:gridCol w:w="2214"/>
+        <w:gridCol w:w="2760"/>
+        <w:gridCol w:w="2760"/>
+        <w:gridCol w:w="3708"/>
+      </w:tblGrid>
+      <w:tr>
+        <w:tc>
+          <w:tcPr>
+            <w:tcW w:w="0" w:type="auto"/>
+            <w:tcBorders>
+              <w:top w:val="single" w:sz="6" w:space="0" w:color="BBBBBB"/>
+              <w:left w:val="single" w:sz="6" w:space="0" w:color="BBBBBB"/>
+              <w:bottom w:val="single" w:sz="6" w:space="0" w:color="BBBBBB"/>
+              <w:right w:val="single" w:sz="6" w:space="0" w:color="BBBBBB"/>
+            </w:tcBorders>
+            <w:shd w:val="clear" w:color="auto" w:fill="EDEDED"/>
+            <w:tcMar>
+              <w:top w:w="150" w:type="dxa"/>
+              <w:left w:w="120" w:type="dxa"/>
+              <w:bottom w:w="150" w:type="dxa"/>
+              <w:right w:w="120" w:type="dxa"/>
+            </w:tcMar>
+            <w:vAlign w:val="center"/>
+            <w:hideMark/>
+          </w:tcPr>
+          <w:p>
+            <w:pPr>
+              <w:spacing w:before="150" w:after="150"/>
+              <w:ind w:left="150" w:right="150"/>
+              <w:rPr>
+                <w:rFonts w:ascii="宋体" w:eastAsia="宋体" w:hAnsi="宋体" w:cs="宋体"/>
+                <w:b/>
+                <w:bCs/>
+                <w:color w:val="707070"/>
+                <w:sz w:val="24"/>
+                <w:szCs w:val="24"/>
+              </w:rPr>
+            </w:pPr>
+            <w:r>
+              <w:rPr>
+                <w:b/>
+                <w:bCs/>
+                <w:color w:val="707070"/>
+              </w:rPr>
+              <w:t>Parent Process Access Token</w:t>
+            </w:r>
+          </w:p>
+        </w:tc>
+        <w:tc>
+          <w:tcPr>
+            <w:tcW w:w="0" w:type="auto"/>
+            <w:tcBorders>
+              <w:top w:val="single" w:sz="6" w:space="0" w:color="BBBBBB"/>
+              <w:left w:val="single" w:sz="6" w:space="0" w:color="BBBBBB"/>
+              <w:bottom w:val="single" w:sz="6" w:space="0" w:color="BBBBBB"/>
+              <w:right w:val="single" w:sz="6" w:space="0" w:color="BBBBBB"/>
+            </w:tcBorders>
+            <w:shd w:val="clear" w:color="auto" w:fill="EDEDED"/>
+            <w:tcMar>
+              <w:top w:w="150" w:type="dxa"/>
+              <w:left w:w="120" w:type="dxa"/>
+              <w:bottom w:w="150" w:type="dxa"/>
+              <w:right w:w="120" w:type="dxa"/>
+            </w:tcMar>
+            <w:vAlign w:val="center"/>
+            <w:hideMark/>
+          </w:tcPr>
+          <w:p>
+            <w:pPr>
+              <w:spacing w:before="150" w:after="150"/>
+              <w:ind w:left="150" w:right="150"/>
+              <w:rPr>
+                <w:rFonts w:ascii="宋体" w:eastAsia="宋体" w:hAnsi="宋体" w:cs="宋体"/>
+                <w:b/>
+                <w:bCs/>
+                <w:color w:val="707070"/>
+                <w:sz w:val="24"/>
+                <w:szCs w:val="24"/>
+              </w:rPr>
+            </w:pPr>
+            <w:r>
+              <w:rPr>
+                <w:b/>
+                <w:bCs/>
+                <w:color w:val="707070"/>
+              </w:rPr>
+              <w:t>Consent Policy</w:t>
+            </w:r>
+          </w:p>
+        </w:tc>
+        <w:tc>
+          <w:tcPr>
+            <w:tcW w:w="0" w:type="auto"/>
+            <w:tcBorders>
+              <w:top w:val="single" w:sz="6" w:space="0" w:color="BBBBBB"/>
+              <w:left w:val="single" w:sz="6" w:space="0" w:color="BBBBBB"/>
+              <w:bottom w:val="single" w:sz="6" w:space="0" w:color="BBBBBB"/>
+              <w:right w:val="single" w:sz="6" w:space="0" w:color="BBBBBB"/>
+            </w:tcBorders>
+            <w:shd w:val="clear" w:color="auto" w:fill="EDEDED"/>
+            <w:tcMar>
+              <w:top w:w="150" w:type="dxa"/>
+              <w:left w:w="120" w:type="dxa"/>
+              <w:bottom w:w="150" w:type="dxa"/>
+              <w:right w:w="120" w:type="dxa"/>
+            </w:tcMar>
+            <w:vAlign w:val="center"/>
+            <w:hideMark/>
+          </w:tcPr>
+          <w:p>
+            <w:pPr>
+              <w:spacing w:before="150" w:after="150"/>
+              <w:ind w:left="150" w:right="150"/>
+              <w:rPr>
+                <w:rFonts w:ascii="宋体" w:eastAsia="宋体" w:hAnsi="宋体" w:cs="宋体"/>
+                <w:b/>
+                <w:bCs/>
+                <w:color w:val="707070"/>
+                <w:sz w:val="24"/>
+                <w:szCs w:val="24"/>
+              </w:rPr>
+            </w:pPr>
+            <w:proofErr w:type="spellStart"/>
+            <w:r>
+              <w:rPr>
+                <w:b/>
+                <w:bCs/>
+                <w:color w:val="707070"/>
+              </w:rPr>
+              <w:t>RunAsInvoker</w:t>
+            </w:r>
+            <w:proofErr w:type="spellEnd"/>
+          </w:p>
+        </w:tc>
+        <w:tc>
+          <w:tcPr>
+            <w:tcW w:w="0" w:type="auto"/>
+            <w:tcBorders>
+              <w:top w:val="single" w:sz="6" w:space="0" w:color="BBBBBB"/>
+              <w:left w:val="single" w:sz="6" w:space="0" w:color="BBBBBB"/>
+              <w:bottom w:val="single" w:sz="6" w:space="0" w:color="BBBBBB"/>
+              <w:right w:val="single" w:sz="6" w:space="0" w:color="BBBBBB"/>
+            </w:tcBorders>
+            <w:shd w:val="clear" w:color="auto" w:fill="EDEDED"/>
+            <w:tcMar>
+              <w:top w:w="150" w:type="dxa"/>
+              <w:left w:w="120" w:type="dxa"/>
+              <w:bottom w:w="150" w:type="dxa"/>
+              <w:right w:w="120" w:type="dxa"/>
+            </w:tcMar>
+            <w:vAlign w:val="center"/>
+            <w:hideMark/>
+          </w:tcPr>
+          <w:p>
+            <w:pPr>
+              <w:spacing w:before="150" w:after="150"/>
+              <w:ind w:left="150" w:right="150"/>
+              <w:rPr>
+                <w:rFonts w:ascii="宋体" w:eastAsia="宋体" w:hAnsi="宋体" w:cs="宋体"/>
+                <w:b/>
+                <w:bCs/>
+                <w:color w:val="707070"/>
+                <w:sz w:val="24"/>
+                <w:szCs w:val="24"/>
+              </w:rPr>
+            </w:pPr>
+            <w:proofErr w:type="spellStart"/>
+            <w:r>
+              <w:rPr>
+                <w:b/>
+                <w:bCs/>
+                <w:color w:val="707070"/>
+              </w:rPr>
+              <w:t>RunAsHighest</w:t>
+            </w:r>
+            <w:proofErr w:type="spellEnd"/>
+          </w:p>
+        </w:tc>
+        <w:tc>
+          <w:tcPr>
+            <w:tcW w:w="0" w:type="auto"/>
+            <w:tcBorders>
+              <w:top w:val="single" w:sz="6" w:space="0" w:color="BBBBBB"/>
+              <w:left w:val="single" w:sz="6" w:space="0" w:color="BBBBBB"/>
+              <w:bottom w:val="single" w:sz="6" w:space="0" w:color="BBBBBB"/>
+              <w:right w:val="single" w:sz="6" w:space="0" w:color="BBBBBB"/>
+            </w:tcBorders>
+            <w:shd w:val="clear" w:color="auto" w:fill="EDEDED"/>
+            <w:tcMar>
+              <w:top w:w="150" w:type="dxa"/>
+              <w:left w:w="120" w:type="dxa"/>
+              <w:bottom w:w="150" w:type="dxa"/>
+              <w:right w:w="120" w:type="dxa"/>
+            </w:tcMar>
+            <w:vAlign w:val="center"/>
+            <w:hideMark/>
+          </w:tcPr>
+          <w:p>
+            <w:pPr>
+              <w:spacing w:before="150" w:after="150"/>
+              <w:ind w:left="150" w:right="150"/>
+              <w:rPr>
+                <w:rFonts w:ascii="宋体" w:eastAsia="宋体" w:hAnsi="宋体" w:cs="宋体"/>
+                <w:b/>
+                <w:bCs/>
+                <w:color w:val="707070"/>
+                <w:sz w:val="24"/>
+                <w:szCs w:val="24"/>
+              </w:rPr>
+            </w:pPr>
+            <w:proofErr w:type="spellStart"/>
+            <w:r>
+              <w:rPr>
+                <w:b/>
+                <w:bCs/>
+                <w:color w:val="707070"/>
+              </w:rPr>
+              <w:t>RunAsAdmin</w:t>
+            </w:r>
+            <w:proofErr w:type="spellEnd"/>
+          </w:p>
+        </w:tc>
+      </w:tr>
+      <w:tr>
+        <w:tc>
+          <w:tcPr>
+            <w:tcW w:w="0" w:type="auto"/>
+            <w:tcBorders>
+              <w:top w:val="single" w:sz="6" w:space="0" w:color="BBBBBB"/>
+              <w:left w:val="single" w:sz="6" w:space="0" w:color="BBBBBB"/>
+              <w:bottom w:val="single" w:sz="6" w:space="0" w:color="BBBBBB"/>
+              <w:right w:val="single" w:sz="6" w:space="0" w:color="BBBBBB"/>
+            </w:tcBorders>
+            <w:tcMar>
+              <w:top w:w="150" w:type="dxa"/>
+              <w:left w:w="120" w:type="dxa"/>
+              <w:bottom w:w="150" w:type="dxa"/>
+              <w:right w:w="120" w:type="dxa"/>
+            </w:tcMar>
+            <w:hideMark/>
+          </w:tcPr>
+          <w:p>
+            <w:pPr>
+              <w:pStyle w:val="a6"/>
+              <w:spacing w:after="0" w:line="270" w:lineRule="atLeast"/>
+              <w:ind w:left="150" w:right="150"/>
+              <w:rPr>
+                <w:color w:val="2A2A2A"/>
+              </w:rPr>
+            </w:pPr>
+            <w:r>
+              <w:rPr>
+                <w:color w:val="2A2A2A"/>
+              </w:rPr>
+              <w:t>Standard user</w:t>
+            </w:r>
+          </w:p>
+        </w:tc>
+        <w:tc>
+          <w:tcPr>
+            <w:tcW w:w="0" w:type="auto"/>
+            <w:tcBorders>
+              <w:top w:val="single" w:sz="6" w:space="0" w:color="BBBBBB"/>
+              <w:left w:val="single" w:sz="6" w:space="0" w:color="BBBBBB"/>
+              <w:bottom w:val="single" w:sz="6" w:space="0" w:color="BBBBBB"/>
+              <w:right w:val="single" w:sz="6" w:space="0" w:color="BBBBBB"/>
+            </w:tcBorders>
+            <w:tcMar>
+              <w:top w:w="150" w:type="dxa"/>
+              <w:left w:w="120" w:type="dxa"/>
+              <w:bottom w:w="150" w:type="dxa"/>
+              <w:right w:w="120" w:type="dxa"/>
+            </w:tcMar>
+            <w:hideMark/>
+          </w:tcPr>
+          <w:p>
+            <w:pPr>
+              <w:pStyle w:val="a6"/>
+              <w:spacing w:after="0" w:line="270" w:lineRule="atLeast"/>
+              <w:ind w:left="150" w:right="150"/>
+              <w:rPr>
+                <w:color w:val="2A2A2A"/>
+              </w:rPr>
+            </w:pPr>
+            <w:r>
+              <w:rPr>
+                <w:color w:val="2A2A2A"/>
+              </w:rPr>
+              <w:t>No prompt</w:t>
+            </w:r>
+          </w:p>
+        </w:tc>
+        <w:tc>
+          <w:tcPr>
+            <w:tcW w:w="0" w:type="auto"/>
+            <w:tcBorders>
+              <w:top w:val="single" w:sz="6" w:space="0" w:color="BBBBBB"/>
+              <w:left w:val="single" w:sz="6" w:space="0" w:color="BBBBBB"/>
+              <w:bottom w:val="single" w:sz="6" w:space="0" w:color="BBBBBB"/>
+              <w:right w:val="single" w:sz="6" w:space="0" w:color="BBBBBB"/>
+            </w:tcBorders>
+            <w:tcMar>
+              <w:top w:w="150" w:type="dxa"/>
+              <w:left w:w="120" w:type="dxa"/>
+              <w:bottom w:w="150" w:type="dxa"/>
+              <w:right w:w="120" w:type="dxa"/>
+            </w:tcMar>
+            <w:hideMark/>
+          </w:tcPr>
+          <w:p>
+            <w:pPr>
+              <w:pStyle w:val="a6"/>
+              <w:spacing w:after="0" w:line="270" w:lineRule="atLeast"/>
+              <w:ind w:left="150" w:right="150"/>
+              <w:rPr>
+                <w:color w:val="2A2A2A"/>
+              </w:rPr>
+            </w:pPr>
+            <w:r>
+              <w:rPr>
+                <w:color w:val="2A2A2A"/>
+              </w:rPr>
+              <w:t>Application launches as a standard user</w:t>
+            </w:r>
+          </w:p>
+        </w:tc>
+        <w:tc>
+          <w:tcPr>
+            <w:tcW w:w="0" w:type="auto"/>
+            <w:tcBorders>
+              <w:top w:val="single" w:sz="6" w:space="0" w:color="BBBBBB"/>
+              <w:left w:val="single" w:sz="6" w:space="0" w:color="BBBBBB"/>
+              <w:bottom w:val="single" w:sz="6" w:space="0" w:color="BBBBBB"/>
+              <w:right w:val="single" w:sz="6" w:space="0" w:color="BBBBBB"/>
+            </w:tcBorders>
+            <w:tcMar>
+              <w:top w:w="150" w:type="dxa"/>
+              <w:left w:w="120" w:type="dxa"/>
+              <w:bottom w:w="150" w:type="dxa"/>
+              <w:right w:w="120" w:type="dxa"/>
+            </w:tcMar>
+            <w:hideMark/>
+          </w:tcPr>
+          <w:p>
+            <w:pPr>
+              <w:pStyle w:val="a6"/>
+              <w:spacing w:after="0" w:line="270" w:lineRule="atLeast"/>
+              <w:ind w:left="150" w:right="150"/>
+              <w:rPr>
+                <w:color w:val="2A2A2A"/>
+              </w:rPr>
+            </w:pPr>
+            <w:r>
+              <w:rPr>
+                <w:color w:val="2A2A2A"/>
+              </w:rPr>
+              <w:t>Application launches as a standard user</w:t>
+            </w:r>
+          </w:p>
+        </w:tc>
+        <w:tc>
+          <w:tcPr>
+            <w:tcW w:w="0" w:type="auto"/>
+            <w:tcBorders>
+              <w:top w:val="single" w:sz="6" w:space="0" w:color="BBBBBB"/>
+              <w:left w:val="single" w:sz="6" w:space="0" w:color="BBBBBB"/>
+              <w:bottom w:val="single" w:sz="6" w:space="0" w:color="BBBBBB"/>
+              <w:right w:val="single" w:sz="6" w:space="0" w:color="BBBBBB"/>
+            </w:tcBorders>
+            <w:tcMar>
+              <w:top w:w="150" w:type="dxa"/>
+              <w:left w:w="120" w:type="dxa"/>
+              <w:bottom w:w="150" w:type="dxa"/>
+              <w:right w:w="120" w:type="dxa"/>
+            </w:tcMar>
+            <w:hideMark/>
+          </w:tcPr>
+          <w:p>
+            <w:pPr>
+              <w:pStyle w:val="a6"/>
+              <w:spacing w:after="0" w:line="270" w:lineRule="atLeast"/>
+              <w:ind w:left="150" w:right="150"/>
+              <w:rPr>
+                <w:color w:val="2A2A2A"/>
+              </w:rPr>
+            </w:pPr>
+            <w:r>
+              <w:rPr>
+                <w:color w:val="2A2A2A"/>
+              </w:rPr>
+              <w:t>Application fails to launch</w:t>
+            </w:r>
+          </w:p>
+        </w:tc>
+      </w:tr>
+      <w:tr>
+        <w:tc>
+          <w:tcPr>
+            <w:tcW w:w="0" w:type="auto"/>
+            <w:tcBorders>
+              <w:top w:val="single" w:sz="6" w:space="0" w:color="BBBBBB"/>
+              <w:left w:val="single" w:sz="6" w:space="0" w:color="BBBBBB"/>
+              <w:bottom w:val="single" w:sz="6" w:space="0" w:color="BBBBBB"/>
+              <w:right w:val="single" w:sz="6" w:space="0" w:color="BBBBBB"/>
+            </w:tcBorders>
+            <w:tcMar>
+              <w:top w:w="150" w:type="dxa"/>
+              <w:left w:w="120" w:type="dxa"/>
+              <w:bottom w:w="150" w:type="dxa"/>
+              <w:right w:w="120" w:type="dxa"/>
+            </w:tcMar>
+            <w:hideMark/>
+          </w:tcPr>
+          <w:p>
+            <w:pPr>
+              <w:pStyle w:val="a6"/>
+              <w:spacing w:after="0" w:line="270" w:lineRule="atLeast"/>
+              <w:ind w:left="150" w:right="150"/>
+              <w:rPr>
+                <w:color w:val="2A2A2A"/>
+              </w:rPr>
+            </w:pPr>
+            <w:r>
+              <w:rPr>
+                <w:color w:val="2A2A2A"/>
+              </w:rPr>
+              <w:t>Standard user</w:t>
+            </w:r>
+          </w:p>
+        </w:tc>
+        <w:tc>
+          <w:tcPr>
+            <w:tcW w:w="0" w:type="auto"/>
+            <w:tcBorders>
+              <w:top w:val="single" w:sz="6" w:space="0" w:color="BBBBBB"/>
+              <w:left w:val="single" w:sz="6" w:space="0" w:color="BBBBBB"/>
+              <w:bottom w:val="single" w:sz="6" w:space="0" w:color="BBBBBB"/>
+              <w:right w:val="single" w:sz="6" w:space="0" w:color="BBBBBB"/>
+            </w:tcBorders>
+            <w:tcMar>
+              <w:top w:w="150" w:type="dxa"/>
+              <w:left w:w="120" w:type="dxa"/>
+              <w:bottom w:w="150" w:type="dxa"/>
+              <w:right w:w="120" w:type="dxa"/>
+            </w:tcMar>
+            <w:hideMark/>
+          </w:tcPr>
+          <w:p>
+            <w:pPr>
+              <w:pStyle w:val="a6"/>
+              <w:spacing w:after="0" w:line="270" w:lineRule="atLeast"/>
+              <w:ind w:left="150" w:right="150"/>
+              <w:rPr>
+                <w:color w:val="2A2A2A"/>
+              </w:rPr>
+            </w:pPr>
+            <w:r>
+              <w:rPr>
+                <w:color w:val="2A2A2A"/>
+              </w:rPr>
+              <w:t>Prompt for credentials</w:t>
+            </w:r>
+          </w:p>
+        </w:tc>
+        <w:tc>
+          <w:tcPr>
+            <w:tcW w:w="0" w:type="auto"/>
+            <w:tcBorders>
+              <w:top w:val="single" w:sz="6" w:space="0" w:color="BBBBBB"/>
+              <w:left w:val="single" w:sz="6" w:space="0" w:color="BBBBBB"/>
+              <w:bottom w:val="single" w:sz="6" w:space="0" w:color="BBBBBB"/>
+              <w:right w:val="single" w:sz="6" w:space="0" w:color="BBBBBB"/>
+            </w:tcBorders>
+            <w:tcMar>
+              <w:top w:w="150" w:type="dxa"/>
+              <w:left w:w="120" w:type="dxa"/>
+              <w:bottom w:w="150" w:type="dxa"/>
+              <w:right w:w="120" w:type="dxa"/>
+            </w:tcMar>
+            <w:hideMark/>
+          </w:tcPr>
+          <w:p>
+            <w:pPr>
+              <w:pStyle w:val="a6"/>
+              <w:spacing w:after="0" w:line="270" w:lineRule="atLeast"/>
+              <w:ind w:left="150" w:right="150"/>
+              <w:rPr>
+                <w:color w:val="2A2A2A"/>
+              </w:rPr>
+            </w:pPr>
+            <w:r>
+              <w:rPr>
+                <w:color w:val="2A2A2A"/>
+              </w:rPr>
+              <w:t>Application launches as a standard user</w:t>
+            </w:r>
+          </w:p>
+        </w:tc>
+        <w:tc>
+          <w:tcPr>
+            <w:tcW w:w="0" w:type="auto"/>
+            <w:tcBorders>
+              <w:top w:val="single" w:sz="6" w:space="0" w:color="BBBBBB"/>
+              <w:left w:val="single" w:sz="6" w:space="0" w:color="BBBBBB"/>
+              <w:bottom w:val="single" w:sz="6" w:space="0" w:color="BBBBBB"/>
+              <w:right w:val="single" w:sz="6" w:space="0" w:color="BBBBBB"/>
+            </w:tcBorders>
+            <w:tcMar>
+              <w:top w:w="150" w:type="dxa"/>
+              <w:left w:w="120" w:type="dxa"/>
+              <w:bottom w:w="150" w:type="dxa"/>
+              <w:right w:w="120" w:type="dxa"/>
+            </w:tcMar>
+            <w:hideMark/>
+          </w:tcPr>
+          <w:p>
+            <w:pPr>
+              <w:pStyle w:val="a6"/>
+              <w:spacing w:after="0" w:line="270" w:lineRule="atLeast"/>
+              <w:ind w:left="150" w:right="150"/>
+              <w:rPr>
+                <w:color w:val="2A2A2A"/>
+              </w:rPr>
+            </w:pPr>
+            <w:r>
+              <w:rPr>
+                <w:color w:val="2A2A2A"/>
+              </w:rPr>
+              <w:t>Application launches as a standard user</w:t>
+            </w:r>
+          </w:p>
+        </w:tc>
+        <w:tc>
+          <w:tcPr>
+            <w:tcW w:w="0" w:type="auto"/>
+            <w:tcBorders>
+              <w:top w:val="single" w:sz="6" w:space="0" w:color="BBBBBB"/>
+              <w:left w:val="single" w:sz="6" w:space="0" w:color="BBBBBB"/>
+              <w:bottom w:val="single" w:sz="6" w:space="0" w:color="BBBBBB"/>
+              <w:right w:val="single" w:sz="6" w:space="0" w:color="BBBBBB"/>
+            </w:tcBorders>
+            <w:tcMar>
+              <w:top w:w="150" w:type="dxa"/>
+              <w:left w:w="120" w:type="dxa"/>
+              <w:bottom w:w="150" w:type="dxa"/>
+              <w:right w:w="120" w:type="dxa"/>
+            </w:tcMar>
+            <w:hideMark/>
+          </w:tcPr>
+          <w:p>
+            <w:pPr>
+              <w:pStyle w:val="a6"/>
+              <w:spacing w:after="0" w:line="270" w:lineRule="atLeast"/>
+              <w:ind w:left="150" w:right="150"/>
+              <w:rPr>
+                <w:color w:val="2A2A2A"/>
+              </w:rPr>
+            </w:pPr>
+            <w:r>
+              <w:rPr>
+                <w:color w:val="2A2A2A"/>
+              </w:rPr>
+              <w:t>Prompt for administrator credentials before running application</w:t>
+            </w:r>
+          </w:p>
+        </w:tc>
+      </w:tr>
+      <w:tr>
+        <w:tc>
+          <w:tcPr>
+            <w:tcW w:w="0" w:type="auto"/>
+            <w:tcBorders>
+              <w:top w:val="single" w:sz="6" w:space="0" w:color="BBBBBB"/>
+              <w:left w:val="single" w:sz="6" w:space="0" w:color="BBBBBB"/>
+              <w:bottom w:val="single" w:sz="6" w:space="0" w:color="BBBBBB"/>
+              <w:right w:val="single" w:sz="6" w:space="0" w:color="BBBBBB"/>
+            </w:tcBorders>
+            <w:tcMar>
+              <w:top w:w="150" w:type="dxa"/>
+              <w:left w:w="120" w:type="dxa"/>
+              <w:bottom w:w="150" w:type="dxa"/>
+              <w:right w:w="120" w:type="dxa"/>
+            </w:tcMar>
+            <w:hideMark/>
+          </w:tcPr>
+          <w:p>
+            <w:pPr>
+              <w:pStyle w:val="a6"/>
+              <w:spacing w:after="0" w:line="270" w:lineRule="atLeast"/>
+              <w:ind w:left="150" w:right="150"/>
+              <w:rPr>
+                <w:color w:val="2A2A2A"/>
+              </w:rPr>
+            </w:pPr>
+            <w:r>
+              <w:rPr>
+                <w:color w:val="2A2A2A"/>
+              </w:rPr>
+              <w:t>Standard user (UAC is disabled)</w:t>
+            </w:r>
+          </w:p>
+        </w:tc>
+        <w:tc>
+          <w:tcPr>
+            <w:tcW w:w="0" w:type="auto"/>
+            <w:tcBorders>
+              <w:top w:val="single" w:sz="6" w:space="0" w:color="BBBBBB"/>
+              <w:left w:val="single" w:sz="6" w:space="0" w:color="BBBBBB"/>
+              <w:bottom w:val="single" w:sz="6" w:space="0" w:color="BBBBBB"/>
+              <w:right w:val="single" w:sz="6" w:space="0" w:color="BBBBBB"/>
+            </w:tcBorders>
+            <w:tcMar>
+              <w:top w:w="150" w:type="dxa"/>
+              <w:left w:w="120" w:type="dxa"/>
+              <w:bottom w:w="150" w:type="dxa"/>
+              <w:right w:w="120" w:type="dxa"/>
+            </w:tcMar>
+            <w:hideMark/>
+          </w:tcPr>
+          <w:p>
+            <w:pPr>
+              <w:pStyle w:val="a6"/>
+              <w:spacing w:after="0" w:line="270" w:lineRule="atLeast"/>
+              <w:ind w:left="150" w:right="150"/>
+              <w:rPr>
+                <w:color w:val="2A2A2A"/>
+              </w:rPr>
+            </w:pPr>
+            <w:r>
+              <w:rPr>
+                <w:color w:val="2A2A2A"/>
+              </w:rPr>
+              <w:t>NA</w:t>
+            </w:r>
+          </w:p>
+        </w:tc>
+        <w:tc>
+          <w:tcPr>
+            <w:tcW w:w="0" w:type="auto"/>
+            <w:tcBorders>
+              <w:top w:val="single" w:sz="6" w:space="0" w:color="BBBBBB"/>
+              <w:left w:val="single" w:sz="6" w:space="0" w:color="BBBBBB"/>
+              <w:bottom w:val="single" w:sz="6" w:space="0" w:color="BBBBBB"/>
+              <w:right w:val="single" w:sz="6" w:space="0" w:color="BBBBBB"/>
+            </w:tcBorders>
+            <w:tcMar>
+              <w:top w:w="150" w:type="dxa"/>
+              <w:left w:w="120" w:type="dxa"/>
+              <w:bottom w:w="150" w:type="dxa"/>
+              <w:right w:w="120" w:type="dxa"/>
+            </w:tcMar>
+            <w:hideMark/>
+          </w:tcPr>
+          <w:p>
+            <w:pPr>
+              <w:pStyle w:val="a6"/>
+              <w:spacing w:after="0" w:line="270" w:lineRule="atLeast"/>
+              <w:ind w:left="150" w:right="150"/>
+              <w:rPr>
+                <w:color w:val="2A2A2A"/>
+              </w:rPr>
+            </w:pPr>
+            <w:r>
+              <w:rPr>
+                <w:color w:val="2A2A2A"/>
+              </w:rPr>
+              <w:t>Application launches as a standard user</w:t>
+            </w:r>
+          </w:p>
+        </w:tc>
+        <w:tc>
+          <w:tcPr>
+            <w:tcW w:w="0" w:type="auto"/>
+            <w:tcBorders>
+              <w:top w:val="single" w:sz="6" w:space="0" w:color="BBBBBB"/>
+              <w:left w:val="single" w:sz="6" w:space="0" w:color="BBBBBB"/>
+              <w:bottom w:val="single" w:sz="6" w:space="0" w:color="BBBBBB"/>
+              <w:right w:val="single" w:sz="6" w:space="0" w:color="BBBBBB"/>
+            </w:tcBorders>
+            <w:tcMar>
+              <w:top w:w="150" w:type="dxa"/>
+              <w:left w:w="120" w:type="dxa"/>
+              <w:bottom w:w="150" w:type="dxa"/>
+              <w:right w:w="120" w:type="dxa"/>
+            </w:tcMar>
+            <w:hideMark/>
+          </w:tcPr>
+          <w:p>
+            <w:pPr>
+              <w:pStyle w:val="a6"/>
+              <w:spacing w:after="0" w:line="270" w:lineRule="atLeast"/>
+              <w:ind w:left="150" w:right="150"/>
+              <w:rPr>
+                <w:color w:val="2A2A2A"/>
+              </w:rPr>
+            </w:pPr>
+            <w:r>
+              <w:rPr>
+                <w:color w:val="2A2A2A"/>
+              </w:rPr>
+              <w:t>Application launches as a standard user</w:t>
+            </w:r>
+          </w:p>
+        </w:tc>
+        <w:tc>
+          <w:tcPr>
+            <w:tcW w:w="0" w:type="auto"/>
+            <w:tcBorders>
+              <w:top w:val="single" w:sz="6" w:space="0" w:color="BBBBBB"/>
+              <w:left w:val="single" w:sz="6" w:space="0" w:color="BBBBBB"/>
+              <w:bottom w:val="single" w:sz="6" w:space="0" w:color="BBBBBB"/>
+              <w:right w:val="single" w:sz="6" w:space="0" w:color="BBBBBB"/>
+            </w:tcBorders>
+            <w:tcMar>
+              <w:top w:w="150" w:type="dxa"/>
+              <w:left w:w="120" w:type="dxa"/>
+              <w:bottom w:w="150" w:type="dxa"/>
+              <w:right w:w="120" w:type="dxa"/>
+            </w:tcMar>
+            <w:hideMark/>
+          </w:tcPr>
+          <w:p>
+            <w:pPr>
+              <w:pStyle w:val="a6"/>
+              <w:spacing w:after="0" w:line="270" w:lineRule="atLeast"/>
+              <w:ind w:left="150" w:right="150"/>
+              <w:rPr>
+                <w:color w:val="2A2A2A"/>
+              </w:rPr>
+            </w:pPr>
+            <w:r>
+              <w:rPr>
+                <w:color w:val="2A2A2A"/>
+              </w:rPr>
+              <w:t>Application fails to launch</w:t>
+            </w:r>
+          </w:p>
+        </w:tc>
+      </w:tr>
+    </w:tbl>
+    <w:p>
+      <w:pPr>
+        <w:pStyle w:val="4"/>
+        <w:spacing w:before="0" w:after="0" w:line="255" w:lineRule="atLeast"/>
+        <w:rPr>
+          <w:rFonts w:ascii="Segoe UI" w:hAnsi="Segoe UI" w:cs="Segoe UI"/>
+          <w:b w:val="0"/>
+          <w:bCs w:val="0"/>
+          <w:color w:val="2A2A2A"/>
+          <w:sz w:val="25"/>
+          <w:szCs w:val="25"/>
+        </w:rPr>
+      </w:pPr>
+      <w:r>
+        <w:rPr>
+          <w:rFonts w:ascii="Segoe UI" w:hAnsi="Segoe UI" w:cs="Segoe UI"/>
+          <w:b w:val="0"/>
+          <w:bCs w:val="0"/>
+          <w:color w:val="2A2A2A"/>
+          <w:sz w:val="25"/>
+          <w:szCs w:val="25"/>
+        </w:rPr>
+        <w:t>A Standard User with Additional Privileges (E.G. Backup Operator)</w:t>
+      </w:r>
+    </w:p>
+    <w:p>
+      <w:pPr>
+        <w:pStyle w:val="3"/>
+        <w:spacing w:before="0" w:after="0" w:line="255" w:lineRule="atLeast"/>
+        <w:rPr>
+          <w:rFonts w:ascii="Segoe UI" w:hAnsi="Segoe UI" w:cs="Segoe UI"/>
+          <w:b w:val="0"/>
+          <w:bCs w:val="0"/>
+          <w:color w:val="2A2A2A"/>
+          <w:sz w:val="28"/>
+          <w:szCs w:val="28"/>
+        </w:rPr>
+      </w:pPr>
+      <w:r>
+        <w:rPr>
+          <w:rFonts w:ascii="Segoe UI" w:hAnsi="Segoe UI" w:cs="Segoe UI"/>
+          <w:b w:val="0"/>
+          <w:bCs w:val="0"/>
+          <w:color w:val="2A2A2A"/>
+          <w:sz w:val="28"/>
+          <w:szCs w:val="28"/>
+        </w:rPr>
+        <w:t> </w:t>
+      </w:r>
+    </w:p>
+    <w:tbl>
+      <w:tblPr>
+        <w:tblW w:w="13770" w:type="dxa"/>
+        <w:tblBorders>
+          <w:top w:val="single" w:sz="6" w:space="0" w:color="BBBBBB"/>
+          <w:left w:val="single" w:sz="6" w:space="0" w:color="BBBBBB"/>
+          <w:bottom w:val="single" w:sz="6" w:space="0" w:color="BBBBBB"/>
+          <w:right w:val="single" w:sz="6" w:space="0" w:color="BBBBBB"/>
+        </w:tblBorders>
+        <w:tblCellMar>
+          <w:left w:w="0" w:type="dxa"/>
+          <w:right w:w="0" w:type="dxa"/>
+        </w:tblCellMar>
+        <w:tblLook w:val="04A0" w:firstRow="1" w:lastRow="0" w:firstColumn="1" w:lastColumn="0" w:noHBand="0" w:noVBand="1"/>
+      </w:tblPr>
+      <w:tblGrid>
+        <w:gridCol w:w="2328"/>
+        <w:gridCol w:w="2214"/>
+        <w:gridCol w:w="2760"/>
+        <w:gridCol w:w="2760"/>
+        <w:gridCol w:w="3708"/>
+      </w:tblGrid>
+      <w:tr>
+        <w:tc>
+          <w:tcPr>
+            <w:tcW w:w="0" w:type="auto"/>
+            <w:tcBorders>
+              <w:top w:val="single" w:sz="6" w:space="0" w:color="BBBBBB"/>
+              <w:left w:val="single" w:sz="6" w:space="0" w:color="BBBBBB"/>
+              <w:bottom w:val="single" w:sz="6" w:space="0" w:color="BBBBBB"/>
+              <w:right w:val="single" w:sz="6" w:space="0" w:color="BBBBBB"/>
+            </w:tcBorders>
+            <w:shd w:val="clear" w:color="auto" w:fill="EDEDED"/>
+            <w:tcMar>
+              <w:top w:w="150" w:type="dxa"/>
+              <w:left w:w="120" w:type="dxa"/>
+              <w:bottom w:w="150" w:type="dxa"/>
+              <w:right w:w="120" w:type="dxa"/>
+            </w:tcMar>
+            <w:vAlign w:val="center"/>
+            <w:hideMark/>
+          </w:tcPr>
+          <w:p>
+            <w:pPr>
+              <w:spacing w:before="150" w:after="150"/>
+              <w:ind w:left="150" w:right="150"/>
+              <w:rPr>
+                <w:rFonts w:ascii="宋体" w:eastAsia="宋体" w:hAnsi="宋体" w:cs="宋体"/>
+                <w:b/>
+                <w:bCs/>
+                <w:color w:val="707070"/>
+                <w:sz w:val="24"/>
+                <w:szCs w:val="24"/>
+              </w:rPr>
+            </w:pPr>
+            <w:r>
+              <w:rPr>
+                <w:b/>
+                <w:bCs/>
+                <w:color w:val="707070"/>
+              </w:rPr>
+              <w:t>Parent Process Access Token</w:t>
+            </w:r>
+          </w:p>
+        </w:tc>
+        <w:tc>
+          <w:tcPr>
+            <w:tcW w:w="0" w:type="auto"/>
+            <w:tcBorders>
+              <w:top w:val="single" w:sz="6" w:space="0" w:color="BBBBBB"/>
+              <w:left w:val="single" w:sz="6" w:space="0" w:color="BBBBBB"/>
+              <w:bottom w:val="single" w:sz="6" w:space="0" w:color="BBBBBB"/>
+              <w:right w:val="single" w:sz="6" w:space="0" w:color="BBBBBB"/>
+            </w:tcBorders>
+            <w:shd w:val="clear" w:color="auto" w:fill="EDEDED"/>
+            <w:tcMar>
+              <w:top w:w="150" w:type="dxa"/>
+              <w:left w:w="120" w:type="dxa"/>
+              <w:bottom w:w="150" w:type="dxa"/>
+              <w:right w:w="120" w:type="dxa"/>
+            </w:tcMar>
+            <w:vAlign w:val="center"/>
+            <w:hideMark/>
+          </w:tcPr>
+          <w:p>
+            <w:pPr>
+              <w:spacing w:before="150" w:after="150"/>
+              <w:ind w:left="150" w:right="150"/>
+              <w:rPr>
+                <w:rFonts w:ascii="宋体" w:eastAsia="宋体" w:hAnsi="宋体" w:cs="宋体"/>
+                <w:b/>
+                <w:bCs/>
+                <w:color w:val="707070"/>
+                <w:sz w:val="24"/>
+                <w:szCs w:val="24"/>
+              </w:rPr>
+            </w:pPr>
+            <w:r>
+              <w:rPr>
+                <w:b/>
+                <w:bCs/>
+                <w:color w:val="707070"/>
+              </w:rPr>
+              <w:t>Consent Policy</w:t>
+            </w:r>
+          </w:p>
+        </w:tc>
+        <w:tc>
+          <w:tcPr>
+            <w:tcW w:w="0" w:type="auto"/>
+            <w:tcBorders>
+              <w:top w:val="single" w:sz="6" w:space="0" w:color="BBBBBB"/>
+              <w:left w:val="single" w:sz="6" w:space="0" w:color="BBBBBB"/>
+              <w:bottom w:val="single" w:sz="6" w:space="0" w:color="BBBBBB"/>
+              <w:right w:val="single" w:sz="6" w:space="0" w:color="BBBBBB"/>
+            </w:tcBorders>
+            <w:shd w:val="clear" w:color="auto" w:fill="EDEDED"/>
+            <w:tcMar>
+              <w:top w:w="150" w:type="dxa"/>
+              <w:left w:w="120" w:type="dxa"/>
+              <w:bottom w:w="150" w:type="dxa"/>
+              <w:right w:w="120" w:type="dxa"/>
+            </w:tcMar>
+            <w:vAlign w:val="center"/>
+            <w:hideMark/>
+          </w:tcPr>
+          <w:p>
+            <w:pPr>
+              <w:spacing w:before="150" w:after="150"/>
+              <w:ind w:left="150" w:right="150"/>
+              <w:rPr>
+                <w:rFonts w:ascii="宋体" w:eastAsia="宋体" w:hAnsi="宋体" w:cs="宋体"/>
+                <w:b/>
+                <w:bCs/>
+                <w:color w:val="707070"/>
+                <w:sz w:val="24"/>
+                <w:szCs w:val="24"/>
+              </w:rPr>
+            </w:pPr>
+            <w:proofErr w:type="spellStart"/>
+            <w:r>
+              <w:rPr>
+                <w:b/>
+                <w:bCs/>
+                <w:color w:val="707070"/>
+              </w:rPr>
+              <w:t>RunAsInvoker</w:t>
+            </w:r>
+            <w:proofErr w:type="spellEnd"/>
+          </w:p>
+        </w:tc>
+        <w:tc>
+          <w:tcPr>
+            <w:tcW w:w="0" w:type="auto"/>
+            <w:tcBorders>
+              <w:top w:val="single" w:sz="6" w:space="0" w:color="BBBBBB"/>
+              <w:left w:val="single" w:sz="6" w:space="0" w:color="BBBBBB"/>
+              <w:bottom w:val="single" w:sz="6" w:space="0" w:color="BBBBBB"/>
+              <w:right w:val="single" w:sz="6" w:space="0" w:color="BBBBBB"/>
+            </w:tcBorders>
+            <w:shd w:val="clear" w:color="auto" w:fill="EDEDED"/>
+            <w:tcMar>
+              <w:top w:w="150" w:type="dxa"/>
+              <w:left w:w="120" w:type="dxa"/>
+              <w:bottom w:w="150" w:type="dxa"/>
+              <w:right w:w="120" w:type="dxa"/>
+            </w:tcMar>
+            <w:vAlign w:val="center"/>
+            <w:hideMark/>
+          </w:tcPr>
+          <w:p>
+            <w:pPr>
+              <w:spacing w:before="150" w:after="150"/>
+              <w:ind w:left="150" w:right="150"/>
+              <w:rPr>
+                <w:rFonts w:ascii="宋体" w:eastAsia="宋体" w:hAnsi="宋体" w:cs="宋体"/>
+                <w:b/>
+                <w:bCs/>
+                <w:color w:val="707070"/>
+                <w:sz w:val="24"/>
+                <w:szCs w:val="24"/>
+              </w:rPr>
+            </w:pPr>
+            <w:proofErr w:type="spellStart"/>
+            <w:r>
+              <w:rPr>
+                <w:b/>
+                <w:bCs/>
+                <w:color w:val="707070"/>
+              </w:rPr>
+              <w:t>RunAsHighest</w:t>
+            </w:r>
+            <w:proofErr w:type="spellEnd"/>
+          </w:p>
+        </w:tc>
+        <w:tc>
+          <w:tcPr>
+            <w:tcW w:w="0" w:type="auto"/>
+            <w:tcBorders>
+              <w:top w:val="single" w:sz="6" w:space="0" w:color="BBBBBB"/>
+              <w:left w:val="single" w:sz="6" w:space="0" w:color="BBBBBB"/>
+              <w:bottom w:val="single" w:sz="6" w:space="0" w:color="BBBBBB"/>
+              <w:right w:val="single" w:sz="6" w:space="0" w:color="BBBBBB"/>
+            </w:tcBorders>
+            <w:shd w:val="clear" w:color="auto" w:fill="EDEDED"/>
+            <w:tcMar>
+              <w:top w:w="150" w:type="dxa"/>
+              <w:left w:w="120" w:type="dxa"/>
+              <w:bottom w:w="150" w:type="dxa"/>
+              <w:right w:w="120" w:type="dxa"/>
+            </w:tcMar>
+            <w:vAlign w:val="center"/>
+            <w:hideMark/>
+          </w:tcPr>
+          <w:p>
+            <w:pPr>
+              <w:spacing w:before="150" w:after="150"/>
+              <w:ind w:left="150" w:right="150"/>
+              <w:rPr>
+                <w:rFonts w:ascii="宋体" w:eastAsia="宋体" w:hAnsi="宋体" w:cs="宋体"/>
+                <w:b/>
+                <w:bCs/>
+                <w:color w:val="707070"/>
+                <w:sz w:val="24"/>
+                <w:szCs w:val="24"/>
+              </w:rPr>
+            </w:pPr>
+            <w:proofErr w:type="spellStart"/>
+            <w:r>
+              <w:rPr>
+                <w:b/>
+                <w:bCs/>
+                <w:color w:val="707070"/>
+              </w:rPr>
+              <w:t>RunAsAdmin</w:t>
+            </w:r>
+            <w:proofErr w:type="spellEnd"/>
+          </w:p>
+        </w:tc>
+      </w:tr>
+      <w:tr>
+        <w:tc>
+          <w:tcPr>
+            <w:tcW w:w="0" w:type="auto"/>
+            <w:tcBorders>
+              <w:top w:val="single" w:sz="6" w:space="0" w:color="BBBBBB"/>
+              <w:left w:val="single" w:sz="6" w:space="0" w:color="BBBBBB"/>
+              <w:bottom w:val="single" w:sz="6" w:space="0" w:color="BBBBBB"/>
+              <w:right w:val="single" w:sz="6" w:space="0" w:color="BBBBBB"/>
+            </w:tcBorders>
+            <w:tcMar>
+              <w:top w:w="150" w:type="dxa"/>
+              <w:left w:w="120" w:type="dxa"/>
+              <w:bottom w:w="150" w:type="dxa"/>
+              <w:right w:w="120" w:type="dxa"/>
+            </w:tcMar>
+            <w:hideMark/>
+          </w:tcPr>
+          <w:p>
+            <w:pPr>
+              <w:pStyle w:val="a6"/>
+              <w:spacing w:after="0" w:line="270" w:lineRule="atLeast"/>
+              <w:ind w:left="150" w:right="150"/>
+              <w:rPr>
+                <w:color w:val="2A2A2A"/>
+              </w:rPr>
+            </w:pPr>
+            <w:r>
+              <w:rPr>
+                <w:color w:val="2A2A2A"/>
+              </w:rPr>
+              <w:t>Standard user</w:t>
+            </w:r>
+          </w:p>
+        </w:tc>
+        <w:tc>
+          <w:tcPr>
+            <w:tcW w:w="0" w:type="auto"/>
+            <w:tcBorders>
+              <w:top w:val="single" w:sz="6" w:space="0" w:color="BBBBBB"/>
+              <w:left w:val="single" w:sz="6" w:space="0" w:color="BBBBBB"/>
+              <w:bottom w:val="single" w:sz="6" w:space="0" w:color="BBBBBB"/>
+              <w:right w:val="single" w:sz="6" w:space="0" w:color="BBBBBB"/>
+            </w:tcBorders>
+            <w:tcMar>
+              <w:top w:w="150" w:type="dxa"/>
+              <w:left w:w="120" w:type="dxa"/>
+              <w:bottom w:w="150" w:type="dxa"/>
+              <w:right w:w="120" w:type="dxa"/>
+            </w:tcMar>
+            <w:hideMark/>
+          </w:tcPr>
+          <w:p>
+            <w:pPr>
+              <w:pStyle w:val="a6"/>
+              <w:spacing w:after="0" w:line="270" w:lineRule="atLeast"/>
+              <w:ind w:left="150" w:right="150"/>
+              <w:rPr>
+                <w:color w:val="2A2A2A"/>
+              </w:rPr>
+            </w:pPr>
+            <w:r>
+              <w:rPr>
+                <w:color w:val="2A2A2A"/>
+              </w:rPr>
+              <w:t>No Prompt</w:t>
+            </w:r>
+          </w:p>
+        </w:tc>
+        <w:tc>
+          <w:tcPr>
+            <w:tcW w:w="0" w:type="auto"/>
+            <w:tcBorders>
+              <w:top w:val="single" w:sz="6" w:space="0" w:color="BBBBBB"/>
+              <w:left w:val="single" w:sz="6" w:space="0" w:color="BBBBBB"/>
+              <w:bottom w:val="single" w:sz="6" w:space="0" w:color="BBBBBB"/>
+              <w:right w:val="single" w:sz="6" w:space="0" w:color="BBBBBB"/>
+            </w:tcBorders>
+            <w:tcMar>
+              <w:top w:w="150" w:type="dxa"/>
+              <w:left w:w="120" w:type="dxa"/>
+              <w:bottom w:w="150" w:type="dxa"/>
+              <w:right w:w="120" w:type="dxa"/>
+            </w:tcMar>
+            <w:hideMark/>
+          </w:tcPr>
+          <w:p>
+            <w:pPr>
+              <w:pStyle w:val="a6"/>
+              <w:spacing w:after="0" w:line="270" w:lineRule="atLeast"/>
+              <w:ind w:left="150" w:right="150"/>
+              <w:rPr>
+                <w:color w:val="2A2A2A"/>
+              </w:rPr>
+            </w:pPr>
+            <w:r>
+              <w:rPr>
+                <w:color w:val="2A2A2A"/>
+              </w:rPr>
+              <w:t>Application launches as a standard user</w:t>
+            </w:r>
+          </w:p>
+        </w:tc>
+        <w:tc>
+          <w:tcPr>
+            <w:tcW w:w="0" w:type="auto"/>
+            <w:tcBorders>
+              <w:top w:val="single" w:sz="6" w:space="0" w:color="BBBBBB"/>
+              <w:left w:val="single" w:sz="6" w:space="0" w:color="BBBBBB"/>
+              <w:bottom w:val="single" w:sz="6" w:space="0" w:color="BBBBBB"/>
+              <w:right w:val="single" w:sz="6" w:space="0" w:color="BBBBBB"/>
+            </w:tcBorders>
+            <w:tcMar>
+              <w:top w:w="150" w:type="dxa"/>
+              <w:left w:w="120" w:type="dxa"/>
+              <w:bottom w:w="150" w:type="dxa"/>
+              <w:right w:w="120" w:type="dxa"/>
+            </w:tcMar>
+            <w:hideMark/>
+          </w:tcPr>
+          <w:p>
+            <w:pPr>
+              <w:pStyle w:val="a6"/>
+              <w:spacing w:after="0" w:line="270" w:lineRule="atLeast"/>
+              <w:ind w:left="150" w:right="150"/>
+              <w:rPr>
+                <w:color w:val="2A2A2A"/>
+              </w:rPr>
+            </w:pPr>
+            <w:r>
+              <w:rPr>
+                <w:color w:val="2A2A2A"/>
+              </w:rPr>
+              <w:t>Application launches as a standard user</w:t>
+            </w:r>
+          </w:p>
+        </w:tc>
+        <w:tc>
+          <w:tcPr>
+            <w:tcW w:w="0" w:type="auto"/>
+            <w:tcBorders>
+              <w:top w:val="single" w:sz="6" w:space="0" w:color="BBBBBB"/>
+              <w:left w:val="single" w:sz="6" w:space="0" w:color="BBBBBB"/>
+              <w:bottom w:val="single" w:sz="6" w:space="0" w:color="BBBBBB"/>
+              <w:right w:val="single" w:sz="6" w:space="0" w:color="BBBBBB"/>
+            </w:tcBorders>
+            <w:tcMar>
+              <w:top w:w="150" w:type="dxa"/>
+              <w:left w:w="120" w:type="dxa"/>
+              <w:bottom w:w="150" w:type="dxa"/>
+              <w:right w:w="120" w:type="dxa"/>
+            </w:tcMar>
+            <w:hideMark/>
+          </w:tcPr>
+          <w:p>
+            <w:pPr>
+              <w:pStyle w:val="a6"/>
+              <w:spacing w:after="0" w:line="270" w:lineRule="atLeast"/>
+              <w:ind w:left="150" w:right="150"/>
+              <w:rPr>
+                <w:color w:val="2A2A2A"/>
+              </w:rPr>
+            </w:pPr>
+            <w:r>
+              <w:rPr>
+                <w:color w:val="2A2A2A"/>
+              </w:rPr>
+              <w:t>Application fails to launch</w:t>
+            </w:r>
+          </w:p>
+        </w:tc>
+      </w:tr>
+      <w:tr>
+        <w:tc>
+          <w:tcPr>
+            <w:tcW w:w="0" w:type="auto"/>
+            <w:tcBorders>
+              <w:top w:val="single" w:sz="6" w:space="0" w:color="BBBBBB"/>
+              <w:left w:val="single" w:sz="6" w:space="0" w:color="BBBBBB"/>
+              <w:bottom w:val="single" w:sz="6" w:space="0" w:color="BBBBBB"/>
+              <w:right w:val="single" w:sz="6" w:space="0" w:color="BBBBBB"/>
+            </w:tcBorders>
+            <w:tcMar>
+              <w:top w:w="150" w:type="dxa"/>
+              <w:left w:w="120" w:type="dxa"/>
+              <w:bottom w:w="150" w:type="dxa"/>
+              <w:right w:w="120" w:type="dxa"/>
+            </w:tcMar>
+            <w:hideMark/>
+          </w:tcPr>
+          <w:p>
+            <w:pPr>
+              <w:pStyle w:val="a6"/>
+              <w:spacing w:after="0" w:line="270" w:lineRule="atLeast"/>
+              <w:ind w:left="150" w:right="150"/>
+              <w:rPr>
+                <w:color w:val="2A2A2A"/>
+              </w:rPr>
+            </w:pPr>
+            <w:r>
+              <w:rPr>
+                <w:color w:val="2A2A2A"/>
+              </w:rPr>
+              <w:t>Standard user</w:t>
+            </w:r>
+          </w:p>
+        </w:tc>
+        <w:tc>
+          <w:tcPr>
+            <w:tcW w:w="0" w:type="auto"/>
+            <w:tcBorders>
+              <w:top w:val="single" w:sz="6" w:space="0" w:color="BBBBBB"/>
+              <w:left w:val="single" w:sz="6" w:space="0" w:color="BBBBBB"/>
+              <w:bottom w:val="single" w:sz="6" w:space="0" w:color="BBBBBB"/>
+              <w:right w:val="single" w:sz="6" w:space="0" w:color="BBBBBB"/>
+            </w:tcBorders>
+            <w:tcMar>
+              <w:top w:w="150" w:type="dxa"/>
+              <w:left w:w="120" w:type="dxa"/>
+              <w:bottom w:w="150" w:type="dxa"/>
+              <w:right w:w="120" w:type="dxa"/>
+            </w:tcMar>
+            <w:hideMark/>
+          </w:tcPr>
+          <w:p>
+            <w:pPr>
+              <w:pStyle w:val="a6"/>
+              <w:spacing w:after="0" w:line="270" w:lineRule="atLeast"/>
+              <w:ind w:left="150" w:right="150"/>
+              <w:rPr>
+                <w:color w:val="2A2A2A"/>
+              </w:rPr>
+            </w:pPr>
+            <w:r>
+              <w:rPr>
+                <w:color w:val="2A2A2A"/>
+              </w:rPr>
+              <w:t>Prompt for credentials</w:t>
+            </w:r>
+          </w:p>
+        </w:tc>
+        <w:tc>
+          <w:tcPr>
+            <w:tcW w:w="0" w:type="auto"/>
+            <w:tcBorders>
+              <w:top w:val="single" w:sz="6" w:space="0" w:color="BBBBBB"/>
+              <w:left w:val="single" w:sz="6" w:space="0" w:color="BBBBBB"/>
+              <w:bottom w:val="single" w:sz="6" w:space="0" w:color="BBBBBB"/>
+              <w:right w:val="single" w:sz="6" w:space="0" w:color="BBBBBB"/>
+            </w:tcBorders>
+            <w:tcMar>
+              <w:top w:w="150" w:type="dxa"/>
+              <w:left w:w="120" w:type="dxa"/>
+              <w:bottom w:w="150" w:type="dxa"/>
+              <w:right w:w="120" w:type="dxa"/>
+            </w:tcMar>
+            <w:hideMark/>
+          </w:tcPr>
+          <w:p>
+            <w:pPr>
+              <w:pStyle w:val="a6"/>
+              <w:spacing w:after="0" w:line="270" w:lineRule="atLeast"/>
+              <w:ind w:left="150" w:right="150"/>
+              <w:rPr>
+                <w:color w:val="2A2A2A"/>
+              </w:rPr>
+            </w:pPr>
+            <w:r>
+              <w:rPr>
+                <w:color w:val="2A2A2A"/>
+              </w:rPr>
+              <w:t>Application launches as a standard user</w:t>
+            </w:r>
+          </w:p>
+        </w:tc>
+        <w:tc>
+          <w:tcPr>
+            <w:tcW w:w="0" w:type="auto"/>
+            <w:tcBorders>
+              <w:top w:val="single" w:sz="6" w:space="0" w:color="BBBBBB"/>
+              <w:left w:val="single" w:sz="6" w:space="0" w:color="BBBBBB"/>
+              <w:bottom w:val="single" w:sz="6" w:space="0" w:color="BBBBBB"/>
+              <w:right w:val="single" w:sz="6" w:space="0" w:color="BBBBBB"/>
+            </w:tcBorders>
+            <w:tcMar>
+              <w:top w:w="150" w:type="dxa"/>
+              <w:left w:w="120" w:type="dxa"/>
+              <w:bottom w:w="150" w:type="dxa"/>
+              <w:right w:w="120" w:type="dxa"/>
+            </w:tcMar>
+            <w:hideMark/>
+          </w:tcPr>
+          <w:p>
+            <w:pPr>
+              <w:pStyle w:val="a6"/>
+              <w:spacing w:after="0" w:line="270" w:lineRule="atLeast"/>
+              <w:ind w:left="150" w:right="150"/>
+              <w:rPr>
+                <w:color w:val="2A2A2A"/>
+              </w:rPr>
+            </w:pPr>
+            <w:r>
+              <w:rPr>
+                <w:color w:val="2A2A2A"/>
+              </w:rPr>
+              <w:t>Application launches as a standard user</w:t>
+            </w:r>
+          </w:p>
+        </w:tc>
+        <w:tc>
+          <w:tcPr>
+            <w:tcW w:w="0" w:type="auto"/>
+            <w:tcBorders>
+              <w:top w:val="single" w:sz="6" w:space="0" w:color="BBBBBB"/>
+              <w:left w:val="single" w:sz="6" w:space="0" w:color="BBBBBB"/>
+              <w:bottom w:val="single" w:sz="6" w:space="0" w:color="BBBBBB"/>
+              <w:right w:val="single" w:sz="6" w:space="0" w:color="BBBBBB"/>
+            </w:tcBorders>
+            <w:tcMar>
+              <w:top w:w="150" w:type="dxa"/>
+              <w:left w:w="120" w:type="dxa"/>
+              <w:bottom w:w="150" w:type="dxa"/>
+              <w:right w:w="120" w:type="dxa"/>
+            </w:tcMar>
+            <w:hideMark/>
+          </w:tcPr>
+          <w:p>
+            <w:pPr>
+              <w:pStyle w:val="a6"/>
+              <w:spacing w:after="0" w:line="270" w:lineRule="atLeast"/>
+              <w:ind w:left="150" w:right="150"/>
+              <w:rPr>
+                <w:color w:val="2A2A2A"/>
+              </w:rPr>
+            </w:pPr>
+            <w:r>
+              <w:rPr>
+                <w:color w:val="2A2A2A"/>
+              </w:rPr>
+              <w:t>Prompt for administrator credentials before running application</w:t>
+            </w:r>
+          </w:p>
+        </w:tc>
+      </w:tr>
+      <w:tr>
+        <w:tc>
+          <w:tcPr>
+            <w:tcW w:w="0" w:type="auto"/>
+            <w:tcBorders>
+              <w:top w:val="single" w:sz="6" w:space="0" w:color="BBBBBB"/>
+              <w:left w:val="single" w:sz="6" w:space="0" w:color="BBBBBB"/>
+              <w:bottom w:val="single" w:sz="6" w:space="0" w:color="BBBBBB"/>
+              <w:right w:val="single" w:sz="6" w:space="0" w:color="BBBBBB"/>
+            </w:tcBorders>
+            <w:tcMar>
+              <w:top w:w="150" w:type="dxa"/>
+              <w:left w:w="120" w:type="dxa"/>
+              <w:bottom w:w="150" w:type="dxa"/>
+              <w:right w:w="120" w:type="dxa"/>
+            </w:tcMar>
+            <w:hideMark/>
+          </w:tcPr>
+          <w:p>
+            <w:pPr>
+              <w:pStyle w:val="a6"/>
+              <w:spacing w:after="0" w:line="270" w:lineRule="atLeast"/>
+              <w:ind w:left="150" w:right="150"/>
+              <w:rPr>
+                <w:color w:val="2A2A2A"/>
+              </w:rPr>
+            </w:pPr>
+            <w:r>
+              <w:rPr>
+                <w:color w:val="2A2A2A"/>
+              </w:rPr>
+              <w:t>Standard user (UAC is disabled)</w:t>
+            </w:r>
+          </w:p>
+        </w:tc>
+        <w:tc>
+          <w:tcPr>
+            <w:tcW w:w="0" w:type="auto"/>
+            <w:tcBorders>
+              <w:top w:val="single" w:sz="6" w:space="0" w:color="BBBBBB"/>
+              <w:left w:val="single" w:sz="6" w:space="0" w:color="BBBBBB"/>
+              <w:bottom w:val="single" w:sz="6" w:space="0" w:color="BBBBBB"/>
+              <w:right w:val="single" w:sz="6" w:space="0" w:color="BBBBBB"/>
+            </w:tcBorders>
+            <w:tcMar>
+              <w:top w:w="150" w:type="dxa"/>
+              <w:left w:w="120" w:type="dxa"/>
+              <w:bottom w:w="150" w:type="dxa"/>
+              <w:right w:w="120" w:type="dxa"/>
+            </w:tcMar>
+            <w:hideMark/>
+          </w:tcPr>
+          <w:p>
+            <w:pPr>
+              <w:pStyle w:val="a6"/>
+              <w:spacing w:after="0" w:line="270" w:lineRule="atLeast"/>
+              <w:ind w:left="150" w:right="150"/>
+              <w:rPr>
+                <w:color w:val="2A2A2A"/>
+              </w:rPr>
+            </w:pPr>
+            <w:r>
+              <w:rPr>
+                <w:color w:val="2A2A2A"/>
+              </w:rPr>
+              <w:t>NA</w:t>
+            </w:r>
+          </w:p>
+        </w:tc>
+        <w:tc>
+          <w:tcPr>
+            <w:tcW w:w="0" w:type="auto"/>
+            <w:tcBorders>
+              <w:top w:val="single" w:sz="6" w:space="0" w:color="BBBBBB"/>
+              <w:left w:val="single" w:sz="6" w:space="0" w:color="BBBBBB"/>
+              <w:bottom w:val="single" w:sz="6" w:space="0" w:color="BBBBBB"/>
+              <w:right w:val="single" w:sz="6" w:space="0" w:color="BBBBBB"/>
+            </w:tcBorders>
+            <w:tcMar>
+              <w:top w:w="150" w:type="dxa"/>
+              <w:left w:w="120" w:type="dxa"/>
+              <w:bottom w:w="150" w:type="dxa"/>
+              <w:right w:w="120" w:type="dxa"/>
+            </w:tcMar>
+            <w:hideMark/>
+          </w:tcPr>
+          <w:p>
+            <w:pPr>
+              <w:pStyle w:val="a6"/>
+              <w:spacing w:after="0" w:line="270" w:lineRule="atLeast"/>
+              <w:ind w:left="150" w:right="150"/>
+              <w:rPr>
+                <w:color w:val="2A2A2A"/>
+              </w:rPr>
+            </w:pPr>
+            <w:r>
+              <w:rPr>
+                <w:color w:val="2A2A2A"/>
+              </w:rPr>
+              <w:t>Application launches as a standard user</w:t>
+            </w:r>
+          </w:p>
+        </w:tc>
+        <w:tc>
+          <w:tcPr>
+            <w:tcW w:w="0" w:type="auto"/>
+            <w:tcBorders>
+              <w:top w:val="single" w:sz="6" w:space="0" w:color="BBBBBB"/>
+              <w:left w:val="single" w:sz="6" w:space="0" w:color="BBBBBB"/>
+              <w:bottom w:val="single" w:sz="6" w:space="0" w:color="BBBBBB"/>
+              <w:right w:val="single" w:sz="6" w:space="0" w:color="BBBBBB"/>
+            </w:tcBorders>
+            <w:tcMar>
+              <w:top w:w="150" w:type="dxa"/>
+              <w:left w:w="120" w:type="dxa"/>
+              <w:bottom w:w="150" w:type="dxa"/>
+              <w:right w:w="120" w:type="dxa"/>
+            </w:tcMar>
+            <w:hideMark/>
+          </w:tcPr>
+          <w:p>
+            <w:pPr>
+              <w:pStyle w:val="a6"/>
+              <w:spacing w:after="0" w:line="270" w:lineRule="atLeast"/>
+              <w:ind w:left="150" w:right="150"/>
+              <w:rPr>
+                <w:color w:val="2A2A2A"/>
+              </w:rPr>
+            </w:pPr>
+            <w:r>
+              <w:rPr>
+                <w:color w:val="2A2A2A"/>
+              </w:rPr>
+              <w:t>Application launches as a standard user</w:t>
+            </w:r>
+          </w:p>
+        </w:tc>
+        <w:tc>
+          <w:tcPr>
+            <w:tcW w:w="0" w:type="auto"/>
+            <w:tcBorders>
+              <w:top w:val="single" w:sz="6" w:space="0" w:color="BBBBBB"/>
+              <w:left w:val="single" w:sz="6" w:space="0" w:color="BBBBBB"/>
+              <w:bottom w:val="single" w:sz="6" w:space="0" w:color="BBBBBB"/>
+              <w:right w:val="single" w:sz="6" w:space="0" w:color="BBBBBB"/>
+            </w:tcBorders>
+            <w:tcMar>
+              <w:top w:w="150" w:type="dxa"/>
+              <w:left w:w="120" w:type="dxa"/>
+              <w:bottom w:w="150" w:type="dxa"/>
+              <w:right w:w="120" w:type="dxa"/>
+            </w:tcMar>
+            <w:hideMark/>
+          </w:tcPr>
+          <w:p>
+            <w:pPr>
+              <w:pStyle w:val="a6"/>
+              <w:spacing w:after="0" w:line="270" w:lineRule="atLeast"/>
+              <w:ind w:left="150" w:right="150"/>
+              <w:rPr>
+                <w:color w:val="2A2A2A"/>
+              </w:rPr>
+            </w:pPr>
+            <w:r>
+              <w:rPr>
+                <w:color w:val="2A2A2A"/>
+              </w:rPr>
+              <w:t>Application fails to launch</w:t>
+            </w:r>
+          </w:p>
+        </w:tc>
+      </w:tr>
+    </w:tbl>
+    <w:p>
+      <w:pPr>
+        <w:widowControl/>
+        <w:spacing w:before="100" w:beforeAutospacing="1" w:after="100" w:afterAutospacing="1" w:line="204" w:lineRule="atLeast"/>
+        <w:jc w:val="left"/>
+        <w:rPr>
+          <w:rFonts w:ascii="Segoe UI" w:hAnsi="Segoe UI" w:cs="Segoe UI"/>
+          <w:color w:val="2A2A2A"/>
+          <w:sz w:val="19"/>
+          <w:szCs w:val="19"/>
+        </w:rPr>
+      </w:pPr>
+      <w:r>
+        <w:rPr>
+          <w:rFonts w:ascii="Segoe UI" w:hAnsi="Segoe UI" w:cs="Segoe UI" w:hint="eastAsia"/>
+          <w:color w:val="2A2A2A"/>
+          <w:sz w:val="19"/>
+          <w:szCs w:val="19"/>
+        </w:rPr>
+        <w:t>参考地址：</w:t>
+      </w:r>
+    </w:p>
+    <w:p>
+      <w:hyperlink r:id="rId22" w:history="1">
         <w:r>
           <w:rPr>
             <w:rStyle w:val="a5"/>
@@ -9225,23 +12152,9 @@
           <w:t>http://technet.microsoft.com/en-us/library/cc709628(WS.10).aspx</w:t>
         </w:r>
       </w:hyperlink>
-      <w:bookmarkStart w:id="3" w:name="_GoBack"/>
-      <w:bookmarkEnd w:id="3"/>
-    </w:p>
-    <w:p>
-      <w:pPr>
-        <w:rPr>
-          <w:rFonts w:hint="eastAsia"/>
-        </w:rPr>
-      </w:pPr>
-    </w:p>
-    <w:p>
-      <w:pPr>
-        <w:rPr>
-          <w:rFonts w:hint="eastAsia"/>
-        </w:rPr>
-      </w:pPr>
-    </w:p>
+    </w:p>
+    <w:p/>
+    <w:p/>
     <w:p/>
     <w:sectPr>
       <w:pgSz w:w="11906" w:h="16838"/>
@@ -9732,6 +12645,119 @@
     </w:lvl>
   </w:abstractNum>
   <w:abstractNum w:abstractNumId="4">
+    <w:nsid w:val="2D84698B"/>
+    <w:multiLevelType w:val="multilevel"/>
+    <w:tmpl w:val="9ED2828E"/>
+    <w:lvl w:ilvl="0">
+      <w:start w:val="1"/>
+      <w:numFmt w:val="decimal"/>
+      <w:lvlText w:val="%1."/>
+      <w:lvlJc w:val="left"/>
+      <w:pPr>
+        <w:tabs>
+          <w:tab w:val="num" w:pos="720"/>
+        </w:tabs>
+        <w:ind w:left="720" w:hanging="360"/>
+      </w:pPr>
+    </w:lvl>
+    <w:lvl w:ilvl="1" w:tentative="1">
+      <w:start w:val="1"/>
+      <w:numFmt w:val="decimal"/>
+      <w:lvlText w:val="%2."/>
+      <w:lvlJc w:val="left"/>
+      <w:pPr>
+        <w:tabs>
+          <w:tab w:val="num" w:pos="1440"/>
+        </w:tabs>
+        <w:ind w:left="1440" w:hanging="360"/>
+      </w:pPr>
+    </w:lvl>
+    <w:lvl w:ilvl="2" w:tentative="1">
+      <w:start w:val="1"/>
+      <w:numFmt w:val="decimal"/>
+      <w:lvlText w:val="%3."/>
+      <w:lvlJc w:val="left"/>
+      <w:pPr>
+        <w:tabs>
+          <w:tab w:val="num" w:pos="2160"/>
+        </w:tabs>
+        <w:ind w:left="2160" w:hanging="360"/>
+      </w:pPr>
+    </w:lvl>
+    <w:lvl w:ilvl="3" w:tentative="1">
+      <w:start w:val="1"/>
+      <w:numFmt w:val="decimal"/>
+      <w:lvlText w:val="%4."/>
+      <w:lvlJc w:val="left"/>
+      <w:pPr>
+        <w:tabs>
+          <w:tab w:val="num" w:pos="2880"/>
+        </w:tabs>
+        <w:ind w:left="2880" w:hanging="360"/>
+      </w:pPr>
+    </w:lvl>
+    <w:lvl w:ilvl="4" w:tentative="1">
+      <w:start w:val="1"/>
+      <w:numFmt w:val="decimal"/>
+      <w:lvlText w:val="%5."/>
+      <w:lvlJc w:val="left"/>
+      <w:pPr>
+        <w:tabs>
+          <w:tab w:val="num" w:pos="3600"/>
+        </w:tabs>
+        <w:ind w:left="3600" w:hanging="360"/>
+      </w:pPr>
+    </w:lvl>
+    <w:lvl w:ilvl="5" w:tentative="1">
+      <w:start w:val="1"/>
+      <w:numFmt w:val="decimal"/>
+      <w:lvlText w:val="%6."/>
+      <w:lvlJc w:val="left"/>
+      <w:pPr>
+        <w:tabs>
+          <w:tab w:val="num" w:pos="4320"/>
+        </w:tabs>
+        <w:ind w:left="4320" w:hanging="360"/>
+      </w:pPr>
+    </w:lvl>
+    <w:lvl w:ilvl="6" w:tentative="1">
+      <w:start w:val="1"/>
+      <w:numFmt w:val="decimal"/>
+      <w:lvlText w:val="%7."/>
+      <w:lvlJc w:val="left"/>
+      <w:pPr>
+        <w:tabs>
+          <w:tab w:val="num" w:pos="5040"/>
+        </w:tabs>
+        <w:ind w:left="5040" w:hanging="360"/>
+      </w:pPr>
+    </w:lvl>
+    <w:lvl w:ilvl="7" w:tentative="1">
+      <w:start w:val="1"/>
+      <w:numFmt w:val="decimal"/>
+      <w:lvlText w:val="%8."/>
+      <w:lvlJc w:val="left"/>
+      <w:pPr>
+        <w:tabs>
+          <w:tab w:val="num" w:pos="5760"/>
+        </w:tabs>
+        <w:ind w:left="5760" w:hanging="360"/>
+      </w:pPr>
+    </w:lvl>
+    <w:lvl w:ilvl="8" w:tentative="1">
+      <w:start w:val="1"/>
+      <w:numFmt w:val="decimal"/>
+      <w:lvlText w:val="%9."/>
+      <w:lvlJc w:val="left"/>
+      <w:pPr>
+        <w:tabs>
+          <w:tab w:val="num" w:pos="6480"/>
+        </w:tabs>
+        <w:ind w:left="6480" w:hanging="360"/>
+      </w:pPr>
+    </w:lvl>
+  </w:abstractNum>
+  <w:abstractNum w:abstractNumId="5">
     <w:nsid w:val="66FF1E31"/>
     <w:multiLevelType w:val="hybridMultilevel"/>
     <w:tmpl w:val="2126381E"/>
@@ -9820,8 +12846,157 @@
       </w:pPr>
     </w:lvl>
   </w:abstractNum>
+  <w:abstractNum w:abstractNumId="6">
+    <w:nsid w:val="78F80BF0"/>
+    <w:multiLevelType w:val="multilevel"/>
+    <w:tmpl w:val="41FAA67C"/>
+    <w:lvl w:ilvl="0">
+      <w:start w:val="1"/>
+      <w:numFmt w:val="bullet"/>
+      <w:lvlText w:val=""/>
+      <w:lvlJc w:val="left"/>
+      <w:pPr>
+        <w:tabs>
+          <w:tab w:val="num" w:pos="720"/>
+        </w:tabs>
+        <w:ind w:left="720" w:hanging="360"/>
+      </w:pPr>
+      <w:rPr>
+        <w:rFonts w:ascii="Symbol" w:hAnsi="Symbol" w:hint="default"/>
+        <w:sz w:val="20"/>
+      </w:rPr>
+    </w:lvl>
+    <w:lvl w:ilvl="1" w:tentative="1">
+      <w:start w:val="1"/>
+      <w:numFmt w:val="bullet"/>
+      <w:lvlText w:val="o"/>
+      <w:lvlJc w:val="left"/>
+      <w:pPr>
+        <w:tabs>
+          <w:tab w:val="num" w:pos="1440"/>
+        </w:tabs>
+        <w:ind w:left="1440" w:hanging="360"/>
+      </w:pPr>
+      <w:rPr>
+        <w:rFonts w:ascii="Courier New" w:hAnsi="Courier New" w:hint="default"/>
+        <w:sz w:val="20"/>
+      </w:rPr>
+    </w:lvl>
+    <w:lvl w:ilvl="2" w:tentative="1">
+      <w:start w:val="1"/>
+      <w:numFmt w:val="bullet"/>
+      <w:lvlText w:val=""/>
+      <w:lvlJc w:val="left"/>
+      <w:pPr>
+        <w:tabs>
+          <w:tab w:val="num" w:pos="2160"/>
+        </w:tabs>
+        <w:ind w:left="2160" w:hanging="360"/>
+      </w:pPr>
+      <w:rPr>
+        <w:rFonts w:ascii="Wingdings" w:hAnsi="Wingdings" w:hint="default"/>
+        <w:sz w:val="20"/>
+      </w:rPr>
+    </w:lvl>
+    <w:lvl w:ilvl="3" w:tentative="1">
+      <w:start w:val="1"/>
+      <w:numFmt w:val="bullet"/>
+      <w:lvlText w:val=""/>
+      <w:lvlJc w:val="left"/>
+      <w:pPr>
+        <w:tabs>
+          <w:tab w:val="num" w:pos="2880"/>
+        </w:tabs>
+        <w:ind w:left="2880" w:hanging="360"/>
+      </w:pPr>
+      <w:rPr>
+        <w:rFonts w:ascii="Wingdings" w:hAnsi="Wingdings" w:hint="default"/>
+        <w:sz w:val="20"/>
+      </w:rPr>
+    </w:lvl>
+    <w:lvl w:ilvl="4" w:tentative="1">
+      <w:start w:val="1"/>
+      <w:numFmt w:val="bullet"/>
+      <w:lvlText w:val=""/>
+      <w:lvlJc w:val="left"/>
+      <w:pPr>
+        <w:tabs>
+          <w:tab w:val="num" w:pos="3600"/>
+        </w:tabs>
+        <w:ind w:left="3600" w:hanging="360"/>
+      </w:pPr>
+      <w:rPr>
+        <w:rFonts w:ascii="Wingdings" w:hAnsi="Wingdings" w:hint="default"/>
+        <w:sz w:val="20"/>
+      </w:rPr>
+    </w:lvl>
+    <w:lvl w:ilvl="5" w:tentative="1">
+      <w:start w:val="1"/>
+      <w:numFmt w:val="bullet"/>
+      <w:lvlText w:val=""/>
+      <w:lvlJc w:val="left"/>
+      <w:pPr>
+        <w:tabs>
+          <w:tab w:val="num" w:pos="4320"/>
+        </w:tabs>
+        <w:ind w:left="4320" w:hanging="360"/>
+      </w:pPr>
+      <w:rPr>
+        <w:rFonts w:ascii="Wingdings" w:hAnsi="Wingdings" w:hint="default"/>
+        <w:sz w:val="20"/>
+      </w:rPr>
+    </w:lvl>
+    <w:lvl w:ilvl="6" w:tentative="1">
+      <w:start w:val="1"/>
+      <w:numFmt w:val="bullet"/>
+      <w:lvlText w:val=""/>
+      <w:lvlJc w:val="left"/>
+      <w:pPr>
+        <w:tabs>
+          <w:tab w:val="num" w:pos="5040"/>
+        </w:tabs>
+        <w:ind w:left="5040" w:hanging="360"/>
+      </w:pPr>
+      <w:rPr>
+        <w:rFonts w:ascii="Wingdings" w:hAnsi="Wingdings" w:hint="default"/>
+        <w:sz w:val="20"/>
+      </w:rPr>
+    </w:lvl>
+    <w:lvl w:ilvl="7" w:tentative="1">
+      <w:start w:val="1"/>
+      <w:numFmt w:val="bullet"/>
+      <w:lvlText w:val=""/>
+      <w:lvlJc w:val="left"/>
+      <w:pPr>
+        <w:tabs>
+          <w:tab w:val="num" w:pos="5760"/>
+        </w:tabs>
+        <w:ind w:left="5760" w:hanging="360"/>
+      </w:pPr>
+      <w:rPr>
+        <w:rFonts w:ascii="Wingdings" w:hAnsi="Wingdings" w:hint="default"/>
+        <w:sz w:val="20"/>
+      </w:rPr>
+    </w:lvl>
+    <w:lvl w:ilvl="8" w:tentative="1">
+      <w:start w:val="1"/>
+      <w:numFmt w:val="bullet"/>
+      <w:lvlText w:val=""/>
+      <w:lvlJc w:val="left"/>
+      <w:pPr>
+        <w:tabs>
+          <w:tab w:val="num" w:pos="6480"/>
+        </w:tabs>
+        <w:ind w:left="6480" w:hanging="360"/>
+      </w:pPr>
+      <w:rPr>
+        <w:rFonts w:ascii="Wingdings" w:hAnsi="Wingdings" w:hint="default"/>
+        <w:sz w:val="20"/>
+      </w:rPr>
+    </w:lvl>
+  </w:abstractNum>
   <w:num w:numId="1">
-    <w:abstractNumId w:val="4"/>
+    <w:abstractNumId w:val="5"/>
   </w:num>
   <w:num w:numId="2">
     <w:abstractNumId w:val="2"/>
@@ -9834,6 +13009,12 @@
   </w:num>
   <w:num w:numId="5">
     <w:abstractNumId w:val="0"/>
+  </w:num>
+  <w:num w:numId="6">
+    <w:abstractNumId w:val="6"/>
+  </w:num>
+  <w:num w:numId="7">
+    <w:abstractNumId w:val="4"/>
   </w:num>
 </w:numbering>
 </file>
@@ -10973,4 +14154,16 @@
   <a:objectDefaults/>
   <a:extraClrSchemeLst/>
 </a:theme>
+</file>
+
+<file path=customXml/item1.xml><?xml version="1.0" encoding="utf-8"?>
+<b:Sources xmlns:b="http://schemas.openxmlformats.org/officeDocument/2006/bibliography" xmlns="http://schemas.openxmlformats.org/officeDocument/2006/bibliography" SelectedStyle="\APA.XSL" StyleName="APA"/>
+</file>
+
+<file path=customXml/itemProps1.xml><?xml version="1.0" encoding="utf-8"?>
+<ds:datastoreItem xmlns:ds="http://schemas.openxmlformats.org/officeDocument/2006/customXml" ds:itemID="{C3B429E1-8640-42FE-92B7-09E31945E4AA}">
+  <ds:schemaRefs>
+    <ds:schemaRef ds:uri="http://schemas.openxmlformats.org/officeDocument/2006/bibliography"/>
+  </ds:schemaRefs>
+</ds:datastoreItem>
 </file>